--- a/Observation Programs/week7/CollectionFramework.docx
+++ b/Observation Programs/week7/CollectionFramework.docx
@@ -5,15 +5,741 @@
     <w:p>
       <w:pPr>
         <w:rPr>
+          <w:b/>
+          <w:bCs/>
           <w:noProof/>
         </w:rPr>
       </w:pPr>
       <w:r>
         <w:rPr>
+          <w:b/>
+          <w:bCs/>
           <w:noProof/>
         </w:rPr>
         <w:t>Collection  Interface:</w:t>
       </w:r>
+    </w:p>
+    <w:tbl>
+      <w:tblPr>
+        <w:tblW w:w="0" w:type="auto"/>
+        <w:tblCellSpacing w:w="15" w:type="dxa"/>
+        <w:tblCellMar>
+          <w:top w:w="15" w:type="dxa"/>
+          <w:left w:w="15" w:type="dxa"/>
+          <w:bottom w:w="15" w:type="dxa"/>
+          <w:right w:w="15" w:type="dxa"/>
+        </w:tblCellMar>
+        <w:tblLook w:val="04A0" w:firstRow="1" w:lastRow="0" w:firstColumn="1" w:lastColumn="0" w:noHBand="0" w:noVBand="1"/>
+      </w:tblPr>
+      <w:tblGrid>
+        <w:gridCol w:w="2614"/>
+        <w:gridCol w:w="6412"/>
+      </w:tblGrid>
+      <w:tr>
+        <w:trPr>
+          <w:tblHeader/>
+          <w:tblCellSpacing w:w="15" w:type="dxa"/>
+        </w:trPr>
+        <w:tc>
+          <w:tcPr>
+            <w:tcW w:w="0" w:type="auto"/>
+            <w:vAlign w:val="center"/>
+            <w:hideMark/>
+          </w:tcPr>
+          <w:p>
+            <w:pPr>
+              <w:rPr>
+                <w:b/>
+                <w:bCs/>
+                <w:noProof/>
+              </w:rPr>
+            </w:pPr>
+            <w:r>
+              <w:rPr>
+                <w:b/>
+                <w:bCs/>
+                <w:noProof/>
+              </w:rPr>
+              <w:t>Operation</w:t>
+            </w:r>
+          </w:p>
+        </w:tc>
+        <w:tc>
+          <w:tcPr>
+            <w:tcW w:w="0" w:type="auto"/>
+            <w:vAlign w:val="center"/>
+            <w:hideMark/>
+          </w:tcPr>
+          <w:p>
+            <w:pPr>
+              <w:rPr>
+                <w:b/>
+                <w:bCs/>
+                <w:noProof/>
+              </w:rPr>
+            </w:pPr>
+            <w:r>
+              <w:rPr>
+                <w:b/>
+                <w:bCs/>
+                <w:noProof/>
+              </w:rPr>
+              <w:t>Description</w:t>
+            </w:r>
+          </w:p>
+        </w:tc>
+      </w:tr>
+      <w:tr>
+        <w:trPr>
+          <w:tblCellSpacing w:w="15" w:type="dxa"/>
+        </w:trPr>
+        <w:tc>
+          <w:tcPr>
+            <w:tcW w:w="0" w:type="auto"/>
+            <w:vAlign w:val="center"/>
+            <w:hideMark/>
+          </w:tcPr>
+          <w:p>
+            <w:pPr>
+              <w:rPr>
+                <w:noProof/>
+              </w:rPr>
+            </w:pPr>
+            <w:r>
+              <w:rPr>
+                <w:noProof/>
+              </w:rPr>
+              <w:t>add(E e)</w:t>
+            </w:r>
+          </w:p>
+        </w:tc>
+        <w:tc>
+          <w:tcPr>
+            <w:tcW w:w="0" w:type="auto"/>
+            <w:vAlign w:val="center"/>
+            <w:hideMark/>
+          </w:tcPr>
+          <w:p>
+            <w:pPr>
+              <w:rPr>
+                <w:noProof/>
+              </w:rPr>
+            </w:pPr>
+            <w:r>
+              <w:rPr>
+                <w:noProof/>
+              </w:rPr>
+              <w:t>Adds an element to the collection.</w:t>
+            </w:r>
+          </w:p>
+        </w:tc>
+      </w:tr>
+      <w:tr>
+        <w:trPr>
+          <w:tblCellSpacing w:w="15" w:type="dxa"/>
+        </w:trPr>
+        <w:tc>
+          <w:tcPr>
+            <w:tcW w:w="0" w:type="auto"/>
+            <w:vAlign w:val="center"/>
+            <w:hideMark/>
+          </w:tcPr>
+          <w:p>
+            <w:pPr>
+              <w:rPr>
+                <w:noProof/>
+              </w:rPr>
+            </w:pPr>
+            <w:r>
+              <w:rPr>
+                <w:noProof/>
+              </w:rPr>
+              <w:t>addAll(Collection c)</w:t>
+            </w:r>
+          </w:p>
+        </w:tc>
+        <w:tc>
+          <w:tcPr>
+            <w:tcW w:w="0" w:type="auto"/>
+            <w:vAlign w:val="center"/>
+            <w:hideMark/>
+          </w:tcPr>
+          <w:p>
+            <w:pPr>
+              <w:rPr>
+                <w:noProof/>
+              </w:rPr>
+            </w:pPr>
+            <w:r>
+              <w:rPr>
+                <w:noProof/>
+              </w:rPr>
+              <w:t>Adds all elements from another collection.</w:t>
+            </w:r>
+          </w:p>
+        </w:tc>
+      </w:tr>
+      <w:tr>
+        <w:trPr>
+          <w:tblCellSpacing w:w="15" w:type="dxa"/>
+        </w:trPr>
+        <w:tc>
+          <w:tcPr>
+            <w:tcW w:w="0" w:type="auto"/>
+            <w:vAlign w:val="center"/>
+            <w:hideMark/>
+          </w:tcPr>
+          <w:p>
+            <w:pPr>
+              <w:rPr>
+                <w:noProof/>
+              </w:rPr>
+            </w:pPr>
+            <w:r>
+              <w:rPr>
+                <w:noProof/>
+              </w:rPr>
+              <w:t>remove(Object o)</w:t>
+            </w:r>
+          </w:p>
+        </w:tc>
+        <w:tc>
+          <w:tcPr>
+            <w:tcW w:w="0" w:type="auto"/>
+            <w:vAlign w:val="center"/>
+            <w:hideMark/>
+          </w:tcPr>
+          <w:p>
+            <w:pPr>
+              <w:rPr>
+                <w:noProof/>
+              </w:rPr>
+            </w:pPr>
+            <w:r>
+              <w:rPr>
+                <w:noProof/>
+              </w:rPr>
+              <w:t>Removes the specified element.</w:t>
+            </w:r>
+          </w:p>
+        </w:tc>
+      </w:tr>
+      <w:tr>
+        <w:trPr>
+          <w:tblCellSpacing w:w="15" w:type="dxa"/>
+        </w:trPr>
+        <w:tc>
+          <w:tcPr>
+            <w:tcW w:w="0" w:type="auto"/>
+            <w:vAlign w:val="center"/>
+            <w:hideMark/>
+          </w:tcPr>
+          <w:p>
+            <w:pPr>
+              <w:rPr>
+                <w:noProof/>
+              </w:rPr>
+            </w:pPr>
+            <w:r>
+              <w:rPr>
+                <w:noProof/>
+              </w:rPr>
+              <w:t>removeAll(Collection c)</w:t>
+            </w:r>
+          </w:p>
+        </w:tc>
+        <w:tc>
+          <w:tcPr>
+            <w:tcW w:w="0" w:type="auto"/>
+            <w:vAlign w:val="center"/>
+            <w:hideMark/>
+          </w:tcPr>
+          <w:p>
+            <w:pPr>
+              <w:rPr>
+                <w:noProof/>
+              </w:rPr>
+            </w:pPr>
+            <w:r>
+              <w:rPr>
+                <w:noProof/>
+              </w:rPr>
+              <w:t>Removes all elements that are also present in another collection.</w:t>
+            </w:r>
+          </w:p>
+        </w:tc>
+      </w:tr>
+      <w:tr>
+        <w:trPr>
+          <w:tblCellSpacing w:w="15" w:type="dxa"/>
+        </w:trPr>
+        <w:tc>
+          <w:tcPr>
+            <w:tcW w:w="0" w:type="auto"/>
+            <w:vAlign w:val="center"/>
+            <w:hideMark/>
+          </w:tcPr>
+          <w:p>
+            <w:pPr>
+              <w:rPr>
+                <w:noProof/>
+              </w:rPr>
+            </w:pPr>
+            <w:r>
+              <w:rPr>
+                <w:noProof/>
+              </w:rPr>
+              <w:t>retainAll(Collection c)</w:t>
+            </w:r>
+          </w:p>
+        </w:tc>
+        <w:tc>
+          <w:tcPr>
+            <w:tcW w:w="0" w:type="auto"/>
+            <w:vAlign w:val="center"/>
+            <w:hideMark/>
+          </w:tcPr>
+          <w:p>
+            <w:pPr>
+              <w:rPr>
+                <w:noProof/>
+              </w:rPr>
+            </w:pPr>
+            <w:r>
+              <w:rPr>
+                <w:noProof/>
+              </w:rPr>
+              <w:t>Keeps only the elements that are present in another collection.</w:t>
+            </w:r>
+          </w:p>
+        </w:tc>
+      </w:tr>
+      <w:tr>
+        <w:trPr>
+          <w:tblCellSpacing w:w="15" w:type="dxa"/>
+        </w:trPr>
+        <w:tc>
+          <w:tcPr>
+            <w:tcW w:w="0" w:type="auto"/>
+            <w:vAlign w:val="center"/>
+            <w:hideMark/>
+          </w:tcPr>
+          <w:p>
+            <w:pPr>
+              <w:rPr>
+                <w:noProof/>
+              </w:rPr>
+            </w:pPr>
+            <w:r>
+              <w:rPr>
+                <w:noProof/>
+              </w:rPr>
+              <w:t>clear()</w:t>
+            </w:r>
+          </w:p>
+        </w:tc>
+        <w:tc>
+          <w:tcPr>
+            <w:tcW w:w="0" w:type="auto"/>
+            <w:vAlign w:val="center"/>
+            <w:hideMark/>
+          </w:tcPr>
+          <w:p>
+            <w:pPr>
+              <w:rPr>
+                <w:noProof/>
+              </w:rPr>
+            </w:pPr>
+            <w:r>
+              <w:rPr>
+                <w:noProof/>
+              </w:rPr>
+              <w:t>Removes all elements from the collection.</w:t>
+            </w:r>
+          </w:p>
+        </w:tc>
+      </w:tr>
+      <w:tr>
+        <w:trPr>
+          <w:tblCellSpacing w:w="15" w:type="dxa"/>
+        </w:trPr>
+        <w:tc>
+          <w:tcPr>
+            <w:tcW w:w="0" w:type="auto"/>
+            <w:vAlign w:val="center"/>
+            <w:hideMark/>
+          </w:tcPr>
+          <w:p>
+            <w:pPr>
+              <w:rPr>
+                <w:noProof/>
+              </w:rPr>
+            </w:pPr>
+            <w:r>
+              <w:rPr>
+                <w:noProof/>
+              </w:rPr>
+              <w:t>contains(Object o)</w:t>
+            </w:r>
+          </w:p>
+        </w:tc>
+        <w:tc>
+          <w:tcPr>
+            <w:tcW w:w="0" w:type="auto"/>
+            <w:vAlign w:val="center"/>
+            <w:hideMark/>
+          </w:tcPr>
+          <w:p>
+            <w:pPr>
+              <w:rPr>
+                <w:noProof/>
+              </w:rPr>
+            </w:pPr>
+            <w:r>
+              <w:rPr>
+                <w:noProof/>
+              </w:rPr>
+              <w:t>Checks whether the collection contains a particular element.</w:t>
+            </w:r>
+          </w:p>
+        </w:tc>
+      </w:tr>
+      <w:tr>
+        <w:trPr>
+          <w:tblCellSpacing w:w="15" w:type="dxa"/>
+        </w:trPr>
+        <w:tc>
+          <w:tcPr>
+            <w:tcW w:w="0" w:type="auto"/>
+            <w:vAlign w:val="center"/>
+            <w:hideMark/>
+          </w:tcPr>
+          <w:p>
+            <w:pPr>
+              <w:rPr>
+                <w:noProof/>
+              </w:rPr>
+            </w:pPr>
+            <w:r>
+              <w:rPr>
+                <w:noProof/>
+              </w:rPr>
+              <w:t>containsAll(Collection c)</w:t>
+            </w:r>
+          </w:p>
+        </w:tc>
+        <w:tc>
+          <w:tcPr>
+            <w:tcW w:w="0" w:type="auto"/>
+            <w:vAlign w:val="center"/>
+            <w:hideMark/>
+          </w:tcPr>
+          <w:p>
+            <w:pPr>
+              <w:rPr>
+                <w:noProof/>
+              </w:rPr>
+            </w:pPr>
+            <w:r>
+              <w:rPr>
+                <w:noProof/>
+              </w:rPr>
+              <w:t>Checks whether all elements of another collection are present.</w:t>
+            </w:r>
+          </w:p>
+        </w:tc>
+      </w:tr>
+      <w:tr>
+        <w:trPr>
+          <w:tblCellSpacing w:w="15" w:type="dxa"/>
+        </w:trPr>
+        <w:tc>
+          <w:tcPr>
+            <w:tcW w:w="0" w:type="auto"/>
+            <w:vAlign w:val="center"/>
+            <w:hideMark/>
+          </w:tcPr>
+          <w:p>
+            <w:pPr>
+              <w:rPr>
+                <w:noProof/>
+              </w:rPr>
+            </w:pPr>
+            <w:r>
+              <w:rPr>
+                <w:noProof/>
+              </w:rPr>
+              <w:t>isEmpty()</w:t>
+            </w:r>
+          </w:p>
+        </w:tc>
+        <w:tc>
+          <w:tcPr>
+            <w:tcW w:w="0" w:type="auto"/>
+            <w:vAlign w:val="center"/>
+            <w:hideMark/>
+          </w:tcPr>
+          <w:p>
+            <w:pPr>
+              <w:rPr>
+                <w:noProof/>
+              </w:rPr>
+            </w:pPr>
+            <w:r>
+              <w:rPr>
+                <w:noProof/>
+              </w:rPr>
+              <w:t>Checks whether the collection has no elements.</w:t>
+            </w:r>
+          </w:p>
+        </w:tc>
+      </w:tr>
+      <w:tr>
+        <w:trPr>
+          <w:tblCellSpacing w:w="15" w:type="dxa"/>
+        </w:trPr>
+        <w:tc>
+          <w:tcPr>
+            <w:tcW w:w="0" w:type="auto"/>
+            <w:vAlign w:val="center"/>
+            <w:hideMark/>
+          </w:tcPr>
+          <w:p>
+            <w:pPr>
+              <w:rPr>
+                <w:noProof/>
+              </w:rPr>
+            </w:pPr>
+            <w:r>
+              <w:rPr>
+                <w:noProof/>
+              </w:rPr>
+              <w:t>size()</w:t>
+            </w:r>
+          </w:p>
+        </w:tc>
+        <w:tc>
+          <w:tcPr>
+            <w:tcW w:w="0" w:type="auto"/>
+            <w:vAlign w:val="center"/>
+            <w:hideMark/>
+          </w:tcPr>
+          <w:p>
+            <w:pPr>
+              <w:rPr>
+                <w:noProof/>
+              </w:rPr>
+            </w:pPr>
+            <w:r>
+              <w:rPr>
+                <w:noProof/>
+              </w:rPr>
+              <w:t>Returns the number of elements in the collection.</w:t>
+            </w:r>
+          </w:p>
+        </w:tc>
+      </w:tr>
+      <w:tr>
+        <w:trPr>
+          <w:tblCellSpacing w:w="15" w:type="dxa"/>
+        </w:trPr>
+        <w:tc>
+          <w:tcPr>
+            <w:tcW w:w="0" w:type="auto"/>
+            <w:vAlign w:val="center"/>
+            <w:hideMark/>
+          </w:tcPr>
+          <w:p>
+            <w:pPr>
+              <w:rPr>
+                <w:noProof/>
+              </w:rPr>
+            </w:pPr>
+            <w:r>
+              <w:rPr>
+                <w:noProof/>
+              </w:rPr>
+              <w:t>iterator()</w:t>
+            </w:r>
+          </w:p>
+        </w:tc>
+        <w:tc>
+          <w:tcPr>
+            <w:tcW w:w="0" w:type="auto"/>
+            <w:vAlign w:val="center"/>
+            <w:hideMark/>
+          </w:tcPr>
+          <w:p>
+            <w:pPr>
+              <w:rPr>
+                <w:noProof/>
+              </w:rPr>
+            </w:pPr>
+            <w:r>
+              <w:rPr>
+                <w:noProof/>
+              </w:rPr>
+              <w:t>Returns an iterator used to traverse the collection.</w:t>
+            </w:r>
+          </w:p>
+        </w:tc>
+      </w:tr>
+      <w:tr>
+        <w:trPr>
+          <w:tblCellSpacing w:w="15" w:type="dxa"/>
+        </w:trPr>
+        <w:tc>
+          <w:tcPr>
+            <w:tcW w:w="0" w:type="auto"/>
+            <w:vAlign w:val="center"/>
+            <w:hideMark/>
+          </w:tcPr>
+          <w:p>
+            <w:pPr>
+              <w:rPr>
+                <w:noProof/>
+              </w:rPr>
+            </w:pPr>
+            <w:r>
+              <w:rPr>
+                <w:noProof/>
+              </w:rPr>
+              <w:t>toArray()</w:t>
+            </w:r>
+          </w:p>
+        </w:tc>
+        <w:tc>
+          <w:tcPr>
+            <w:tcW w:w="0" w:type="auto"/>
+            <w:vAlign w:val="center"/>
+            <w:hideMark/>
+          </w:tcPr>
+          <w:p>
+            <w:pPr>
+              <w:rPr>
+                <w:noProof/>
+              </w:rPr>
+            </w:pPr>
+            <w:r>
+              <w:rPr>
+                <w:noProof/>
+              </w:rPr>
+              <w:t>Converts the collection into an array.</w:t>
+            </w:r>
+          </w:p>
+        </w:tc>
+      </w:tr>
+      <w:tr>
+        <w:trPr>
+          <w:tblCellSpacing w:w="15" w:type="dxa"/>
+        </w:trPr>
+        <w:tc>
+          <w:tcPr>
+            <w:tcW w:w="0" w:type="auto"/>
+            <w:vAlign w:val="center"/>
+            <w:hideMark/>
+          </w:tcPr>
+          <w:p>
+            <w:pPr>
+              <w:rPr>
+                <w:noProof/>
+              </w:rPr>
+            </w:pPr>
+            <w:r>
+              <w:rPr>
+                <w:noProof/>
+              </w:rPr>
+              <w:t>equals(Object o)</w:t>
+            </w:r>
+          </w:p>
+        </w:tc>
+        <w:tc>
+          <w:tcPr>
+            <w:tcW w:w="0" w:type="auto"/>
+            <w:vAlign w:val="center"/>
+            <w:hideMark/>
+          </w:tcPr>
+          <w:p>
+            <w:pPr>
+              <w:rPr>
+                <w:noProof/>
+              </w:rPr>
+            </w:pPr>
+            <w:r>
+              <w:rPr>
+                <w:noProof/>
+              </w:rPr>
+              <w:t>Compares the collection with another object for equality.</w:t>
+            </w:r>
+          </w:p>
+        </w:tc>
+      </w:tr>
+      <w:tr>
+        <w:trPr>
+          <w:tblCellSpacing w:w="15" w:type="dxa"/>
+        </w:trPr>
+        <w:tc>
+          <w:tcPr>
+            <w:tcW w:w="0" w:type="auto"/>
+            <w:vAlign w:val="center"/>
+            <w:hideMark/>
+          </w:tcPr>
+          <w:p>
+            <w:pPr>
+              <w:rPr>
+                <w:noProof/>
+              </w:rPr>
+            </w:pPr>
+            <w:r>
+              <w:rPr>
+                <w:noProof/>
+              </w:rPr>
+              <w:t>hashCode()</w:t>
+            </w:r>
+          </w:p>
+        </w:tc>
+        <w:tc>
+          <w:tcPr>
+            <w:tcW w:w="0" w:type="auto"/>
+            <w:vAlign w:val="center"/>
+            <w:hideMark/>
+          </w:tcPr>
+          <w:p>
+            <w:pPr>
+              <w:rPr>
+                <w:noProof/>
+              </w:rPr>
+            </w:pPr>
+            <w:r>
+              <w:rPr>
+                <w:noProof/>
+              </w:rPr>
+              <w:t>Returns the hash code of the collection.</w:t>
+            </w:r>
+          </w:p>
+        </w:tc>
+      </w:tr>
+    </w:tbl>
+    <w:p>
+      <w:pPr>
+        <w:rPr>
+          <w:noProof/>
+        </w:rPr>
+      </w:pPr>
+    </w:p>
+    <w:p>
+      <w:pPr>
+        <w:rPr>
+          <w:noProof/>
+        </w:rPr>
+      </w:pPr>
+    </w:p>
+    <w:p>
+      <w:pPr>
+        <w:rPr>
+          <w:noProof/>
+        </w:rPr>
+      </w:pPr>
     </w:p>
     <w:p>
       <w:pPr>
@@ -32,6 +758,7 @@
         <w:rPr>
           <w:noProof/>
         </w:rPr>
+        <w:lastRenderedPageBreak/>
         <w:t xml:space="preserve"> </w:t>
       </w:r>
       <w:r>
@@ -91,15 +818,735 @@
     <w:p>
       <w:pPr>
         <w:rPr>
+          <w:b/>
+          <w:bCs/>
           <w:noProof/>
         </w:rPr>
       </w:pPr>
       <w:r>
         <w:rPr>
+          <w:b/>
+          <w:bCs/>
           <w:noProof/>
         </w:rPr>
         <w:t>Deque Interface:</w:t>
       </w:r>
+    </w:p>
+    <w:tbl>
+      <w:tblPr>
+        <w:tblW w:w="0" w:type="auto"/>
+        <w:tblCellSpacing w:w="15" w:type="dxa"/>
+        <w:tblCellMar>
+          <w:top w:w="15" w:type="dxa"/>
+          <w:left w:w="15" w:type="dxa"/>
+          <w:bottom w:w="15" w:type="dxa"/>
+          <w:right w:w="15" w:type="dxa"/>
+        </w:tblCellMar>
+        <w:tblLook w:val="04A0" w:firstRow="1" w:lastRow="0" w:firstColumn="1" w:lastColumn="0" w:noHBand="0" w:noVBand="1"/>
+      </w:tblPr>
+      <w:tblGrid>
+        <w:gridCol w:w="1459"/>
+        <w:gridCol w:w="7137"/>
+      </w:tblGrid>
+      <w:tr>
+        <w:trPr>
+          <w:tblHeader/>
+          <w:tblCellSpacing w:w="15" w:type="dxa"/>
+        </w:trPr>
+        <w:tc>
+          <w:tcPr>
+            <w:tcW w:w="0" w:type="auto"/>
+            <w:vAlign w:val="center"/>
+            <w:hideMark/>
+          </w:tcPr>
+          <w:p>
+            <w:pPr>
+              <w:rPr>
+                <w:b/>
+                <w:bCs/>
+                <w:noProof/>
+              </w:rPr>
+            </w:pPr>
+            <w:r>
+              <w:rPr>
+                <w:b/>
+                <w:bCs/>
+                <w:noProof/>
+              </w:rPr>
+              <w:t>Operation</w:t>
+            </w:r>
+          </w:p>
+        </w:tc>
+        <w:tc>
+          <w:tcPr>
+            <w:tcW w:w="0" w:type="auto"/>
+            <w:vAlign w:val="center"/>
+            <w:hideMark/>
+          </w:tcPr>
+          <w:p>
+            <w:pPr>
+              <w:rPr>
+                <w:b/>
+                <w:bCs/>
+                <w:noProof/>
+              </w:rPr>
+            </w:pPr>
+            <w:r>
+              <w:rPr>
+                <w:b/>
+                <w:bCs/>
+                <w:noProof/>
+              </w:rPr>
+              <w:t>Description</w:t>
+            </w:r>
+          </w:p>
+        </w:tc>
+      </w:tr>
+      <w:tr>
+        <w:trPr>
+          <w:tblCellSpacing w:w="15" w:type="dxa"/>
+        </w:trPr>
+        <w:tc>
+          <w:tcPr>
+            <w:tcW w:w="0" w:type="auto"/>
+            <w:vAlign w:val="center"/>
+            <w:hideMark/>
+          </w:tcPr>
+          <w:p>
+            <w:pPr>
+              <w:rPr>
+                <w:noProof/>
+              </w:rPr>
+            </w:pPr>
+            <w:r>
+              <w:rPr>
+                <w:noProof/>
+              </w:rPr>
+              <w:t>addFirst(E e)</w:t>
+            </w:r>
+          </w:p>
+        </w:tc>
+        <w:tc>
+          <w:tcPr>
+            <w:tcW w:w="0" w:type="auto"/>
+            <w:vAlign w:val="center"/>
+            <w:hideMark/>
+          </w:tcPr>
+          <w:p>
+            <w:pPr>
+              <w:rPr>
+                <w:noProof/>
+              </w:rPr>
+            </w:pPr>
+            <w:r>
+              <w:rPr>
+                <w:noProof/>
+              </w:rPr>
+              <w:t>Adds an element at the beginning.</w:t>
+            </w:r>
+          </w:p>
+        </w:tc>
+      </w:tr>
+      <w:tr>
+        <w:trPr>
+          <w:tblCellSpacing w:w="15" w:type="dxa"/>
+        </w:trPr>
+        <w:tc>
+          <w:tcPr>
+            <w:tcW w:w="0" w:type="auto"/>
+            <w:vAlign w:val="center"/>
+            <w:hideMark/>
+          </w:tcPr>
+          <w:p>
+            <w:pPr>
+              <w:rPr>
+                <w:noProof/>
+              </w:rPr>
+            </w:pPr>
+            <w:r>
+              <w:rPr>
+                <w:noProof/>
+              </w:rPr>
+              <w:t>addLast(E e)</w:t>
+            </w:r>
+          </w:p>
+        </w:tc>
+        <w:tc>
+          <w:tcPr>
+            <w:tcW w:w="0" w:type="auto"/>
+            <w:vAlign w:val="center"/>
+            <w:hideMark/>
+          </w:tcPr>
+          <w:p>
+            <w:pPr>
+              <w:rPr>
+                <w:noProof/>
+              </w:rPr>
+            </w:pPr>
+            <w:r>
+              <w:rPr>
+                <w:noProof/>
+              </w:rPr>
+              <w:t>Adds an element at the end.</w:t>
+            </w:r>
+          </w:p>
+        </w:tc>
+      </w:tr>
+      <w:tr>
+        <w:trPr>
+          <w:tblCellSpacing w:w="15" w:type="dxa"/>
+        </w:trPr>
+        <w:tc>
+          <w:tcPr>
+            <w:tcW w:w="0" w:type="auto"/>
+            <w:vAlign w:val="center"/>
+            <w:hideMark/>
+          </w:tcPr>
+          <w:p>
+            <w:pPr>
+              <w:rPr>
+                <w:noProof/>
+              </w:rPr>
+            </w:pPr>
+            <w:r>
+              <w:rPr>
+                <w:noProof/>
+              </w:rPr>
+              <w:t>offerFirst(E e)</w:t>
+            </w:r>
+          </w:p>
+        </w:tc>
+        <w:tc>
+          <w:tcPr>
+            <w:tcW w:w="0" w:type="auto"/>
+            <w:vAlign w:val="center"/>
+            <w:hideMark/>
+          </w:tcPr>
+          <w:p>
+            <w:pPr>
+              <w:rPr>
+                <w:noProof/>
+              </w:rPr>
+            </w:pPr>
+            <w:r>
+              <w:rPr>
+                <w:noProof/>
+              </w:rPr>
+              <w:t>Adds an element at the beginning; returns false if it cannot be added.</w:t>
+            </w:r>
+          </w:p>
+        </w:tc>
+      </w:tr>
+      <w:tr>
+        <w:trPr>
+          <w:tblCellSpacing w:w="15" w:type="dxa"/>
+        </w:trPr>
+        <w:tc>
+          <w:tcPr>
+            <w:tcW w:w="0" w:type="auto"/>
+            <w:vAlign w:val="center"/>
+            <w:hideMark/>
+          </w:tcPr>
+          <w:p>
+            <w:pPr>
+              <w:rPr>
+                <w:noProof/>
+              </w:rPr>
+            </w:pPr>
+            <w:r>
+              <w:rPr>
+                <w:noProof/>
+              </w:rPr>
+              <w:t>offerLast(E e)</w:t>
+            </w:r>
+          </w:p>
+        </w:tc>
+        <w:tc>
+          <w:tcPr>
+            <w:tcW w:w="0" w:type="auto"/>
+            <w:vAlign w:val="center"/>
+            <w:hideMark/>
+          </w:tcPr>
+          <w:p>
+            <w:pPr>
+              <w:rPr>
+                <w:noProof/>
+              </w:rPr>
+            </w:pPr>
+            <w:r>
+              <w:rPr>
+                <w:noProof/>
+              </w:rPr>
+              <w:t>Adds an element at the end; returns false if it cannot be added.</w:t>
+            </w:r>
+          </w:p>
+        </w:tc>
+      </w:tr>
+      <w:tr>
+        <w:trPr>
+          <w:tblCellSpacing w:w="15" w:type="dxa"/>
+        </w:trPr>
+        <w:tc>
+          <w:tcPr>
+            <w:tcW w:w="0" w:type="auto"/>
+            <w:vAlign w:val="center"/>
+            <w:hideMark/>
+          </w:tcPr>
+          <w:p>
+            <w:pPr>
+              <w:rPr>
+                <w:noProof/>
+              </w:rPr>
+            </w:pPr>
+            <w:r>
+              <w:rPr>
+                <w:noProof/>
+              </w:rPr>
+              <w:t>removeFirst()</w:t>
+            </w:r>
+          </w:p>
+        </w:tc>
+        <w:tc>
+          <w:tcPr>
+            <w:tcW w:w="0" w:type="auto"/>
+            <w:vAlign w:val="center"/>
+            <w:hideMark/>
+          </w:tcPr>
+          <w:p>
+            <w:pPr>
+              <w:rPr>
+                <w:noProof/>
+              </w:rPr>
+            </w:pPr>
+            <w:r>
+              <w:rPr>
+                <w:noProof/>
+              </w:rPr>
+              <w:t>Removes and returns the first element.</w:t>
+            </w:r>
+          </w:p>
+        </w:tc>
+      </w:tr>
+      <w:tr>
+        <w:trPr>
+          <w:tblCellSpacing w:w="15" w:type="dxa"/>
+        </w:trPr>
+        <w:tc>
+          <w:tcPr>
+            <w:tcW w:w="0" w:type="auto"/>
+            <w:vAlign w:val="center"/>
+            <w:hideMark/>
+          </w:tcPr>
+          <w:p>
+            <w:pPr>
+              <w:rPr>
+                <w:noProof/>
+              </w:rPr>
+            </w:pPr>
+            <w:r>
+              <w:rPr>
+                <w:noProof/>
+              </w:rPr>
+              <w:t>removeLast()</w:t>
+            </w:r>
+          </w:p>
+        </w:tc>
+        <w:tc>
+          <w:tcPr>
+            <w:tcW w:w="0" w:type="auto"/>
+            <w:vAlign w:val="center"/>
+            <w:hideMark/>
+          </w:tcPr>
+          <w:p>
+            <w:pPr>
+              <w:rPr>
+                <w:noProof/>
+              </w:rPr>
+            </w:pPr>
+            <w:r>
+              <w:rPr>
+                <w:noProof/>
+              </w:rPr>
+              <w:t>Removes and returns the last element.</w:t>
+            </w:r>
+          </w:p>
+        </w:tc>
+      </w:tr>
+      <w:tr>
+        <w:trPr>
+          <w:tblCellSpacing w:w="15" w:type="dxa"/>
+        </w:trPr>
+        <w:tc>
+          <w:tcPr>
+            <w:tcW w:w="0" w:type="auto"/>
+            <w:vAlign w:val="center"/>
+            <w:hideMark/>
+          </w:tcPr>
+          <w:p>
+            <w:pPr>
+              <w:rPr>
+                <w:noProof/>
+              </w:rPr>
+            </w:pPr>
+            <w:r>
+              <w:rPr>
+                <w:noProof/>
+              </w:rPr>
+              <w:t>pollFirst()</w:t>
+            </w:r>
+          </w:p>
+        </w:tc>
+        <w:tc>
+          <w:tcPr>
+            <w:tcW w:w="0" w:type="auto"/>
+            <w:vAlign w:val="center"/>
+            <w:hideMark/>
+          </w:tcPr>
+          <w:p>
+            <w:pPr>
+              <w:rPr>
+                <w:noProof/>
+              </w:rPr>
+            </w:pPr>
+            <w:r>
+              <w:rPr>
+                <w:noProof/>
+              </w:rPr>
+              <w:t>Removes and returns the first element; returns null if empty.</w:t>
+            </w:r>
+          </w:p>
+        </w:tc>
+      </w:tr>
+      <w:tr>
+        <w:trPr>
+          <w:tblCellSpacing w:w="15" w:type="dxa"/>
+        </w:trPr>
+        <w:tc>
+          <w:tcPr>
+            <w:tcW w:w="0" w:type="auto"/>
+            <w:vAlign w:val="center"/>
+            <w:hideMark/>
+          </w:tcPr>
+          <w:p>
+            <w:pPr>
+              <w:rPr>
+                <w:noProof/>
+              </w:rPr>
+            </w:pPr>
+            <w:r>
+              <w:rPr>
+                <w:noProof/>
+              </w:rPr>
+              <w:t>pollLast()</w:t>
+            </w:r>
+          </w:p>
+        </w:tc>
+        <w:tc>
+          <w:tcPr>
+            <w:tcW w:w="0" w:type="auto"/>
+            <w:vAlign w:val="center"/>
+            <w:hideMark/>
+          </w:tcPr>
+          <w:p>
+            <w:pPr>
+              <w:rPr>
+                <w:noProof/>
+              </w:rPr>
+            </w:pPr>
+            <w:r>
+              <w:rPr>
+                <w:noProof/>
+              </w:rPr>
+              <w:t>Removes and returns the last element; returns null if empty.</w:t>
+            </w:r>
+          </w:p>
+        </w:tc>
+      </w:tr>
+      <w:tr>
+        <w:trPr>
+          <w:tblCellSpacing w:w="15" w:type="dxa"/>
+        </w:trPr>
+        <w:tc>
+          <w:tcPr>
+            <w:tcW w:w="0" w:type="auto"/>
+            <w:vAlign w:val="center"/>
+            <w:hideMark/>
+          </w:tcPr>
+          <w:p>
+            <w:pPr>
+              <w:rPr>
+                <w:noProof/>
+              </w:rPr>
+            </w:pPr>
+            <w:r>
+              <w:rPr>
+                <w:noProof/>
+              </w:rPr>
+              <w:t>getFirst()</w:t>
+            </w:r>
+          </w:p>
+        </w:tc>
+        <w:tc>
+          <w:tcPr>
+            <w:tcW w:w="0" w:type="auto"/>
+            <w:vAlign w:val="center"/>
+            <w:hideMark/>
+          </w:tcPr>
+          <w:p>
+            <w:pPr>
+              <w:rPr>
+                <w:noProof/>
+              </w:rPr>
+            </w:pPr>
+            <w:r>
+              <w:rPr>
+                <w:noProof/>
+              </w:rPr>
+              <w:t>Returns the first element without removing it.</w:t>
+            </w:r>
+          </w:p>
+        </w:tc>
+      </w:tr>
+      <w:tr>
+        <w:trPr>
+          <w:tblCellSpacing w:w="15" w:type="dxa"/>
+        </w:trPr>
+        <w:tc>
+          <w:tcPr>
+            <w:tcW w:w="0" w:type="auto"/>
+            <w:vAlign w:val="center"/>
+            <w:hideMark/>
+          </w:tcPr>
+          <w:p>
+            <w:pPr>
+              <w:rPr>
+                <w:noProof/>
+              </w:rPr>
+            </w:pPr>
+            <w:r>
+              <w:rPr>
+                <w:noProof/>
+              </w:rPr>
+              <w:t>getLast()</w:t>
+            </w:r>
+          </w:p>
+        </w:tc>
+        <w:tc>
+          <w:tcPr>
+            <w:tcW w:w="0" w:type="auto"/>
+            <w:vAlign w:val="center"/>
+            <w:hideMark/>
+          </w:tcPr>
+          <w:p>
+            <w:pPr>
+              <w:rPr>
+                <w:noProof/>
+              </w:rPr>
+            </w:pPr>
+            <w:r>
+              <w:rPr>
+                <w:noProof/>
+              </w:rPr>
+              <w:t>Returns the last element without removing it.</w:t>
+            </w:r>
+          </w:p>
+        </w:tc>
+      </w:tr>
+      <w:tr>
+        <w:trPr>
+          <w:tblCellSpacing w:w="15" w:type="dxa"/>
+        </w:trPr>
+        <w:tc>
+          <w:tcPr>
+            <w:tcW w:w="0" w:type="auto"/>
+            <w:vAlign w:val="center"/>
+            <w:hideMark/>
+          </w:tcPr>
+          <w:p>
+            <w:pPr>
+              <w:rPr>
+                <w:noProof/>
+              </w:rPr>
+            </w:pPr>
+            <w:r>
+              <w:rPr>
+                <w:noProof/>
+              </w:rPr>
+              <w:t>peekFirst()</w:t>
+            </w:r>
+          </w:p>
+        </w:tc>
+        <w:tc>
+          <w:tcPr>
+            <w:tcW w:w="0" w:type="auto"/>
+            <w:vAlign w:val="center"/>
+            <w:hideMark/>
+          </w:tcPr>
+          <w:p>
+            <w:pPr>
+              <w:rPr>
+                <w:noProof/>
+              </w:rPr>
+            </w:pPr>
+            <w:r>
+              <w:rPr>
+                <w:noProof/>
+              </w:rPr>
+              <w:t>Returns the first element; returns null if empty.</w:t>
+            </w:r>
+          </w:p>
+        </w:tc>
+      </w:tr>
+      <w:tr>
+        <w:trPr>
+          <w:tblCellSpacing w:w="15" w:type="dxa"/>
+        </w:trPr>
+        <w:tc>
+          <w:tcPr>
+            <w:tcW w:w="0" w:type="auto"/>
+            <w:vAlign w:val="center"/>
+            <w:hideMark/>
+          </w:tcPr>
+          <w:p>
+            <w:pPr>
+              <w:rPr>
+                <w:noProof/>
+              </w:rPr>
+            </w:pPr>
+            <w:r>
+              <w:rPr>
+                <w:noProof/>
+              </w:rPr>
+              <w:t>peekLast()</w:t>
+            </w:r>
+          </w:p>
+        </w:tc>
+        <w:tc>
+          <w:tcPr>
+            <w:tcW w:w="0" w:type="auto"/>
+            <w:vAlign w:val="center"/>
+            <w:hideMark/>
+          </w:tcPr>
+          <w:p>
+            <w:pPr>
+              <w:rPr>
+                <w:noProof/>
+              </w:rPr>
+            </w:pPr>
+            <w:r>
+              <w:rPr>
+                <w:noProof/>
+              </w:rPr>
+              <w:t>Returns the last element; returns null if empty.</w:t>
+            </w:r>
+          </w:p>
+        </w:tc>
+      </w:tr>
+      <w:tr>
+        <w:trPr>
+          <w:tblCellSpacing w:w="15" w:type="dxa"/>
+        </w:trPr>
+        <w:tc>
+          <w:tcPr>
+            <w:tcW w:w="0" w:type="auto"/>
+            <w:vAlign w:val="center"/>
+            <w:hideMark/>
+          </w:tcPr>
+          <w:p>
+            <w:pPr>
+              <w:rPr>
+                <w:noProof/>
+              </w:rPr>
+            </w:pPr>
+            <w:r>
+              <w:rPr>
+                <w:noProof/>
+              </w:rPr>
+              <w:t>push(E e)</w:t>
+            </w:r>
+          </w:p>
+        </w:tc>
+        <w:tc>
+          <w:tcPr>
+            <w:tcW w:w="0" w:type="auto"/>
+            <w:vAlign w:val="center"/>
+            <w:hideMark/>
+          </w:tcPr>
+          <w:p>
+            <w:pPr>
+              <w:rPr>
+                <w:noProof/>
+              </w:rPr>
+            </w:pPr>
+            <w:r>
+              <w:rPr>
+                <w:noProof/>
+              </w:rPr>
+              <w:t>Adds an element to the beginning of the deque.</w:t>
+            </w:r>
+          </w:p>
+        </w:tc>
+      </w:tr>
+      <w:tr>
+        <w:trPr>
+          <w:tblCellSpacing w:w="15" w:type="dxa"/>
+        </w:trPr>
+        <w:tc>
+          <w:tcPr>
+            <w:tcW w:w="0" w:type="auto"/>
+            <w:vAlign w:val="center"/>
+            <w:hideMark/>
+          </w:tcPr>
+          <w:p>
+            <w:pPr>
+              <w:rPr>
+                <w:noProof/>
+              </w:rPr>
+            </w:pPr>
+            <w:r>
+              <w:rPr>
+                <w:noProof/>
+              </w:rPr>
+              <w:lastRenderedPageBreak/>
+              <w:t>pop()</w:t>
+            </w:r>
+          </w:p>
+        </w:tc>
+        <w:tc>
+          <w:tcPr>
+            <w:tcW w:w="0" w:type="auto"/>
+            <w:vAlign w:val="center"/>
+            <w:hideMark/>
+          </w:tcPr>
+          <w:p>
+            <w:pPr>
+              <w:rPr>
+                <w:noProof/>
+              </w:rPr>
+            </w:pPr>
+            <w:r>
+              <w:rPr>
+                <w:noProof/>
+              </w:rPr>
+              <w:t>Removes and returns the first element.</w:t>
+            </w:r>
+          </w:p>
+        </w:tc>
+      </w:tr>
+    </w:tbl>
+    <w:p>
+      <w:pPr>
+        <w:rPr>
+          <w:noProof/>
+        </w:rPr>
+      </w:pPr>
+    </w:p>
+    <w:p>
+      <w:pPr>
+        <w:rPr>
+          <w:noProof/>
+        </w:rPr>
+      </w:pPr>
     </w:p>
     <w:p>
       <w:r>
@@ -157,10 +1604,234 @@
       </w:r>
     </w:p>
     <w:p>
+      <w:pPr>
+        <w:rPr>
+          <w:b/>
+          <w:bCs/>
+        </w:rPr>
+      </w:pPr>
       <w:r>
+        <w:rPr>
+          <w:b/>
+          <w:bCs/>
+        </w:rPr>
         <w:t>Iterator Interface:</w:t>
       </w:r>
     </w:p>
+    <w:tbl>
+      <w:tblPr>
+        <w:tblW w:w="0" w:type="auto"/>
+        <w:tblCellSpacing w:w="15" w:type="dxa"/>
+        <w:tblCellMar>
+          <w:top w:w="15" w:type="dxa"/>
+          <w:left w:w="15" w:type="dxa"/>
+          <w:bottom w:w="15" w:type="dxa"/>
+          <w:right w:w="15" w:type="dxa"/>
+        </w:tblCellMar>
+        <w:tblLook w:val="04A0" w:firstRow="1" w:lastRow="0" w:firstColumn="1" w:lastColumn="0" w:noHBand="0" w:noVBand="1"/>
+      </w:tblPr>
+      <w:tblGrid>
+        <w:gridCol w:w="2117"/>
+        <w:gridCol w:w="5210"/>
+      </w:tblGrid>
+      <w:tr>
+        <w:trPr>
+          <w:tblHeader/>
+          <w:tblCellSpacing w:w="15" w:type="dxa"/>
+        </w:trPr>
+        <w:tc>
+          <w:tcPr>
+            <w:tcW w:w="0" w:type="auto"/>
+            <w:vAlign w:val="center"/>
+            <w:hideMark/>
+          </w:tcPr>
+          <w:p>
+            <w:pPr>
+              <w:rPr>
+                <w:b/>
+                <w:bCs/>
+              </w:rPr>
+            </w:pPr>
+            <w:r>
+              <w:rPr>
+                <w:b/>
+                <w:bCs/>
+              </w:rPr>
+              <w:t>Operation</w:t>
+            </w:r>
+          </w:p>
+        </w:tc>
+        <w:tc>
+          <w:tcPr>
+            <w:tcW w:w="0" w:type="auto"/>
+            <w:vAlign w:val="center"/>
+            <w:hideMark/>
+          </w:tcPr>
+          <w:p>
+            <w:pPr>
+              <w:rPr>
+                <w:b/>
+                <w:bCs/>
+              </w:rPr>
+            </w:pPr>
+            <w:r>
+              <w:rPr>
+                <w:b/>
+                <w:bCs/>
+              </w:rPr>
+              <w:t>Description</w:t>
+            </w:r>
+          </w:p>
+        </w:tc>
+      </w:tr>
+      <w:tr>
+        <w:trPr>
+          <w:tblCellSpacing w:w="15" w:type="dxa"/>
+        </w:trPr>
+        <w:tc>
+          <w:tcPr>
+            <w:tcW w:w="0" w:type="auto"/>
+            <w:vAlign w:val="center"/>
+            <w:hideMark/>
+          </w:tcPr>
+          <w:p>
+            <w:proofErr w:type="spellStart"/>
+            <w:proofErr w:type="gramStart"/>
+            <w:r>
+              <w:t>hasNext</w:t>
+            </w:r>
+            <w:proofErr w:type="spellEnd"/>
+            <w:r>
+              <w:t>(</w:t>
+            </w:r>
+            <w:proofErr w:type="gramEnd"/>
+            <w:r>
+              <w:t>)</w:t>
+            </w:r>
+          </w:p>
+        </w:tc>
+        <w:tc>
+          <w:tcPr>
+            <w:tcW w:w="0" w:type="auto"/>
+            <w:vAlign w:val="center"/>
+            <w:hideMark/>
+          </w:tcPr>
+          <w:p>
+            <w:r>
+              <w:t>Checks whether another element is available.</w:t>
+            </w:r>
+          </w:p>
+        </w:tc>
+      </w:tr>
+      <w:tr>
+        <w:trPr>
+          <w:tblCellSpacing w:w="15" w:type="dxa"/>
+        </w:trPr>
+        <w:tc>
+          <w:tcPr>
+            <w:tcW w:w="0" w:type="auto"/>
+            <w:vAlign w:val="center"/>
+            <w:hideMark/>
+          </w:tcPr>
+          <w:p>
+            <w:proofErr w:type="gramStart"/>
+            <w:r>
+              <w:t>next(</w:t>
+            </w:r>
+            <w:proofErr w:type="gramEnd"/>
+            <w:r>
+              <w:t>)</w:t>
+            </w:r>
+          </w:p>
+        </w:tc>
+        <w:tc>
+          <w:tcPr>
+            <w:tcW w:w="0" w:type="auto"/>
+            <w:vAlign w:val="center"/>
+            <w:hideMark/>
+          </w:tcPr>
+          <w:p>
+            <w:r>
+              <w:t>Returns the next element.</w:t>
+            </w:r>
+          </w:p>
+        </w:tc>
+      </w:tr>
+      <w:tr>
+        <w:trPr>
+          <w:tblCellSpacing w:w="15" w:type="dxa"/>
+        </w:trPr>
+        <w:tc>
+          <w:tcPr>
+            <w:tcW w:w="0" w:type="auto"/>
+            <w:vAlign w:val="center"/>
+            <w:hideMark/>
+          </w:tcPr>
+          <w:p>
+            <w:proofErr w:type="gramStart"/>
+            <w:r>
+              <w:t>remove(</w:t>
+            </w:r>
+            <w:proofErr w:type="gramEnd"/>
+            <w:r>
+              <w:t>)</w:t>
+            </w:r>
+          </w:p>
+        </w:tc>
+        <w:tc>
+          <w:tcPr>
+            <w:tcW w:w="0" w:type="auto"/>
+            <w:vAlign w:val="center"/>
+            <w:hideMark/>
+          </w:tcPr>
+          <w:p>
+            <w:r>
+              <w:t>Removes the last element returned by the iterator.</w:t>
+            </w:r>
+          </w:p>
+        </w:tc>
+      </w:tr>
+      <w:tr>
+        <w:trPr>
+          <w:tblCellSpacing w:w="15" w:type="dxa"/>
+        </w:trPr>
+        <w:tc>
+          <w:tcPr>
+            <w:tcW w:w="0" w:type="auto"/>
+            <w:vAlign w:val="center"/>
+            <w:hideMark/>
+          </w:tcPr>
+          <w:p>
+            <w:proofErr w:type="spellStart"/>
+            <w:proofErr w:type="gramStart"/>
+            <w:r>
+              <w:t>forEachRemaining</w:t>
+            </w:r>
+            <w:proofErr w:type="spellEnd"/>
+            <w:r>
+              <w:t>(</w:t>
+            </w:r>
+            <w:proofErr w:type="gramEnd"/>
+            <w:r>
+              <w:t>)</w:t>
+            </w:r>
+          </w:p>
+        </w:tc>
+        <w:tc>
+          <w:tcPr>
+            <w:tcW w:w="0" w:type="auto"/>
+            <w:vAlign w:val="center"/>
+            <w:hideMark/>
+          </w:tcPr>
+          <w:p>
+            <w:r>
+              <w:t>Performs an action on each remaining element.</w:t>
+            </w:r>
+          </w:p>
+        </w:tc>
+      </w:tr>
+    </w:tbl>
+    <w:p/>
     <w:p>
       <w:r>
         <w:rPr>
@@ -218,10 +1889,702 @@
       </w:r>
     </w:p>
     <w:p>
+      <w:pPr>
+        <w:rPr>
+          <w:b/>
+          <w:bCs/>
+        </w:rPr>
+      </w:pPr>
       <w:r>
+        <w:rPr>
+          <w:b/>
+          <w:bCs/>
+        </w:rPr>
         <w:t>List Interface:</w:t>
       </w:r>
     </w:p>
+    <w:tbl>
+      <w:tblPr>
+        <w:tblW w:w="0" w:type="auto"/>
+        <w:tblCellSpacing w:w="15" w:type="dxa"/>
+        <w:tblCellMar>
+          <w:top w:w="15" w:type="dxa"/>
+          <w:left w:w="15" w:type="dxa"/>
+          <w:bottom w:w="15" w:type="dxa"/>
+          <w:right w:w="15" w:type="dxa"/>
+        </w:tblCellMar>
+        <w:tblLook w:val="04A0" w:firstRow="1" w:lastRow="0" w:firstColumn="1" w:lastColumn="0" w:noHBand="0" w:noVBand="1"/>
+      </w:tblPr>
+      <w:tblGrid>
+        <w:gridCol w:w="3112"/>
+        <w:gridCol w:w="5682"/>
+      </w:tblGrid>
+      <w:tr>
+        <w:trPr>
+          <w:tblHeader/>
+          <w:tblCellSpacing w:w="15" w:type="dxa"/>
+        </w:trPr>
+        <w:tc>
+          <w:tcPr>
+            <w:tcW w:w="0" w:type="auto"/>
+            <w:vAlign w:val="center"/>
+            <w:hideMark/>
+          </w:tcPr>
+          <w:p>
+            <w:pPr>
+              <w:rPr>
+                <w:b/>
+                <w:bCs/>
+              </w:rPr>
+            </w:pPr>
+            <w:r>
+              <w:rPr>
+                <w:b/>
+                <w:bCs/>
+              </w:rPr>
+              <w:t>Operation</w:t>
+            </w:r>
+          </w:p>
+        </w:tc>
+        <w:tc>
+          <w:tcPr>
+            <w:tcW w:w="0" w:type="auto"/>
+            <w:vAlign w:val="center"/>
+            <w:hideMark/>
+          </w:tcPr>
+          <w:p>
+            <w:pPr>
+              <w:rPr>
+                <w:b/>
+                <w:bCs/>
+              </w:rPr>
+            </w:pPr>
+            <w:r>
+              <w:rPr>
+                <w:b/>
+                <w:bCs/>
+              </w:rPr>
+              <w:t>Description</w:t>
+            </w:r>
+          </w:p>
+        </w:tc>
+      </w:tr>
+      <w:tr>
+        <w:trPr>
+          <w:tblCellSpacing w:w="15" w:type="dxa"/>
+        </w:trPr>
+        <w:tc>
+          <w:tcPr>
+            <w:tcW w:w="0" w:type="auto"/>
+            <w:vAlign w:val="center"/>
+            <w:hideMark/>
+          </w:tcPr>
+          <w:p>
+            <w:proofErr w:type="gramStart"/>
+            <w:r>
+              <w:t>add(</w:t>
+            </w:r>
+            <w:proofErr w:type="gramEnd"/>
+            <w:r>
+              <w:t>E e)</w:t>
+            </w:r>
+          </w:p>
+        </w:tc>
+        <w:tc>
+          <w:tcPr>
+            <w:tcW w:w="0" w:type="auto"/>
+            <w:vAlign w:val="center"/>
+            <w:hideMark/>
+          </w:tcPr>
+          <w:p>
+            <w:r>
+              <w:t>Adds an element to the list.</w:t>
+            </w:r>
+          </w:p>
+        </w:tc>
+      </w:tr>
+      <w:tr>
+        <w:trPr>
+          <w:tblCellSpacing w:w="15" w:type="dxa"/>
+        </w:trPr>
+        <w:tc>
+          <w:tcPr>
+            <w:tcW w:w="0" w:type="auto"/>
+            <w:vAlign w:val="center"/>
+            <w:hideMark/>
+          </w:tcPr>
+          <w:p>
+            <w:proofErr w:type="gramStart"/>
+            <w:r>
+              <w:t>add(</w:t>
+            </w:r>
+            <w:proofErr w:type="gramEnd"/>
+            <w:r>
+              <w:t>int index, E e)</w:t>
+            </w:r>
+          </w:p>
+        </w:tc>
+        <w:tc>
+          <w:tcPr>
+            <w:tcW w:w="0" w:type="auto"/>
+            <w:vAlign w:val="center"/>
+            <w:hideMark/>
+          </w:tcPr>
+          <w:p>
+            <w:r>
+              <w:t>Adds an element at the specified index.</w:t>
+            </w:r>
+          </w:p>
+        </w:tc>
+      </w:tr>
+      <w:tr>
+        <w:trPr>
+          <w:tblCellSpacing w:w="15" w:type="dxa"/>
+        </w:trPr>
+        <w:tc>
+          <w:tcPr>
+            <w:tcW w:w="0" w:type="auto"/>
+            <w:vAlign w:val="center"/>
+            <w:hideMark/>
+          </w:tcPr>
+          <w:p>
+            <w:proofErr w:type="spellStart"/>
+            <w:proofErr w:type="gramStart"/>
+            <w:r>
+              <w:t>addAll</w:t>
+            </w:r>
+            <w:proofErr w:type="spellEnd"/>
+            <w:r>
+              <w:t>(</w:t>
+            </w:r>
+            <w:proofErr w:type="gramEnd"/>
+            <w:r>
+              <w:t>Collection c)</w:t>
+            </w:r>
+          </w:p>
+        </w:tc>
+        <w:tc>
+          <w:tcPr>
+            <w:tcW w:w="0" w:type="auto"/>
+            <w:vAlign w:val="center"/>
+            <w:hideMark/>
+          </w:tcPr>
+          <w:p>
+            <w:r>
+              <w:t>Adds all elements of another collection.</w:t>
+            </w:r>
+          </w:p>
+        </w:tc>
+      </w:tr>
+      <w:tr>
+        <w:trPr>
+          <w:tblCellSpacing w:w="15" w:type="dxa"/>
+        </w:trPr>
+        <w:tc>
+          <w:tcPr>
+            <w:tcW w:w="0" w:type="auto"/>
+            <w:vAlign w:val="center"/>
+            <w:hideMark/>
+          </w:tcPr>
+          <w:p>
+            <w:proofErr w:type="spellStart"/>
+            <w:proofErr w:type="gramStart"/>
+            <w:r>
+              <w:t>addAll</w:t>
+            </w:r>
+            <w:proofErr w:type="spellEnd"/>
+            <w:r>
+              <w:t>(</w:t>
+            </w:r>
+            <w:proofErr w:type="gramEnd"/>
+            <w:r>
+              <w:t>int index, Collection c)</w:t>
+            </w:r>
+          </w:p>
+        </w:tc>
+        <w:tc>
+          <w:tcPr>
+            <w:tcW w:w="0" w:type="auto"/>
+            <w:vAlign w:val="center"/>
+            <w:hideMark/>
+          </w:tcPr>
+          <w:p>
+            <w:r>
+              <w:t>Adds another collection starting at the specified index.</w:t>
+            </w:r>
+          </w:p>
+        </w:tc>
+      </w:tr>
+      <w:tr>
+        <w:trPr>
+          <w:tblCellSpacing w:w="15" w:type="dxa"/>
+        </w:trPr>
+        <w:tc>
+          <w:tcPr>
+            <w:tcW w:w="0" w:type="auto"/>
+            <w:vAlign w:val="center"/>
+            <w:hideMark/>
+          </w:tcPr>
+          <w:p>
+            <w:proofErr w:type="gramStart"/>
+            <w:r>
+              <w:t>get(</w:t>
+            </w:r>
+            <w:proofErr w:type="gramEnd"/>
+            <w:r>
+              <w:t>int index)</w:t>
+            </w:r>
+          </w:p>
+        </w:tc>
+        <w:tc>
+          <w:tcPr>
+            <w:tcW w:w="0" w:type="auto"/>
+            <w:vAlign w:val="center"/>
+            <w:hideMark/>
+          </w:tcPr>
+          <w:p>
+            <w:r>
+              <w:t>Returns the element at the specified index.</w:t>
+            </w:r>
+          </w:p>
+        </w:tc>
+      </w:tr>
+      <w:tr>
+        <w:trPr>
+          <w:tblCellSpacing w:w="15" w:type="dxa"/>
+        </w:trPr>
+        <w:tc>
+          <w:tcPr>
+            <w:tcW w:w="0" w:type="auto"/>
+            <w:vAlign w:val="center"/>
+            <w:hideMark/>
+          </w:tcPr>
+          <w:p>
+            <w:proofErr w:type="gramStart"/>
+            <w:r>
+              <w:t>set(</w:t>
+            </w:r>
+            <w:proofErr w:type="gramEnd"/>
+            <w:r>
+              <w:t>int index, E e)</w:t>
+            </w:r>
+          </w:p>
+        </w:tc>
+        <w:tc>
+          <w:tcPr>
+            <w:tcW w:w="0" w:type="auto"/>
+            <w:vAlign w:val="center"/>
+            <w:hideMark/>
+          </w:tcPr>
+          <w:p>
+            <w:r>
+              <w:t>Replaces an element at the specified index.</w:t>
+            </w:r>
+          </w:p>
+        </w:tc>
+      </w:tr>
+      <w:tr>
+        <w:trPr>
+          <w:tblCellSpacing w:w="15" w:type="dxa"/>
+        </w:trPr>
+        <w:tc>
+          <w:tcPr>
+            <w:tcW w:w="0" w:type="auto"/>
+            <w:vAlign w:val="center"/>
+            <w:hideMark/>
+          </w:tcPr>
+          <w:p>
+            <w:proofErr w:type="gramStart"/>
+            <w:r>
+              <w:t>remove(</w:t>
+            </w:r>
+            <w:proofErr w:type="gramEnd"/>
+            <w:r>
+              <w:t>int index)</w:t>
+            </w:r>
+          </w:p>
+        </w:tc>
+        <w:tc>
+          <w:tcPr>
+            <w:tcW w:w="0" w:type="auto"/>
+            <w:vAlign w:val="center"/>
+            <w:hideMark/>
+          </w:tcPr>
+          <w:p>
+            <w:r>
+              <w:t>Removes the element at the specified index.</w:t>
+            </w:r>
+          </w:p>
+        </w:tc>
+      </w:tr>
+      <w:tr>
+        <w:trPr>
+          <w:tblCellSpacing w:w="15" w:type="dxa"/>
+        </w:trPr>
+        <w:tc>
+          <w:tcPr>
+            <w:tcW w:w="0" w:type="auto"/>
+            <w:vAlign w:val="center"/>
+            <w:hideMark/>
+          </w:tcPr>
+          <w:p>
+            <w:proofErr w:type="gramStart"/>
+            <w:r>
+              <w:t>remove(</w:t>
+            </w:r>
+            <w:proofErr w:type="gramEnd"/>
+            <w:r>
+              <w:t>Object o)</w:t>
+            </w:r>
+          </w:p>
+        </w:tc>
+        <w:tc>
+          <w:tcPr>
+            <w:tcW w:w="0" w:type="auto"/>
+            <w:vAlign w:val="center"/>
+            <w:hideMark/>
+          </w:tcPr>
+          <w:p>
+            <w:r>
+              <w:t>Removes the specified element.</w:t>
+            </w:r>
+          </w:p>
+        </w:tc>
+      </w:tr>
+      <w:tr>
+        <w:trPr>
+          <w:tblCellSpacing w:w="15" w:type="dxa"/>
+        </w:trPr>
+        <w:tc>
+          <w:tcPr>
+            <w:tcW w:w="0" w:type="auto"/>
+            <w:vAlign w:val="center"/>
+            <w:hideMark/>
+          </w:tcPr>
+          <w:p>
+            <w:proofErr w:type="spellStart"/>
+            <w:proofErr w:type="gramStart"/>
+            <w:r>
+              <w:t>indexOf</w:t>
+            </w:r>
+            <w:proofErr w:type="spellEnd"/>
+            <w:r>
+              <w:t>(</w:t>
+            </w:r>
+            <w:proofErr w:type="gramEnd"/>
+            <w:r>
+              <w:t>Object o)</w:t>
+            </w:r>
+          </w:p>
+        </w:tc>
+        <w:tc>
+          <w:tcPr>
+            <w:tcW w:w="0" w:type="auto"/>
+            <w:vAlign w:val="center"/>
+            <w:hideMark/>
+          </w:tcPr>
+          <w:p>
+            <w:r>
+              <w:t>Returns the first occurrence index.</w:t>
+            </w:r>
+          </w:p>
+        </w:tc>
+      </w:tr>
+      <w:tr>
+        <w:trPr>
+          <w:tblCellSpacing w:w="15" w:type="dxa"/>
+        </w:trPr>
+        <w:tc>
+          <w:tcPr>
+            <w:tcW w:w="0" w:type="auto"/>
+            <w:vAlign w:val="center"/>
+            <w:hideMark/>
+          </w:tcPr>
+          <w:p>
+            <w:proofErr w:type="spellStart"/>
+            <w:proofErr w:type="gramStart"/>
+            <w:r>
+              <w:t>lastIndexOf</w:t>
+            </w:r>
+            <w:proofErr w:type="spellEnd"/>
+            <w:r>
+              <w:t>(</w:t>
+            </w:r>
+            <w:proofErr w:type="gramEnd"/>
+            <w:r>
+              <w:t>Object o)</w:t>
+            </w:r>
+          </w:p>
+        </w:tc>
+        <w:tc>
+          <w:tcPr>
+            <w:tcW w:w="0" w:type="auto"/>
+            <w:vAlign w:val="center"/>
+            <w:hideMark/>
+          </w:tcPr>
+          <w:p>
+            <w:r>
+              <w:t>Returns the last occurrence index.</w:t>
+            </w:r>
+          </w:p>
+        </w:tc>
+      </w:tr>
+      <w:tr>
+        <w:trPr>
+          <w:tblCellSpacing w:w="15" w:type="dxa"/>
+        </w:trPr>
+        <w:tc>
+          <w:tcPr>
+            <w:tcW w:w="0" w:type="auto"/>
+            <w:vAlign w:val="center"/>
+            <w:hideMark/>
+          </w:tcPr>
+          <w:p>
+            <w:proofErr w:type="gramStart"/>
+            <w:r>
+              <w:t>contains(</w:t>
+            </w:r>
+            <w:proofErr w:type="gramEnd"/>
+            <w:r>
+              <w:t>Object o)</w:t>
+            </w:r>
+          </w:p>
+        </w:tc>
+        <w:tc>
+          <w:tcPr>
+            <w:tcW w:w="0" w:type="auto"/>
+            <w:vAlign w:val="center"/>
+            <w:hideMark/>
+          </w:tcPr>
+          <w:p>
+            <w:r>
+              <w:t>Checks whether the element exists.</w:t>
+            </w:r>
+          </w:p>
+        </w:tc>
+      </w:tr>
+      <w:tr>
+        <w:trPr>
+          <w:tblCellSpacing w:w="15" w:type="dxa"/>
+        </w:trPr>
+        <w:tc>
+          <w:tcPr>
+            <w:tcW w:w="0" w:type="auto"/>
+            <w:vAlign w:val="center"/>
+            <w:hideMark/>
+          </w:tcPr>
+          <w:p>
+            <w:proofErr w:type="spellStart"/>
+            <w:proofErr w:type="gramStart"/>
+            <w:r>
+              <w:t>subList</w:t>
+            </w:r>
+            <w:proofErr w:type="spellEnd"/>
+            <w:r>
+              <w:t>(</w:t>
+            </w:r>
+            <w:proofErr w:type="gramEnd"/>
+            <w:r>
+              <w:t>int from, int to)</w:t>
+            </w:r>
+          </w:p>
+        </w:tc>
+        <w:tc>
+          <w:tcPr>
+            <w:tcW w:w="0" w:type="auto"/>
+            <w:vAlign w:val="center"/>
+            <w:hideMark/>
+          </w:tcPr>
+          <w:p>
+            <w:r>
+              <w:t>Returns a portion of the list.</w:t>
+            </w:r>
+          </w:p>
+        </w:tc>
+      </w:tr>
+      <w:tr>
+        <w:trPr>
+          <w:tblCellSpacing w:w="15" w:type="dxa"/>
+        </w:trPr>
+        <w:tc>
+          <w:tcPr>
+            <w:tcW w:w="0" w:type="auto"/>
+            <w:vAlign w:val="center"/>
+            <w:hideMark/>
+          </w:tcPr>
+          <w:p>
+            <w:proofErr w:type="gramStart"/>
+            <w:r>
+              <w:t>size(</w:t>
+            </w:r>
+            <w:proofErr w:type="gramEnd"/>
+            <w:r>
+              <w:t>)</w:t>
+            </w:r>
+          </w:p>
+        </w:tc>
+        <w:tc>
+          <w:tcPr>
+            <w:tcW w:w="0" w:type="auto"/>
+            <w:vAlign w:val="center"/>
+            <w:hideMark/>
+          </w:tcPr>
+          <w:p>
+            <w:r>
+              <w:t>Returns the number of elements.</w:t>
+            </w:r>
+          </w:p>
+        </w:tc>
+      </w:tr>
+      <w:tr>
+        <w:trPr>
+          <w:tblCellSpacing w:w="15" w:type="dxa"/>
+        </w:trPr>
+        <w:tc>
+          <w:tcPr>
+            <w:tcW w:w="0" w:type="auto"/>
+            <w:vAlign w:val="center"/>
+            <w:hideMark/>
+          </w:tcPr>
+          <w:p>
+            <w:proofErr w:type="spellStart"/>
+            <w:proofErr w:type="gramStart"/>
+            <w:r>
+              <w:lastRenderedPageBreak/>
+              <w:t>isEmpty</w:t>
+            </w:r>
+            <w:proofErr w:type="spellEnd"/>
+            <w:r>
+              <w:t>(</w:t>
+            </w:r>
+            <w:proofErr w:type="gramEnd"/>
+            <w:r>
+              <w:t>)</w:t>
+            </w:r>
+          </w:p>
+        </w:tc>
+        <w:tc>
+          <w:tcPr>
+            <w:tcW w:w="0" w:type="auto"/>
+            <w:vAlign w:val="center"/>
+            <w:hideMark/>
+          </w:tcPr>
+          <w:p>
+            <w:r>
+              <w:t>Checks whether the list is empty.</w:t>
+            </w:r>
+          </w:p>
+        </w:tc>
+      </w:tr>
+      <w:tr>
+        <w:trPr>
+          <w:tblCellSpacing w:w="15" w:type="dxa"/>
+        </w:trPr>
+        <w:tc>
+          <w:tcPr>
+            <w:tcW w:w="0" w:type="auto"/>
+            <w:vAlign w:val="center"/>
+            <w:hideMark/>
+          </w:tcPr>
+          <w:p>
+            <w:proofErr w:type="gramStart"/>
+            <w:r>
+              <w:t>clear(</w:t>
+            </w:r>
+            <w:proofErr w:type="gramEnd"/>
+            <w:r>
+              <w:t>)</w:t>
+            </w:r>
+          </w:p>
+        </w:tc>
+        <w:tc>
+          <w:tcPr>
+            <w:tcW w:w="0" w:type="auto"/>
+            <w:vAlign w:val="center"/>
+            <w:hideMark/>
+          </w:tcPr>
+          <w:p>
+            <w:r>
+              <w:t>Removes all elements.</w:t>
+            </w:r>
+          </w:p>
+        </w:tc>
+      </w:tr>
+      <w:tr>
+        <w:trPr>
+          <w:tblCellSpacing w:w="15" w:type="dxa"/>
+        </w:trPr>
+        <w:tc>
+          <w:tcPr>
+            <w:tcW w:w="0" w:type="auto"/>
+            <w:vAlign w:val="center"/>
+            <w:hideMark/>
+          </w:tcPr>
+          <w:p>
+            <w:proofErr w:type="gramStart"/>
+            <w:r>
+              <w:t>iterator(</w:t>
+            </w:r>
+            <w:proofErr w:type="gramEnd"/>
+            <w:r>
+              <w:t>)</w:t>
+            </w:r>
+          </w:p>
+        </w:tc>
+        <w:tc>
+          <w:tcPr>
+            <w:tcW w:w="0" w:type="auto"/>
+            <w:vAlign w:val="center"/>
+            <w:hideMark/>
+          </w:tcPr>
+          <w:p>
+            <w:r>
+              <w:t>Returns an iterator for traversal.</w:t>
+            </w:r>
+          </w:p>
+        </w:tc>
+      </w:tr>
+      <w:tr>
+        <w:trPr>
+          <w:tblCellSpacing w:w="15" w:type="dxa"/>
+        </w:trPr>
+        <w:tc>
+          <w:tcPr>
+            <w:tcW w:w="0" w:type="auto"/>
+            <w:vAlign w:val="center"/>
+            <w:hideMark/>
+          </w:tcPr>
+          <w:p>
+            <w:proofErr w:type="spellStart"/>
+            <w:proofErr w:type="gramStart"/>
+            <w:r>
+              <w:t>listIterator</w:t>
+            </w:r>
+            <w:proofErr w:type="spellEnd"/>
+            <w:r>
+              <w:t>(</w:t>
+            </w:r>
+            <w:proofErr w:type="gramEnd"/>
+            <w:r>
+              <w:t>)</w:t>
+            </w:r>
+          </w:p>
+        </w:tc>
+        <w:tc>
+          <w:tcPr>
+            <w:tcW w:w="0" w:type="auto"/>
+            <w:vAlign w:val="center"/>
+            <w:hideMark/>
+          </w:tcPr>
+          <w:p>
+            <w:r>
+              <w:t>Returns a list iterator.</w:t>
+            </w:r>
+          </w:p>
+        </w:tc>
+      </w:tr>
+    </w:tbl>
+    <w:p/>
     <w:p>
       <w:r>
         <w:rPr>
@@ -278,16 +2641,429 @@
       </w:r>
     </w:p>
     <w:p>
+      <w:pPr>
+        <w:rPr>
+          <w:b/>
+          <w:bCs/>
+        </w:rPr>
+      </w:pPr>
+      <w:proofErr w:type="spellStart"/>
       <w:r>
-        <w:t>ListIteratorInterface:</w:t>
+        <w:rPr>
+          <w:b/>
+          <w:bCs/>
+        </w:rPr>
+        <w:t>ListIteratorInterface</w:t>
+      </w:r>
+      <w:proofErr w:type="spellEnd"/>
+      <w:r>
+        <w:rPr>
+          <w:b/>
+          <w:bCs/>
+        </w:rPr>
+        <w:t>:</w:t>
       </w:r>
     </w:p>
+    <w:tbl>
+      <w:tblPr>
+        <w:tblW w:w="0" w:type="auto"/>
+        <w:tblCellSpacing w:w="15" w:type="dxa"/>
+        <w:tblCellMar>
+          <w:top w:w="15" w:type="dxa"/>
+          <w:left w:w="15" w:type="dxa"/>
+          <w:bottom w:w="15" w:type="dxa"/>
+          <w:right w:w="15" w:type="dxa"/>
+        </w:tblCellMar>
+        <w:tblLook w:val="04A0" w:firstRow="1" w:lastRow="0" w:firstColumn="1" w:lastColumn="0" w:noHBand="0" w:noVBand="1"/>
+      </w:tblPr>
+      <w:tblGrid>
+        <w:gridCol w:w="1660"/>
+        <w:gridCol w:w="4478"/>
+      </w:tblGrid>
+      <w:tr>
+        <w:trPr>
+          <w:tblHeader/>
+          <w:tblCellSpacing w:w="15" w:type="dxa"/>
+        </w:trPr>
+        <w:tc>
+          <w:tcPr>
+            <w:tcW w:w="0" w:type="auto"/>
+            <w:vAlign w:val="center"/>
+            <w:hideMark/>
+          </w:tcPr>
+          <w:p>
+            <w:pPr>
+              <w:rPr>
+                <w:b/>
+                <w:bCs/>
+              </w:rPr>
+            </w:pPr>
+            <w:r>
+              <w:rPr>
+                <w:b/>
+                <w:bCs/>
+              </w:rPr>
+              <w:t>Operation</w:t>
+            </w:r>
+          </w:p>
+        </w:tc>
+        <w:tc>
+          <w:tcPr>
+            <w:tcW w:w="0" w:type="auto"/>
+            <w:vAlign w:val="center"/>
+            <w:hideMark/>
+          </w:tcPr>
+          <w:p>
+            <w:pPr>
+              <w:rPr>
+                <w:b/>
+                <w:bCs/>
+              </w:rPr>
+            </w:pPr>
+            <w:r>
+              <w:rPr>
+                <w:b/>
+                <w:bCs/>
+              </w:rPr>
+              <w:t>Description</w:t>
+            </w:r>
+          </w:p>
+        </w:tc>
+      </w:tr>
+      <w:tr>
+        <w:trPr>
+          <w:tblCellSpacing w:w="15" w:type="dxa"/>
+        </w:trPr>
+        <w:tc>
+          <w:tcPr>
+            <w:tcW w:w="0" w:type="auto"/>
+            <w:vAlign w:val="center"/>
+            <w:hideMark/>
+          </w:tcPr>
+          <w:p>
+            <w:proofErr w:type="spellStart"/>
+            <w:proofErr w:type="gramStart"/>
+            <w:r>
+              <w:t>hasNext</w:t>
+            </w:r>
+            <w:proofErr w:type="spellEnd"/>
+            <w:r>
+              <w:t>(</w:t>
+            </w:r>
+            <w:proofErr w:type="gramEnd"/>
+            <w:r>
+              <w:t>)</w:t>
+            </w:r>
+          </w:p>
+        </w:tc>
+        <w:tc>
+          <w:tcPr>
+            <w:tcW w:w="0" w:type="auto"/>
+            <w:vAlign w:val="center"/>
+            <w:hideMark/>
+          </w:tcPr>
+          <w:p>
+            <w:r>
+              <w:t>Checks whether a next element exists.</w:t>
+            </w:r>
+          </w:p>
+        </w:tc>
+      </w:tr>
+      <w:tr>
+        <w:trPr>
+          <w:tblCellSpacing w:w="15" w:type="dxa"/>
+        </w:trPr>
+        <w:tc>
+          <w:tcPr>
+            <w:tcW w:w="0" w:type="auto"/>
+            <w:vAlign w:val="center"/>
+            <w:hideMark/>
+          </w:tcPr>
+          <w:p>
+            <w:proofErr w:type="gramStart"/>
+            <w:r>
+              <w:t>next(</w:t>
+            </w:r>
+            <w:proofErr w:type="gramEnd"/>
+            <w:r>
+              <w:t>)</w:t>
+            </w:r>
+          </w:p>
+        </w:tc>
+        <w:tc>
+          <w:tcPr>
+            <w:tcW w:w="0" w:type="auto"/>
+            <w:vAlign w:val="center"/>
+            <w:hideMark/>
+          </w:tcPr>
+          <w:p>
+            <w:r>
+              <w:t>Returns the next element.</w:t>
+            </w:r>
+          </w:p>
+        </w:tc>
+      </w:tr>
+      <w:tr>
+        <w:trPr>
+          <w:tblCellSpacing w:w="15" w:type="dxa"/>
+        </w:trPr>
+        <w:tc>
+          <w:tcPr>
+            <w:tcW w:w="0" w:type="auto"/>
+            <w:vAlign w:val="center"/>
+            <w:hideMark/>
+          </w:tcPr>
+          <w:p>
+            <w:proofErr w:type="spellStart"/>
+            <w:proofErr w:type="gramStart"/>
+            <w:r>
+              <w:t>hasPrevious</w:t>
+            </w:r>
+            <w:proofErr w:type="spellEnd"/>
+            <w:r>
+              <w:t>(</w:t>
+            </w:r>
+            <w:proofErr w:type="gramEnd"/>
+            <w:r>
+              <w:t>)</w:t>
+            </w:r>
+          </w:p>
+        </w:tc>
+        <w:tc>
+          <w:tcPr>
+            <w:tcW w:w="0" w:type="auto"/>
+            <w:vAlign w:val="center"/>
+            <w:hideMark/>
+          </w:tcPr>
+          <w:p>
+            <w:r>
+              <w:t>Checks whether a previous element exists.</w:t>
+            </w:r>
+          </w:p>
+        </w:tc>
+      </w:tr>
+      <w:tr>
+        <w:trPr>
+          <w:tblCellSpacing w:w="15" w:type="dxa"/>
+        </w:trPr>
+        <w:tc>
+          <w:tcPr>
+            <w:tcW w:w="0" w:type="auto"/>
+            <w:vAlign w:val="center"/>
+            <w:hideMark/>
+          </w:tcPr>
+          <w:p>
+            <w:proofErr w:type="gramStart"/>
+            <w:r>
+              <w:t>previous(</w:t>
+            </w:r>
+            <w:proofErr w:type="gramEnd"/>
+            <w:r>
+              <w:t>)</w:t>
+            </w:r>
+          </w:p>
+        </w:tc>
+        <w:tc>
+          <w:tcPr>
+            <w:tcW w:w="0" w:type="auto"/>
+            <w:vAlign w:val="center"/>
+            <w:hideMark/>
+          </w:tcPr>
+          <w:p>
+            <w:r>
+              <w:t>Returns the previous element.</w:t>
+            </w:r>
+          </w:p>
+        </w:tc>
+      </w:tr>
+      <w:tr>
+        <w:trPr>
+          <w:tblCellSpacing w:w="15" w:type="dxa"/>
+        </w:trPr>
+        <w:tc>
+          <w:tcPr>
+            <w:tcW w:w="0" w:type="auto"/>
+            <w:vAlign w:val="center"/>
+            <w:hideMark/>
+          </w:tcPr>
+          <w:p>
+            <w:proofErr w:type="spellStart"/>
+            <w:proofErr w:type="gramStart"/>
+            <w:r>
+              <w:t>nextIndex</w:t>
+            </w:r>
+            <w:proofErr w:type="spellEnd"/>
+            <w:r>
+              <w:t>(</w:t>
+            </w:r>
+            <w:proofErr w:type="gramEnd"/>
+            <w:r>
+              <w:t>)</w:t>
+            </w:r>
+          </w:p>
+        </w:tc>
+        <w:tc>
+          <w:tcPr>
+            <w:tcW w:w="0" w:type="auto"/>
+            <w:vAlign w:val="center"/>
+            <w:hideMark/>
+          </w:tcPr>
+          <w:p>
+            <w:r>
+              <w:t>Returns the index of the next element.</w:t>
+            </w:r>
+          </w:p>
+        </w:tc>
+      </w:tr>
+      <w:tr>
+        <w:trPr>
+          <w:tblCellSpacing w:w="15" w:type="dxa"/>
+        </w:trPr>
+        <w:tc>
+          <w:tcPr>
+            <w:tcW w:w="0" w:type="auto"/>
+            <w:vAlign w:val="center"/>
+            <w:hideMark/>
+          </w:tcPr>
+          <w:p>
+            <w:proofErr w:type="spellStart"/>
+            <w:proofErr w:type="gramStart"/>
+            <w:r>
+              <w:t>previousIndex</w:t>
+            </w:r>
+            <w:proofErr w:type="spellEnd"/>
+            <w:r>
+              <w:t>(</w:t>
+            </w:r>
+            <w:proofErr w:type="gramEnd"/>
+            <w:r>
+              <w:t>)</w:t>
+            </w:r>
+          </w:p>
+        </w:tc>
+        <w:tc>
+          <w:tcPr>
+            <w:tcW w:w="0" w:type="auto"/>
+            <w:vAlign w:val="center"/>
+            <w:hideMark/>
+          </w:tcPr>
+          <w:p>
+            <w:r>
+              <w:t>Returns the index of the previous element.</w:t>
+            </w:r>
+          </w:p>
+        </w:tc>
+      </w:tr>
+      <w:tr>
+        <w:trPr>
+          <w:tblCellSpacing w:w="15" w:type="dxa"/>
+        </w:trPr>
+        <w:tc>
+          <w:tcPr>
+            <w:tcW w:w="0" w:type="auto"/>
+            <w:vAlign w:val="center"/>
+            <w:hideMark/>
+          </w:tcPr>
+          <w:p>
+            <w:proofErr w:type="gramStart"/>
+            <w:r>
+              <w:t>add(</w:t>
+            </w:r>
+            <w:proofErr w:type="gramEnd"/>
+            <w:r>
+              <w:t>E e)</w:t>
+            </w:r>
+          </w:p>
+        </w:tc>
+        <w:tc>
+          <w:tcPr>
+            <w:tcW w:w="0" w:type="auto"/>
+            <w:vAlign w:val="center"/>
+            <w:hideMark/>
+          </w:tcPr>
+          <w:p>
+            <w:r>
+              <w:t>Adds an element to the list.</w:t>
+            </w:r>
+          </w:p>
+        </w:tc>
+      </w:tr>
+      <w:tr>
+        <w:trPr>
+          <w:tblCellSpacing w:w="15" w:type="dxa"/>
+        </w:trPr>
+        <w:tc>
+          <w:tcPr>
+            <w:tcW w:w="0" w:type="auto"/>
+            <w:vAlign w:val="center"/>
+            <w:hideMark/>
+          </w:tcPr>
+          <w:p>
+            <w:proofErr w:type="gramStart"/>
+            <w:r>
+              <w:t>set(</w:t>
+            </w:r>
+            <w:proofErr w:type="gramEnd"/>
+            <w:r>
+              <w:t>E e)</w:t>
+            </w:r>
+          </w:p>
+        </w:tc>
+        <w:tc>
+          <w:tcPr>
+            <w:tcW w:w="0" w:type="auto"/>
+            <w:vAlign w:val="center"/>
+            <w:hideMark/>
+          </w:tcPr>
+          <w:p>
+            <w:r>
+              <w:t>Replaces the last element returned.</w:t>
+            </w:r>
+          </w:p>
+        </w:tc>
+      </w:tr>
+      <w:tr>
+        <w:trPr>
+          <w:tblCellSpacing w:w="15" w:type="dxa"/>
+        </w:trPr>
+        <w:tc>
+          <w:tcPr>
+            <w:tcW w:w="0" w:type="auto"/>
+            <w:vAlign w:val="center"/>
+            <w:hideMark/>
+          </w:tcPr>
+          <w:p>
+            <w:proofErr w:type="gramStart"/>
+            <w:r>
+              <w:lastRenderedPageBreak/>
+              <w:t>remove(</w:t>
+            </w:r>
+            <w:proofErr w:type="gramEnd"/>
+            <w:r>
+              <w:t>)</w:t>
+            </w:r>
+          </w:p>
+        </w:tc>
+        <w:tc>
+          <w:tcPr>
+            <w:tcW w:w="0" w:type="auto"/>
+            <w:vAlign w:val="center"/>
+            <w:hideMark/>
+          </w:tcPr>
+          <w:p>
+            <w:r>
+              <w:t>Removes the last element returned.</w:t>
+            </w:r>
+          </w:p>
+        </w:tc>
+      </w:tr>
+    </w:tbl>
+    <w:p/>
     <w:p>
       <w:r>
         <w:rPr>
           <w:noProof/>
         </w:rPr>
-        <w:lastRenderedPageBreak/>
         <w:drawing>
           <wp:inline distT="0" distB="0" distL="0" distR="0" wp14:anchorId="2141BA06" wp14:editId="774110F6">
             <wp:extent cx="3835400" cy="3835400"/>
@@ -339,10 +3115,695 @@
       </w:r>
     </w:p>
     <w:p>
+      <w:pPr>
+        <w:rPr>
+          <w:b/>
+          <w:bCs/>
+        </w:rPr>
+      </w:pPr>
+      <w:proofErr w:type="spellStart"/>
       <w:r>
-        <w:t>MapInterface:</w:t>
+        <w:rPr>
+          <w:b/>
+          <w:bCs/>
+        </w:rPr>
+        <w:t>MapInterface</w:t>
+      </w:r>
+      <w:proofErr w:type="spellEnd"/>
+      <w:r>
+        <w:rPr>
+          <w:b/>
+          <w:bCs/>
+        </w:rPr>
+        <w:t>:</w:t>
       </w:r>
     </w:p>
+    <w:tbl>
+      <w:tblPr>
+        <w:tblW w:w="0" w:type="auto"/>
+        <w:tblCellSpacing w:w="15" w:type="dxa"/>
+        <w:tblCellMar>
+          <w:top w:w="15" w:type="dxa"/>
+          <w:left w:w="15" w:type="dxa"/>
+          <w:bottom w:w="15" w:type="dxa"/>
+          <w:right w:w="15" w:type="dxa"/>
+        </w:tblCellMar>
+        <w:tblLook w:val="04A0" w:firstRow="1" w:lastRow="0" w:firstColumn="1" w:lastColumn="0" w:noHBand="0" w:noVBand="1"/>
+      </w:tblPr>
+      <w:tblGrid>
+        <w:gridCol w:w="3678"/>
+        <w:gridCol w:w="5328"/>
+      </w:tblGrid>
+      <w:tr>
+        <w:trPr>
+          <w:tblHeader/>
+          <w:tblCellSpacing w:w="15" w:type="dxa"/>
+        </w:trPr>
+        <w:tc>
+          <w:tcPr>
+            <w:tcW w:w="0" w:type="auto"/>
+            <w:vAlign w:val="center"/>
+            <w:hideMark/>
+          </w:tcPr>
+          <w:p>
+            <w:pPr>
+              <w:rPr>
+                <w:b/>
+                <w:bCs/>
+              </w:rPr>
+            </w:pPr>
+            <w:r>
+              <w:rPr>
+                <w:b/>
+                <w:bCs/>
+              </w:rPr>
+              <w:t>Operation</w:t>
+            </w:r>
+          </w:p>
+        </w:tc>
+        <w:tc>
+          <w:tcPr>
+            <w:tcW w:w="0" w:type="auto"/>
+            <w:vAlign w:val="center"/>
+            <w:hideMark/>
+          </w:tcPr>
+          <w:p>
+            <w:pPr>
+              <w:rPr>
+                <w:b/>
+                <w:bCs/>
+              </w:rPr>
+            </w:pPr>
+            <w:r>
+              <w:rPr>
+                <w:b/>
+                <w:bCs/>
+              </w:rPr>
+              <w:t>Description</w:t>
+            </w:r>
+          </w:p>
+        </w:tc>
+      </w:tr>
+      <w:tr>
+        <w:trPr>
+          <w:tblCellSpacing w:w="15" w:type="dxa"/>
+        </w:trPr>
+        <w:tc>
+          <w:tcPr>
+            <w:tcW w:w="0" w:type="auto"/>
+            <w:vAlign w:val="center"/>
+            <w:hideMark/>
+          </w:tcPr>
+          <w:p>
+            <w:proofErr w:type="gramStart"/>
+            <w:r>
+              <w:t>put(</w:t>
+            </w:r>
+            <w:proofErr w:type="gramEnd"/>
+            <w:r>
+              <w:t>K key, V value)</w:t>
+            </w:r>
+          </w:p>
+        </w:tc>
+        <w:tc>
+          <w:tcPr>
+            <w:tcW w:w="0" w:type="auto"/>
+            <w:vAlign w:val="center"/>
+            <w:hideMark/>
+          </w:tcPr>
+          <w:p>
+            <w:r>
+              <w:t>Adds or updates a key-value pair.</w:t>
+            </w:r>
+          </w:p>
+        </w:tc>
+      </w:tr>
+      <w:tr>
+        <w:trPr>
+          <w:tblCellSpacing w:w="15" w:type="dxa"/>
+        </w:trPr>
+        <w:tc>
+          <w:tcPr>
+            <w:tcW w:w="0" w:type="auto"/>
+            <w:vAlign w:val="center"/>
+            <w:hideMark/>
+          </w:tcPr>
+          <w:p>
+            <w:proofErr w:type="spellStart"/>
+            <w:proofErr w:type="gramStart"/>
+            <w:r>
+              <w:t>putAll</w:t>
+            </w:r>
+            <w:proofErr w:type="spellEnd"/>
+            <w:r>
+              <w:t>(</w:t>
+            </w:r>
+            <w:proofErr w:type="gramEnd"/>
+            <w:r>
+              <w:t>Map m)</w:t>
+            </w:r>
+          </w:p>
+        </w:tc>
+        <w:tc>
+          <w:tcPr>
+            <w:tcW w:w="0" w:type="auto"/>
+            <w:vAlign w:val="center"/>
+            <w:hideMark/>
+          </w:tcPr>
+          <w:p>
+            <w:r>
+              <w:t>Adds all mappings from another map.</w:t>
+            </w:r>
+          </w:p>
+        </w:tc>
+      </w:tr>
+      <w:tr>
+        <w:trPr>
+          <w:tblCellSpacing w:w="15" w:type="dxa"/>
+        </w:trPr>
+        <w:tc>
+          <w:tcPr>
+            <w:tcW w:w="0" w:type="auto"/>
+            <w:vAlign w:val="center"/>
+            <w:hideMark/>
+          </w:tcPr>
+          <w:p>
+            <w:proofErr w:type="gramStart"/>
+            <w:r>
+              <w:t>get(</w:t>
+            </w:r>
+            <w:proofErr w:type="gramEnd"/>
+            <w:r>
+              <w:t>Object key)</w:t>
+            </w:r>
+          </w:p>
+        </w:tc>
+        <w:tc>
+          <w:tcPr>
+            <w:tcW w:w="0" w:type="auto"/>
+            <w:vAlign w:val="center"/>
+            <w:hideMark/>
+          </w:tcPr>
+          <w:p>
+            <w:r>
+              <w:t>Returns the value associated with a key.</w:t>
+            </w:r>
+          </w:p>
+        </w:tc>
+      </w:tr>
+      <w:tr>
+        <w:trPr>
+          <w:tblCellSpacing w:w="15" w:type="dxa"/>
+        </w:trPr>
+        <w:tc>
+          <w:tcPr>
+            <w:tcW w:w="0" w:type="auto"/>
+            <w:vAlign w:val="center"/>
+            <w:hideMark/>
+          </w:tcPr>
+          <w:p>
+            <w:proofErr w:type="spellStart"/>
+            <w:proofErr w:type="gramStart"/>
+            <w:r>
+              <w:t>getOrDefault</w:t>
+            </w:r>
+            <w:proofErr w:type="spellEnd"/>
+            <w:r>
+              <w:t>(</w:t>
+            </w:r>
+            <w:proofErr w:type="gramEnd"/>
+            <w:r>
+              <w:t xml:space="preserve">K key, V </w:t>
+            </w:r>
+            <w:proofErr w:type="spellStart"/>
+            <w:r>
+              <w:t>defaultValue</w:t>
+            </w:r>
+            <w:proofErr w:type="spellEnd"/>
+            <w:r>
+              <w:t>)</w:t>
+            </w:r>
+          </w:p>
+        </w:tc>
+        <w:tc>
+          <w:tcPr>
+            <w:tcW w:w="0" w:type="auto"/>
+            <w:vAlign w:val="center"/>
+            <w:hideMark/>
+          </w:tcPr>
+          <w:p>
+            <w:r>
+              <w:t>Returns the value or a default value if key is absent.</w:t>
+            </w:r>
+          </w:p>
+        </w:tc>
+      </w:tr>
+      <w:tr>
+        <w:trPr>
+          <w:tblCellSpacing w:w="15" w:type="dxa"/>
+        </w:trPr>
+        <w:tc>
+          <w:tcPr>
+            <w:tcW w:w="0" w:type="auto"/>
+            <w:vAlign w:val="center"/>
+            <w:hideMark/>
+          </w:tcPr>
+          <w:p>
+            <w:proofErr w:type="gramStart"/>
+            <w:r>
+              <w:t>remove(</w:t>
+            </w:r>
+            <w:proofErr w:type="gramEnd"/>
+            <w:r>
+              <w:t>Object key)</w:t>
+            </w:r>
+          </w:p>
+        </w:tc>
+        <w:tc>
+          <w:tcPr>
+            <w:tcW w:w="0" w:type="auto"/>
+            <w:vAlign w:val="center"/>
+            <w:hideMark/>
+          </w:tcPr>
+          <w:p>
+            <w:r>
+              <w:t>Removes the mapping for the specified key.</w:t>
+            </w:r>
+          </w:p>
+        </w:tc>
+      </w:tr>
+      <w:tr>
+        <w:trPr>
+          <w:tblCellSpacing w:w="15" w:type="dxa"/>
+        </w:trPr>
+        <w:tc>
+          <w:tcPr>
+            <w:tcW w:w="0" w:type="auto"/>
+            <w:vAlign w:val="center"/>
+            <w:hideMark/>
+          </w:tcPr>
+          <w:p>
+            <w:proofErr w:type="spellStart"/>
+            <w:proofErr w:type="gramStart"/>
+            <w:r>
+              <w:t>containsKey</w:t>
+            </w:r>
+            <w:proofErr w:type="spellEnd"/>
+            <w:r>
+              <w:t>(</w:t>
+            </w:r>
+            <w:proofErr w:type="gramEnd"/>
+            <w:r>
+              <w:t>Object key)</w:t>
+            </w:r>
+          </w:p>
+        </w:tc>
+        <w:tc>
+          <w:tcPr>
+            <w:tcW w:w="0" w:type="auto"/>
+            <w:vAlign w:val="center"/>
+            <w:hideMark/>
+          </w:tcPr>
+          <w:p>
+            <w:r>
+              <w:t>Checks whether a key exists.</w:t>
+            </w:r>
+          </w:p>
+        </w:tc>
+      </w:tr>
+      <w:tr>
+        <w:trPr>
+          <w:tblCellSpacing w:w="15" w:type="dxa"/>
+        </w:trPr>
+        <w:tc>
+          <w:tcPr>
+            <w:tcW w:w="0" w:type="auto"/>
+            <w:vAlign w:val="center"/>
+            <w:hideMark/>
+          </w:tcPr>
+          <w:p>
+            <w:proofErr w:type="spellStart"/>
+            <w:proofErr w:type="gramStart"/>
+            <w:r>
+              <w:t>containsValue</w:t>
+            </w:r>
+            <w:proofErr w:type="spellEnd"/>
+            <w:r>
+              <w:t>(</w:t>
+            </w:r>
+            <w:proofErr w:type="gramEnd"/>
+            <w:r>
+              <w:t>Object value)</w:t>
+            </w:r>
+          </w:p>
+        </w:tc>
+        <w:tc>
+          <w:tcPr>
+            <w:tcW w:w="0" w:type="auto"/>
+            <w:vAlign w:val="center"/>
+            <w:hideMark/>
+          </w:tcPr>
+          <w:p>
+            <w:r>
+              <w:t>Checks whether a value exists.</w:t>
+            </w:r>
+          </w:p>
+        </w:tc>
+      </w:tr>
+      <w:tr>
+        <w:trPr>
+          <w:tblCellSpacing w:w="15" w:type="dxa"/>
+        </w:trPr>
+        <w:tc>
+          <w:tcPr>
+            <w:tcW w:w="0" w:type="auto"/>
+            <w:vAlign w:val="center"/>
+            <w:hideMark/>
+          </w:tcPr>
+          <w:p>
+            <w:proofErr w:type="spellStart"/>
+            <w:proofErr w:type="gramStart"/>
+            <w:r>
+              <w:t>keySet</w:t>
+            </w:r>
+            <w:proofErr w:type="spellEnd"/>
+            <w:r>
+              <w:t>(</w:t>
+            </w:r>
+            <w:proofErr w:type="gramEnd"/>
+            <w:r>
+              <w:t>)</w:t>
+            </w:r>
+          </w:p>
+        </w:tc>
+        <w:tc>
+          <w:tcPr>
+            <w:tcW w:w="0" w:type="auto"/>
+            <w:vAlign w:val="center"/>
+            <w:hideMark/>
+          </w:tcPr>
+          <w:p>
+            <w:r>
+              <w:t>Returns all keys as a Set.</w:t>
+            </w:r>
+          </w:p>
+        </w:tc>
+      </w:tr>
+      <w:tr>
+        <w:trPr>
+          <w:tblCellSpacing w:w="15" w:type="dxa"/>
+        </w:trPr>
+        <w:tc>
+          <w:tcPr>
+            <w:tcW w:w="0" w:type="auto"/>
+            <w:vAlign w:val="center"/>
+            <w:hideMark/>
+          </w:tcPr>
+          <w:p>
+            <w:proofErr w:type="gramStart"/>
+            <w:r>
+              <w:lastRenderedPageBreak/>
+              <w:t>values(</w:t>
+            </w:r>
+            <w:proofErr w:type="gramEnd"/>
+            <w:r>
+              <w:t>)</w:t>
+            </w:r>
+          </w:p>
+        </w:tc>
+        <w:tc>
+          <w:tcPr>
+            <w:tcW w:w="0" w:type="auto"/>
+            <w:vAlign w:val="center"/>
+            <w:hideMark/>
+          </w:tcPr>
+          <w:p>
+            <w:r>
+              <w:t>Returns all values.</w:t>
+            </w:r>
+          </w:p>
+        </w:tc>
+      </w:tr>
+      <w:tr>
+        <w:trPr>
+          <w:tblCellSpacing w:w="15" w:type="dxa"/>
+        </w:trPr>
+        <w:tc>
+          <w:tcPr>
+            <w:tcW w:w="0" w:type="auto"/>
+            <w:vAlign w:val="center"/>
+            <w:hideMark/>
+          </w:tcPr>
+          <w:p>
+            <w:proofErr w:type="spellStart"/>
+            <w:proofErr w:type="gramStart"/>
+            <w:r>
+              <w:t>entrySet</w:t>
+            </w:r>
+            <w:proofErr w:type="spellEnd"/>
+            <w:r>
+              <w:t>(</w:t>
+            </w:r>
+            <w:proofErr w:type="gramEnd"/>
+            <w:r>
+              <w:t>)</w:t>
+            </w:r>
+          </w:p>
+        </w:tc>
+        <w:tc>
+          <w:tcPr>
+            <w:tcW w:w="0" w:type="auto"/>
+            <w:vAlign w:val="center"/>
+            <w:hideMark/>
+          </w:tcPr>
+          <w:p>
+            <w:r>
+              <w:t>Returns all key-value pairs.</w:t>
+            </w:r>
+          </w:p>
+        </w:tc>
+      </w:tr>
+      <w:tr>
+        <w:trPr>
+          <w:tblCellSpacing w:w="15" w:type="dxa"/>
+        </w:trPr>
+        <w:tc>
+          <w:tcPr>
+            <w:tcW w:w="0" w:type="auto"/>
+            <w:vAlign w:val="center"/>
+            <w:hideMark/>
+          </w:tcPr>
+          <w:p>
+            <w:proofErr w:type="gramStart"/>
+            <w:r>
+              <w:t>size(</w:t>
+            </w:r>
+            <w:proofErr w:type="gramEnd"/>
+            <w:r>
+              <w:t>)</w:t>
+            </w:r>
+          </w:p>
+        </w:tc>
+        <w:tc>
+          <w:tcPr>
+            <w:tcW w:w="0" w:type="auto"/>
+            <w:vAlign w:val="center"/>
+            <w:hideMark/>
+          </w:tcPr>
+          <w:p>
+            <w:r>
+              <w:t>Returns the number of mappings.</w:t>
+            </w:r>
+          </w:p>
+        </w:tc>
+      </w:tr>
+      <w:tr>
+        <w:trPr>
+          <w:tblCellSpacing w:w="15" w:type="dxa"/>
+        </w:trPr>
+        <w:tc>
+          <w:tcPr>
+            <w:tcW w:w="0" w:type="auto"/>
+            <w:vAlign w:val="center"/>
+            <w:hideMark/>
+          </w:tcPr>
+          <w:p>
+            <w:proofErr w:type="spellStart"/>
+            <w:proofErr w:type="gramStart"/>
+            <w:r>
+              <w:t>isEmpty</w:t>
+            </w:r>
+            <w:proofErr w:type="spellEnd"/>
+            <w:r>
+              <w:t>(</w:t>
+            </w:r>
+            <w:proofErr w:type="gramEnd"/>
+            <w:r>
+              <w:t>)</w:t>
+            </w:r>
+          </w:p>
+        </w:tc>
+        <w:tc>
+          <w:tcPr>
+            <w:tcW w:w="0" w:type="auto"/>
+            <w:vAlign w:val="center"/>
+            <w:hideMark/>
+          </w:tcPr>
+          <w:p>
+            <w:r>
+              <w:t>Checks whether the map is empty.</w:t>
+            </w:r>
+          </w:p>
+        </w:tc>
+      </w:tr>
+      <w:tr>
+        <w:trPr>
+          <w:tblCellSpacing w:w="15" w:type="dxa"/>
+        </w:trPr>
+        <w:tc>
+          <w:tcPr>
+            <w:tcW w:w="0" w:type="auto"/>
+            <w:vAlign w:val="center"/>
+            <w:hideMark/>
+          </w:tcPr>
+          <w:p>
+            <w:proofErr w:type="gramStart"/>
+            <w:r>
+              <w:t>clear(</w:t>
+            </w:r>
+            <w:proofErr w:type="gramEnd"/>
+            <w:r>
+              <w:t>)</w:t>
+            </w:r>
+          </w:p>
+        </w:tc>
+        <w:tc>
+          <w:tcPr>
+            <w:tcW w:w="0" w:type="auto"/>
+            <w:vAlign w:val="center"/>
+            <w:hideMark/>
+          </w:tcPr>
+          <w:p>
+            <w:r>
+              <w:t>Removes all mappings.</w:t>
+            </w:r>
+          </w:p>
+        </w:tc>
+      </w:tr>
+      <w:tr>
+        <w:trPr>
+          <w:tblCellSpacing w:w="15" w:type="dxa"/>
+        </w:trPr>
+        <w:tc>
+          <w:tcPr>
+            <w:tcW w:w="0" w:type="auto"/>
+            <w:vAlign w:val="center"/>
+            <w:hideMark/>
+          </w:tcPr>
+          <w:p>
+            <w:proofErr w:type="gramStart"/>
+            <w:r>
+              <w:t>replace(</w:t>
+            </w:r>
+            <w:proofErr w:type="gramEnd"/>
+            <w:r>
+              <w:t>K key, V value)</w:t>
+            </w:r>
+          </w:p>
+        </w:tc>
+        <w:tc>
+          <w:tcPr>
+            <w:tcW w:w="0" w:type="auto"/>
+            <w:vAlign w:val="center"/>
+            <w:hideMark/>
+          </w:tcPr>
+          <w:p>
+            <w:r>
+              <w:t>Replaces the value of an existing key.</w:t>
+            </w:r>
+          </w:p>
+        </w:tc>
+      </w:tr>
+      <w:tr>
+        <w:trPr>
+          <w:tblCellSpacing w:w="15" w:type="dxa"/>
+        </w:trPr>
+        <w:tc>
+          <w:tcPr>
+            <w:tcW w:w="0" w:type="auto"/>
+            <w:vAlign w:val="center"/>
+            <w:hideMark/>
+          </w:tcPr>
+          <w:p>
+            <w:proofErr w:type="spellStart"/>
+            <w:proofErr w:type="gramStart"/>
+            <w:r>
+              <w:t>replaceAll</w:t>
+            </w:r>
+            <w:proofErr w:type="spellEnd"/>
+            <w:r>
+              <w:t>(</w:t>
+            </w:r>
+            <w:proofErr w:type="gramEnd"/>
+            <w:r>
+              <w:t>)</w:t>
+            </w:r>
+          </w:p>
+        </w:tc>
+        <w:tc>
+          <w:tcPr>
+            <w:tcW w:w="0" w:type="auto"/>
+            <w:vAlign w:val="center"/>
+            <w:hideMark/>
+          </w:tcPr>
+          <w:p>
+            <w:r>
+              <w:t>Replaces values using a specified function.</w:t>
+            </w:r>
+          </w:p>
+        </w:tc>
+      </w:tr>
+      <w:tr>
+        <w:trPr>
+          <w:tblCellSpacing w:w="15" w:type="dxa"/>
+        </w:trPr>
+        <w:tc>
+          <w:tcPr>
+            <w:tcW w:w="0" w:type="auto"/>
+            <w:vAlign w:val="center"/>
+            <w:hideMark/>
+          </w:tcPr>
+          <w:p>
+            <w:proofErr w:type="spellStart"/>
+            <w:proofErr w:type="gramStart"/>
+            <w:r>
+              <w:t>putIfAbsent</w:t>
+            </w:r>
+            <w:proofErr w:type="spellEnd"/>
+            <w:r>
+              <w:t>(</w:t>
+            </w:r>
+            <w:proofErr w:type="gramEnd"/>
+            <w:r>
+              <w:t>)</w:t>
+            </w:r>
+          </w:p>
+        </w:tc>
+        <w:tc>
+          <w:tcPr>
+            <w:tcW w:w="0" w:type="auto"/>
+            <w:vAlign w:val="center"/>
+            <w:hideMark/>
+          </w:tcPr>
+          <w:p>
+            <w:r>
+              <w:t>Adds a mapping only if the key is absent.</w:t>
+            </w:r>
+          </w:p>
+        </w:tc>
+      </w:tr>
+    </w:tbl>
+    <w:p/>
     <w:p>
       <w:pPr>
         <w:rPr>
@@ -419,16 +3880,728 @@
     <w:p>
       <w:pPr>
         <w:rPr>
+          <w:b/>
+          <w:bCs/>
           <w:noProof/>
         </w:rPr>
       </w:pPr>
       <w:r>
         <w:rPr>
+          <w:b/>
+          <w:bCs/>
           <w:noProof/>
         </w:rPr>
-        <w:lastRenderedPageBreak/>
         <w:t>NavigableMapInterface:</w:t>
       </w:r>
+    </w:p>
+    <w:tbl>
+      <w:tblPr>
+        <w:tblW w:w="0" w:type="auto"/>
+        <w:tblCellSpacing w:w="15" w:type="dxa"/>
+        <w:tblCellMar>
+          <w:top w:w="15" w:type="dxa"/>
+          <w:left w:w="15" w:type="dxa"/>
+          <w:bottom w:w="15" w:type="dxa"/>
+          <w:right w:w="15" w:type="dxa"/>
+        </w:tblCellMar>
+        <w:tblLook w:val="04A0" w:firstRow="1" w:lastRow="0" w:firstColumn="1" w:lastColumn="0" w:noHBand="0" w:noVBand="1"/>
+      </w:tblPr>
+      <w:tblGrid>
+        <w:gridCol w:w="2126"/>
+        <w:gridCol w:w="6771"/>
+      </w:tblGrid>
+      <w:tr>
+        <w:trPr>
+          <w:tblHeader/>
+          <w:tblCellSpacing w:w="15" w:type="dxa"/>
+        </w:trPr>
+        <w:tc>
+          <w:tcPr>
+            <w:tcW w:w="0" w:type="auto"/>
+            <w:vAlign w:val="center"/>
+            <w:hideMark/>
+          </w:tcPr>
+          <w:p>
+            <w:pPr>
+              <w:rPr>
+                <w:b/>
+                <w:bCs/>
+                <w:noProof/>
+              </w:rPr>
+            </w:pPr>
+            <w:r>
+              <w:rPr>
+                <w:b/>
+                <w:bCs/>
+                <w:noProof/>
+              </w:rPr>
+              <w:lastRenderedPageBreak/>
+              <w:t>Operation</w:t>
+            </w:r>
+          </w:p>
+        </w:tc>
+        <w:tc>
+          <w:tcPr>
+            <w:tcW w:w="0" w:type="auto"/>
+            <w:vAlign w:val="center"/>
+            <w:hideMark/>
+          </w:tcPr>
+          <w:p>
+            <w:pPr>
+              <w:rPr>
+                <w:b/>
+                <w:bCs/>
+                <w:noProof/>
+              </w:rPr>
+            </w:pPr>
+            <w:r>
+              <w:rPr>
+                <w:b/>
+                <w:bCs/>
+                <w:noProof/>
+              </w:rPr>
+              <w:t>Description</w:t>
+            </w:r>
+          </w:p>
+        </w:tc>
+      </w:tr>
+      <w:tr>
+        <w:trPr>
+          <w:tblCellSpacing w:w="15" w:type="dxa"/>
+        </w:trPr>
+        <w:tc>
+          <w:tcPr>
+            <w:tcW w:w="0" w:type="auto"/>
+            <w:vAlign w:val="center"/>
+            <w:hideMark/>
+          </w:tcPr>
+          <w:p>
+            <w:pPr>
+              <w:rPr>
+                <w:noProof/>
+              </w:rPr>
+            </w:pPr>
+            <w:r>
+              <w:rPr>
+                <w:noProof/>
+              </w:rPr>
+              <w:t>lowerKey(K key)</w:t>
+            </w:r>
+          </w:p>
+        </w:tc>
+        <w:tc>
+          <w:tcPr>
+            <w:tcW w:w="0" w:type="auto"/>
+            <w:vAlign w:val="center"/>
+            <w:hideMark/>
+          </w:tcPr>
+          <w:p>
+            <w:pPr>
+              <w:rPr>
+                <w:noProof/>
+              </w:rPr>
+            </w:pPr>
+            <w:r>
+              <w:rPr>
+                <w:noProof/>
+              </w:rPr>
+              <w:t>Returns the greatest key strictly less than the given key.</w:t>
+            </w:r>
+          </w:p>
+        </w:tc>
+      </w:tr>
+      <w:tr>
+        <w:trPr>
+          <w:tblCellSpacing w:w="15" w:type="dxa"/>
+        </w:trPr>
+        <w:tc>
+          <w:tcPr>
+            <w:tcW w:w="0" w:type="auto"/>
+            <w:vAlign w:val="center"/>
+            <w:hideMark/>
+          </w:tcPr>
+          <w:p>
+            <w:pPr>
+              <w:rPr>
+                <w:noProof/>
+              </w:rPr>
+            </w:pPr>
+            <w:r>
+              <w:rPr>
+                <w:noProof/>
+              </w:rPr>
+              <w:t>floorKey(K key)</w:t>
+            </w:r>
+          </w:p>
+        </w:tc>
+        <w:tc>
+          <w:tcPr>
+            <w:tcW w:w="0" w:type="auto"/>
+            <w:vAlign w:val="center"/>
+            <w:hideMark/>
+          </w:tcPr>
+          <w:p>
+            <w:pPr>
+              <w:rPr>
+                <w:noProof/>
+              </w:rPr>
+            </w:pPr>
+            <w:r>
+              <w:rPr>
+                <w:noProof/>
+              </w:rPr>
+              <w:t>Returns the greatest key less than or equal to the given key.</w:t>
+            </w:r>
+          </w:p>
+        </w:tc>
+      </w:tr>
+      <w:tr>
+        <w:trPr>
+          <w:tblCellSpacing w:w="15" w:type="dxa"/>
+        </w:trPr>
+        <w:tc>
+          <w:tcPr>
+            <w:tcW w:w="0" w:type="auto"/>
+            <w:vAlign w:val="center"/>
+            <w:hideMark/>
+          </w:tcPr>
+          <w:p>
+            <w:pPr>
+              <w:rPr>
+                <w:noProof/>
+              </w:rPr>
+            </w:pPr>
+            <w:r>
+              <w:rPr>
+                <w:noProof/>
+              </w:rPr>
+              <w:t>ceilingKey(K key)</w:t>
+            </w:r>
+          </w:p>
+        </w:tc>
+        <w:tc>
+          <w:tcPr>
+            <w:tcW w:w="0" w:type="auto"/>
+            <w:vAlign w:val="center"/>
+            <w:hideMark/>
+          </w:tcPr>
+          <w:p>
+            <w:pPr>
+              <w:rPr>
+                <w:noProof/>
+              </w:rPr>
+            </w:pPr>
+            <w:r>
+              <w:rPr>
+                <w:noProof/>
+              </w:rPr>
+              <w:t>Returns the smallest key greater than or equal to the given key.</w:t>
+            </w:r>
+          </w:p>
+        </w:tc>
+      </w:tr>
+      <w:tr>
+        <w:trPr>
+          <w:tblCellSpacing w:w="15" w:type="dxa"/>
+        </w:trPr>
+        <w:tc>
+          <w:tcPr>
+            <w:tcW w:w="0" w:type="auto"/>
+            <w:vAlign w:val="center"/>
+            <w:hideMark/>
+          </w:tcPr>
+          <w:p>
+            <w:pPr>
+              <w:rPr>
+                <w:noProof/>
+              </w:rPr>
+            </w:pPr>
+            <w:r>
+              <w:rPr>
+                <w:noProof/>
+              </w:rPr>
+              <w:t>higherKey(K key)</w:t>
+            </w:r>
+          </w:p>
+        </w:tc>
+        <w:tc>
+          <w:tcPr>
+            <w:tcW w:w="0" w:type="auto"/>
+            <w:vAlign w:val="center"/>
+            <w:hideMark/>
+          </w:tcPr>
+          <w:p>
+            <w:pPr>
+              <w:rPr>
+                <w:noProof/>
+              </w:rPr>
+            </w:pPr>
+            <w:r>
+              <w:rPr>
+                <w:noProof/>
+              </w:rPr>
+              <w:t>Returns the smallest key strictly greater than the given key.</w:t>
+            </w:r>
+          </w:p>
+        </w:tc>
+      </w:tr>
+      <w:tr>
+        <w:trPr>
+          <w:tblCellSpacing w:w="15" w:type="dxa"/>
+        </w:trPr>
+        <w:tc>
+          <w:tcPr>
+            <w:tcW w:w="0" w:type="auto"/>
+            <w:vAlign w:val="center"/>
+            <w:hideMark/>
+          </w:tcPr>
+          <w:p>
+            <w:pPr>
+              <w:rPr>
+                <w:noProof/>
+              </w:rPr>
+            </w:pPr>
+            <w:r>
+              <w:rPr>
+                <w:noProof/>
+              </w:rPr>
+              <w:t>lowerEntry(K key)</w:t>
+            </w:r>
+          </w:p>
+        </w:tc>
+        <w:tc>
+          <w:tcPr>
+            <w:tcW w:w="0" w:type="auto"/>
+            <w:vAlign w:val="center"/>
+            <w:hideMark/>
+          </w:tcPr>
+          <w:p>
+            <w:pPr>
+              <w:rPr>
+                <w:noProof/>
+              </w:rPr>
+            </w:pPr>
+            <w:r>
+              <w:rPr>
+                <w:noProof/>
+              </w:rPr>
+              <w:t>Returns the entry with the greatest key less than the given key.</w:t>
+            </w:r>
+          </w:p>
+        </w:tc>
+      </w:tr>
+      <w:tr>
+        <w:trPr>
+          <w:tblCellSpacing w:w="15" w:type="dxa"/>
+        </w:trPr>
+        <w:tc>
+          <w:tcPr>
+            <w:tcW w:w="0" w:type="auto"/>
+            <w:vAlign w:val="center"/>
+            <w:hideMark/>
+          </w:tcPr>
+          <w:p>
+            <w:pPr>
+              <w:rPr>
+                <w:noProof/>
+              </w:rPr>
+            </w:pPr>
+            <w:r>
+              <w:rPr>
+                <w:noProof/>
+              </w:rPr>
+              <w:t>floorEntry(K key)</w:t>
+            </w:r>
+          </w:p>
+        </w:tc>
+        <w:tc>
+          <w:tcPr>
+            <w:tcW w:w="0" w:type="auto"/>
+            <w:vAlign w:val="center"/>
+            <w:hideMark/>
+          </w:tcPr>
+          <w:p>
+            <w:pPr>
+              <w:rPr>
+                <w:noProof/>
+              </w:rPr>
+            </w:pPr>
+            <w:r>
+              <w:rPr>
+                <w:noProof/>
+              </w:rPr>
+              <w:t>Returns the entry with the greatest key ≤ given key.</w:t>
+            </w:r>
+          </w:p>
+        </w:tc>
+      </w:tr>
+      <w:tr>
+        <w:trPr>
+          <w:tblCellSpacing w:w="15" w:type="dxa"/>
+        </w:trPr>
+        <w:tc>
+          <w:tcPr>
+            <w:tcW w:w="0" w:type="auto"/>
+            <w:vAlign w:val="center"/>
+            <w:hideMark/>
+          </w:tcPr>
+          <w:p>
+            <w:pPr>
+              <w:rPr>
+                <w:noProof/>
+              </w:rPr>
+            </w:pPr>
+            <w:r>
+              <w:rPr>
+                <w:noProof/>
+              </w:rPr>
+              <w:t>ceilingEntry(K key)</w:t>
+            </w:r>
+          </w:p>
+        </w:tc>
+        <w:tc>
+          <w:tcPr>
+            <w:tcW w:w="0" w:type="auto"/>
+            <w:vAlign w:val="center"/>
+            <w:hideMark/>
+          </w:tcPr>
+          <w:p>
+            <w:pPr>
+              <w:rPr>
+                <w:noProof/>
+              </w:rPr>
+            </w:pPr>
+            <w:r>
+              <w:rPr>
+                <w:noProof/>
+              </w:rPr>
+              <w:t>Returns the entry with the smallest key ≥ given key.</w:t>
+            </w:r>
+          </w:p>
+        </w:tc>
+      </w:tr>
+      <w:tr>
+        <w:trPr>
+          <w:tblCellSpacing w:w="15" w:type="dxa"/>
+        </w:trPr>
+        <w:tc>
+          <w:tcPr>
+            <w:tcW w:w="0" w:type="auto"/>
+            <w:vAlign w:val="center"/>
+            <w:hideMark/>
+          </w:tcPr>
+          <w:p>
+            <w:pPr>
+              <w:rPr>
+                <w:noProof/>
+              </w:rPr>
+            </w:pPr>
+            <w:r>
+              <w:rPr>
+                <w:noProof/>
+              </w:rPr>
+              <w:t>higherEntry(K key)</w:t>
+            </w:r>
+          </w:p>
+        </w:tc>
+        <w:tc>
+          <w:tcPr>
+            <w:tcW w:w="0" w:type="auto"/>
+            <w:vAlign w:val="center"/>
+            <w:hideMark/>
+          </w:tcPr>
+          <w:p>
+            <w:pPr>
+              <w:rPr>
+                <w:noProof/>
+              </w:rPr>
+            </w:pPr>
+            <w:r>
+              <w:rPr>
+                <w:noProof/>
+              </w:rPr>
+              <w:t>Returns the entry with the smallest key greater than the given key.</w:t>
+            </w:r>
+          </w:p>
+        </w:tc>
+      </w:tr>
+      <w:tr>
+        <w:trPr>
+          <w:tblCellSpacing w:w="15" w:type="dxa"/>
+        </w:trPr>
+        <w:tc>
+          <w:tcPr>
+            <w:tcW w:w="0" w:type="auto"/>
+            <w:vAlign w:val="center"/>
+            <w:hideMark/>
+          </w:tcPr>
+          <w:p>
+            <w:pPr>
+              <w:rPr>
+                <w:noProof/>
+              </w:rPr>
+            </w:pPr>
+            <w:r>
+              <w:rPr>
+                <w:noProof/>
+              </w:rPr>
+              <w:t>firstEntry()</w:t>
+            </w:r>
+          </w:p>
+        </w:tc>
+        <w:tc>
+          <w:tcPr>
+            <w:tcW w:w="0" w:type="auto"/>
+            <w:vAlign w:val="center"/>
+            <w:hideMark/>
+          </w:tcPr>
+          <w:p>
+            <w:pPr>
+              <w:rPr>
+                <w:noProof/>
+              </w:rPr>
+            </w:pPr>
+            <w:r>
+              <w:rPr>
+                <w:noProof/>
+              </w:rPr>
+              <w:t>Returns the entry with the smallest key.</w:t>
+            </w:r>
+          </w:p>
+        </w:tc>
+      </w:tr>
+      <w:tr>
+        <w:trPr>
+          <w:tblCellSpacing w:w="15" w:type="dxa"/>
+        </w:trPr>
+        <w:tc>
+          <w:tcPr>
+            <w:tcW w:w="0" w:type="auto"/>
+            <w:vAlign w:val="center"/>
+            <w:hideMark/>
+          </w:tcPr>
+          <w:p>
+            <w:pPr>
+              <w:rPr>
+                <w:noProof/>
+              </w:rPr>
+            </w:pPr>
+            <w:r>
+              <w:rPr>
+                <w:noProof/>
+              </w:rPr>
+              <w:t>lastEntry()</w:t>
+            </w:r>
+          </w:p>
+        </w:tc>
+        <w:tc>
+          <w:tcPr>
+            <w:tcW w:w="0" w:type="auto"/>
+            <w:vAlign w:val="center"/>
+            <w:hideMark/>
+          </w:tcPr>
+          <w:p>
+            <w:pPr>
+              <w:rPr>
+                <w:noProof/>
+              </w:rPr>
+            </w:pPr>
+            <w:r>
+              <w:rPr>
+                <w:noProof/>
+              </w:rPr>
+              <w:t>Returns the entry with the largest key.</w:t>
+            </w:r>
+          </w:p>
+        </w:tc>
+      </w:tr>
+      <w:tr>
+        <w:trPr>
+          <w:tblCellSpacing w:w="15" w:type="dxa"/>
+        </w:trPr>
+        <w:tc>
+          <w:tcPr>
+            <w:tcW w:w="0" w:type="auto"/>
+            <w:vAlign w:val="center"/>
+            <w:hideMark/>
+          </w:tcPr>
+          <w:p>
+            <w:pPr>
+              <w:rPr>
+                <w:noProof/>
+              </w:rPr>
+            </w:pPr>
+            <w:r>
+              <w:rPr>
+                <w:noProof/>
+              </w:rPr>
+              <w:t>pollFirstEntry()</w:t>
+            </w:r>
+          </w:p>
+        </w:tc>
+        <w:tc>
+          <w:tcPr>
+            <w:tcW w:w="0" w:type="auto"/>
+            <w:vAlign w:val="center"/>
+            <w:hideMark/>
+          </w:tcPr>
+          <w:p>
+            <w:pPr>
+              <w:rPr>
+                <w:noProof/>
+              </w:rPr>
+            </w:pPr>
+            <w:r>
+              <w:rPr>
+                <w:noProof/>
+              </w:rPr>
+              <w:t>Removes and returns the first entry.</w:t>
+            </w:r>
+          </w:p>
+        </w:tc>
+      </w:tr>
+      <w:tr>
+        <w:trPr>
+          <w:tblCellSpacing w:w="15" w:type="dxa"/>
+        </w:trPr>
+        <w:tc>
+          <w:tcPr>
+            <w:tcW w:w="0" w:type="auto"/>
+            <w:vAlign w:val="center"/>
+            <w:hideMark/>
+          </w:tcPr>
+          <w:p>
+            <w:pPr>
+              <w:rPr>
+                <w:noProof/>
+              </w:rPr>
+            </w:pPr>
+            <w:r>
+              <w:rPr>
+                <w:noProof/>
+              </w:rPr>
+              <w:t>pollLastEntry()</w:t>
+            </w:r>
+          </w:p>
+        </w:tc>
+        <w:tc>
+          <w:tcPr>
+            <w:tcW w:w="0" w:type="auto"/>
+            <w:vAlign w:val="center"/>
+            <w:hideMark/>
+          </w:tcPr>
+          <w:p>
+            <w:pPr>
+              <w:rPr>
+                <w:noProof/>
+              </w:rPr>
+            </w:pPr>
+            <w:r>
+              <w:rPr>
+                <w:noProof/>
+              </w:rPr>
+              <w:t>Removes and returns the last entry.</w:t>
+            </w:r>
+          </w:p>
+        </w:tc>
+      </w:tr>
+      <w:tr>
+        <w:trPr>
+          <w:tblCellSpacing w:w="15" w:type="dxa"/>
+        </w:trPr>
+        <w:tc>
+          <w:tcPr>
+            <w:tcW w:w="0" w:type="auto"/>
+            <w:vAlign w:val="center"/>
+            <w:hideMark/>
+          </w:tcPr>
+          <w:p>
+            <w:pPr>
+              <w:rPr>
+                <w:noProof/>
+              </w:rPr>
+            </w:pPr>
+            <w:r>
+              <w:rPr>
+                <w:noProof/>
+              </w:rPr>
+              <w:t>descendingMap()</w:t>
+            </w:r>
+          </w:p>
+        </w:tc>
+        <w:tc>
+          <w:tcPr>
+            <w:tcW w:w="0" w:type="auto"/>
+            <w:vAlign w:val="center"/>
+            <w:hideMark/>
+          </w:tcPr>
+          <w:p>
+            <w:pPr>
+              <w:rPr>
+                <w:noProof/>
+              </w:rPr>
+            </w:pPr>
+            <w:r>
+              <w:rPr>
+                <w:noProof/>
+              </w:rPr>
+              <w:t>Returns the map in reverse order.</w:t>
+            </w:r>
+          </w:p>
+        </w:tc>
+      </w:tr>
+      <w:tr>
+        <w:trPr>
+          <w:tblCellSpacing w:w="15" w:type="dxa"/>
+        </w:trPr>
+        <w:tc>
+          <w:tcPr>
+            <w:tcW w:w="0" w:type="auto"/>
+            <w:vAlign w:val="center"/>
+            <w:hideMark/>
+          </w:tcPr>
+          <w:p>
+            <w:pPr>
+              <w:rPr>
+                <w:noProof/>
+              </w:rPr>
+            </w:pPr>
+            <w:r>
+              <w:rPr>
+                <w:noProof/>
+              </w:rPr>
+              <w:t>descendingKeySet()</w:t>
+            </w:r>
+          </w:p>
+        </w:tc>
+        <w:tc>
+          <w:tcPr>
+            <w:tcW w:w="0" w:type="auto"/>
+            <w:vAlign w:val="center"/>
+            <w:hideMark/>
+          </w:tcPr>
+          <w:p>
+            <w:pPr>
+              <w:rPr>
+                <w:noProof/>
+              </w:rPr>
+            </w:pPr>
+            <w:r>
+              <w:rPr>
+                <w:noProof/>
+              </w:rPr>
+              <w:t>Returns keys in descending order.</w:t>
+            </w:r>
+          </w:p>
+        </w:tc>
+      </w:tr>
+    </w:tbl>
+    <w:p>
+      <w:pPr>
+        <w:rPr>
+          <w:noProof/>
+        </w:rPr>
+      </w:pPr>
     </w:p>
     <w:p>
       <w:r>
@@ -436,9 +4609,9 @@
           <w:noProof/>
         </w:rPr>
         <w:drawing>
-          <wp:inline distT="0" distB="0" distL="0" distR="0" wp14:anchorId="797D8C26" wp14:editId="5499CB8D">
-            <wp:extent cx="5683250" cy="3331560"/>
-            <wp:effectExtent l="0" t="0" r="0" b="2540"/>
+          <wp:inline distT="0" distB="0" distL="0" distR="0" wp14:anchorId="797D8C26" wp14:editId="6715F67C">
+            <wp:extent cx="5682653" cy="2320356"/>
+            <wp:effectExtent l="0" t="0" r="0" b="3810"/>
             <wp:docPr id="746637692" name="Picture 7"/>
             <wp:cNvGraphicFramePr>
               <a:graphicFrameLocks xmlns:a="http://schemas.openxmlformats.org/drawingml/2006/main" noChangeAspect="1"/>
@@ -468,7 +4641,7 @@
                   <pic:spPr bwMode="auto">
                     <a:xfrm>
                       <a:off x="0" y="0"/>
-                      <a:ext cx="5686976" cy="3333744"/>
+                      <a:ext cx="5698276" cy="2326735"/>
                     </a:xfrm>
                     <a:prstGeom prst="rect">
                       <a:avLst/>
@@ -486,10 +4659,302 @@
       </w:r>
     </w:p>
     <w:p>
+      <w:pPr>
+        <w:rPr>
+          <w:b/>
+          <w:bCs/>
+        </w:rPr>
+      </w:pPr>
+      <w:proofErr w:type="spellStart"/>
       <w:r>
-        <w:t>QueueInterface:</w:t>
+        <w:rPr>
+          <w:b/>
+          <w:bCs/>
+        </w:rPr>
+        <w:t>QueueInterface</w:t>
+      </w:r>
+      <w:proofErr w:type="spellEnd"/>
+      <w:r>
+        <w:rPr>
+          <w:b/>
+          <w:bCs/>
+        </w:rPr>
+        <w:t>:</w:t>
       </w:r>
     </w:p>
+    <w:tbl>
+      <w:tblPr>
+        <w:tblW w:w="0" w:type="auto"/>
+        <w:tblCellSpacing w:w="15" w:type="dxa"/>
+        <w:tblCellMar>
+          <w:top w:w="15" w:type="dxa"/>
+          <w:left w:w="15" w:type="dxa"/>
+          <w:bottom w:w="15" w:type="dxa"/>
+          <w:right w:w="15" w:type="dxa"/>
+        </w:tblCellMar>
+        <w:tblLook w:val="04A0" w:firstRow="1" w:lastRow="0" w:firstColumn="1" w:lastColumn="0" w:noHBand="0" w:noVBand="1"/>
+      </w:tblPr>
+      <w:tblGrid>
+        <w:gridCol w:w="1165"/>
+        <w:gridCol w:w="5451"/>
+      </w:tblGrid>
+      <w:tr>
+        <w:trPr>
+          <w:tblHeader/>
+          <w:tblCellSpacing w:w="15" w:type="dxa"/>
+        </w:trPr>
+        <w:tc>
+          <w:tcPr>
+            <w:tcW w:w="0" w:type="auto"/>
+            <w:vAlign w:val="center"/>
+            <w:hideMark/>
+          </w:tcPr>
+          <w:p>
+            <w:pPr>
+              <w:rPr>
+                <w:b/>
+                <w:bCs/>
+              </w:rPr>
+            </w:pPr>
+            <w:r>
+              <w:rPr>
+                <w:b/>
+                <w:bCs/>
+              </w:rPr>
+              <w:lastRenderedPageBreak/>
+              <w:t>Operation</w:t>
+            </w:r>
+          </w:p>
+        </w:tc>
+        <w:tc>
+          <w:tcPr>
+            <w:tcW w:w="0" w:type="auto"/>
+            <w:vAlign w:val="center"/>
+            <w:hideMark/>
+          </w:tcPr>
+          <w:p>
+            <w:pPr>
+              <w:rPr>
+                <w:b/>
+                <w:bCs/>
+              </w:rPr>
+            </w:pPr>
+            <w:r>
+              <w:rPr>
+                <w:b/>
+                <w:bCs/>
+              </w:rPr>
+              <w:t>Description</w:t>
+            </w:r>
+          </w:p>
+        </w:tc>
+      </w:tr>
+      <w:tr>
+        <w:trPr>
+          <w:tblCellSpacing w:w="15" w:type="dxa"/>
+        </w:trPr>
+        <w:tc>
+          <w:tcPr>
+            <w:tcW w:w="0" w:type="auto"/>
+            <w:vAlign w:val="center"/>
+            <w:hideMark/>
+          </w:tcPr>
+          <w:p>
+            <w:proofErr w:type="gramStart"/>
+            <w:r>
+              <w:t>add(</w:t>
+            </w:r>
+            <w:proofErr w:type="gramEnd"/>
+            <w:r>
+              <w:t>E e)</w:t>
+            </w:r>
+          </w:p>
+        </w:tc>
+        <w:tc>
+          <w:tcPr>
+            <w:tcW w:w="0" w:type="auto"/>
+            <w:vAlign w:val="center"/>
+            <w:hideMark/>
+          </w:tcPr>
+          <w:p>
+            <w:r>
+              <w:t>Adds an element to the queue.</w:t>
+            </w:r>
+          </w:p>
+        </w:tc>
+      </w:tr>
+      <w:tr>
+        <w:trPr>
+          <w:tblCellSpacing w:w="15" w:type="dxa"/>
+        </w:trPr>
+        <w:tc>
+          <w:tcPr>
+            <w:tcW w:w="0" w:type="auto"/>
+            <w:vAlign w:val="center"/>
+            <w:hideMark/>
+          </w:tcPr>
+          <w:p>
+            <w:proofErr w:type="gramStart"/>
+            <w:r>
+              <w:t>offer(</w:t>
+            </w:r>
+            <w:proofErr w:type="gramEnd"/>
+            <w:r>
+              <w:t>E e)</w:t>
+            </w:r>
+          </w:p>
+        </w:tc>
+        <w:tc>
+          <w:tcPr>
+            <w:tcW w:w="0" w:type="auto"/>
+            <w:vAlign w:val="center"/>
+            <w:hideMark/>
+          </w:tcPr>
+          <w:p>
+            <w:r>
+              <w:t>Adds an element; returns false if it cannot be added.</w:t>
+            </w:r>
+          </w:p>
+        </w:tc>
+      </w:tr>
+      <w:tr>
+        <w:trPr>
+          <w:tblCellSpacing w:w="15" w:type="dxa"/>
+        </w:trPr>
+        <w:tc>
+          <w:tcPr>
+            <w:tcW w:w="0" w:type="auto"/>
+            <w:vAlign w:val="center"/>
+            <w:hideMark/>
+          </w:tcPr>
+          <w:p>
+            <w:proofErr w:type="gramStart"/>
+            <w:r>
+              <w:t>remove(</w:t>
+            </w:r>
+            <w:proofErr w:type="gramEnd"/>
+            <w:r>
+              <w:t>)</w:t>
+            </w:r>
+          </w:p>
+        </w:tc>
+        <w:tc>
+          <w:tcPr>
+            <w:tcW w:w="0" w:type="auto"/>
+            <w:vAlign w:val="center"/>
+            <w:hideMark/>
+          </w:tcPr>
+          <w:p>
+            <w:r>
+              <w:t>Removes and returns the head element.</w:t>
+            </w:r>
+          </w:p>
+        </w:tc>
+      </w:tr>
+      <w:tr>
+        <w:trPr>
+          <w:tblCellSpacing w:w="15" w:type="dxa"/>
+        </w:trPr>
+        <w:tc>
+          <w:tcPr>
+            <w:tcW w:w="0" w:type="auto"/>
+            <w:vAlign w:val="center"/>
+            <w:hideMark/>
+          </w:tcPr>
+          <w:p>
+            <w:proofErr w:type="gramStart"/>
+            <w:r>
+              <w:t>poll(</w:t>
+            </w:r>
+            <w:proofErr w:type="gramEnd"/>
+            <w:r>
+              <w:t>)</w:t>
+            </w:r>
+          </w:p>
+        </w:tc>
+        <w:tc>
+          <w:tcPr>
+            <w:tcW w:w="0" w:type="auto"/>
+            <w:vAlign w:val="center"/>
+            <w:hideMark/>
+          </w:tcPr>
+          <w:p>
+            <w:r>
+              <w:t>Removes and returns the head; returns null if empty.</w:t>
+            </w:r>
+          </w:p>
+        </w:tc>
+      </w:tr>
+      <w:tr>
+        <w:trPr>
+          <w:tblCellSpacing w:w="15" w:type="dxa"/>
+        </w:trPr>
+        <w:tc>
+          <w:tcPr>
+            <w:tcW w:w="0" w:type="auto"/>
+            <w:vAlign w:val="center"/>
+            <w:hideMark/>
+          </w:tcPr>
+          <w:p>
+            <w:proofErr w:type="gramStart"/>
+            <w:r>
+              <w:t>element(</w:t>
+            </w:r>
+            <w:proofErr w:type="gramEnd"/>
+            <w:r>
+              <w:t>)</w:t>
+            </w:r>
+          </w:p>
+        </w:tc>
+        <w:tc>
+          <w:tcPr>
+            <w:tcW w:w="0" w:type="auto"/>
+            <w:vAlign w:val="center"/>
+            <w:hideMark/>
+          </w:tcPr>
+          <w:p>
+            <w:r>
+              <w:t>Returns the head without removing it.</w:t>
+            </w:r>
+          </w:p>
+        </w:tc>
+      </w:tr>
+      <w:tr>
+        <w:trPr>
+          <w:tblCellSpacing w:w="15" w:type="dxa"/>
+        </w:trPr>
+        <w:tc>
+          <w:tcPr>
+            <w:tcW w:w="0" w:type="auto"/>
+            <w:vAlign w:val="center"/>
+            <w:hideMark/>
+          </w:tcPr>
+          <w:p>
+            <w:proofErr w:type="gramStart"/>
+            <w:r>
+              <w:t>peek(</w:t>
+            </w:r>
+            <w:proofErr w:type="gramEnd"/>
+            <w:r>
+              <w:t>)</w:t>
+            </w:r>
+          </w:p>
+        </w:tc>
+        <w:tc>
+          <w:tcPr>
+            <w:tcW w:w="0" w:type="auto"/>
+            <w:vAlign w:val="center"/>
+            <w:hideMark/>
+          </w:tcPr>
+          <w:p>
+            <w:r>
+              <w:t>Returns the head; returns null if empty.</w:t>
+            </w:r>
+          </w:p>
+        </w:tc>
+      </w:tr>
+    </w:tbl>
+    <w:p/>
     <w:p>
       <w:r>
         <w:rPr>
@@ -546,16 +5011,502 @@
       </w:r>
     </w:p>
     <w:p>
+      <w:pPr>
+        <w:rPr>
+          <w:b/>
+          <w:bCs/>
+        </w:rPr>
+      </w:pPr>
+      <w:proofErr w:type="spellStart"/>
       <w:r>
-        <w:t>SetInterface:</w:t>
+        <w:rPr>
+          <w:b/>
+          <w:bCs/>
+        </w:rPr>
+        <w:t>SetInterface</w:t>
+      </w:r>
+      <w:proofErr w:type="spellEnd"/>
+      <w:r>
+        <w:rPr>
+          <w:b/>
+          <w:bCs/>
+        </w:rPr>
+        <w:t>:</w:t>
       </w:r>
     </w:p>
+    <w:tbl>
+      <w:tblPr>
+        <w:tblW w:w="0" w:type="auto"/>
+        <w:tblCellSpacing w:w="15" w:type="dxa"/>
+        <w:tblCellMar>
+          <w:top w:w="15" w:type="dxa"/>
+          <w:left w:w="15" w:type="dxa"/>
+          <w:bottom w:w="15" w:type="dxa"/>
+          <w:right w:w="15" w:type="dxa"/>
+        </w:tblCellMar>
+        <w:tblLook w:val="04A0" w:firstRow="1" w:lastRow="0" w:firstColumn="1" w:lastColumn="0" w:noHBand="0" w:noVBand="1"/>
+      </w:tblPr>
+      <w:tblGrid>
+        <w:gridCol w:w="2630"/>
+        <w:gridCol w:w="5976"/>
+      </w:tblGrid>
+      <w:tr>
+        <w:trPr>
+          <w:tblHeader/>
+          <w:tblCellSpacing w:w="15" w:type="dxa"/>
+        </w:trPr>
+        <w:tc>
+          <w:tcPr>
+            <w:tcW w:w="0" w:type="auto"/>
+            <w:vAlign w:val="center"/>
+            <w:hideMark/>
+          </w:tcPr>
+          <w:p>
+            <w:pPr>
+              <w:rPr>
+                <w:b/>
+                <w:bCs/>
+              </w:rPr>
+            </w:pPr>
+            <w:r>
+              <w:rPr>
+                <w:b/>
+                <w:bCs/>
+              </w:rPr>
+              <w:t>Operation</w:t>
+            </w:r>
+          </w:p>
+        </w:tc>
+        <w:tc>
+          <w:tcPr>
+            <w:tcW w:w="0" w:type="auto"/>
+            <w:vAlign w:val="center"/>
+            <w:hideMark/>
+          </w:tcPr>
+          <w:p>
+            <w:pPr>
+              <w:rPr>
+                <w:b/>
+                <w:bCs/>
+              </w:rPr>
+            </w:pPr>
+            <w:r>
+              <w:rPr>
+                <w:b/>
+                <w:bCs/>
+              </w:rPr>
+              <w:t>Description</w:t>
+            </w:r>
+          </w:p>
+        </w:tc>
+      </w:tr>
+      <w:tr>
+        <w:trPr>
+          <w:tblCellSpacing w:w="15" w:type="dxa"/>
+        </w:trPr>
+        <w:tc>
+          <w:tcPr>
+            <w:tcW w:w="0" w:type="auto"/>
+            <w:vAlign w:val="center"/>
+            <w:hideMark/>
+          </w:tcPr>
+          <w:p>
+            <w:proofErr w:type="gramStart"/>
+            <w:r>
+              <w:t>add(</w:t>
+            </w:r>
+            <w:proofErr w:type="gramEnd"/>
+            <w:r>
+              <w:t>E e)</w:t>
+            </w:r>
+          </w:p>
+        </w:tc>
+        <w:tc>
+          <w:tcPr>
+            <w:tcW w:w="0" w:type="auto"/>
+            <w:vAlign w:val="center"/>
+            <w:hideMark/>
+          </w:tcPr>
+          <w:p>
+            <w:r>
+              <w:t>Adds an element if it is not already present.</w:t>
+            </w:r>
+          </w:p>
+        </w:tc>
+      </w:tr>
+      <w:tr>
+        <w:trPr>
+          <w:tblCellSpacing w:w="15" w:type="dxa"/>
+        </w:trPr>
+        <w:tc>
+          <w:tcPr>
+            <w:tcW w:w="0" w:type="auto"/>
+            <w:vAlign w:val="center"/>
+            <w:hideMark/>
+          </w:tcPr>
+          <w:p>
+            <w:proofErr w:type="spellStart"/>
+            <w:proofErr w:type="gramStart"/>
+            <w:r>
+              <w:t>addAll</w:t>
+            </w:r>
+            <w:proofErr w:type="spellEnd"/>
+            <w:r>
+              <w:t>(</w:t>
+            </w:r>
+            <w:proofErr w:type="gramEnd"/>
+            <w:r>
+              <w:t>Collection c)</w:t>
+            </w:r>
+          </w:p>
+        </w:tc>
+        <w:tc>
+          <w:tcPr>
+            <w:tcW w:w="0" w:type="auto"/>
+            <w:vAlign w:val="center"/>
+            <w:hideMark/>
+          </w:tcPr>
+          <w:p>
+            <w:r>
+              <w:t>Adds all unique elements from another collection.</w:t>
+            </w:r>
+          </w:p>
+        </w:tc>
+      </w:tr>
+      <w:tr>
+        <w:trPr>
+          <w:tblCellSpacing w:w="15" w:type="dxa"/>
+        </w:trPr>
+        <w:tc>
+          <w:tcPr>
+            <w:tcW w:w="0" w:type="auto"/>
+            <w:vAlign w:val="center"/>
+            <w:hideMark/>
+          </w:tcPr>
+          <w:p>
+            <w:proofErr w:type="gramStart"/>
+            <w:r>
+              <w:t>remove(</w:t>
+            </w:r>
+            <w:proofErr w:type="gramEnd"/>
+            <w:r>
+              <w:t>Object o)</w:t>
+            </w:r>
+          </w:p>
+        </w:tc>
+        <w:tc>
+          <w:tcPr>
+            <w:tcW w:w="0" w:type="auto"/>
+            <w:vAlign w:val="center"/>
+            <w:hideMark/>
+          </w:tcPr>
+          <w:p>
+            <w:r>
+              <w:t>Removes the specified element.</w:t>
+            </w:r>
+          </w:p>
+        </w:tc>
+      </w:tr>
+      <w:tr>
+        <w:trPr>
+          <w:tblCellSpacing w:w="15" w:type="dxa"/>
+        </w:trPr>
+        <w:tc>
+          <w:tcPr>
+            <w:tcW w:w="0" w:type="auto"/>
+            <w:vAlign w:val="center"/>
+            <w:hideMark/>
+          </w:tcPr>
+          <w:p>
+            <w:proofErr w:type="spellStart"/>
+            <w:proofErr w:type="gramStart"/>
+            <w:r>
+              <w:t>removeAll</w:t>
+            </w:r>
+            <w:proofErr w:type="spellEnd"/>
+            <w:r>
+              <w:t>(</w:t>
+            </w:r>
+            <w:proofErr w:type="gramEnd"/>
+            <w:r>
+              <w:t>Collection c)</w:t>
+            </w:r>
+          </w:p>
+        </w:tc>
+        <w:tc>
+          <w:tcPr>
+            <w:tcW w:w="0" w:type="auto"/>
+            <w:vAlign w:val="center"/>
+            <w:hideMark/>
+          </w:tcPr>
+          <w:p>
+            <w:r>
+              <w:t>Removes elements that are present in another collection.</w:t>
+            </w:r>
+          </w:p>
+        </w:tc>
+      </w:tr>
+      <w:tr>
+        <w:trPr>
+          <w:tblCellSpacing w:w="15" w:type="dxa"/>
+        </w:trPr>
+        <w:tc>
+          <w:tcPr>
+            <w:tcW w:w="0" w:type="auto"/>
+            <w:vAlign w:val="center"/>
+            <w:hideMark/>
+          </w:tcPr>
+          <w:p>
+            <w:proofErr w:type="spellStart"/>
+            <w:proofErr w:type="gramStart"/>
+            <w:r>
+              <w:t>retainAll</w:t>
+            </w:r>
+            <w:proofErr w:type="spellEnd"/>
+            <w:r>
+              <w:t>(</w:t>
+            </w:r>
+            <w:proofErr w:type="gramEnd"/>
+            <w:r>
+              <w:t>Collection c)</w:t>
+            </w:r>
+          </w:p>
+        </w:tc>
+        <w:tc>
+          <w:tcPr>
+            <w:tcW w:w="0" w:type="auto"/>
+            <w:vAlign w:val="center"/>
+            <w:hideMark/>
+          </w:tcPr>
+          <w:p>
+            <w:r>
+              <w:t>Keeps only common elements.</w:t>
+            </w:r>
+          </w:p>
+        </w:tc>
+      </w:tr>
+      <w:tr>
+        <w:trPr>
+          <w:tblCellSpacing w:w="15" w:type="dxa"/>
+        </w:trPr>
+        <w:tc>
+          <w:tcPr>
+            <w:tcW w:w="0" w:type="auto"/>
+            <w:vAlign w:val="center"/>
+            <w:hideMark/>
+          </w:tcPr>
+          <w:p>
+            <w:proofErr w:type="gramStart"/>
+            <w:r>
+              <w:t>contains(</w:t>
+            </w:r>
+            <w:proofErr w:type="gramEnd"/>
+            <w:r>
+              <w:t>Object o)</w:t>
+            </w:r>
+          </w:p>
+        </w:tc>
+        <w:tc>
+          <w:tcPr>
+            <w:tcW w:w="0" w:type="auto"/>
+            <w:vAlign w:val="center"/>
+            <w:hideMark/>
+          </w:tcPr>
+          <w:p>
+            <w:r>
+              <w:t>Checks whether an element exists.</w:t>
+            </w:r>
+          </w:p>
+        </w:tc>
+      </w:tr>
+      <w:tr>
+        <w:trPr>
+          <w:tblCellSpacing w:w="15" w:type="dxa"/>
+        </w:trPr>
+        <w:tc>
+          <w:tcPr>
+            <w:tcW w:w="0" w:type="auto"/>
+            <w:vAlign w:val="center"/>
+            <w:hideMark/>
+          </w:tcPr>
+          <w:p>
+            <w:proofErr w:type="spellStart"/>
+            <w:proofErr w:type="gramStart"/>
+            <w:r>
+              <w:lastRenderedPageBreak/>
+              <w:t>containsAll</w:t>
+            </w:r>
+            <w:proofErr w:type="spellEnd"/>
+            <w:r>
+              <w:t>(</w:t>
+            </w:r>
+            <w:proofErr w:type="gramEnd"/>
+            <w:r>
+              <w:t>Collection c)</w:t>
+            </w:r>
+          </w:p>
+        </w:tc>
+        <w:tc>
+          <w:tcPr>
+            <w:tcW w:w="0" w:type="auto"/>
+            <w:vAlign w:val="center"/>
+            <w:hideMark/>
+          </w:tcPr>
+          <w:p>
+            <w:r>
+              <w:t>Checks whether all elements exist.</w:t>
+            </w:r>
+          </w:p>
+        </w:tc>
+      </w:tr>
+      <w:tr>
+        <w:trPr>
+          <w:tblCellSpacing w:w="15" w:type="dxa"/>
+        </w:trPr>
+        <w:tc>
+          <w:tcPr>
+            <w:tcW w:w="0" w:type="auto"/>
+            <w:vAlign w:val="center"/>
+            <w:hideMark/>
+          </w:tcPr>
+          <w:p>
+            <w:proofErr w:type="gramStart"/>
+            <w:r>
+              <w:t>size(</w:t>
+            </w:r>
+            <w:proofErr w:type="gramEnd"/>
+            <w:r>
+              <w:t>)</w:t>
+            </w:r>
+          </w:p>
+        </w:tc>
+        <w:tc>
+          <w:tcPr>
+            <w:tcW w:w="0" w:type="auto"/>
+            <w:vAlign w:val="center"/>
+            <w:hideMark/>
+          </w:tcPr>
+          <w:p>
+            <w:r>
+              <w:t>Returns the number of elements.</w:t>
+            </w:r>
+          </w:p>
+        </w:tc>
+      </w:tr>
+      <w:tr>
+        <w:trPr>
+          <w:tblCellSpacing w:w="15" w:type="dxa"/>
+        </w:trPr>
+        <w:tc>
+          <w:tcPr>
+            <w:tcW w:w="0" w:type="auto"/>
+            <w:vAlign w:val="center"/>
+            <w:hideMark/>
+          </w:tcPr>
+          <w:p>
+            <w:proofErr w:type="spellStart"/>
+            <w:proofErr w:type="gramStart"/>
+            <w:r>
+              <w:t>isEmpty</w:t>
+            </w:r>
+            <w:proofErr w:type="spellEnd"/>
+            <w:r>
+              <w:t>(</w:t>
+            </w:r>
+            <w:proofErr w:type="gramEnd"/>
+            <w:r>
+              <w:t>)</w:t>
+            </w:r>
+          </w:p>
+        </w:tc>
+        <w:tc>
+          <w:tcPr>
+            <w:tcW w:w="0" w:type="auto"/>
+            <w:vAlign w:val="center"/>
+            <w:hideMark/>
+          </w:tcPr>
+          <w:p>
+            <w:r>
+              <w:t>Checks whether the set is empty.</w:t>
+            </w:r>
+          </w:p>
+        </w:tc>
+      </w:tr>
+      <w:tr>
+        <w:trPr>
+          <w:tblCellSpacing w:w="15" w:type="dxa"/>
+        </w:trPr>
+        <w:tc>
+          <w:tcPr>
+            <w:tcW w:w="0" w:type="auto"/>
+            <w:vAlign w:val="center"/>
+            <w:hideMark/>
+          </w:tcPr>
+          <w:p>
+            <w:proofErr w:type="gramStart"/>
+            <w:r>
+              <w:t>clear(</w:t>
+            </w:r>
+            <w:proofErr w:type="gramEnd"/>
+            <w:r>
+              <w:t>)</w:t>
+            </w:r>
+          </w:p>
+        </w:tc>
+        <w:tc>
+          <w:tcPr>
+            <w:tcW w:w="0" w:type="auto"/>
+            <w:vAlign w:val="center"/>
+            <w:hideMark/>
+          </w:tcPr>
+          <w:p>
+            <w:r>
+              <w:t>Removes all elements.</w:t>
+            </w:r>
+          </w:p>
+        </w:tc>
+      </w:tr>
+      <w:tr>
+        <w:trPr>
+          <w:tblCellSpacing w:w="15" w:type="dxa"/>
+        </w:trPr>
+        <w:tc>
+          <w:tcPr>
+            <w:tcW w:w="0" w:type="auto"/>
+            <w:vAlign w:val="center"/>
+            <w:hideMark/>
+          </w:tcPr>
+          <w:p>
+            <w:proofErr w:type="gramStart"/>
+            <w:r>
+              <w:t>iterator(</w:t>
+            </w:r>
+            <w:proofErr w:type="gramEnd"/>
+            <w:r>
+              <w:t>)</w:t>
+            </w:r>
+          </w:p>
+        </w:tc>
+        <w:tc>
+          <w:tcPr>
+            <w:tcW w:w="0" w:type="auto"/>
+            <w:vAlign w:val="center"/>
+            <w:hideMark/>
+          </w:tcPr>
+          <w:p>
+            <w:r>
+              <w:t>Returns an iterator for traversal.</w:t>
+            </w:r>
+          </w:p>
+        </w:tc>
+      </w:tr>
+    </w:tbl>
+    <w:p/>
     <w:p>
       <w:r>
         <w:rPr>
           <w:noProof/>
         </w:rPr>
-        <w:lastRenderedPageBreak/>
         <w:drawing>
           <wp:inline distT="0" distB="0" distL="0" distR="0" wp14:anchorId="1103CCED" wp14:editId="49622B70">
             <wp:extent cx="2825750" cy="2520950"/>
@@ -607,10 +5558,455 @@
       </w:r>
     </w:p>
     <w:p>
+      <w:pPr>
+        <w:rPr>
+          <w:b/>
+          <w:bCs/>
+        </w:rPr>
+      </w:pPr>
+      <w:proofErr w:type="spellStart"/>
       <w:r>
-        <w:t>SortedMapInterface:</w:t>
+        <w:rPr>
+          <w:b/>
+          <w:bCs/>
+        </w:rPr>
+        <w:t>SortedMapInterface</w:t>
+      </w:r>
+      <w:proofErr w:type="spellEnd"/>
+      <w:r>
+        <w:rPr>
+          <w:b/>
+          <w:bCs/>
+        </w:rPr>
+        <w:t>:</w:t>
       </w:r>
     </w:p>
+    <w:tbl>
+      <w:tblPr>
+        <w:tblW w:w="0" w:type="auto"/>
+        <w:tblCellSpacing w:w="15" w:type="dxa"/>
+        <w:tblCellMar>
+          <w:top w:w="15" w:type="dxa"/>
+          <w:left w:w="15" w:type="dxa"/>
+          <w:bottom w:w="15" w:type="dxa"/>
+          <w:right w:w="15" w:type="dxa"/>
+        </w:tblCellMar>
+        <w:tblLook w:val="04A0" w:firstRow="1" w:lastRow="0" w:firstColumn="1" w:lastColumn="0" w:noHBand="0" w:noVBand="1"/>
+      </w:tblPr>
+      <w:tblGrid>
+        <w:gridCol w:w="2678"/>
+        <w:gridCol w:w="6348"/>
+      </w:tblGrid>
+      <w:tr>
+        <w:trPr>
+          <w:tblHeader/>
+          <w:tblCellSpacing w:w="15" w:type="dxa"/>
+        </w:trPr>
+        <w:tc>
+          <w:tcPr>
+            <w:tcW w:w="0" w:type="auto"/>
+            <w:vAlign w:val="center"/>
+            <w:hideMark/>
+          </w:tcPr>
+          <w:p>
+            <w:pPr>
+              <w:rPr>
+                <w:b/>
+                <w:bCs/>
+              </w:rPr>
+            </w:pPr>
+            <w:r>
+              <w:rPr>
+                <w:b/>
+                <w:bCs/>
+              </w:rPr>
+              <w:t>Operation</w:t>
+            </w:r>
+          </w:p>
+        </w:tc>
+        <w:tc>
+          <w:tcPr>
+            <w:tcW w:w="0" w:type="auto"/>
+            <w:vAlign w:val="center"/>
+            <w:hideMark/>
+          </w:tcPr>
+          <w:p>
+            <w:pPr>
+              <w:rPr>
+                <w:b/>
+                <w:bCs/>
+              </w:rPr>
+            </w:pPr>
+            <w:r>
+              <w:rPr>
+                <w:b/>
+                <w:bCs/>
+              </w:rPr>
+              <w:t>Description</w:t>
+            </w:r>
+          </w:p>
+        </w:tc>
+      </w:tr>
+      <w:tr>
+        <w:trPr>
+          <w:tblCellSpacing w:w="15" w:type="dxa"/>
+        </w:trPr>
+        <w:tc>
+          <w:tcPr>
+            <w:tcW w:w="0" w:type="auto"/>
+            <w:vAlign w:val="center"/>
+            <w:hideMark/>
+          </w:tcPr>
+          <w:p>
+            <w:proofErr w:type="spellStart"/>
+            <w:proofErr w:type="gramStart"/>
+            <w:r>
+              <w:t>firstKey</w:t>
+            </w:r>
+            <w:proofErr w:type="spellEnd"/>
+            <w:r>
+              <w:t>(</w:t>
+            </w:r>
+            <w:proofErr w:type="gramEnd"/>
+            <w:r>
+              <w:t>)</w:t>
+            </w:r>
+          </w:p>
+        </w:tc>
+        <w:tc>
+          <w:tcPr>
+            <w:tcW w:w="0" w:type="auto"/>
+            <w:vAlign w:val="center"/>
+            <w:hideMark/>
+          </w:tcPr>
+          <w:p>
+            <w:r>
+              <w:t>Returns the smallest key.</w:t>
+            </w:r>
+          </w:p>
+        </w:tc>
+      </w:tr>
+      <w:tr>
+        <w:trPr>
+          <w:tblCellSpacing w:w="15" w:type="dxa"/>
+        </w:trPr>
+        <w:tc>
+          <w:tcPr>
+            <w:tcW w:w="0" w:type="auto"/>
+            <w:vAlign w:val="center"/>
+            <w:hideMark/>
+          </w:tcPr>
+          <w:p>
+            <w:proofErr w:type="spellStart"/>
+            <w:proofErr w:type="gramStart"/>
+            <w:r>
+              <w:t>lastKey</w:t>
+            </w:r>
+            <w:proofErr w:type="spellEnd"/>
+            <w:r>
+              <w:t>(</w:t>
+            </w:r>
+            <w:proofErr w:type="gramEnd"/>
+            <w:r>
+              <w:t>)</w:t>
+            </w:r>
+          </w:p>
+        </w:tc>
+        <w:tc>
+          <w:tcPr>
+            <w:tcW w:w="0" w:type="auto"/>
+            <w:vAlign w:val="center"/>
+            <w:hideMark/>
+          </w:tcPr>
+          <w:p>
+            <w:r>
+              <w:t>Returns the largest key.</w:t>
+            </w:r>
+          </w:p>
+        </w:tc>
+      </w:tr>
+      <w:tr>
+        <w:trPr>
+          <w:tblCellSpacing w:w="15" w:type="dxa"/>
+        </w:trPr>
+        <w:tc>
+          <w:tcPr>
+            <w:tcW w:w="0" w:type="auto"/>
+            <w:vAlign w:val="center"/>
+            <w:hideMark/>
+          </w:tcPr>
+          <w:p>
+            <w:proofErr w:type="spellStart"/>
+            <w:proofErr w:type="gramStart"/>
+            <w:r>
+              <w:t>headMap</w:t>
+            </w:r>
+            <w:proofErr w:type="spellEnd"/>
+            <w:r>
+              <w:t>(</w:t>
+            </w:r>
+            <w:proofErr w:type="gramEnd"/>
+            <w:r>
+              <w:t>K key)</w:t>
+            </w:r>
+          </w:p>
+        </w:tc>
+        <w:tc>
+          <w:tcPr>
+            <w:tcW w:w="0" w:type="auto"/>
+            <w:vAlign w:val="center"/>
+            <w:hideMark/>
+          </w:tcPr>
+          <w:p>
+            <w:r>
+              <w:t>Returns mappings whose keys are less than the given key.</w:t>
+            </w:r>
+          </w:p>
+        </w:tc>
+      </w:tr>
+      <w:tr>
+        <w:trPr>
+          <w:tblCellSpacing w:w="15" w:type="dxa"/>
+        </w:trPr>
+        <w:tc>
+          <w:tcPr>
+            <w:tcW w:w="0" w:type="auto"/>
+            <w:vAlign w:val="center"/>
+            <w:hideMark/>
+          </w:tcPr>
+          <w:p>
+            <w:proofErr w:type="spellStart"/>
+            <w:proofErr w:type="gramStart"/>
+            <w:r>
+              <w:t>tailMap</w:t>
+            </w:r>
+            <w:proofErr w:type="spellEnd"/>
+            <w:r>
+              <w:t>(</w:t>
+            </w:r>
+            <w:proofErr w:type="gramEnd"/>
+            <w:r>
+              <w:t>K key)</w:t>
+            </w:r>
+          </w:p>
+        </w:tc>
+        <w:tc>
+          <w:tcPr>
+            <w:tcW w:w="0" w:type="auto"/>
+            <w:vAlign w:val="center"/>
+            <w:hideMark/>
+          </w:tcPr>
+          <w:p>
+            <w:r>
+              <w:t>Returns mappings whose keys are greater than or equal to the given key.</w:t>
+            </w:r>
+          </w:p>
+        </w:tc>
+      </w:tr>
+      <w:tr>
+        <w:trPr>
+          <w:tblCellSpacing w:w="15" w:type="dxa"/>
+        </w:trPr>
+        <w:tc>
+          <w:tcPr>
+            <w:tcW w:w="0" w:type="auto"/>
+            <w:vAlign w:val="center"/>
+            <w:hideMark/>
+          </w:tcPr>
+          <w:p>
+            <w:proofErr w:type="spellStart"/>
+            <w:proofErr w:type="gramStart"/>
+            <w:r>
+              <w:t>subMap</w:t>
+            </w:r>
+            <w:proofErr w:type="spellEnd"/>
+            <w:r>
+              <w:t>(</w:t>
+            </w:r>
+            <w:proofErr w:type="gramEnd"/>
+            <w:r>
+              <w:t xml:space="preserve">K </w:t>
+            </w:r>
+            <w:proofErr w:type="spellStart"/>
+            <w:r>
+              <w:t>fromKey</w:t>
+            </w:r>
+            <w:proofErr w:type="spellEnd"/>
+            <w:r>
+              <w:t xml:space="preserve">, K </w:t>
+            </w:r>
+            <w:proofErr w:type="spellStart"/>
+            <w:r>
+              <w:t>toKey</w:t>
+            </w:r>
+            <w:proofErr w:type="spellEnd"/>
+            <w:r>
+              <w:t>)</w:t>
+            </w:r>
+          </w:p>
+        </w:tc>
+        <w:tc>
+          <w:tcPr>
+            <w:tcW w:w="0" w:type="auto"/>
+            <w:vAlign w:val="center"/>
+            <w:hideMark/>
+          </w:tcPr>
+          <w:p>
+            <w:r>
+              <w:t>Returns mappings between two keys.</w:t>
+            </w:r>
+          </w:p>
+        </w:tc>
+      </w:tr>
+      <w:tr>
+        <w:trPr>
+          <w:tblCellSpacing w:w="15" w:type="dxa"/>
+        </w:trPr>
+        <w:tc>
+          <w:tcPr>
+            <w:tcW w:w="0" w:type="auto"/>
+            <w:vAlign w:val="center"/>
+            <w:hideMark/>
+          </w:tcPr>
+          <w:p>
+            <w:proofErr w:type="gramStart"/>
+            <w:r>
+              <w:t>comparator(</w:t>
+            </w:r>
+            <w:proofErr w:type="gramEnd"/>
+            <w:r>
+              <w:t>)</w:t>
+            </w:r>
+          </w:p>
+        </w:tc>
+        <w:tc>
+          <w:tcPr>
+            <w:tcW w:w="0" w:type="auto"/>
+            <w:vAlign w:val="center"/>
+            <w:hideMark/>
+          </w:tcPr>
+          <w:p>
+            <w:r>
+              <w:t>Returns the comparator used for ordering, or null for natural ordering.</w:t>
+            </w:r>
+          </w:p>
+        </w:tc>
+      </w:tr>
+      <w:tr>
+        <w:trPr>
+          <w:tblCellSpacing w:w="15" w:type="dxa"/>
+        </w:trPr>
+        <w:tc>
+          <w:tcPr>
+            <w:tcW w:w="0" w:type="auto"/>
+            <w:vAlign w:val="center"/>
+            <w:hideMark/>
+          </w:tcPr>
+          <w:p>
+            <w:proofErr w:type="spellStart"/>
+            <w:proofErr w:type="gramStart"/>
+            <w:r>
+              <w:lastRenderedPageBreak/>
+              <w:t>keySet</w:t>
+            </w:r>
+            <w:proofErr w:type="spellEnd"/>
+            <w:r>
+              <w:t>(</w:t>
+            </w:r>
+            <w:proofErr w:type="gramEnd"/>
+            <w:r>
+              <w:t>)</w:t>
+            </w:r>
+          </w:p>
+        </w:tc>
+        <w:tc>
+          <w:tcPr>
+            <w:tcW w:w="0" w:type="auto"/>
+            <w:vAlign w:val="center"/>
+            <w:hideMark/>
+          </w:tcPr>
+          <w:p>
+            <w:r>
+              <w:t>Returns all keys as a sorted set.</w:t>
+            </w:r>
+          </w:p>
+        </w:tc>
+      </w:tr>
+      <w:tr>
+        <w:trPr>
+          <w:tblCellSpacing w:w="15" w:type="dxa"/>
+        </w:trPr>
+        <w:tc>
+          <w:tcPr>
+            <w:tcW w:w="0" w:type="auto"/>
+            <w:vAlign w:val="center"/>
+            <w:hideMark/>
+          </w:tcPr>
+          <w:p>
+            <w:proofErr w:type="gramStart"/>
+            <w:r>
+              <w:t>values(</w:t>
+            </w:r>
+            <w:proofErr w:type="gramEnd"/>
+            <w:r>
+              <w:t>)</w:t>
+            </w:r>
+          </w:p>
+        </w:tc>
+        <w:tc>
+          <w:tcPr>
+            <w:tcW w:w="0" w:type="auto"/>
+            <w:vAlign w:val="center"/>
+            <w:hideMark/>
+          </w:tcPr>
+          <w:p>
+            <w:r>
+              <w:t>Returns all values.</w:t>
+            </w:r>
+          </w:p>
+        </w:tc>
+      </w:tr>
+      <w:tr>
+        <w:trPr>
+          <w:tblCellSpacing w:w="15" w:type="dxa"/>
+        </w:trPr>
+        <w:tc>
+          <w:tcPr>
+            <w:tcW w:w="0" w:type="auto"/>
+            <w:vAlign w:val="center"/>
+            <w:hideMark/>
+          </w:tcPr>
+          <w:p>
+            <w:proofErr w:type="spellStart"/>
+            <w:proofErr w:type="gramStart"/>
+            <w:r>
+              <w:t>entrySet</w:t>
+            </w:r>
+            <w:proofErr w:type="spellEnd"/>
+            <w:r>
+              <w:t>(</w:t>
+            </w:r>
+            <w:proofErr w:type="gramEnd"/>
+            <w:r>
+              <w:t>)</w:t>
+            </w:r>
+          </w:p>
+        </w:tc>
+        <w:tc>
+          <w:tcPr>
+            <w:tcW w:w="0" w:type="auto"/>
+            <w:vAlign w:val="center"/>
+            <w:hideMark/>
+          </w:tcPr>
+          <w:p>
+            <w:r>
+              <w:t>Returns all key-value pairs.</w:t>
+            </w:r>
+          </w:p>
+        </w:tc>
+      </w:tr>
+    </w:tbl>
+    <w:p/>
     <w:p>
       <w:r>
         <w:rPr>
@@ -667,16 +6063,565 @@
       </w:r>
     </w:p>
     <w:p>
+      <w:pPr>
+        <w:rPr>
+          <w:b/>
+          <w:bCs/>
+        </w:rPr>
+      </w:pPr>
+      <w:proofErr w:type="spellStart"/>
       <w:r>
-        <w:t>SortedSetInterface:</w:t>
+        <w:rPr>
+          <w:b/>
+          <w:bCs/>
+        </w:rPr>
+        <w:t>SortedSetInterface</w:t>
+      </w:r>
+      <w:proofErr w:type="spellEnd"/>
+      <w:r>
+        <w:rPr>
+          <w:b/>
+          <w:bCs/>
+        </w:rPr>
+        <w:t>:</w:t>
       </w:r>
     </w:p>
+    <w:tbl>
+      <w:tblPr>
+        <w:tblW w:w="0" w:type="auto"/>
+        <w:tblCellSpacing w:w="15" w:type="dxa"/>
+        <w:tblCellMar>
+          <w:top w:w="15" w:type="dxa"/>
+          <w:left w:w="15" w:type="dxa"/>
+          <w:bottom w:w="15" w:type="dxa"/>
+          <w:right w:w="15" w:type="dxa"/>
+        </w:tblCellMar>
+        <w:tblLook w:val="04A0" w:firstRow="1" w:lastRow="0" w:firstColumn="1" w:lastColumn="0" w:noHBand="0" w:noVBand="1"/>
+      </w:tblPr>
+      <w:tblGrid>
+        <w:gridCol w:w="2120"/>
+        <w:gridCol w:w="6715"/>
+      </w:tblGrid>
+      <w:tr>
+        <w:trPr>
+          <w:tblHeader/>
+          <w:tblCellSpacing w:w="15" w:type="dxa"/>
+        </w:trPr>
+        <w:tc>
+          <w:tcPr>
+            <w:tcW w:w="0" w:type="auto"/>
+            <w:vAlign w:val="center"/>
+            <w:hideMark/>
+          </w:tcPr>
+          <w:p>
+            <w:pPr>
+              <w:rPr>
+                <w:b/>
+                <w:bCs/>
+              </w:rPr>
+            </w:pPr>
+            <w:r>
+              <w:rPr>
+                <w:b/>
+                <w:bCs/>
+              </w:rPr>
+              <w:t>Operation</w:t>
+            </w:r>
+          </w:p>
+        </w:tc>
+        <w:tc>
+          <w:tcPr>
+            <w:tcW w:w="0" w:type="auto"/>
+            <w:vAlign w:val="center"/>
+            <w:hideMark/>
+          </w:tcPr>
+          <w:p>
+            <w:pPr>
+              <w:rPr>
+                <w:b/>
+                <w:bCs/>
+              </w:rPr>
+            </w:pPr>
+            <w:r>
+              <w:rPr>
+                <w:b/>
+                <w:bCs/>
+              </w:rPr>
+              <w:t>Description</w:t>
+            </w:r>
+          </w:p>
+        </w:tc>
+      </w:tr>
+      <w:tr>
+        <w:trPr>
+          <w:tblCellSpacing w:w="15" w:type="dxa"/>
+        </w:trPr>
+        <w:tc>
+          <w:tcPr>
+            <w:tcW w:w="0" w:type="auto"/>
+            <w:vAlign w:val="center"/>
+            <w:hideMark/>
+          </w:tcPr>
+          <w:p>
+            <w:proofErr w:type="gramStart"/>
+            <w:r>
+              <w:t>first(</w:t>
+            </w:r>
+            <w:proofErr w:type="gramEnd"/>
+            <w:r>
+              <w:t>)</w:t>
+            </w:r>
+          </w:p>
+        </w:tc>
+        <w:tc>
+          <w:tcPr>
+            <w:tcW w:w="0" w:type="auto"/>
+            <w:vAlign w:val="center"/>
+            <w:hideMark/>
+          </w:tcPr>
+          <w:p>
+            <w:r>
+              <w:t>Returns the smallest element.</w:t>
+            </w:r>
+          </w:p>
+        </w:tc>
+      </w:tr>
+      <w:tr>
+        <w:trPr>
+          <w:tblCellSpacing w:w="15" w:type="dxa"/>
+        </w:trPr>
+        <w:tc>
+          <w:tcPr>
+            <w:tcW w:w="0" w:type="auto"/>
+            <w:vAlign w:val="center"/>
+            <w:hideMark/>
+          </w:tcPr>
+          <w:p>
+            <w:proofErr w:type="gramStart"/>
+            <w:r>
+              <w:t>last(</w:t>
+            </w:r>
+            <w:proofErr w:type="gramEnd"/>
+            <w:r>
+              <w:t>)</w:t>
+            </w:r>
+          </w:p>
+        </w:tc>
+        <w:tc>
+          <w:tcPr>
+            <w:tcW w:w="0" w:type="auto"/>
+            <w:vAlign w:val="center"/>
+            <w:hideMark/>
+          </w:tcPr>
+          <w:p>
+            <w:r>
+              <w:t>Returns the largest element.</w:t>
+            </w:r>
+          </w:p>
+        </w:tc>
+      </w:tr>
+      <w:tr>
+        <w:trPr>
+          <w:tblCellSpacing w:w="15" w:type="dxa"/>
+        </w:trPr>
+        <w:tc>
+          <w:tcPr>
+            <w:tcW w:w="0" w:type="auto"/>
+            <w:vAlign w:val="center"/>
+            <w:hideMark/>
+          </w:tcPr>
+          <w:p>
+            <w:proofErr w:type="spellStart"/>
+            <w:proofErr w:type="gramStart"/>
+            <w:r>
+              <w:t>headSet</w:t>
+            </w:r>
+            <w:proofErr w:type="spellEnd"/>
+            <w:r>
+              <w:t>(</w:t>
+            </w:r>
+            <w:proofErr w:type="gramEnd"/>
+            <w:r>
+              <w:t>E e)</w:t>
+            </w:r>
+          </w:p>
+        </w:tc>
+        <w:tc>
+          <w:tcPr>
+            <w:tcW w:w="0" w:type="auto"/>
+            <w:vAlign w:val="center"/>
+            <w:hideMark/>
+          </w:tcPr>
+          <w:p>
+            <w:r>
+              <w:t>Returns elements smaller than the specified element.</w:t>
+            </w:r>
+          </w:p>
+        </w:tc>
+      </w:tr>
+      <w:tr>
+        <w:trPr>
+          <w:tblCellSpacing w:w="15" w:type="dxa"/>
+        </w:trPr>
+        <w:tc>
+          <w:tcPr>
+            <w:tcW w:w="0" w:type="auto"/>
+            <w:vAlign w:val="center"/>
+            <w:hideMark/>
+          </w:tcPr>
+          <w:p>
+            <w:proofErr w:type="spellStart"/>
+            <w:proofErr w:type="gramStart"/>
+            <w:r>
+              <w:t>tailSet</w:t>
+            </w:r>
+            <w:proofErr w:type="spellEnd"/>
+            <w:r>
+              <w:t>(</w:t>
+            </w:r>
+            <w:proofErr w:type="gramEnd"/>
+            <w:r>
+              <w:t>E e)</w:t>
+            </w:r>
+          </w:p>
+        </w:tc>
+        <w:tc>
+          <w:tcPr>
+            <w:tcW w:w="0" w:type="auto"/>
+            <w:vAlign w:val="center"/>
+            <w:hideMark/>
+          </w:tcPr>
+          <w:p>
+            <w:r>
+              <w:t>Returns elements greater than or equal to the specified element.</w:t>
+            </w:r>
+          </w:p>
+        </w:tc>
+      </w:tr>
+      <w:tr>
+        <w:trPr>
+          <w:tblCellSpacing w:w="15" w:type="dxa"/>
+        </w:trPr>
+        <w:tc>
+          <w:tcPr>
+            <w:tcW w:w="0" w:type="auto"/>
+            <w:vAlign w:val="center"/>
+            <w:hideMark/>
+          </w:tcPr>
+          <w:p>
+            <w:proofErr w:type="spellStart"/>
+            <w:proofErr w:type="gramStart"/>
+            <w:r>
+              <w:t>subSet</w:t>
+            </w:r>
+            <w:proofErr w:type="spellEnd"/>
+            <w:r>
+              <w:t>(</w:t>
+            </w:r>
+            <w:proofErr w:type="gramEnd"/>
+            <w:r>
+              <w:t>E from, E to)</w:t>
+            </w:r>
+          </w:p>
+        </w:tc>
+        <w:tc>
+          <w:tcPr>
+            <w:tcW w:w="0" w:type="auto"/>
+            <w:vAlign w:val="center"/>
+            <w:hideMark/>
+          </w:tcPr>
+          <w:p>
+            <w:r>
+              <w:t>Returns elements between two specified elements.</w:t>
+            </w:r>
+          </w:p>
+        </w:tc>
+      </w:tr>
+      <w:tr>
+        <w:trPr>
+          <w:tblCellSpacing w:w="15" w:type="dxa"/>
+        </w:trPr>
+        <w:tc>
+          <w:tcPr>
+            <w:tcW w:w="0" w:type="auto"/>
+            <w:vAlign w:val="center"/>
+            <w:hideMark/>
+          </w:tcPr>
+          <w:p>
+            <w:proofErr w:type="gramStart"/>
+            <w:r>
+              <w:t>comparator(</w:t>
+            </w:r>
+            <w:proofErr w:type="gramEnd"/>
+            <w:r>
+              <w:t>)</w:t>
+            </w:r>
+          </w:p>
+        </w:tc>
+        <w:tc>
+          <w:tcPr>
+            <w:tcW w:w="0" w:type="auto"/>
+            <w:vAlign w:val="center"/>
+            <w:hideMark/>
+          </w:tcPr>
+          <w:p>
+            <w:r>
+              <w:t>Returns the comparator used for sorting.</w:t>
+            </w:r>
+          </w:p>
+        </w:tc>
+      </w:tr>
+      <w:tr>
+        <w:trPr>
+          <w:tblCellSpacing w:w="15" w:type="dxa"/>
+        </w:trPr>
+        <w:tc>
+          <w:tcPr>
+            <w:tcW w:w="0" w:type="auto"/>
+            <w:vAlign w:val="center"/>
+            <w:hideMark/>
+          </w:tcPr>
+          <w:p>
+            <w:proofErr w:type="gramStart"/>
+            <w:r>
+              <w:t>add(</w:t>
+            </w:r>
+            <w:proofErr w:type="gramEnd"/>
+            <w:r>
+              <w:t>E e)</w:t>
+            </w:r>
+          </w:p>
+        </w:tc>
+        <w:tc>
+          <w:tcPr>
+            <w:tcW w:w="0" w:type="auto"/>
+            <w:vAlign w:val="center"/>
+            <w:hideMark/>
+          </w:tcPr>
+          <w:p>
+            <w:r>
+              <w:t>Adds an element if it is not already present.</w:t>
+            </w:r>
+          </w:p>
+        </w:tc>
+      </w:tr>
+      <w:tr>
+        <w:trPr>
+          <w:tblCellSpacing w:w="15" w:type="dxa"/>
+        </w:trPr>
+        <w:tc>
+          <w:tcPr>
+            <w:tcW w:w="0" w:type="auto"/>
+            <w:vAlign w:val="center"/>
+            <w:hideMark/>
+          </w:tcPr>
+          <w:p>
+            <w:proofErr w:type="gramStart"/>
+            <w:r>
+              <w:lastRenderedPageBreak/>
+              <w:t>remove(</w:t>
+            </w:r>
+            <w:proofErr w:type="gramEnd"/>
+            <w:r>
+              <w:t>Object o)</w:t>
+            </w:r>
+          </w:p>
+        </w:tc>
+        <w:tc>
+          <w:tcPr>
+            <w:tcW w:w="0" w:type="auto"/>
+            <w:vAlign w:val="center"/>
+            <w:hideMark/>
+          </w:tcPr>
+          <w:p>
+            <w:r>
+              <w:t>Removes the specified element.</w:t>
+            </w:r>
+          </w:p>
+        </w:tc>
+      </w:tr>
+      <w:tr>
+        <w:trPr>
+          <w:tblCellSpacing w:w="15" w:type="dxa"/>
+        </w:trPr>
+        <w:tc>
+          <w:tcPr>
+            <w:tcW w:w="0" w:type="auto"/>
+            <w:vAlign w:val="center"/>
+            <w:hideMark/>
+          </w:tcPr>
+          <w:p>
+            <w:proofErr w:type="gramStart"/>
+            <w:r>
+              <w:t>contains(</w:t>
+            </w:r>
+            <w:proofErr w:type="gramEnd"/>
+            <w:r>
+              <w:t>Object o)</w:t>
+            </w:r>
+          </w:p>
+        </w:tc>
+        <w:tc>
+          <w:tcPr>
+            <w:tcW w:w="0" w:type="auto"/>
+            <w:vAlign w:val="center"/>
+            <w:hideMark/>
+          </w:tcPr>
+          <w:p>
+            <w:r>
+              <w:t>Checks whether an element exists.</w:t>
+            </w:r>
+          </w:p>
+        </w:tc>
+      </w:tr>
+      <w:tr>
+        <w:trPr>
+          <w:tblCellSpacing w:w="15" w:type="dxa"/>
+        </w:trPr>
+        <w:tc>
+          <w:tcPr>
+            <w:tcW w:w="0" w:type="auto"/>
+            <w:vAlign w:val="center"/>
+            <w:hideMark/>
+          </w:tcPr>
+          <w:p>
+            <w:proofErr w:type="gramStart"/>
+            <w:r>
+              <w:t>size(</w:t>
+            </w:r>
+            <w:proofErr w:type="gramEnd"/>
+            <w:r>
+              <w:t>)</w:t>
+            </w:r>
+          </w:p>
+        </w:tc>
+        <w:tc>
+          <w:tcPr>
+            <w:tcW w:w="0" w:type="auto"/>
+            <w:vAlign w:val="center"/>
+            <w:hideMark/>
+          </w:tcPr>
+          <w:p>
+            <w:r>
+              <w:t>Returns the number of elements.</w:t>
+            </w:r>
+          </w:p>
+        </w:tc>
+      </w:tr>
+      <w:tr>
+        <w:trPr>
+          <w:tblCellSpacing w:w="15" w:type="dxa"/>
+        </w:trPr>
+        <w:tc>
+          <w:tcPr>
+            <w:tcW w:w="0" w:type="auto"/>
+            <w:vAlign w:val="center"/>
+            <w:hideMark/>
+          </w:tcPr>
+          <w:p>
+            <w:proofErr w:type="spellStart"/>
+            <w:proofErr w:type="gramStart"/>
+            <w:r>
+              <w:t>isEmpty</w:t>
+            </w:r>
+            <w:proofErr w:type="spellEnd"/>
+            <w:r>
+              <w:t>(</w:t>
+            </w:r>
+            <w:proofErr w:type="gramEnd"/>
+            <w:r>
+              <w:t>)</w:t>
+            </w:r>
+          </w:p>
+        </w:tc>
+        <w:tc>
+          <w:tcPr>
+            <w:tcW w:w="0" w:type="auto"/>
+            <w:vAlign w:val="center"/>
+            <w:hideMark/>
+          </w:tcPr>
+          <w:p>
+            <w:r>
+              <w:t>Checks whether the set is empty.</w:t>
+            </w:r>
+          </w:p>
+        </w:tc>
+      </w:tr>
+      <w:tr>
+        <w:trPr>
+          <w:tblCellSpacing w:w="15" w:type="dxa"/>
+        </w:trPr>
+        <w:tc>
+          <w:tcPr>
+            <w:tcW w:w="0" w:type="auto"/>
+            <w:vAlign w:val="center"/>
+            <w:hideMark/>
+          </w:tcPr>
+          <w:p>
+            <w:proofErr w:type="gramStart"/>
+            <w:r>
+              <w:t>clear(</w:t>
+            </w:r>
+            <w:proofErr w:type="gramEnd"/>
+            <w:r>
+              <w:t>)</w:t>
+            </w:r>
+          </w:p>
+        </w:tc>
+        <w:tc>
+          <w:tcPr>
+            <w:tcW w:w="0" w:type="auto"/>
+            <w:vAlign w:val="center"/>
+            <w:hideMark/>
+          </w:tcPr>
+          <w:p>
+            <w:r>
+              <w:t>Removes all elements.</w:t>
+            </w:r>
+          </w:p>
+        </w:tc>
+      </w:tr>
+      <w:tr>
+        <w:trPr>
+          <w:tblCellSpacing w:w="15" w:type="dxa"/>
+        </w:trPr>
+        <w:tc>
+          <w:tcPr>
+            <w:tcW w:w="0" w:type="auto"/>
+            <w:vAlign w:val="center"/>
+            <w:hideMark/>
+          </w:tcPr>
+          <w:p>
+            <w:proofErr w:type="gramStart"/>
+            <w:r>
+              <w:t>iterator(</w:t>
+            </w:r>
+            <w:proofErr w:type="gramEnd"/>
+            <w:r>
+              <w:t>)</w:t>
+            </w:r>
+          </w:p>
+        </w:tc>
+        <w:tc>
+          <w:tcPr>
+            <w:tcW w:w="0" w:type="auto"/>
+            <w:vAlign w:val="center"/>
+            <w:hideMark/>
+          </w:tcPr>
+          <w:p>
+            <w:r>
+              <w:t>Returns an iterator for traversal.</w:t>
+            </w:r>
+          </w:p>
+        </w:tc>
+      </w:tr>
+    </w:tbl>
+    <w:p/>
     <w:p>
       <w:r>
         <w:rPr>
           <w:noProof/>
         </w:rPr>
-        <w:lastRenderedPageBreak/>
         <w:drawing>
           <wp:inline distT="0" distB="0" distL="0" distR="0" wp14:anchorId="4A160011" wp14:editId="6129E5AF">
             <wp:extent cx="3702050" cy="2457450"/>

--- a/Observation Programs/week7/CollectionFramework.docx
+++ b/Observation Programs/week7/CollectionFramework.docx
@@ -720,6 +720,682 @@
         </w:tc>
       </w:tr>
     </w:tbl>
+    <w:p>
+      <w:pPr>
+        <w:rPr>
+          <w:b/>
+          <w:bCs/>
+          <w:noProof/>
+        </w:rPr>
+      </w:pPr>
+      <w:r>
+        <w:rPr>
+          <w:b/>
+          <w:bCs/>
+          <w:noProof/>
+        </w:rPr>
+        <w:t>Code:</w:t>
+      </w:r>
+    </w:p>
+    <w:p>
+      <w:pPr>
+        <w:rPr>
+          <w:noProof/>
+        </w:rPr>
+      </w:pPr>
+      <w:r>
+        <w:rPr>
+          <w:noProof/>
+        </w:rPr>
+        <w:t>i</w:t>
+      </w:r>
+      <w:r>
+        <w:rPr>
+          <w:noProof/>
+        </w:rPr>
+        <w:t>mport java.util.Collection;</w:t>
+      </w:r>
+    </w:p>
+    <w:p>
+      <w:pPr>
+        <w:rPr>
+          <w:noProof/>
+        </w:rPr>
+      </w:pPr>
+      <w:r>
+        <w:rPr>
+          <w:noProof/>
+        </w:rPr>
+        <w:t>import java.util.ArrayList;</w:t>
+      </w:r>
+    </w:p>
+    <w:p>
+      <w:pPr>
+        <w:rPr>
+          <w:noProof/>
+        </w:rPr>
+      </w:pPr>
+      <w:r>
+        <w:rPr>
+          <w:noProof/>
+        </w:rPr>
+        <w:t>import java.util.Arrays;</w:t>
+      </w:r>
+    </w:p>
+    <w:p>
+      <w:pPr>
+        <w:rPr>
+          <w:noProof/>
+        </w:rPr>
+      </w:pPr>
+      <w:r>
+        <w:rPr>
+          <w:noProof/>
+        </w:rPr>
+        <w:t>import java.util.Iterator;</w:t>
+      </w:r>
+    </w:p>
+    <w:p>
+      <w:pPr>
+        <w:rPr>
+          <w:noProof/>
+        </w:rPr>
+      </w:pPr>
+    </w:p>
+    <w:p>
+      <w:pPr>
+        <w:rPr>
+          <w:noProof/>
+        </w:rPr>
+      </w:pPr>
+      <w:r>
+        <w:rPr>
+          <w:noProof/>
+        </w:rPr>
+        <w:t>public class CollectionInterface {</w:t>
+      </w:r>
+    </w:p>
+    <w:p>
+      <w:pPr>
+        <w:rPr>
+          <w:noProof/>
+        </w:rPr>
+      </w:pPr>
+      <w:r>
+        <w:rPr>
+          <w:noProof/>
+        </w:rPr>
+        <w:t xml:space="preserve">    public static void main(String[] args) {</w:t>
+      </w:r>
+    </w:p>
+    <w:p>
+      <w:pPr>
+        <w:rPr>
+          <w:noProof/>
+        </w:rPr>
+      </w:pPr>
+    </w:p>
+    <w:p>
+      <w:pPr>
+        <w:rPr>
+          <w:noProof/>
+        </w:rPr>
+      </w:pPr>
+      <w:r>
+        <w:rPr>
+          <w:noProof/>
+        </w:rPr>
+        <w:t xml:space="preserve">        Collection&lt;String&gt; students = new ArrayList&lt;&gt;();</w:t>
+      </w:r>
+    </w:p>
+    <w:p>
+      <w:pPr>
+        <w:rPr>
+          <w:noProof/>
+        </w:rPr>
+      </w:pPr>
+    </w:p>
+    <w:p>
+      <w:pPr>
+        <w:rPr>
+          <w:noProof/>
+        </w:rPr>
+      </w:pPr>
+      <w:r>
+        <w:rPr>
+          <w:noProof/>
+        </w:rPr>
+        <w:t xml:space="preserve">        students.add("Swetha");</w:t>
+      </w:r>
+    </w:p>
+    <w:p>
+      <w:pPr>
+        <w:rPr>
+          <w:noProof/>
+        </w:rPr>
+      </w:pPr>
+      <w:r>
+        <w:rPr>
+          <w:noProof/>
+        </w:rPr>
+        <w:t xml:space="preserve">        students.add("Anu");</w:t>
+      </w:r>
+    </w:p>
+    <w:p>
+      <w:pPr>
+        <w:rPr>
+          <w:noProof/>
+        </w:rPr>
+      </w:pPr>
+      <w:r>
+        <w:rPr>
+          <w:noProof/>
+        </w:rPr>
+        <w:t xml:space="preserve">        students.add("Ravi");</w:t>
+      </w:r>
+    </w:p>
+    <w:p>
+      <w:pPr>
+        <w:rPr>
+          <w:noProof/>
+        </w:rPr>
+      </w:pPr>
+      <w:r>
+        <w:rPr>
+          <w:noProof/>
+        </w:rPr>
+        <w:t xml:space="preserve">        students.add("Kiran");</w:t>
+      </w:r>
+    </w:p>
+    <w:p>
+      <w:pPr>
+        <w:rPr>
+          <w:noProof/>
+        </w:rPr>
+      </w:pPr>
+      <w:r>
+        <w:rPr>
+          <w:noProof/>
+        </w:rPr>
+        <w:t xml:space="preserve">        students.add("Sita");</w:t>
+      </w:r>
+    </w:p>
+    <w:p>
+      <w:pPr>
+        <w:rPr>
+          <w:noProof/>
+        </w:rPr>
+      </w:pPr>
+    </w:p>
+    <w:p>
+      <w:pPr>
+        <w:rPr>
+          <w:noProof/>
+        </w:rPr>
+      </w:pPr>
+      <w:r>
+        <w:rPr>
+          <w:noProof/>
+        </w:rPr>
+        <w:t xml:space="preserve">        System.out.println("Students: " + students);</w:t>
+      </w:r>
+    </w:p>
+    <w:p>
+      <w:pPr>
+        <w:rPr>
+          <w:noProof/>
+        </w:rPr>
+      </w:pPr>
+    </w:p>
+    <w:p>
+      <w:pPr>
+        <w:rPr>
+          <w:noProof/>
+        </w:rPr>
+      </w:pPr>
+      <w:r>
+        <w:rPr>
+          <w:noProof/>
+        </w:rPr>
+        <w:t xml:space="preserve">        students.addAll(Arrays.asList("Rahul", "Priya"));</w:t>
+      </w:r>
+    </w:p>
+    <w:p>
+      <w:pPr>
+        <w:rPr>
+          <w:noProof/>
+        </w:rPr>
+      </w:pPr>
+    </w:p>
+    <w:p>
+      <w:pPr>
+        <w:rPr>
+          <w:noProof/>
+        </w:rPr>
+      </w:pPr>
+      <w:r>
+        <w:rPr>
+          <w:noProof/>
+        </w:rPr>
+        <w:t xml:space="preserve">        System.out.println("After addAll: " + students);</w:t>
+      </w:r>
+    </w:p>
+    <w:p>
+      <w:pPr>
+        <w:rPr>
+          <w:noProof/>
+        </w:rPr>
+      </w:pPr>
+    </w:p>
+    <w:p>
+      <w:pPr>
+        <w:rPr>
+          <w:noProof/>
+        </w:rPr>
+      </w:pPr>
+      <w:r>
+        <w:rPr>
+          <w:noProof/>
+        </w:rPr>
+        <w:t xml:space="preserve">        System.out.println("Contains Swetha: "</w:t>
+      </w:r>
+    </w:p>
+    <w:p>
+      <w:pPr>
+        <w:rPr>
+          <w:noProof/>
+        </w:rPr>
+      </w:pPr>
+      <w:r>
+        <w:rPr>
+          <w:noProof/>
+        </w:rPr>
+        <w:t xml:space="preserve">                + students.contains("Swetha"));</w:t>
+      </w:r>
+    </w:p>
+    <w:p>
+      <w:pPr>
+        <w:rPr>
+          <w:noProof/>
+        </w:rPr>
+      </w:pPr>
+    </w:p>
+    <w:p>
+      <w:pPr>
+        <w:rPr>
+          <w:noProof/>
+        </w:rPr>
+      </w:pPr>
+      <w:r>
+        <w:rPr>
+          <w:noProof/>
+        </w:rPr>
+        <w:t xml:space="preserve">        System.out.println("Contains Anu and Ravi: "</w:t>
+      </w:r>
+    </w:p>
+    <w:p>
+      <w:pPr>
+        <w:rPr>
+          <w:noProof/>
+        </w:rPr>
+      </w:pPr>
+      <w:r>
+        <w:rPr>
+          <w:noProof/>
+        </w:rPr>
+        <w:t xml:space="preserve">                + students.containsAll(</w:t>
+      </w:r>
+    </w:p>
+    <w:p>
+      <w:pPr>
+        <w:rPr>
+          <w:noProof/>
+        </w:rPr>
+      </w:pPr>
+      <w:r>
+        <w:rPr>
+          <w:noProof/>
+        </w:rPr>
+        <w:t xml:space="preserve">                Arrays.asList("Anu", "Ravi")));</w:t>
+      </w:r>
+    </w:p>
+    <w:p>
+      <w:pPr>
+        <w:rPr>
+          <w:noProof/>
+        </w:rPr>
+      </w:pPr>
+    </w:p>
+    <w:p>
+      <w:pPr>
+        <w:rPr>
+          <w:noProof/>
+        </w:rPr>
+      </w:pPr>
+      <w:r>
+        <w:rPr>
+          <w:noProof/>
+        </w:rPr>
+        <w:t xml:space="preserve">        System.out.println("Size: " + students.size());</w:t>
+      </w:r>
+    </w:p>
+    <w:p>
+      <w:pPr>
+        <w:rPr>
+          <w:noProof/>
+        </w:rPr>
+      </w:pPr>
+    </w:p>
+    <w:p>
+      <w:pPr>
+        <w:rPr>
+          <w:noProof/>
+        </w:rPr>
+      </w:pPr>
+      <w:r>
+        <w:rPr>
+          <w:noProof/>
+        </w:rPr>
+        <w:t xml:space="preserve">        students.remove("Ravi");</w:t>
+      </w:r>
+    </w:p>
+    <w:p>
+      <w:pPr>
+        <w:rPr>
+          <w:noProof/>
+        </w:rPr>
+      </w:pPr>
+    </w:p>
+    <w:p>
+      <w:pPr>
+        <w:rPr>
+          <w:noProof/>
+        </w:rPr>
+      </w:pPr>
+      <w:r>
+        <w:rPr>
+          <w:noProof/>
+        </w:rPr>
+        <w:t xml:space="preserve">        System.out.println("After removing Ravi: "</w:t>
+      </w:r>
+    </w:p>
+    <w:p>
+      <w:pPr>
+        <w:rPr>
+          <w:noProof/>
+        </w:rPr>
+      </w:pPr>
+      <w:r>
+        <w:rPr>
+          <w:noProof/>
+        </w:rPr>
+        <w:t xml:space="preserve">                + students);</w:t>
+      </w:r>
+    </w:p>
+    <w:p>
+      <w:pPr>
+        <w:rPr>
+          <w:noProof/>
+        </w:rPr>
+      </w:pPr>
+    </w:p>
+    <w:p>
+      <w:pPr>
+        <w:rPr>
+          <w:noProof/>
+        </w:rPr>
+      </w:pPr>
+      <w:r>
+        <w:rPr>
+          <w:noProof/>
+        </w:rPr>
+        <w:t xml:space="preserve">        students.removeAll(</w:t>
+      </w:r>
+    </w:p>
+    <w:p>
+      <w:pPr>
+        <w:rPr>
+          <w:noProof/>
+        </w:rPr>
+      </w:pPr>
+      <w:r>
+        <w:rPr>
+          <w:noProof/>
+        </w:rPr>
+        <w:t xml:space="preserve">                Arrays.asList("Anu", "Sita"));</w:t>
+      </w:r>
+    </w:p>
+    <w:p>
+      <w:pPr>
+        <w:rPr>
+          <w:noProof/>
+        </w:rPr>
+      </w:pPr>
+    </w:p>
+    <w:p>
+      <w:pPr>
+        <w:rPr>
+          <w:noProof/>
+        </w:rPr>
+      </w:pPr>
+      <w:r>
+        <w:rPr>
+          <w:noProof/>
+        </w:rPr>
+        <w:t xml:space="preserve">        System.out.println("After removeAll: "</w:t>
+      </w:r>
+    </w:p>
+    <w:p>
+      <w:pPr>
+        <w:rPr>
+          <w:noProof/>
+        </w:rPr>
+      </w:pPr>
+      <w:r>
+        <w:rPr>
+          <w:noProof/>
+        </w:rPr>
+        <w:t xml:space="preserve">                + students);</w:t>
+      </w:r>
+    </w:p>
+    <w:p>
+      <w:pPr>
+        <w:rPr>
+          <w:noProof/>
+        </w:rPr>
+      </w:pPr>
+    </w:p>
+    <w:p>
+      <w:pPr>
+        <w:rPr>
+          <w:noProof/>
+        </w:rPr>
+      </w:pPr>
+      <w:r>
+        <w:rPr>
+          <w:noProof/>
+        </w:rPr>
+        <w:t xml:space="preserve">        System.out.println("Is Empty: "</w:t>
+      </w:r>
+    </w:p>
+    <w:p>
+      <w:pPr>
+        <w:rPr>
+          <w:noProof/>
+        </w:rPr>
+      </w:pPr>
+      <w:r>
+        <w:rPr>
+          <w:noProof/>
+        </w:rPr>
+        <w:t xml:space="preserve">                + students.isEmpty());</w:t>
+      </w:r>
+    </w:p>
+    <w:p>
+      <w:pPr>
+        <w:rPr>
+          <w:noProof/>
+        </w:rPr>
+      </w:pPr>
+    </w:p>
+    <w:p>
+      <w:pPr>
+        <w:rPr>
+          <w:noProof/>
+        </w:rPr>
+      </w:pPr>
+      <w:r>
+        <w:rPr>
+          <w:noProof/>
+        </w:rPr>
+        <w:t xml:space="preserve">        System.out.println("\nUsing Iterator:");</w:t>
+      </w:r>
+    </w:p>
+    <w:p>
+      <w:pPr>
+        <w:rPr>
+          <w:noProof/>
+        </w:rPr>
+      </w:pPr>
+    </w:p>
+    <w:p>
+      <w:pPr>
+        <w:rPr>
+          <w:noProof/>
+        </w:rPr>
+      </w:pPr>
+      <w:r>
+        <w:rPr>
+          <w:noProof/>
+        </w:rPr>
+        <w:t xml:space="preserve">        Iterator&lt;String&gt; it = students.iterator();</w:t>
+      </w:r>
+    </w:p>
+    <w:p>
+      <w:pPr>
+        <w:rPr>
+          <w:noProof/>
+        </w:rPr>
+      </w:pPr>
+    </w:p>
+    <w:p>
+      <w:pPr>
+        <w:rPr>
+          <w:noProof/>
+        </w:rPr>
+      </w:pPr>
+      <w:r>
+        <w:rPr>
+          <w:noProof/>
+        </w:rPr>
+        <w:t xml:space="preserve">        while (it.hasNext()) {</w:t>
+      </w:r>
+    </w:p>
+    <w:p>
+      <w:pPr>
+        <w:rPr>
+          <w:noProof/>
+        </w:rPr>
+      </w:pPr>
+      <w:r>
+        <w:rPr>
+          <w:noProof/>
+        </w:rPr>
+        <w:t xml:space="preserve">            System.out.println(it.next());</w:t>
+      </w:r>
+    </w:p>
+    <w:p>
+      <w:pPr>
+        <w:rPr>
+          <w:noProof/>
+        </w:rPr>
+      </w:pPr>
+      <w:r>
+        <w:rPr>
+          <w:noProof/>
+        </w:rPr>
+        <w:t xml:space="preserve">        }</w:t>
+      </w:r>
+    </w:p>
+    <w:p>
+      <w:pPr>
+        <w:rPr>
+          <w:noProof/>
+        </w:rPr>
+      </w:pPr>
+    </w:p>
+    <w:p>
+      <w:pPr>
+        <w:rPr>
+          <w:noProof/>
+        </w:rPr>
+      </w:pPr>
+      <w:r>
+        <w:rPr>
+          <w:noProof/>
+        </w:rPr>
+        <w:t xml:space="preserve">        students.clear();</w:t>
+      </w:r>
+    </w:p>
+    <w:p>
+      <w:pPr>
+        <w:rPr>
+          <w:noProof/>
+        </w:rPr>
+      </w:pPr>
+    </w:p>
+    <w:p>
+      <w:pPr>
+        <w:rPr>
+          <w:noProof/>
+        </w:rPr>
+      </w:pPr>
+      <w:r>
+        <w:rPr>
+          <w:noProof/>
+        </w:rPr>
+        <w:t xml:space="preserve">        System.out.println("\nAfter clear: "</w:t>
+      </w:r>
+    </w:p>
+    <w:p>
+      <w:pPr>
+        <w:rPr>
+          <w:noProof/>
+        </w:rPr>
+      </w:pPr>
+      <w:r>
+        <w:rPr>
+          <w:noProof/>
+        </w:rPr>
+        <w:t xml:space="preserve">                + students);</w:t>
+      </w:r>
+    </w:p>
+    <w:p>
+      <w:pPr>
+        <w:rPr>
+          <w:noProof/>
+        </w:rPr>
+      </w:pPr>
+      <w:r>
+        <w:rPr>
+          <w:noProof/>
+        </w:rPr>
+        <w:t xml:space="preserve">    }</w:t>
+      </w:r>
+    </w:p>
+    <w:p>
+      <w:pPr>
+        <w:rPr>
+          <w:noProof/>
+        </w:rPr>
+      </w:pPr>
+      <w:r>
+        <w:rPr>
+          <w:noProof/>
+        </w:rPr>
+        <w:t>}</w:t>
+      </w:r>
+    </w:p>
     <w:p>
       <w:pPr>
         <w:rPr>
@@ -1537,9 +2213,607 @@
     <w:p>
       <w:pPr>
         <w:rPr>
-          <w:noProof/>
-        </w:rPr>
-      </w:pPr>
+          <w:b/>
+          <w:bCs/>
+          <w:noProof/>
+        </w:rPr>
+      </w:pPr>
+      <w:r>
+        <w:rPr>
+          <w:b/>
+          <w:bCs/>
+          <w:noProof/>
+        </w:rPr>
+        <w:t>Code:</w:t>
+      </w:r>
+    </w:p>
+    <w:p>
+      <w:pPr>
+        <w:rPr>
+          <w:noProof/>
+        </w:rPr>
+      </w:pPr>
+      <w:r>
+        <w:rPr>
+          <w:noProof/>
+        </w:rPr>
+        <w:t>import java.util.Deque;</w:t>
+      </w:r>
+    </w:p>
+    <w:p>
+      <w:pPr>
+        <w:rPr>
+          <w:noProof/>
+        </w:rPr>
+      </w:pPr>
+      <w:r>
+        <w:rPr>
+          <w:noProof/>
+        </w:rPr>
+        <w:t>import java.util.ArrayDeque;</w:t>
+      </w:r>
+    </w:p>
+    <w:p>
+      <w:pPr>
+        <w:rPr>
+          <w:noProof/>
+        </w:rPr>
+      </w:pPr>
+    </w:p>
+    <w:p>
+      <w:pPr>
+        <w:rPr>
+          <w:noProof/>
+        </w:rPr>
+      </w:pPr>
+      <w:r>
+        <w:rPr>
+          <w:noProof/>
+        </w:rPr>
+        <w:t>public class DequeInterface {</w:t>
+      </w:r>
+    </w:p>
+    <w:p>
+      <w:pPr>
+        <w:rPr>
+          <w:noProof/>
+        </w:rPr>
+      </w:pPr>
+      <w:r>
+        <w:rPr>
+          <w:noProof/>
+        </w:rPr>
+        <w:t xml:space="preserve">    public static void main(String[] args) {</w:t>
+      </w:r>
+    </w:p>
+    <w:p>
+      <w:pPr>
+        <w:rPr>
+          <w:noProof/>
+        </w:rPr>
+      </w:pPr>
+    </w:p>
+    <w:p>
+      <w:pPr>
+        <w:rPr>
+          <w:noProof/>
+        </w:rPr>
+      </w:pPr>
+      <w:r>
+        <w:rPr>
+          <w:noProof/>
+        </w:rPr>
+        <w:t xml:space="preserve">        Deque&lt;String&gt; deque = new ArrayDeque&lt;&gt;();</w:t>
+      </w:r>
+    </w:p>
+    <w:p>
+      <w:pPr>
+        <w:rPr>
+          <w:noProof/>
+        </w:rPr>
+      </w:pPr>
+    </w:p>
+    <w:p>
+      <w:pPr>
+        <w:rPr>
+          <w:noProof/>
+        </w:rPr>
+      </w:pPr>
+      <w:r>
+        <w:rPr>
+          <w:noProof/>
+        </w:rPr>
+        <w:t xml:space="preserve">        deque.addFirst("Java");</w:t>
+      </w:r>
+    </w:p>
+    <w:p>
+      <w:pPr>
+        <w:rPr>
+          <w:noProof/>
+        </w:rPr>
+      </w:pPr>
+      <w:r>
+        <w:rPr>
+          <w:noProof/>
+        </w:rPr>
+        <w:t xml:space="preserve">        deque.addLast("Python");</w:t>
+      </w:r>
+    </w:p>
+    <w:p>
+      <w:pPr>
+        <w:rPr>
+          <w:noProof/>
+        </w:rPr>
+      </w:pPr>
+      <w:r>
+        <w:rPr>
+          <w:noProof/>
+        </w:rPr>
+        <w:t xml:space="preserve">        deque.addFirst("C");</w:t>
+      </w:r>
+    </w:p>
+    <w:p>
+      <w:pPr>
+        <w:rPr>
+          <w:noProof/>
+        </w:rPr>
+      </w:pPr>
+      <w:r>
+        <w:rPr>
+          <w:noProof/>
+        </w:rPr>
+        <w:t xml:space="preserve">        deque.addLast("C++");</w:t>
+      </w:r>
+    </w:p>
+    <w:p>
+      <w:pPr>
+        <w:rPr>
+          <w:noProof/>
+        </w:rPr>
+      </w:pPr>
+    </w:p>
+    <w:p>
+      <w:pPr>
+        <w:rPr>
+          <w:noProof/>
+        </w:rPr>
+      </w:pPr>
+      <w:r>
+        <w:rPr>
+          <w:noProof/>
+        </w:rPr>
+        <w:t xml:space="preserve">        System.out.println("Deque: " + deque);</w:t>
+      </w:r>
+    </w:p>
+    <w:p>
+      <w:pPr>
+        <w:rPr>
+          <w:noProof/>
+        </w:rPr>
+      </w:pPr>
+    </w:p>
+    <w:p>
+      <w:pPr>
+        <w:rPr>
+          <w:noProof/>
+        </w:rPr>
+      </w:pPr>
+      <w:r>
+        <w:rPr>
+          <w:noProof/>
+        </w:rPr>
+        <w:t xml:space="preserve">        System.out.println("First Element: "</w:t>
+      </w:r>
+    </w:p>
+    <w:p>
+      <w:pPr>
+        <w:rPr>
+          <w:noProof/>
+        </w:rPr>
+      </w:pPr>
+      <w:r>
+        <w:rPr>
+          <w:noProof/>
+        </w:rPr>
+        <w:t xml:space="preserve">                + deque.peekFirst());</w:t>
+      </w:r>
+    </w:p>
+    <w:p>
+      <w:pPr>
+        <w:rPr>
+          <w:noProof/>
+        </w:rPr>
+      </w:pPr>
+    </w:p>
+    <w:p>
+      <w:pPr>
+        <w:rPr>
+          <w:noProof/>
+        </w:rPr>
+      </w:pPr>
+      <w:r>
+        <w:rPr>
+          <w:noProof/>
+        </w:rPr>
+        <w:t xml:space="preserve">        System.out.println("Last Element: "</w:t>
+      </w:r>
+    </w:p>
+    <w:p>
+      <w:pPr>
+        <w:rPr>
+          <w:noProof/>
+        </w:rPr>
+      </w:pPr>
+      <w:r>
+        <w:rPr>
+          <w:noProof/>
+        </w:rPr>
+        <w:t xml:space="preserve">                + deque.peekLast());</w:t>
+      </w:r>
+    </w:p>
+    <w:p>
+      <w:pPr>
+        <w:rPr>
+          <w:noProof/>
+        </w:rPr>
+      </w:pPr>
+    </w:p>
+    <w:p>
+      <w:pPr>
+        <w:rPr>
+          <w:noProof/>
+        </w:rPr>
+      </w:pPr>
+      <w:r>
+        <w:rPr>
+          <w:noProof/>
+        </w:rPr>
+        <w:t xml:space="preserve">        deque.offerFirst("HTML");</w:t>
+      </w:r>
+    </w:p>
+    <w:p>
+      <w:pPr>
+        <w:rPr>
+          <w:noProof/>
+        </w:rPr>
+      </w:pPr>
+      <w:r>
+        <w:rPr>
+          <w:noProof/>
+        </w:rPr>
+        <w:t xml:space="preserve">        deque.offerLast("CSS");</w:t>
+      </w:r>
+    </w:p>
+    <w:p>
+      <w:pPr>
+        <w:rPr>
+          <w:noProof/>
+        </w:rPr>
+      </w:pPr>
+    </w:p>
+    <w:p>
+      <w:pPr>
+        <w:rPr>
+          <w:noProof/>
+        </w:rPr>
+      </w:pPr>
+      <w:r>
+        <w:rPr>
+          <w:noProof/>
+        </w:rPr>
+        <w:t xml:space="preserve">        System.out.println("After offer operations: "</w:t>
+      </w:r>
+    </w:p>
+    <w:p>
+      <w:pPr>
+        <w:rPr>
+          <w:noProof/>
+        </w:rPr>
+      </w:pPr>
+      <w:r>
+        <w:rPr>
+          <w:noProof/>
+        </w:rPr>
+        <w:lastRenderedPageBreak/>
+        <w:t xml:space="preserve">                + deque);</w:t>
+      </w:r>
+    </w:p>
+    <w:p>
+      <w:pPr>
+        <w:rPr>
+          <w:noProof/>
+        </w:rPr>
+      </w:pPr>
+    </w:p>
+    <w:p>
+      <w:pPr>
+        <w:rPr>
+          <w:noProof/>
+        </w:rPr>
+      </w:pPr>
+      <w:r>
+        <w:rPr>
+          <w:noProof/>
+        </w:rPr>
+        <w:t xml:space="preserve">        deque.removeFirst();</w:t>
+      </w:r>
+    </w:p>
+    <w:p>
+      <w:pPr>
+        <w:rPr>
+          <w:noProof/>
+        </w:rPr>
+      </w:pPr>
+    </w:p>
+    <w:p>
+      <w:pPr>
+        <w:rPr>
+          <w:noProof/>
+        </w:rPr>
+      </w:pPr>
+      <w:r>
+        <w:rPr>
+          <w:noProof/>
+        </w:rPr>
+        <w:t xml:space="preserve">        System.out.println("After removeFirst: "</w:t>
+      </w:r>
+    </w:p>
+    <w:p>
+      <w:pPr>
+        <w:rPr>
+          <w:noProof/>
+        </w:rPr>
+      </w:pPr>
+      <w:r>
+        <w:rPr>
+          <w:noProof/>
+        </w:rPr>
+        <w:t xml:space="preserve">                + deque);</w:t>
+      </w:r>
+    </w:p>
+    <w:p>
+      <w:pPr>
+        <w:rPr>
+          <w:noProof/>
+        </w:rPr>
+      </w:pPr>
+    </w:p>
+    <w:p>
+      <w:pPr>
+        <w:rPr>
+          <w:noProof/>
+        </w:rPr>
+      </w:pPr>
+      <w:r>
+        <w:rPr>
+          <w:noProof/>
+        </w:rPr>
+        <w:t xml:space="preserve">        deque.removeLast();</w:t>
+      </w:r>
+    </w:p>
+    <w:p>
+      <w:pPr>
+        <w:rPr>
+          <w:noProof/>
+        </w:rPr>
+      </w:pPr>
+    </w:p>
+    <w:p>
+      <w:pPr>
+        <w:rPr>
+          <w:noProof/>
+        </w:rPr>
+      </w:pPr>
+      <w:r>
+        <w:rPr>
+          <w:noProof/>
+        </w:rPr>
+        <w:t xml:space="preserve">        System.out.println("After removeLast: "</w:t>
+      </w:r>
+    </w:p>
+    <w:p>
+      <w:pPr>
+        <w:rPr>
+          <w:noProof/>
+        </w:rPr>
+      </w:pPr>
+      <w:r>
+        <w:rPr>
+          <w:noProof/>
+        </w:rPr>
+        <w:t xml:space="preserve">                + deque);</w:t>
+      </w:r>
+    </w:p>
+    <w:p>
+      <w:pPr>
+        <w:rPr>
+          <w:noProof/>
+        </w:rPr>
+      </w:pPr>
+    </w:p>
+    <w:p>
+      <w:pPr>
+        <w:rPr>
+          <w:noProof/>
+        </w:rPr>
+      </w:pPr>
+      <w:r>
+        <w:rPr>
+          <w:noProof/>
+        </w:rPr>
+        <w:t xml:space="preserve">        System.out.println("First Element: "</w:t>
+      </w:r>
+    </w:p>
+    <w:p>
+      <w:pPr>
+        <w:rPr>
+          <w:noProof/>
+        </w:rPr>
+      </w:pPr>
+      <w:r>
+        <w:rPr>
+          <w:noProof/>
+        </w:rPr>
+        <w:t xml:space="preserve">                + deque.getFirst());</w:t>
+      </w:r>
+    </w:p>
+    <w:p>
+      <w:pPr>
+        <w:rPr>
+          <w:noProof/>
+        </w:rPr>
+      </w:pPr>
+    </w:p>
+    <w:p>
+      <w:pPr>
+        <w:rPr>
+          <w:noProof/>
+        </w:rPr>
+      </w:pPr>
+      <w:r>
+        <w:rPr>
+          <w:noProof/>
+        </w:rPr>
+        <w:t xml:space="preserve">        System.out.println("Last Element: "</w:t>
+      </w:r>
+    </w:p>
+    <w:p>
+      <w:pPr>
+        <w:rPr>
+          <w:noProof/>
+        </w:rPr>
+      </w:pPr>
+      <w:r>
+        <w:rPr>
+          <w:noProof/>
+        </w:rPr>
+        <w:t xml:space="preserve">                + deque.getLast());</w:t>
+      </w:r>
+    </w:p>
+    <w:p>
+      <w:pPr>
+        <w:rPr>
+          <w:noProof/>
+        </w:rPr>
+      </w:pPr>
+    </w:p>
+    <w:p>
+      <w:pPr>
+        <w:rPr>
+          <w:noProof/>
+        </w:rPr>
+      </w:pPr>
+      <w:r>
+        <w:rPr>
+          <w:noProof/>
+        </w:rPr>
+        <w:t xml:space="preserve">        System.out.println("Size: "</w:t>
+      </w:r>
+    </w:p>
+    <w:p>
+      <w:pPr>
+        <w:rPr>
+          <w:noProof/>
+        </w:rPr>
+      </w:pPr>
+      <w:r>
+        <w:rPr>
+          <w:noProof/>
+        </w:rPr>
+        <w:t xml:space="preserve">                + deque.size());</w:t>
+      </w:r>
+    </w:p>
+    <w:p>
+      <w:pPr>
+        <w:rPr>
+          <w:noProof/>
+        </w:rPr>
+      </w:pPr>
+    </w:p>
+    <w:p>
+      <w:pPr>
+        <w:rPr>
+          <w:noProof/>
+        </w:rPr>
+      </w:pPr>
+      <w:r>
+        <w:rPr>
+          <w:noProof/>
+        </w:rPr>
+        <w:t xml:space="preserve">        System.out.println("\nUsing for-each:");</w:t>
+      </w:r>
+    </w:p>
+    <w:p>
+      <w:pPr>
+        <w:rPr>
+          <w:noProof/>
+        </w:rPr>
+      </w:pPr>
+    </w:p>
+    <w:p>
+      <w:pPr>
+        <w:rPr>
+          <w:noProof/>
+        </w:rPr>
+      </w:pPr>
+      <w:r>
+        <w:rPr>
+          <w:noProof/>
+        </w:rPr>
+        <w:t xml:space="preserve">        for (String item : deque) {</w:t>
+      </w:r>
+    </w:p>
+    <w:p>
+      <w:pPr>
+        <w:rPr>
+          <w:noProof/>
+        </w:rPr>
+      </w:pPr>
+      <w:r>
+        <w:rPr>
+          <w:noProof/>
+        </w:rPr>
+        <w:t xml:space="preserve">            System.out.println(item);</w:t>
+      </w:r>
+    </w:p>
+    <w:p>
+      <w:pPr>
+        <w:rPr>
+          <w:noProof/>
+        </w:rPr>
+      </w:pPr>
+      <w:r>
+        <w:rPr>
+          <w:noProof/>
+        </w:rPr>
+        <w:t xml:space="preserve">        }</w:t>
+      </w:r>
+    </w:p>
+    <w:p>
+      <w:pPr>
+        <w:rPr>
+          <w:noProof/>
+        </w:rPr>
+      </w:pPr>
+      <w:r>
+        <w:rPr>
+          <w:noProof/>
+        </w:rPr>
+        <w:t xml:space="preserve">    }</w:t>
+      </w:r>
+    </w:p>
+    <w:p>
+      <w:pPr>
+        <w:rPr>
+          <w:noProof/>
+        </w:rPr>
+      </w:pPr>
+      <w:r>
+        <w:rPr>
+          <w:noProof/>
+        </w:rPr>
+        <w:t>}</w:t>
+      </w:r>
     </w:p>
     <w:p>
       <w:pPr>
@@ -1696,17 +2970,12 @@
           </w:tcPr>
           <w:p>
             <w:proofErr w:type="spellStart"/>
-            <w:proofErr w:type="gramStart"/>
             <w:r>
               <w:t>hasNext</w:t>
             </w:r>
             <w:proofErr w:type="spellEnd"/>
             <w:r>
-              <w:t>(</w:t>
-            </w:r>
-            <w:proofErr w:type="gramEnd"/>
-            <w:r>
-              <w:t>)</w:t>
+              <w:t>()</w:t>
             </w:r>
           </w:p>
         </w:tc>
@@ -1734,13 +3003,8 @@
             <w:hideMark/>
           </w:tcPr>
           <w:p>
-            <w:proofErr w:type="gramStart"/>
-            <w:r>
-              <w:t>next(</w:t>
-            </w:r>
-            <w:proofErr w:type="gramEnd"/>
-            <w:r>
-              <w:t>)</w:t>
+            <w:r>
+              <w:t>next()</w:t>
             </w:r>
           </w:p>
         </w:tc>
@@ -1768,13 +3032,8 @@
             <w:hideMark/>
           </w:tcPr>
           <w:p>
-            <w:proofErr w:type="gramStart"/>
-            <w:r>
-              <w:t>remove(</w:t>
-            </w:r>
-            <w:proofErr w:type="gramEnd"/>
-            <w:r>
-              <w:t>)</w:t>
+            <w:r>
+              <w:t>remove()</w:t>
             </w:r>
           </w:p>
         </w:tc>
@@ -1803,17 +3062,12 @@
           </w:tcPr>
           <w:p>
             <w:proofErr w:type="spellStart"/>
-            <w:proofErr w:type="gramStart"/>
             <w:r>
               <w:t>forEachRemaining</w:t>
             </w:r>
             <w:proofErr w:type="spellEnd"/>
             <w:r>
-              <w:t>(</w:t>
-            </w:r>
-            <w:proofErr w:type="gramEnd"/>
-            <w:r>
-              <w:t>)</w:t>
+              <w:t>()</w:t>
             </w:r>
           </w:p>
         </w:tc>
@@ -1831,13 +3085,481 @@
         </w:tc>
       </w:tr>
     </w:tbl>
-    <w:p/>
-    <w:p>
-      <w:r>
-        <w:rPr>
-          <w:noProof/>
-        </w:rPr>
+    <w:p>
+      <w:pPr>
+        <w:rPr>
+          <w:b/>
+          <w:bCs/>
+        </w:rPr>
+      </w:pPr>
+      <w:r>
+        <w:rPr>
+          <w:b/>
+          <w:bCs/>
+        </w:rPr>
+        <w:t>Code:</w:t>
+      </w:r>
+    </w:p>
+    <w:p>
+      <w:r>
+        <w:t xml:space="preserve">import </w:t>
+      </w:r>
+      <w:proofErr w:type="spellStart"/>
+      <w:r>
+        <w:t>java.util.ArrayList</w:t>
+      </w:r>
+      <w:proofErr w:type="spellEnd"/>
+      <w:r>
+        <w:t>;</w:t>
+      </w:r>
+    </w:p>
+    <w:p>
+      <w:r>
+        <w:t xml:space="preserve">import </w:t>
+      </w:r>
+      <w:proofErr w:type="spellStart"/>
+      <w:r>
+        <w:t>java.util.Iterator</w:t>
+      </w:r>
+      <w:proofErr w:type="spellEnd"/>
+      <w:r>
+        <w:t>;</w:t>
+      </w:r>
+    </w:p>
+    <w:p/>
+    <w:p>
+      <w:r>
+        <w:t xml:space="preserve">public class </w:t>
+      </w:r>
+      <w:proofErr w:type="spellStart"/>
+      <w:r>
+        <w:t>IteratorInterface</w:t>
+      </w:r>
+      <w:proofErr w:type="spellEnd"/>
+      <w:r>
+        <w:t xml:space="preserve"> {</w:t>
+      </w:r>
+    </w:p>
+    <w:p>
+      <w:r>
+        <w:t xml:space="preserve">    public static void main(String[] </w:t>
+      </w:r>
+      <w:proofErr w:type="spellStart"/>
+      <w:r>
+        <w:t>args</w:t>
+      </w:r>
+      <w:proofErr w:type="spellEnd"/>
+      <w:r>
+        <w:t>) {</w:t>
+      </w:r>
+    </w:p>
+    <w:p/>
+    <w:p>
+      <w:r>
+        <w:t xml:space="preserve">        </w:t>
+      </w:r>
+      <w:proofErr w:type="spellStart"/>
+      <w:r>
+        <w:t>ArrayList</w:t>
+      </w:r>
+      <w:proofErr w:type="spellEnd"/>
+      <w:r>
+        <w:t xml:space="preserve">&lt;String&gt; subjects = new </w:t>
+      </w:r>
+      <w:proofErr w:type="spellStart"/>
+      <w:r>
+        <w:t>ArrayList</w:t>
+      </w:r>
+      <w:proofErr w:type="spellEnd"/>
+      <w:r>
+        <w:t>&lt;&gt;();</w:t>
+      </w:r>
+    </w:p>
+    <w:p/>
+    <w:p>
+      <w:r>
         <w:lastRenderedPageBreak/>
+        <w:t xml:space="preserve">        </w:t>
+      </w:r>
+      <w:proofErr w:type="spellStart"/>
+      <w:r>
+        <w:t>subjects.add</w:t>
+      </w:r>
+      <w:proofErr w:type="spellEnd"/>
+      <w:r>
+        <w:t>("Java");</w:t>
+      </w:r>
+    </w:p>
+    <w:p>
+      <w:r>
+        <w:t xml:space="preserve">        </w:t>
+      </w:r>
+      <w:proofErr w:type="spellStart"/>
+      <w:r>
+        <w:t>subjects.add</w:t>
+      </w:r>
+      <w:proofErr w:type="spellEnd"/>
+      <w:r>
+        <w:t>("Python");</w:t>
+      </w:r>
+    </w:p>
+    <w:p>
+      <w:r>
+        <w:t xml:space="preserve">        </w:t>
+      </w:r>
+      <w:proofErr w:type="spellStart"/>
+      <w:r>
+        <w:t>subjects.add</w:t>
+      </w:r>
+      <w:proofErr w:type="spellEnd"/>
+      <w:r>
+        <w:t>("Operating Systems");</w:t>
+      </w:r>
+    </w:p>
+    <w:p>
+      <w:r>
+        <w:t xml:space="preserve">        </w:t>
+      </w:r>
+      <w:proofErr w:type="spellStart"/>
+      <w:r>
+        <w:t>subjects.add</w:t>
+      </w:r>
+      <w:proofErr w:type="spellEnd"/>
+      <w:r>
+        <w:t>("Computer Networks");</w:t>
+      </w:r>
+    </w:p>
+    <w:p>
+      <w:r>
+        <w:t xml:space="preserve">        </w:t>
+      </w:r>
+      <w:proofErr w:type="spellStart"/>
+      <w:r>
+        <w:t>subjects.add</w:t>
+      </w:r>
+      <w:proofErr w:type="spellEnd"/>
+      <w:r>
+        <w:t>("TOC");</w:t>
+      </w:r>
+    </w:p>
+    <w:p/>
+    <w:p>
+      <w:r>
+        <w:t xml:space="preserve">        </w:t>
+      </w:r>
+      <w:proofErr w:type="spellStart"/>
+      <w:r>
+        <w:t>System.out.println</w:t>
+      </w:r>
+      <w:proofErr w:type="spellEnd"/>
+      <w:r>
+        <w:t>("Subjects:");</w:t>
+      </w:r>
+    </w:p>
+    <w:p/>
+    <w:p>
+      <w:r>
+        <w:t xml:space="preserve">        Iterator&lt;String&gt; iterator =</w:t>
+      </w:r>
+    </w:p>
+    <w:p>
+      <w:r>
+        <w:t xml:space="preserve">                </w:t>
+      </w:r>
+      <w:proofErr w:type="spellStart"/>
+      <w:r>
+        <w:t>subjects.iterator</w:t>
+      </w:r>
+      <w:proofErr w:type="spellEnd"/>
+      <w:r>
+        <w:t>();</w:t>
+      </w:r>
+    </w:p>
+    <w:p/>
+    <w:p>
+      <w:r>
+        <w:t xml:space="preserve">        while (</w:t>
+      </w:r>
+      <w:proofErr w:type="spellStart"/>
+      <w:r>
+        <w:t>iterator.hasNext</w:t>
+      </w:r>
+      <w:proofErr w:type="spellEnd"/>
+      <w:r>
+        <w:t>()) {</w:t>
+      </w:r>
+    </w:p>
+    <w:p>
+      <w:r>
+        <w:t xml:space="preserve">            String subject = </w:t>
+      </w:r>
+      <w:proofErr w:type="spellStart"/>
+      <w:r>
+        <w:t>iterator.next</w:t>
+      </w:r>
+      <w:proofErr w:type="spellEnd"/>
+      <w:r>
+        <w:t>();</w:t>
+      </w:r>
+    </w:p>
+    <w:p>
+      <w:r>
+        <w:t xml:space="preserve">            </w:t>
+      </w:r>
+      <w:proofErr w:type="spellStart"/>
+      <w:r>
+        <w:t>System.out.println</w:t>
+      </w:r>
+      <w:proofErr w:type="spellEnd"/>
+      <w:r>
+        <w:t>(subject);</w:t>
+      </w:r>
+    </w:p>
+    <w:p>
+      <w:r>
+        <w:t xml:space="preserve">        }</w:t>
+      </w:r>
+    </w:p>
+    <w:p/>
+    <w:p>
+      <w:r>
+        <w:t xml:space="preserve">        </w:t>
+      </w:r>
+      <w:proofErr w:type="spellStart"/>
+      <w:r>
+        <w:t>System.out.println</w:t>
+      </w:r>
+      <w:proofErr w:type="spellEnd"/>
+      <w:r>
+        <w:t>("\</w:t>
+      </w:r>
+      <w:proofErr w:type="spellStart"/>
+      <w:r>
+        <w:t>nRemoving</w:t>
+      </w:r>
+      <w:proofErr w:type="spellEnd"/>
+      <w:r>
+        <w:t xml:space="preserve"> Python:");</w:t>
+      </w:r>
+    </w:p>
+    <w:p/>
+    <w:p>
+      <w:r>
+        <w:t xml:space="preserve">        iterator = </w:t>
+      </w:r>
+      <w:proofErr w:type="spellStart"/>
+      <w:r>
+        <w:t>subjects.iterator</w:t>
+      </w:r>
+      <w:proofErr w:type="spellEnd"/>
+      <w:r>
+        <w:t>();</w:t>
+      </w:r>
+    </w:p>
+    <w:p/>
+    <w:p>
+      <w:r>
+        <w:t xml:space="preserve">        while (</w:t>
+      </w:r>
+      <w:proofErr w:type="spellStart"/>
+      <w:r>
+        <w:t>iterator.hasNext</w:t>
+      </w:r>
+      <w:proofErr w:type="spellEnd"/>
+      <w:r>
+        <w:t>()) {</w:t>
+      </w:r>
+    </w:p>
+    <w:p/>
+    <w:p>
+      <w:r>
+        <w:t xml:space="preserve">            String subject = </w:t>
+      </w:r>
+      <w:proofErr w:type="spellStart"/>
+      <w:r>
+        <w:t>iterator.next</w:t>
+      </w:r>
+      <w:proofErr w:type="spellEnd"/>
+      <w:r>
+        <w:t>();</w:t>
+      </w:r>
+    </w:p>
+    <w:p/>
+    <w:p>
+      <w:r>
+        <w:t xml:space="preserve">            if (</w:t>
+      </w:r>
+      <w:proofErr w:type="spellStart"/>
+      <w:r>
+        <w:t>subject.equals</w:t>
+      </w:r>
+      <w:proofErr w:type="spellEnd"/>
+      <w:r>
+        <w:t>("Python")) {</w:t>
+      </w:r>
+    </w:p>
+    <w:p>
+      <w:r>
+        <w:t xml:space="preserve">                </w:t>
+      </w:r>
+      <w:proofErr w:type="spellStart"/>
+      <w:r>
+        <w:t>iterator.remove</w:t>
+      </w:r>
+      <w:proofErr w:type="spellEnd"/>
+      <w:r>
+        <w:t>();</w:t>
+      </w:r>
+    </w:p>
+    <w:p>
+      <w:r>
+        <w:t xml:space="preserve">            }</w:t>
+      </w:r>
+    </w:p>
+    <w:p>
+      <w:r>
+        <w:t xml:space="preserve">        }</w:t>
+      </w:r>
+    </w:p>
+    <w:p/>
+    <w:p>
+      <w:r>
+        <w:t xml:space="preserve">        </w:t>
+      </w:r>
+      <w:proofErr w:type="spellStart"/>
+      <w:r>
+        <w:t>System.out.println</w:t>
+      </w:r>
+      <w:proofErr w:type="spellEnd"/>
+      <w:r>
+        <w:t>("After Removal: "</w:t>
+      </w:r>
+    </w:p>
+    <w:p>
+      <w:r>
+        <w:t xml:space="preserve">                + subjects);</w:t>
+      </w:r>
+    </w:p>
+    <w:p/>
+    <w:p>
+      <w:r>
+        <w:t xml:space="preserve">        </w:t>
+      </w:r>
+      <w:proofErr w:type="spellStart"/>
+      <w:r>
+        <w:t>System.out.println</w:t>
+      </w:r>
+      <w:proofErr w:type="spellEnd"/>
+      <w:r>
+        <w:t>("Total Subjects: "</w:t>
+      </w:r>
+    </w:p>
+    <w:p>
+      <w:r>
+        <w:t xml:space="preserve">                + </w:t>
+      </w:r>
+      <w:proofErr w:type="spellStart"/>
+      <w:r>
+        <w:t>subjects.size</w:t>
+      </w:r>
+      <w:proofErr w:type="spellEnd"/>
+      <w:r>
+        <w:t>());</w:t>
+      </w:r>
+    </w:p>
+    <w:p/>
+    <w:p>
+      <w:r>
+        <w:t xml:space="preserve">        </w:t>
+      </w:r>
+      <w:proofErr w:type="spellStart"/>
+      <w:r>
+        <w:t>System.out.println</w:t>
+      </w:r>
+      <w:proofErr w:type="spellEnd"/>
+      <w:r>
+        <w:t>("\</w:t>
+      </w:r>
+      <w:proofErr w:type="spellStart"/>
+      <w:r>
+        <w:t>nRemaining</w:t>
+      </w:r>
+      <w:proofErr w:type="spellEnd"/>
+      <w:r>
+        <w:t xml:space="preserve"> Subjects:");</w:t>
+      </w:r>
+    </w:p>
+    <w:p/>
+    <w:p>
+      <w:r>
+        <w:t xml:space="preserve">        iterator = </w:t>
+      </w:r>
+      <w:proofErr w:type="spellStart"/>
+      <w:r>
+        <w:t>subjects.iterator</w:t>
+      </w:r>
+      <w:proofErr w:type="spellEnd"/>
+      <w:r>
+        <w:t>();</w:t>
+      </w:r>
+    </w:p>
+    <w:p/>
+    <w:p>
+      <w:r>
+        <w:t xml:space="preserve">        while (</w:t>
+      </w:r>
+      <w:proofErr w:type="spellStart"/>
+      <w:r>
+        <w:t>iterator.hasNext</w:t>
+      </w:r>
+      <w:proofErr w:type="spellEnd"/>
+      <w:r>
+        <w:t>()) {</w:t>
+      </w:r>
+    </w:p>
+    <w:p>
+      <w:r>
+        <w:t xml:space="preserve">            </w:t>
+      </w:r>
+      <w:proofErr w:type="spellStart"/>
+      <w:r>
+        <w:t>System.out.println</w:t>
+      </w:r>
+      <w:proofErr w:type="spellEnd"/>
+      <w:r>
+        <w:t>(</w:t>
+      </w:r>
+      <w:proofErr w:type="spellStart"/>
+      <w:r>
+        <w:t>iterator.next</w:t>
+      </w:r>
+      <w:proofErr w:type="spellEnd"/>
+      <w:r>
+        <w:t>());</w:t>
+      </w:r>
+    </w:p>
+    <w:p>
+      <w:r>
+        <w:t xml:space="preserve">        }</w:t>
+      </w:r>
+    </w:p>
+    <w:p>
+      <w:r>
+        <w:t xml:space="preserve">    }</w:t>
+      </w:r>
+    </w:p>
+    <w:p>
+      <w:r>
+        <w:t>}</w:t>
+      </w:r>
+    </w:p>
+    <w:p/>
+    <w:p/>
+    <w:p>
+      <w:r>
+        <w:rPr>
+          <w:noProof/>
+        </w:rPr>
         <w:drawing>
           <wp:inline distT="0" distB="0" distL="0" distR="0" wp14:anchorId="2280CA75" wp14:editId="0798ACF7">
             <wp:extent cx="4730750" cy="3143250"/>
@@ -1900,6 +3622,7 @@
           <w:b/>
           <w:bCs/>
         </w:rPr>
+        <w:lastRenderedPageBreak/>
         <w:t>List Interface:</w:t>
       </w:r>
     </w:p>
@@ -1980,13 +3703,8 @@
             <w:hideMark/>
           </w:tcPr>
           <w:p>
-            <w:proofErr w:type="gramStart"/>
-            <w:r>
-              <w:t>add(</w:t>
-            </w:r>
-            <w:proofErr w:type="gramEnd"/>
-            <w:r>
-              <w:t>E e)</w:t>
+            <w:r>
+              <w:t>add(E e)</w:t>
             </w:r>
           </w:p>
         </w:tc>
@@ -2014,13 +3732,8 @@
             <w:hideMark/>
           </w:tcPr>
           <w:p>
-            <w:proofErr w:type="gramStart"/>
-            <w:r>
-              <w:t>add(</w:t>
-            </w:r>
-            <w:proofErr w:type="gramEnd"/>
-            <w:r>
-              <w:t>int index, E e)</w:t>
+            <w:r>
+              <w:t>add(int index, E e)</w:t>
             </w:r>
           </w:p>
         </w:tc>
@@ -2049,17 +3762,12 @@
           </w:tcPr>
           <w:p>
             <w:proofErr w:type="spellStart"/>
-            <w:proofErr w:type="gramStart"/>
             <w:r>
               <w:t>addAll</w:t>
             </w:r>
             <w:proofErr w:type="spellEnd"/>
             <w:r>
-              <w:t>(</w:t>
-            </w:r>
-            <w:proofErr w:type="gramEnd"/>
-            <w:r>
-              <w:t>Collection c)</w:t>
+              <w:t>(Collection c)</w:t>
             </w:r>
           </w:p>
         </w:tc>
@@ -2088,17 +3796,12 @@
           </w:tcPr>
           <w:p>
             <w:proofErr w:type="spellStart"/>
-            <w:proofErr w:type="gramStart"/>
             <w:r>
               <w:t>addAll</w:t>
             </w:r>
             <w:proofErr w:type="spellEnd"/>
             <w:r>
-              <w:t>(</w:t>
-            </w:r>
-            <w:proofErr w:type="gramEnd"/>
-            <w:r>
-              <w:t>int index, Collection c)</w:t>
+              <w:t>(int index, Collection c)</w:t>
             </w:r>
           </w:p>
         </w:tc>
@@ -2126,13 +3829,8 @@
             <w:hideMark/>
           </w:tcPr>
           <w:p>
-            <w:proofErr w:type="gramStart"/>
-            <w:r>
-              <w:t>get(</w:t>
-            </w:r>
-            <w:proofErr w:type="gramEnd"/>
-            <w:r>
-              <w:t>int index)</w:t>
+            <w:r>
+              <w:t>get(int index)</w:t>
             </w:r>
           </w:p>
         </w:tc>
@@ -2160,13 +3858,8 @@
             <w:hideMark/>
           </w:tcPr>
           <w:p>
-            <w:proofErr w:type="gramStart"/>
-            <w:r>
-              <w:t>set(</w:t>
-            </w:r>
-            <w:proofErr w:type="gramEnd"/>
-            <w:r>
-              <w:t>int index, E e)</w:t>
+            <w:r>
+              <w:t>set(int index, E e)</w:t>
             </w:r>
           </w:p>
         </w:tc>
@@ -2194,13 +3887,8 @@
             <w:hideMark/>
           </w:tcPr>
           <w:p>
-            <w:proofErr w:type="gramStart"/>
-            <w:r>
-              <w:t>remove(</w:t>
-            </w:r>
-            <w:proofErr w:type="gramEnd"/>
-            <w:r>
-              <w:t>int index)</w:t>
+            <w:r>
+              <w:t>remove(int index)</w:t>
             </w:r>
           </w:p>
         </w:tc>
@@ -2228,13 +3916,8 @@
             <w:hideMark/>
           </w:tcPr>
           <w:p>
-            <w:proofErr w:type="gramStart"/>
-            <w:r>
-              <w:t>remove(</w:t>
-            </w:r>
-            <w:proofErr w:type="gramEnd"/>
-            <w:r>
-              <w:t>Object o)</w:t>
+            <w:r>
+              <w:t>remove(Object o)</w:t>
             </w:r>
           </w:p>
         </w:tc>
@@ -2263,17 +3946,12 @@
           </w:tcPr>
           <w:p>
             <w:proofErr w:type="spellStart"/>
-            <w:proofErr w:type="gramStart"/>
             <w:r>
               <w:t>indexOf</w:t>
             </w:r>
             <w:proofErr w:type="spellEnd"/>
             <w:r>
-              <w:t>(</w:t>
-            </w:r>
-            <w:proofErr w:type="gramEnd"/>
-            <w:r>
-              <w:t>Object o)</w:t>
+              <w:t>(Object o)</w:t>
             </w:r>
           </w:p>
         </w:tc>
@@ -2302,17 +3980,12 @@
           </w:tcPr>
           <w:p>
             <w:proofErr w:type="spellStart"/>
-            <w:proofErr w:type="gramStart"/>
             <w:r>
               <w:t>lastIndexOf</w:t>
             </w:r>
             <w:proofErr w:type="spellEnd"/>
             <w:r>
-              <w:t>(</w:t>
-            </w:r>
-            <w:proofErr w:type="gramEnd"/>
-            <w:r>
-              <w:t>Object o)</w:t>
+              <w:t>(Object o)</w:t>
             </w:r>
           </w:p>
         </w:tc>
@@ -2340,13 +4013,8 @@
             <w:hideMark/>
           </w:tcPr>
           <w:p>
-            <w:proofErr w:type="gramStart"/>
-            <w:r>
-              <w:t>contains(</w:t>
-            </w:r>
-            <w:proofErr w:type="gramEnd"/>
-            <w:r>
-              <w:t>Object o)</w:t>
+            <w:r>
+              <w:t>contains(Object o)</w:t>
             </w:r>
           </w:p>
         </w:tc>
@@ -2375,17 +4043,12 @@
           </w:tcPr>
           <w:p>
             <w:proofErr w:type="spellStart"/>
-            <w:proofErr w:type="gramStart"/>
             <w:r>
               <w:t>subList</w:t>
             </w:r>
             <w:proofErr w:type="spellEnd"/>
             <w:r>
-              <w:t>(</w:t>
-            </w:r>
-            <w:proofErr w:type="gramEnd"/>
-            <w:r>
-              <w:t>int from, int to)</w:t>
+              <w:t>(int from, int to)</w:t>
             </w:r>
           </w:p>
         </w:tc>
@@ -2413,13 +4076,8 @@
             <w:hideMark/>
           </w:tcPr>
           <w:p>
-            <w:proofErr w:type="gramStart"/>
-            <w:r>
-              <w:t>size(</w:t>
-            </w:r>
-            <w:proofErr w:type="gramEnd"/>
-            <w:r>
-              <w:t>)</w:t>
+            <w:r>
+              <w:t>size()</w:t>
             </w:r>
           </w:p>
         </w:tc>
@@ -2448,18 +4106,12 @@
           </w:tcPr>
           <w:p>
             <w:proofErr w:type="spellStart"/>
-            <w:proofErr w:type="gramStart"/>
-            <w:r>
-              <w:lastRenderedPageBreak/>
+            <w:r>
               <w:t>isEmpty</w:t>
             </w:r>
             <w:proofErr w:type="spellEnd"/>
             <w:r>
-              <w:t>(</w:t>
-            </w:r>
-            <w:proofErr w:type="gramEnd"/>
-            <w:r>
-              <w:t>)</w:t>
+              <w:t>()</w:t>
             </w:r>
           </w:p>
         </w:tc>
@@ -2487,13 +4139,8 @@
             <w:hideMark/>
           </w:tcPr>
           <w:p>
-            <w:proofErr w:type="gramStart"/>
-            <w:r>
-              <w:t>clear(</w:t>
-            </w:r>
-            <w:proofErr w:type="gramEnd"/>
-            <w:r>
-              <w:t>)</w:t>
+            <w:r>
+              <w:t>clear()</w:t>
             </w:r>
           </w:p>
         </w:tc>
@@ -2521,13 +4168,8 @@
             <w:hideMark/>
           </w:tcPr>
           <w:p>
-            <w:proofErr w:type="gramStart"/>
-            <w:r>
-              <w:t>iterator(</w:t>
-            </w:r>
-            <w:proofErr w:type="gramEnd"/>
-            <w:r>
-              <w:t>)</w:t>
+            <w:r>
+              <w:t>iterator()</w:t>
             </w:r>
           </w:p>
         </w:tc>
@@ -2556,17 +4198,12 @@
           </w:tcPr>
           <w:p>
             <w:proofErr w:type="spellStart"/>
-            <w:proofErr w:type="gramStart"/>
             <w:r>
               <w:t>listIterator</w:t>
             </w:r>
             <w:proofErr w:type="spellEnd"/>
             <w:r>
-              <w:t>(</w:t>
-            </w:r>
-            <w:proofErr w:type="gramEnd"/>
-            <w:r>
-              <w:t>)</w:t>
+              <w:t>()</w:t>
             </w:r>
           </w:p>
         </w:tc>
@@ -2584,6 +4221,544 @@
         </w:tc>
       </w:tr>
     </w:tbl>
+    <w:p>
+      <w:pPr>
+        <w:rPr>
+          <w:b/>
+          <w:bCs/>
+        </w:rPr>
+      </w:pPr>
+      <w:r>
+        <w:rPr>
+          <w:b/>
+          <w:bCs/>
+        </w:rPr>
+        <w:t>Code:</w:t>
+      </w:r>
+    </w:p>
+    <w:p>
+      <w:r>
+        <w:t xml:space="preserve">import </w:t>
+      </w:r>
+      <w:proofErr w:type="spellStart"/>
+      <w:r>
+        <w:t>java.util.List</w:t>
+      </w:r>
+      <w:proofErr w:type="spellEnd"/>
+      <w:r>
+        <w:t>;</w:t>
+      </w:r>
+    </w:p>
+    <w:p>
+      <w:r>
+        <w:t xml:space="preserve">import </w:t>
+      </w:r>
+      <w:proofErr w:type="spellStart"/>
+      <w:r>
+        <w:t>java.util.ArrayList</w:t>
+      </w:r>
+      <w:proofErr w:type="spellEnd"/>
+      <w:r>
+        <w:t>;</w:t>
+      </w:r>
+    </w:p>
+    <w:p>
+      <w:r>
+        <w:t xml:space="preserve">import </w:t>
+      </w:r>
+      <w:proofErr w:type="spellStart"/>
+      <w:r>
+        <w:t>java.util.Collections</w:t>
+      </w:r>
+      <w:proofErr w:type="spellEnd"/>
+      <w:r>
+        <w:t>;</w:t>
+      </w:r>
+    </w:p>
+    <w:p/>
+    <w:p>
+      <w:r>
+        <w:t xml:space="preserve">public class </w:t>
+      </w:r>
+      <w:proofErr w:type="spellStart"/>
+      <w:r>
+        <w:t>ListInterface</w:t>
+      </w:r>
+      <w:proofErr w:type="spellEnd"/>
+      <w:r>
+        <w:t xml:space="preserve"> {</w:t>
+      </w:r>
+    </w:p>
+    <w:p>
+      <w:r>
+        <w:t xml:space="preserve">    public static void main(String[] </w:t>
+      </w:r>
+      <w:proofErr w:type="spellStart"/>
+      <w:r>
+        <w:t>args</w:t>
+      </w:r>
+      <w:proofErr w:type="spellEnd"/>
+      <w:r>
+        <w:t>) {</w:t>
+      </w:r>
+    </w:p>
+    <w:p/>
+    <w:p>
+      <w:r>
+        <w:t xml:space="preserve">        List&lt;String&gt; students = new </w:t>
+      </w:r>
+      <w:proofErr w:type="spellStart"/>
+      <w:r>
+        <w:t>ArrayList</w:t>
+      </w:r>
+      <w:proofErr w:type="spellEnd"/>
+      <w:r>
+        <w:t>&lt;&gt;();</w:t>
+      </w:r>
+    </w:p>
+    <w:p/>
+    <w:p>
+      <w:r>
+        <w:t xml:space="preserve">        </w:t>
+      </w:r>
+      <w:proofErr w:type="spellStart"/>
+      <w:r>
+        <w:t>students.add</w:t>
+      </w:r>
+      <w:proofErr w:type="spellEnd"/>
+      <w:r>
+        <w:t>("Sita");</w:t>
+      </w:r>
+    </w:p>
+    <w:p>
+      <w:r>
+        <w:t xml:space="preserve">        </w:t>
+      </w:r>
+      <w:proofErr w:type="spellStart"/>
+      <w:r>
+        <w:t>students.add</w:t>
+      </w:r>
+      <w:proofErr w:type="spellEnd"/>
+      <w:r>
+        <w:t>("Anu");</w:t>
+      </w:r>
+    </w:p>
+    <w:p>
+      <w:r>
+        <w:t xml:space="preserve">        </w:t>
+      </w:r>
+      <w:proofErr w:type="spellStart"/>
+      <w:r>
+        <w:t>students.add</w:t>
+      </w:r>
+      <w:proofErr w:type="spellEnd"/>
+      <w:r>
+        <w:t>("Ravi");</w:t>
+      </w:r>
+    </w:p>
+    <w:p>
+      <w:r>
+        <w:t xml:space="preserve">        </w:t>
+      </w:r>
+      <w:proofErr w:type="spellStart"/>
+      <w:r>
+        <w:t>students.add</w:t>
+      </w:r>
+      <w:proofErr w:type="spellEnd"/>
+      <w:r>
+        <w:t>("Kiran");</w:t>
+      </w:r>
+    </w:p>
+    <w:p/>
+    <w:p>
+      <w:r>
+        <w:t xml:space="preserve">        </w:t>
+      </w:r>
+      <w:proofErr w:type="spellStart"/>
+      <w:r>
+        <w:t>System.out.println</w:t>
+      </w:r>
+      <w:proofErr w:type="spellEnd"/>
+      <w:r>
+        <w:t>("Student List: "</w:t>
+      </w:r>
+    </w:p>
+    <w:p>
+      <w:r>
+        <w:t xml:space="preserve">                + students);</w:t>
+      </w:r>
+    </w:p>
+    <w:p/>
+    <w:p>
+      <w:r>
+        <w:t xml:space="preserve">        </w:t>
+      </w:r>
+      <w:proofErr w:type="spellStart"/>
+      <w:r>
+        <w:t>students.add</w:t>
+      </w:r>
+      <w:proofErr w:type="spellEnd"/>
+      <w:r>
+        <w:t>(2, "Priya");</w:t>
+      </w:r>
+    </w:p>
+    <w:p/>
+    <w:p>
+      <w:r>
+        <w:t xml:space="preserve">        </w:t>
+      </w:r>
+      <w:proofErr w:type="spellStart"/>
+      <w:r>
+        <w:t>System.out.println</w:t>
+      </w:r>
+      <w:proofErr w:type="spellEnd"/>
+      <w:r>
+        <w:t>("After inserting Priya: "</w:t>
+      </w:r>
+    </w:p>
+    <w:p>
+      <w:r>
+        <w:t xml:space="preserve">                + students);</w:t>
+      </w:r>
+    </w:p>
+    <w:p/>
+    <w:p>
+      <w:r>
+        <w:t xml:space="preserve">        </w:t>
+      </w:r>
+      <w:proofErr w:type="spellStart"/>
+      <w:r>
+        <w:t>System.out.println</w:t>
+      </w:r>
+      <w:proofErr w:type="spellEnd"/>
+      <w:r>
+        <w:t>("Student at index 1: "</w:t>
+      </w:r>
+    </w:p>
+    <w:p>
+      <w:r>
+        <w:t xml:space="preserve">                + </w:t>
+      </w:r>
+      <w:proofErr w:type="spellStart"/>
+      <w:r>
+        <w:t>students.get</w:t>
+      </w:r>
+      <w:proofErr w:type="spellEnd"/>
+      <w:r>
+        <w:t>(1));</w:t>
+      </w:r>
+    </w:p>
+    <w:p/>
+    <w:p>
+      <w:r>
+        <w:t xml:space="preserve">        </w:t>
+      </w:r>
+      <w:proofErr w:type="spellStart"/>
+      <w:r>
+        <w:t>students.set</w:t>
+      </w:r>
+      <w:proofErr w:type="spellEnd"/>
+      <w:r>
+        <w:t>(0, "Seetha");</w:t>
+      </w:r>
+    </w:p>
+    <w:p/>
+    <w:p>
+      <w:r>
+        <w:t xml:space="preserve">        </w:t>
+      </w:r>
+      <w:proofErr w:type="spellStart"/>
+      <w:r>
+        <w:t>System.out.println</w:t>
+      </w:r>
+      <w:proofErr w:type="spellEnd"/>
+      <w:r>
+        <w:t>("After updating first student: "</w:t>
+      </w:r>
+    </w:p>
+    <w:p>
+      <w:r>
+        <w:t xml:space="preserve">                + students);</w:t>
+      </w:r>
+    </w:p>
+    <w:p/>
+    <w:p>
+      <w:r>
+        <w:t xml:space="preserve">        </w:t>
+      </w:r>
+      <w:proofErr w:type="spellStart"/>
+      <w:r>
+        <w:t>students.remove</w:t>
+      </w:r>
+      <w:proofErr w:type="spellEnd"/>
+      <w:r>
+        <w:t>(2);</w:t>
+      </w:r>
+    </w:p>
+    <w:p/>
+    <w:p>
+      <w:r>
+        <w:t xml:space="preserve">        </w:t>
+      </w:r>
+      <w:proofErr w:type="spellStart"/>
+      <w:r>
+        <w:t>System.out.println</w:t>
+      </w:r>
+      <w:proofErr w:type="spellEnd"/>
+      <w:r>
+        <w:t>("After removing index 2: "</w:t>
+      </w:r>
+    </w:p>
+    <w:p>
+      <w:r>
+        <w:t xml:space="preserve">                + students);</w:t>
+      </w:r>
+    </w:p>
+    <w:p/>
+    <w:p>
+      <w:r>
+        <w:t xml:space="preserve">        </w:t>
+      </w:r>
+      <w:proofErr w:type="spellStart"/>
+      <w:r>
+        <w:t>students.remove</w:t>
+      </w:r>
+      <w:proofErr w:type="spellEnd"/>
+      <w:r>
+        <w:t>("Kiran");</w:t>
+      </w:r>
+    </w:p>
+    <w:p/>
+    <w:p>
+      <w:r>
+        <w:t xml:space="preserve">        </w:t>
+      </w:r>
+      <w:proofErr w:type="spellStart"/>
+      <w:r>
+        <w:t>System.out.println</w:t>
+      </w:r>
+      <w:proofErr w:type="spellEnd"/>
+      <w:r>
+        <w:t>("After removing Kiran: "</w:t>
+      </w:r>
+    </w:p>
+    <w:p>
+      <w:r>
+        <w:t xml:space="preserve">                + students);</w:t>
+      </w:r>
+    </w:p>
+    <w:p/>
+    <w:p>
+      <w:r>
+        <w:t xml:space="preserve">        </w:t>
+      </w:r>
+      <w:proofErr w:type="spellStart"/>
+      <w:r>
+        <w:t>System.out.println</w:t>
+      </w:r>
+      <w:proofErr w:type="spellEnd"/>
+      <w:r>
+        <w:t>("Contains Anu: "</w:t>
+      </w:r>
+    </w:p>
+    <w:p>
+      <w:r>
+        <w:t xml:space="preserve">                + </w:t>
+      </w:r>
+      <w:proofErr w:type="spellStart"/>
+      <w:r>
+        <w:t>students.contains</w:t>
+      </w:r>
+      <w:proofErr w:type="spellEnd"/>
+      <w:r>
+        <w:t>("Anu"));</w:t>
+      </w:r>
+    </w:p>
+    <w:p/>
+    <w:p>
+      <w:r>
+        <w:t xml:space="preserve">        </w:t>
+      </w:r>
+      <w:proofErr w:type="spellStart"/>
+      <w:r>
+        <w:t>System.out.println</w:t>
+      </w:r>
+      <w:proofErr w:type="spellEnd"/>
+      <w:r>
+        <w:t>("Index of Anu: "</w:t>
+      </w:r>
+    </w:p>
+    <w:p>
+      <w:r>
+        <w:t xml:space="preserve">                + </w:t>
+      </w:r>
+      <w:proofErr w:type="spellStart"/>
+      <w:r>
+        <w:t>students.indexOf</w:t>
+      </w:r>
+      <w:proofErr w:type="spellEnd"/>
+      <w:r>
+        <w:t>("Anu"));</w:t>
+      </w:r>
+    </w:p>
+    <w:p/>
+    <w:p>
+      <w:r>
+        <w:t xml:space="preserve">        </w:t>
+      </w:r>
+      <w:proofErr w:type="spellStart"/>
+      <w:r>
+        <w:t>System.out.println</w:t>
+      </w:r>
+      <w:proofErr w:type="spellEnd"/>
+      <w:r>
+        <w:t>("Size: "</w:t>
+      </w:r>
+    </w:p>
+    <w:p>
+      <w:r>
+        <w:t xml:space="preserve">                + </w:t>
+      </w:r>
+      <w:proofErr w:type="spellStart"/>
+      <w:r>
+        <w:t>students.size</w:t>
+      </w:r>
+      <w:proofErr w:type="spellEnd"/>
+      <w:r>
+        <w:t>());</w:t>
+      </w:r>
+    </w:p>
+    <w:p/>
+    <w:p>
+      <w:r>
+        <w:t xml:space="preserve">        </w:t>
+      </w:r>
+      <w:proofErr w:type="spellStart"/>
+      <w:r>
+        <w:t>System.out.println</w:t>
+      </w:r>
+      <w:proofErr w:type="spellEnd"/>
+      <w:r>
+        <w:t>("\</w:t>
+      </w:r>
+      <w:proofErr w:type="spellStart"/>
+      <w:r>
+        <w:t>nStudents</w:t>
+      </w:r>
+      <w:proofErr w:type="spellEnd"/>
+      <w:r>
+        <w:t xml:space="preserve"> using for-each:");</w:t>
+      </w:r>
+    </w:p>
+    <w:p/>
+    <w:p>
+      <w:r>
+        <w:t xml:space="preserve">        for (String student : students) {</w:t>
+      </w:r>
+    </w:p>
+    <w:p>
+      <w:r>
+        <w:t xml:space="preserve">            </w:t>
+      </w:r>
+      <w:proofErr w:type="spellStart"/>
+      <w:r>
+        <w:t>System.out.println</w:t>
+      </w:r>
+      <w:proofErr w:type="spellEnd"/>
+      <w:r>
+        <w:t>(student);</w:t>
+      </w:r>
+    </w:p>
+    <w:p>
+      <w:r>
+        <w:t xml:space="preserve">        }</w:t>
+      </w:r>
+    </w:p>
+    <w:p/>
+    <w:p>
+      <w:r>
+        <w:t xml:space="preserve">        </w:t>
+      </w:r>
+      <w:proofErr w:type="spellStart"/>
+      <w:r>
+        <w:t>Collections.sort</w:t>
+      </w:r>
+      <w:proofErr w:type="spellEnd"/>
+      <w:r>
+        <w:t>(students);</w:t>
+      </w:r>
+    </w:p>
+    <w:p/>
+    <w:p>
+      <w:r>
+        <w:t xml:space="preserve">        </w:t>
+      </w:r>
+      <w:proofErr w:type="spellStart"/>
+      <w:r>
+        <w:t>System.out.println</w:t>
+      </w:r>
+      <w:proofErr w:type="spellEnd"/>
+      <w:r>
+        <w:t>("\</w:t>
+      </w:r>
+      <w:proofErr w:type="spellStart"/>
+      <w:r>
+        <w:t>nSorted</w:t>
+      </w:r>
+      <w:proofErr w:type="spellEnd"/>
+      <w:r>
+        <w:t xml:space="preserve"> List: "</w:t>
+      </w:r>
+    </w:p>
+    <w:p>
+      <w:r>
+        <w:t xml:space="preserve">                + students);</w:t>
+      </w:r>
+    </w:p>
+    <w:p/>
+    <w:p>
+      <w:r>
+        <w:t xml:space="preserve">        </w:t>
+      </w:r>
+      <w:proofErr w:type="spellStart"/>
+      <w:r>
+        <w:t>Collections.reverse</w:t>
+      </w:r>
+      <w:proofErr w:type="spellEnd"/>
+      <w:r>
+        <w:t>(students);</w:t>
+      </w:r>
+    </w:p>
+    <w:p/>
+    <w:p>
+      <w:r>
+        <w:lastRenderedPageBreak/>
+        <w:t xml:space="preserve">        </w:t>
+      </w:r>
+      <w:proofErr w:type="spellStart"/>
+      <w:r>
+        <w:t>System.out.println</w:t>
+      </w:r>
+      <w:proofErr w:type="spellEnd"/>
+      <w:r>
+        <w:t>("Reverse List: "</w:t>
+      </w:r>
+    </w:p>
+    <w:p>
+      <w:r>
+        <w:t xml:space="preserve">                + students);</w:t>
+      </w:r>
+    </w:p>
+    <w:p>
+      <w:r>
+        <w:t xml:space="preserve">    }</w:t>
+      </w:r>
+    </w:p>
+    <w:p>
+      <w:r>
+        <w:t>}</w:t>
+      </w:r>
+    </w:p>
     <w:p/>
     <w:p>
       <w:r>
@@ -2742,17 +4917,12 @@
           </w:tcPr>
           <w:p>
             <w:proofErr w:type="spellStart"/>
-            <w:proofErr w:type="gramStart"/>
             <w:r>
               <w:t>hasNext</w:t>
             </w:r>
             <w:proofErr w:type="spellEnd"/>
             <w:r>
-              <w:t>(</w:t>
-            </w:r>
-            <w:proofErr w:type="gramEnd"/>
-            <w:r>
-              <w:t>)</w:t>
+              <w:t>()</w:t>
             </w:r>
           </w:p>
         </w:tc>
@@ -2780,13 +4950,8 @@
             <w:hideMark/>
           </w:tcPr>
           <w:p>
-            <w:proofErr w:type="gramStart"/>
-            <w:r>
-              <w:t>next(</w:t>
-            </w:r>
-            <w:proofErr w:type="gramEnd"/>
-            <w:r>
-              <w:t>)</w:t>
+            <w:r>
+              <w:t>next()</w:t>
             </w:r>
           </w:p>
         </w:tc>
@@ -2815,17 +4980,12 @@
           </w:tcPr>
           <w:p>
             <w:proofErr w:type="spellStart"/>
-            <w:proofErr w:type="gramStart"/>
             <w:r>
               <w:t>hasPrevious</w:t>
             </w:r>
             <w:proofErr w:type="spellEnd"/>
             <w:r>
-              <w:t>(</w:t>
-            </w:r>
-            <w:proofErr w:type="gramEnd"/>
-            <w:r>
-              <w:t>)</w:t>
+              <w:t>()</w:t>
             </w:r>
           </w:p>
         </w:tc>
@@ -2853,13 +5013,8 @@
             <w:hideMark/>
           </w:tcPr>
           <w:p>
-            <w:proofErr w:type="gramStart"/>
-            <w:r>
-              <w:t>previous(</w:t>
-            </w:r>
-            <w:proofErr w:type="gramEnd"/>
-            <w:r>
-              <w:t>)</w:t>
+            <w:r>
+              <w:t>previous()</w:t>
             </w:r>
           </w:p>
         </w:tc>
@@ -2888,17 +5043,12 @@
           </w:tcPr>
           <w:p>
             <w:proofErr w:type="spellStart"/>
-            <w:proofErr w:type="gramStart"/>
             <w:r>
               <w:t>nextIndex</w:t>
             </w:r>
             <w:proofErr w:type="spellEnd"/>
             <w:r>
-              <w:t>(</w:t>
-            </w:r>
-            <w:proofErr w:type="gramEnd"/>
-            <w:r>
-              <w:t>)</w:t>
+              <w:t>()</w:t>
             </w:r>
           </w:p>
         </w:tc>
@@ -2927,17 +5077,12 @@
           </w:tcPr>
           <w:p>
             <w:proofErr w:type="spellStart"/>
-            <w:proofErr w:type="gramStart"/>
             <w:r>
               <w:t>previousIndex</w:t>
             </w:r>
             <w:proofErr w:type="spellEnd"/>
             <w:r>
-              <w:t>(</w:t>
-            </w:r>
-            <w:proofErr w:type="gramEnd"/>
-            <w:r>
-              <w:t>)</w:t>
+              <w:t>()</w:t>
             </w:r>
           </w:p>
         </w:tc>
@@ -2965,13 +5110,8 @@
             <w:hideMark/>
           </w:tcPr>
           <w:p>
-            <w:proofErr w:type="gramStart"/>
-            <w:r>
-              <w:t>add(</w:t>
-            </w:r>
-            <w:proofErr w:type="gramEnd"/>
-            <w:r>
-              <w:t>E e)</w:t>
+            <w:r>
+              <w:t>add(E e)</w:t>
             </w:r>
           </w:p>
         </w:tc>
@@ -2999,13 +5139,8 @@
             <w:hideMark/>
           </w:tcPr>
           <w:p>
-            <w:proofErr w:type="gramStart"/>
-            <w:r>
-              <w:t>set(</w:t>
-            </w:r>
-            <w:proofErr w:type="gramEnd"/>
-            <w:r>
-              <w:t>E e)</w:t>
+            <w:r>
+              <w:t>set(E e)</w:t>
             </w:r>
           </w:p>
         </w:tc>
@@ -3033,14 +5168,8 @@
             <w:hideMark/>
           </w:tcPr>
           <w:p>
-            <w:proofErr w:type="gramStart"/>
-            <w:r>
-              <w:lastRenderedPageBreak/>
-              <w:t>remove(</w:t>
-            </w:r>
-            <w:proofErr w:type="gramEnd"/>
-            <w:r>
-              <w:t>)</w:t>
+            <w:r>
+              <w:t>remove()</w:t>
             </w:r>
           </w:p>
         </w:tc>
@@ -3058,6 +5187,599 @@
         </w:tc>
       </w:tr>
     </w:tbl>
+    <w:p>
+      <w:pPr>
+        <w:rPr>
+          <w:b/>
+          <w:bCs/>
+        </w:rPr>
+      </w:pPr>
+      <w:r>
+        <w:rPr>
+          <w:b/>
+          <w:bCs/>
+        </w:rPr>
+        <w:t>Code:</w:t>
+      </w:r>
+    </w:p>
+    <w:p>
+      <w:r>
+        <w:lastRenderedPageBreak/>
+        <w:t xml:space="preserve">import </w:t>
+      </w:r>
+      <w:proofErr w:type="spellStart"/>
+      <w:r>
+        <w:t>java.util.ArrayList</w:t>
+      </w:r>
+      <w:proofErr w:type="spellEnd"/>
+      <w:r>
+        <w:t>;</w:t>
+      </w:r>
+    </w:p>
+    <w:p>
+      <w:r>
+        <w:t xml:space="preserve">import </w:t>
+      </w:r>
+      <w:proofErr w:type="spellStart"/>
+      <w:r>
+        <w:t>java.util.ListIterator</w:t>
+      </w:r>
+      <w:proofErr w:type="spellEnd"/>
+      <w:r>
+        <w:t>;</w:t>
+      </w:r>
+    </w:p>
+    <w:p/>
+    <w:p>
+      <w:r>
+        <w:t xml:space="preserve">public class </w:t>
+      </w:r>
+      <w:proofErr w:type="spellStart"/>
+      <w:r>
+        <w:t>ListIteratorInterface</w:t>
+      </w:r>
+      <w:proofErr w:type="spellEnd"/>
+      <w:r>
+        <w:t xml:space="preserve"> {</w:t>
+      </w:r>
+    </w:p>
+    <w:p>
+      <w:r>
+        <w:t xml:space="preserve">    public static void main(String[] </w:t>
+      </w:r>
+      <w:proofErr w:type="spellStart"/>
+      <w:r>
+        <w:t>args</w:t>
+      </w:r>
+      <w:proofErr w:type="spellEnd"/>
+      <w:r>
+        <w:t>) {</w:t>
+      </w:r>
+    </w:p>
+    <w:p/>
+    <w:p>
+      <w:r>
+        <w:t xml:space="preserve">        </w:t>
+      </w:r>
+      <w:proofErr w:type="spellStart"/>
+      <w:r>
+        <w:t>ArrayList</w:t>
+      </w:r>
+      <w:proofErr w:type="spellEnd"/>
+      <w:r>
+        <w:t>&lt;String&gt; languages =</w:t>
+      </w:r>
+    </w:p>
+    <w:p>
+      <w:r>
+        <w:t xml:space="preserve">                new </w:t>
+      </w:r>
+      <w:proofErr w:type="spellStart"/>
+      <w:r>
+        <w:t>ArrayList</w:t>
+      </w:r>
+      <w:proofErr w:type="spellEnd"/>
+      <w:r>
+        <w:t>&lt;&gt;();</w:t>
+      </w:r>
+    </w:p>
+    <w:p/>
+    <w:p>
+      <w:r>
+        <w:t xml:space="preserve">        </w:t>
+      </w:r>
+      <w:proofErr w:type="spellStart"/>
+      <w:r>
+        <w:t>languages.add</w:t>
+      </w:r>
+      <w:proofErr w:type="spellEnd"/>
+      <w:r>
+        <w:t>("Java");</w:t>
+      </w:r>
+    </w:p>
+    <w:p>
+      <w:r>
+        <w:t xml:space="preserve">        </w:t>
+      </w:r>
+      <w:proofErr w:type="spellStart"/>
+      <w:r>
+        <w:t>languages.add</w:t>
+      </w:r>
+      <w:proofErr w:type="spellEnd"/>
+      <w:r>
+        <w:t>("Python");</w:t>
+      </w:r>
+    </w:p>
+    <w:p>
+      <w:r>
+        <w:t xml:space="preserve">        </w:t>
+      </w:r>
+      <w:proofErr w:type="spellStart"/>
+      <w:r>
+        <w:t>languages.add</w:t>
+      </w:r>
+      <w:proofErr w:type="spellEnd"/>
+      <w:r>
+        <w:t>("C");</w:t>
+      </w:r>
+    </w:p>
+    <w:p>
+      <w:r>
+        <w:t xml:space="preserve">        </w:t>
+      </w:r>
+      <w:proofErr w:type="spellStart"/>
+      <w:r>
+        <w:t>languages.add</w:t>
+      </w:r>
+      <w:proofErr w:type="spellEnd"/>
+      <w:r>
+        <w:t>("C++");</w:t>
+      </w:r>
+    </w:p>
+    <w:p>
+      <w:r>
+        <w:t xml:space="preserve">        </w:t>
+      </w:r>
+      <w:proofErr w:type="spellStart"/>
+      <w:r>
+        <w:t>languages.add</w:t>
+      </w:r>
+      <w:proofErr w:type="spellEnd"/>
+      <w:r>
+        <w:t>("JavaScript");</w:t>
+      </w:r>
+    </w:p>
+    <w:p/>
+    <w:p>
+      <w:r>
+        <w:t xml:space="preserve">        </w:t>
+      </w:r>
+      <w:proofErr w:type="spellStart"/>
+      <w:r>
+        <w:t>ListIterator</w:t>
+      </w:r>
+      <w:proofErr w:type="spellEnd"/>
+      <w:r>
+        <w:t>&lt;String&gt; iterator =</w:t>
+      </w:r>
+    </w:p>
+    <w:p>
+      <w:r>
+        <w:t xml:space="preserve">                </w:t>
+      </w:r>
+      <w:proofErr w:type="spellStart"/>
+      <w:r>
+        <w:t>languages.listIterator</w:t>
+      </w:r>
+      <w:proofErr w:type="spellEnd"/>
+      <w:r>
+        <w:t>();</w:t>
+      </w:r>
+    </w:p>
+    <w:p/>
+    <w:p>
+      <w:r>
+        <w:t xml:space="preserve">        </w:t>
+      </w:r>
+      <w:proofErr w:type="spellStart"/>
+      <w:r>
+        <w:t>System.out.println</w:t>
+      </w:r>
+      <w:proofErr w:type="spellEnd"/>
+      <w:r>
+        <w:t>("Forward Direction:");</w:t>
+      </w:r>
+    </w:p>
+    <w:p/>
+    <w:p>
+      <w:r>
+        <w:t xml:space="preserve">        while (</w:t>
+      </w:r>
+      <w:proofErr w:type="spellStart"/>
+      <w:r>
+        <w:t>iterator.hasNext</w:t>
+      </w:r>
+      <w:proofErr w:type="spellEnd"/>
+      <w:r>
+        <w:t>()) {</w:t>
+      </w:r>
+    </w:p>
+    <w:p>
+      <w:r>
+        <w:t xml:space="preserve">            </w:t>
+      </w:r>
+      <w:proofErr w:type="spellStart"/>
+      <w:r>
+        <w:t>System.out.println</w:t>
+      </w:r>
+      <w:proofErr w:type="spellEnd"/>
+      <w:r>
+        <w:t>(</w:t>
+      </w:r>
+      <w:proofErr w:type="spellStart"/>
+      <w:r>
+        <w:t>iterator.next</w:t>
+      </w:r>
+      <w:proofErr w:type="spellEnd"/>
+      <w:r>
+        <w:t>());</w:t>
+      </w:r>
+    </w:p>
+    <w:p>
+      <w:r>
+        <w:t xml:space="preserve">        }</w:t>
+      </w:r>
+    </w:p>
+    <w:p/>
+    <w:p>
+      <w:r>
+        <w:t xml:space="preserve">        </w:t>
+      </w:r>
+      <w:proofErr w:type="spellStart"/>
+      <w:r>
+        <w:t>System.out.println</w:t>
+      </w:r>
+      <w:proofErr w:type="spellEnd"/>
+      <w:r>
+        <w:t>("\</w:t>
+      </w:r>
+      <w:proofErr w:type="spellStart"/>
+      <w:r>
+        <w:t>nBackward</w:t>
+      </w:r>
+      <w:proofErr w:type="spellEnd"/>
+      <w:r>
+        <w:t xml:space="preserve"> Direction:");</w:t>
+      </w:r>
+    </w:p>
+    <w:p/>
+    <w:p>
+      <w:r>
+        <w:t xml:space="preserve">        while (</w:t>
+      </w:r>
+      <w:proofErr w:type="spellStart"/>
+      <w:r>
+        <w:t>iterator.hasPrevious</w:t>
+      </w:r>
+      <w:proofErr w:type="spellEnd"/>
+      <w:r>
+        <w:t>()) {</w:t>
+      </w:r>
+    </w:p>
+    <w:p>
+      <w:r>
+        <w:t xml:space="preserve">            </w:t>
+      </w:r>
+      <w:proofErr w:type="spellStart"/>
+      <w:r>
+        <w:t>System.out.println</w:t>
+      </w:r>
+      <w:proofErr w:type="spellEnd"/>
+      <w:r>
+        <w:t>(</w:t>
+      </w:r>
+      <w:proofErr w:type="spellStart"/>
+      <w:r>
+        <w:t>iterator.previous</w:t>
+      </w:r>
+      <w:proofErr w:type="spellEnd"/>
+      <w:r>
+        <w:t>());</w:t>
+      </w:r>
+    </w:p>
+    <w:p>
+      <w:r>
+        <w:lastRenderedPageBreak/>
+        <w:t xml:space="preserve">        }</w:t>
+      </w:r>
+    </w:p>
+    <w:p/>
+    <w:p>
+      <w:r>
+        <w:t xml:space="preserve">        iterator = </w:t>
+      </w:r>
+      <w:proofErr w:type="spellStart"/>
+      <w:r>
+        <w:t>languages.listIterator</w:t>
+      </w:r>
+      <w:proofErr w:type="spellEnd"/>
+      <w:r>
+        <w:t>();</w:t>
+      </w:r>
+    </w:p>
+    <w:p/>
+    <w:p>
+      <w:r>
+        <w:t xml:space="preserve">        while (</w:t>
+      </w:r>
+      <w:proofErr w:type="spellStart"/>
+      <w:r>
+        <w:t>iterator.hasNext</w:t>
+      </w:r>
+      <w:proofErr w:type="spellEnd"/>
+      <w:r>
+        <w:t>()) {</w:t>
+      </w:r>
+    </w:p>
+    <w:p/>
+    <w:p>
+      <w:r>
+        <w:t xml:space="preserve">            String language = </w:t>
+      </w:r>
+      <w:proofErr w:type="spellStart"/>
+      <w:r>
+        <w:t>iterator.next</w:t>
+      </w:r>
+      <w:proofErr w:type="spellEnd"/>
+      <w:r>
+        <w:t>();</w:t>
+      </w:r>
+    </w:p>
+    <w:p/>
+    <w:p>
+      <w:r>
+        <w:t xml:space="preserve">            if (</w:t>
+      </w:r>
+      <w:proofErr w:type="spellStart"/>
+      <w:r>
+        <w:t>language.equals</w:t>
+      </w:r>
+      <w:proofErr w:type="spellEnd"/>
+      <w:r>
+        <w:t>("C")) {</w:t>
+      </w:r>
+    </w:p>
+    <w:p>
+      <w:r>
+        <w:t xml:space="preserve">                </w:t>
+      </w:r>
+      <w:proofErr w:type="spellStart"/>
+      <w:r>
+        <w:t>iterator.set</w:t>
+      </w:r>
+      <w:proofErr w:type="spellEnd"/>
+      <w:r>
+        <w:t>("C Programming");</w:t>
+      </w:r>
+    </w:p>
+    <w:p>
+      <w:r>
+        <w:t xml:space="preserve">            }</w:t>
+      </w:r>
+    </w:p>
+    <w:p>
+      <w:r>
+        <w:t xml:space="preserve">        }</w:t>
+      </w:r>
+    </w:p>
+    <w:p/>
+    <w:p>
+      <w:r>
+        <w:t xml:space="preserve">        </w:t>
+      </w:r>
+      <w:proofErr w:type="spellStart"/>
+      <w:r>
+        <w:t>System.out.println</w:t>
+      </w:r>
+      <w:proofErr w:type="spellEnd"/>
+      <w:r>
+        <w:t>("\</w:t>
+      </w:r>
+      <w:proofErr w:type="spellStart"/>
+      <w:r>
+        <w:t>nAfter</w:t>
+      </w:r>
+      <w:proofErr w:type="spellEnd"/>
+      <w:r>
+        <w:t xml:space="preserve"> Updating C:");</w:t>
+      </w:r>
+    </w:p>
+    <w:p/>
+    <w:p>
+      <w:r>
+        <w:t xml:space="preserve">        </w:t>
+      </w:r>
+      <w:proofErr w:type="spellStart"/>
+      <w:r>
+        <w:t>System.out.println</w:t>
+      </w:r>
+      <w:proofErr w:type="spellEnd"/>
+      <w:r>
+        <w:t>(languages);</w:t>
+      </w:r>
+    </w:p>
+    <w:p/>
+    <w:p>
+      <w:r>
+        <w:t xml:space="preserve">        iterator = </w:t>
+      </w:r>
+      <w:proofErr w:type="spellStart"/>
+      <w:r>
+        <w:t>languages.listIterator</w:t>
+      </w:r>
+      <w:proofErr w:type="spellEnd"/>
+      <w:r>
+        <w:t>();</w:t>
+      </w:r>
+    </w:p>
+    <w:p/>
+    <w:p>
+      <w:r>
+        <w:t xml:space="preserve">        while (</w:t>
+      </w:r>
+      <w:proofErr w:type="spellStart"/>
+      <w:r>
+        <w:t>iterator.hasNext</w:t>
+      </w:r>
+      <w:proofErr w:type="spellEnd"/>
+      <w:r>
+        <w:t>()) {</w:t>
+      </w:r>
+    </w:p>
+    <w:p/>
+    <w:p>
+      <w:r>
+        <w:t xml:space="preserve">            String language = </w:t>
+      </w:r>
+      <w:proofErr w:type="spellStart"/>
+      <w:r>
+        <w:t>iterator.next</w:t>
+      </w:r>
+      <w:proofErr w:type="spellEnd"/>
+      <w:r>
+        <w:t>();</w:t>
+      </w:r>
+    </w:p>
+    <w:p/>
+    <w:p>
+      <w:r>
+        <w:t xml:space="preserve">            if (</w:t>
+      </w:r>
+      <w:proofErr w:type="spellStart"/>
+      <w:r>
+        <w:t>language.equals</w:t>
+      </w:r>
+      <w:proofErr w:type="spellEnd"/>
+      <w:r>
+        <w:t>("JavaScript")) {</w:t>
+      </w:r>
+    </w:p>
+    <w:p>
+      <w:r>
+        <w:t xml:space="preserve">                </w:t>
+      </w:r>
+      <w:proofErr w:type="spellStart"/>
+      <w:r>
+        <w:t>iterator.add</w:t>
+      </w:r>
+      <w:proofErr w:type="spellEnd"/>
+      <w:r>
+        <w:t>("HTML");</w:t>
+      </w:r>
+    </w:p>
+    <w:p>
+      <w:r>
+        <w:t xml:space="preserve">            }</w:t>
+      </w:r>
+    </w:p>
+    <w:p>
+      <w:r>
+        <w:t xml:space="preserve">        }</w:t>
+      </w:r>
+    </w:p>
+    <w:p/>
+    <w:p>
+      <w:r>
+        <w:lastRenderedPageBreak/>
+        <w:t xml:space="preserve">        </w:t>
+      </w:r>
+      <w:proofErr w:type="spellStart"/>
+      <w:r>
+        <w:t>System.out.println</w:t>
+      </w:r>
+      <w:proofErr w:type="spellEnd"/>
+      <w:r>
+        <w:t>("\</w:t>
+      </w:r>
+      <w:proofErr w:type="spellStart"/>
+      <w:r>
+        <w:t>nAfter</w:t>
+      </w:r>
+      <w:proofErr w:type="spellEnd"/>
+      <w:r>
+        <w:t xml:space="preserve"> Adding HTML:");</w:t>
+      </w:r>
+    </w:p>
+    <w:p/>
+    <w:p>
+      <w:r>
+        <w:t xml:space="preserve">        </w:t>
+      </w:r>
+      <w:proofErr w:type="spellStart"/>
+      <w:r>
+        <w:t>System.out.println</w:t>
+      </w:r>
+      <w:proofErr w:type="spellEnd"/>
+      <w:r>
+        <w:t>(languages);</w:t>
+      </w:r>
+    </w:p>
+    <w:p/>
+    <w:p>
+      <w:r>
+        <w:t xml:space="preserve">        </w:t>
+      </w:r>
+      <w:proofErr w:type="spellStart"/>
+      <w:r>
+        <w:t>System.out.println</w:t>
+      </w:r>
+      <w:proofErr w:type="spellEnd"/>
+      <w:r>
+        <w:t>("\</w:t>
+      </w:r>
+      <w:proofErr w:type="spellStart"/>
+      <w:r>
+        <w:t>nFinal</w:t>
+      </w:r>
+      <w:proofErr w:type="spellEnd"/>
+      <w:r>
+        <w:t xml:space="preserve"> List:");</w:t>
+      </w:r>
+    </w:p>
+    <w:p/>
+    <w:p>
+      <w:r>
+        <w:t xml:space="preserve">        for (String language : languages) {</w:t>
+      </w:r>
+    </w:p>
+    <w:p>
+      <w:r>
+        <w:t xml:space="preserve">            </w:t>
+      </w:r>
+      <w:proofErr w:type="spellStart"/>
+      <w:r>
+        <w:t>System.out.println</w:t>
+      </w:r>
+      <w:proofErr w:type="spellEnd"/>
+      <w:r>
+        <w:t>(language);</w:t>
+      </w:r>
+    </w:p>
+    <w:p>
+      <w:r>
+        <w:t xml:space="preserve">        }</w:t>
+      </w:r>
+    </w:p>
+    <w:p>
+      <w:r>
+        <w:t xml:space="preserve">    }</w:t>
+      </w:r>
+    </w:p>
+    <w:p>
+      <w:r>
+        <w:t>}</w:t>
+      </w:r>
+    </w:p>
     <w:p/>
     <w:p>
       <w:r>
@@ -3215,13 +5937,8 @@
             <w:hideMark/>
           </w:tcPr>
           <w:p>
-            <w:proofErr w:type="gramStart"/>
-            <w:r>
-              <w:t>put(</w:t>
-            </w:r>
-            <w:proofErr w:type="gramEnd"/>
-            <w:r>
-              <w:t>K key, V value)</w:t>
+            <w:r>
+              <w:t>put(K key, V value)</w:t>
             </w:r>
           </w:p>
         </w:tc>
@@ -3250,17 +5967,13 @@
           </w:tcPr>
           <w:p>
             <w:proofErr w:type="spellStart"/>
-            <w:proofErr w:type="gramStart"/>
-            <w:r>
+            <w:r>
+              <w:lastRenderedPageBreak/>
               <w:t>putAll</w:t>
             </w:r>
             <w:proofErr w:type="spellEnd"/>
             <w:r>
-              <w:t>(</w:t>
-            </w:r>
-            <w:proofErr w:type="gramEnd"/>
-            <w:r>
-              <w:t>Map m)</w:t>
+              <w:t>(Map m)</w:t>
             </w:r>
           </w:p>
         </w:tc>
@@ -3288,13 +6001,8 @@
             <w:hideMark/>
           </w:tcPr>
           <w:p>
-            <w:proofErr w:type="gramStart"/>
-            <w:r>
-              <w:t>get(</w:t>
-            </w:r>
-            <w:proofErr w:type="gramEnd"/>
-            <w:r>
-              <w:t>Object key)</w:t>
+            <w:r>
+              <w:t>get(Object key)</w:t>
             </w:r>
           </w:p>
         </w:tc>
@@ -3323,17 +6031,12 @@
           </w:tcPr>
           <w:p>
             <w:proofErr w:type="spellStart"/>
-            <w:proofErr w:type="gramStart"/>
             <w:r>
               <w:t>getOrDefault</w:t>
             </w:r>
             <w:proofErr w:type="spellEnd"/>
             <w:r>
-              <w:t>(</w:t>
-            </w:r>
-            <w:proofErr w:type="gramEnd"/>
-            <w:r>
-              <w:t xml:space="preserve">K key, V </w:t>
+              <w:t xml:space="preserve">(K key, V </w:t>
             </w:r>
             <w:proofErr w:type="spellStart"/>
             <w:r>
@@ -3369,13 +6072,8 @@
             <w:hideMark/>
           </w:tcPr>
           <w:p>
-            <w:proofErr w:type="gramStart"/>
-            <w:r>
-              <w:t>remove(</w:t>
-            </w:r>
-            <w:proofErr w:type="gramEnd"/>
-            <w:r>
-              <w:t>Object key)</w:t>
+            <w:r>
+              <w:t>remove(Object key)</w:t>
             </w:r>
           </w:p>
         </w:tc>
@@ -3404,17 +6102,12 @@
           </w:tcPr>
           <w:p>
             <w:proofErr w:type="spellStart"/>
-            <w:proofErr w:type="gramStart"/>
             <w:r>
               <w:t>containsKey</w:t>
             </w:r>
             <w:proofErr w:type="spellEnd"/>
             <w:r>
-              <w:t>(</w:t>
-            </w:r>
-            <w:proofErr w:type="gramEnd"/>
-            <w:r>
-              <w:t>Object key)</w:t>
+              <w:t>(Object key)</w:t>
             </w:r>
           </w:p>
         </w:tc>
@@ -3443,17 +6136,12 @@
           </w:tcPr>
           <w:p>
             <w:proofErr w:type="spellStart"/>
-            <w:proofErr w:type="gramStart"/>
             <w:r>
               <w:t>containsValue</w:t>
             </w:r>
             <w:proofErr w:type="spellEnd"/>
             <w:r>
-              <w:t>(</w:t>
-            </w:r>
-            <w:proofErr w:type="gramEnd"/>
-            <w:r>
-              <w:t>Object value)</w:t>
+              <w:t>(Object value)</w:t>
             </w:r>
           </w:p>
         </w:tc>
@@ -3482,17 +6170,12 @@
           </w:tcPr>
           <w:p>
             <w:proofErr w:type="spellStart"/>
-            <w:proofErr w:type="gramStart"/>
             <w:r>
               <w:t>keySet</w:t>
             </w:r>
             <w:proofErr w:type="spellEnd"/>
             <w:r>
-              <w:t>(</w:t>
-            </w:r>
-            <w:proofErr w:type="gramEnd"/>
-            <w:r>
-              <w:t>)</w:t>
+              <w:t>()</w:t>
             </w:r>
           </w:p>
         </w:tc>
@@ -3520,14 +6203,8 @@
             <w:hideMark/>
           </w:tcPr>
           <w:p>
-            <w:proofErr w:type="gramStart"/>
-            <w:r>
-              <w:lastRenderedPageBreak/>
-              <w:t>values(</w:t>
-            </w:r>
-            <w:proofErr w:type="gramEnd"/>
-            <w:r>
-              <w:t>)</w:t>
+            <w:r>
+              <w:t>values()</w:t>
             </w:r>
           </w:p>
         </w:tc>
@@ -3556,17 +6233,12 @@
           </w:tcPr>
           <w:p>
             <w:proofErr w:type="spellStart"/>
-            <w:proofErr w:type="gramStart"/>
             <w:r>
               <w:t>entrySet</w:t>
             </w:r>
             <w:proofErr w:type="spellEnd"/>
             <w:r>
-              <w:t>(</w:t>
-            </w:r>
-            <w:proofErr w:type="gramEnd"/>
-            <w:r>
-              <w:t>)</w:t>
+              <w:t>()</w:t>
             </w:r>
           </w:p>
         </w:tc>
@@ -3594,13 +6266,8 @@
             <w:hideMark/>
           </w:tcPr>
           <w:p>
-            <w:proofErr w:type="gramStart"/>
-            <w:r>
-              <w:t>size(</w:t>
-            </w:r>
-            <w:proofErr w:type="gramEnd"/>
-            <w:r>
-              <w:t>)</w:t>
+            <w:r>
+              <w:t>size()</w:t>
             </w:r>
           </w:p>
         </w:tc>
@@ -3629,17 +6296,12 @@
           </w:tcPr>
           <w:p>
             <w:proofErr w:type="spellStart"/>
-            <w:proofErr w:type="gramStart"/>
             <w:r>
               <w:t>isEmpty</w:t>
             </w:r>
             <w:proofErr w:type="spellEnd"/>
             <w:r>
-              <w:t>(</w:t>
-            </w:r>
-            <w:proofErr w:type="gramEnd"/>
-            <w:r>
-              <w:t>)</w:t>
+              <w:t>()</w:t>
             </w:r>
           </w:p>
         </w:tc>
@@ -3667,13 +6329,8 @@
             <w:hideMark/>
           </w:tcPr>
           <w:p>
-            <w:proofErr w:type="gramStart"/>
-            <w:r>
-              <w:t>clear(</w:t>
-            </w:r>
-            <w:proofErr w:type="gramEnd"/>
-            <w:r>
-              <w:t>)</w:t>
+            <w:r>
+              <w:t>clear()</w:t>
             </w:r>
           </w:p>
         </w:tc>
@@ -3701,13 +6358,8 @@
             <w:hideMark/>
           </w:tcPr>
           <w:p>
-            <w:proofErr w:type="gramStart"/>
-            <w:r>
-              <w:t>replace(</w:t>
-            </w:r>
-            <w:proofErr w:type="gramEnd"/>
-            <w:r>
-              <w:t>K key, V value)</w:t>
+            <w:r>
+              <w:t>replace(K key, V value)</w:t>
             </w:r>
           </w:p>
         </w:tc>
@@ -3736,17 +6388,12 @@
           </w:tcPr>
           <w:p>
             <w:proofErr w:type="spellStart"/>
-            <w:proofErr w:type="gramStart"/>
             <w:r>
               <w:t>replaceAll</w:t>
             </w:r>
             <w:proofErr w:type="spellEnd"/>
             <w:r>
-              <w:t>(</w:t>
-            </w:r>
-            <w:proofErr w:type="gramEnd"/>
-            <w:r>
-              <w:t>)</w:t>
+              <w:t>()</w:t>
             </w:r>
           </w:p>
         </w:tc>
@@ -3775,17 +6422,12 @@
           </w:tcPr>
           <w:p>
             <w:proofErr w:type="spellStart"/>
-            <w:proofErr w:type="gramStart"/>
             <w:r>
               <w:t>putIfAbsent</w:t>
             </w:r>
             <w:proofErr w:type="spellEnd"/>
             <w:r>
-              <w:t>(</w:t>
-            </w:r>
-            <w:proofErr w:type="gramEnd"/>
-            <w:r>
-              <w:t>)</w:t>
+              <w:t>()</w:t>
             </w:r>
           </w:p>
         </w:tc>
@@ -3803,24 +6445,576 @@
         </w:tc>
       </w:tr>
     </w:tbl>
-    <w:p/>
-    <w:p>
-      <w:pPr>
-        <w:rPr>
-          <w:noProof/>
-        </w:rPr>
-      </w:pPr>
-    </w:p>
-    <w:p>
-      <w:pPr>
-        <w:rPr>
-          <w:noProof/>
-        </w:rPr>
-      </w:pPr>
-      <w:r>
-        <w:rPr>
-          <w:noProof/>
-        </w:rPr>
+    <w:p>
+      <w:pPr>
+        <w:rPr>
+          <w:b/>
+          <w:bCs/>
+        </w:rPr>
+      </w:pPr>
+      <w:r>
+        <w:rPr>
+          <w:b/>
+          <w:bCs/>
+        </w:rPr>
+        <w:t>Code:</w:t>
+      </w:r>
+    </w:p>
+    <w:p>
+      <w:r>
+        <w:t xml:space="preserve">import </w:t>
+      </w:r>
+      <w:proofErr w:type="spellStart"/>
+      <w:r>
+        <w:t>java.util.Map</w:t>
+      </w:r>
+      <w:proofErr w:type="spellEnd"/>
+      <w:r>
+        <w:t>;</w:t>
+      </w:r>
+    </w:p>
+    <w:p>
+      <w:r>
+        <w:t xml:space="preserve">import </w:t>
+      </w:r>
+      <w:proofErr w:type="spellStart"/>
+      <w:r>
+        <w:t>java.util.HashMap</w:t>
+      </w:r>
+      <w:proofErr w:type="spellEnd"/>
+      <w:r>
+        <w:t>;</w:t>
+      </w:r>
+    </w:p>
+    <w:p/>
+    <w:p>
+      <w:r>
+        <w:t xml:space="preserve">public class </w:t>
+      </w:r>
+      <w:proofErr w:type="spellStart"/>
+      <w:r>
+        <w:t>MapInterface</w:t>
+      </w:r>
+      <w:proofErr w:type="spellEnd"/>
+      <w:r>
+        <w:t xml:space="preserve"> {</w:t>
+      </w:r>
+    </w:p>
+    <w:p>
+      <w:r>
+        <w:t xml:space="preserve">    public static void main(String[] </w:t>
+      </w:r>
+      <w:proofErr w:type="spellStart"/>
+      <w:r>
+        <w:t>args</w:t>
+      </w:r>
+      <w:proofErr w:type="spellEnd"/>
+      <w:r>
+        <w:t>) {</w:t>
+      </w:r>
+    </w:p>
+    <w:p/>
+    <w:p>
+      <w:r>
+        <w:t xml:space="preserve">        Map&lt;Integer, String&gt; students =</w:t>
+      </w:r>
+    </w:p>
+    <w:p>
+      <w:r>
+        <w:t xml:space="preserve">                new HashMap&lt;&gt;();</w:t>
+      </w:r>
+    </w:p>
+    <w:p/>
+    <w:p>
+      <w:r>
+        <w:lastRenderedPageBreak/>
+        <w:t xml:space="preserve">        </w:t>
+      </w:r>
+      <w:proofErr w:type="spellStart"/>
+      <w:r>
+        <w:t>students.put</w:t>
+      </w:r>
+      <w:proofErr w:type="spellEnd"/>
+      <w:r>
+        <w:t>(101, "Sita");</w:t>
+      </w:r>
+    </w:p>
+    <w:p>
+      <w:r>
+        <w:t xml:space="preserve">        </w:t>
+      </w:r>
+      <w:proofErr w:type="spellStart"/>
+      <w:r>
+        <w:t>students.put</w:t>
+      </w:r>
+      <w:proofErr w:type="spellEnd"/>
+      <w:r>
+        <w:t>(102, "Anu");</w:t>
+      </w:r>
+    </w:p>
+    <w:p>
+      <w:r>
+        <w:t xml:space="preserve">        </w:t>
+      </w:r>
+      <w:proofErr w:type="spellStart"/>
+      <w:r>
+        <w:t>students.put</w:t>
+      </w:r>
+      <w:proofErr w:type="spellEnd"/>
+      <w:r>
+        <w:t>(103, "Ravi");</w:t>
+      </w:r>
+    </w:p>
+    <w:p>
+      <w:r>
+        <w:t xml:space="preserve">        </w:t>
+      </w:r>
+      <w:proofErr w:type="spellStart"/>
+      <w:r>
+        <w:t>students.put</w:t>
+      </w:r>
+      <w:proofErr w:type="spellEnd"/>
+      <w:r>
+        <w:t>(104, "Kiran");</w:t>
+      </w:r>
+    </w:p>
+    <w:p>
+      <w:r>
+        <w:t xml:space="preserve">        </w:t>
+      </w:r>
+      <w:proofErr w:type="spellStart"/>
+      <w:r>
+        <w:t>students.put</w:t>
+      </w:r>
+      <w:proofErr w:type="spellEnd"/>
+      <w:r>
+        <w:t>(105, "Priya");</w:t>
+      </w:r>
+    </w:p>
+    <w:p/>
+    <w:p>
+      <w:r>
+        <w:t xml:space="preserve">        </w:t>
+      </w:r>
+      <w:proofErr w:type="spellStart"/>
+      <w:r>
+        <w:t>System.out.println</w:t>
+      </w:r>
+      <w:proofErr w:type="spellEnd"/>
+      <w:r>
+        <w:t>("Student Map: "</w:t>
+      </w:r>
+    </w:p>
+    <w:p>
+      <w:r>
+        <w:t xml:space="preserve">                + students);</w:t>
+      </w:r>
+    </w:p>
+    <w:p/>
+    <w:p>
+      <w:r>
+        <w:t xml:space="preserve">        </w:t>
+      </w:r>
+      <w:proofErr w:type="spellStart"/>
+      <w:r>
+        <w:t>System.out.println</w:t>
+      </w:r>
+      <w:proofErr w:type="spellEnd"/>
+      <w:r>
+        <w:t>("Student with ID 103: "</w:t>
+      </w:r>
+    </w:p>
+    <w:p>
+      <w:r>
+        <w:t xml:space="preserve">                + </w:t>
+      </w:r>
+      <w:proofErr w:type="spellStart"/>
+      <w:r>
+        <w:t>students.get</w:t>
+      </w:r>
+      <w:proofErr w:type="spellEnd"/>
+      <w:r>
+        <w:t>(103));</w:t>
+      </w:r>
+    </w:p>
+    <w:p/>
+    <w:p>
+      <w:r>
+        <w:t xml:space="preserve">        </w:t>
+      </w:r>
+      <w:proofErr w:type="spellStart"/>
+      <w:r>
+        <w:t>students.put</w:t>
+      </w:r>
+      <w:proofErr w:type="spellEnd"/>
+      <w:r>
+        <w:t>(103, "Rahul");</w:t>
+      </w:r>
+    </w:p>
+    <w:p/>
+    <w:p>
+      <w:r>
+        <w:t xml:space="preserve">        </w:t>
+      </w:r>
+      <w:proofErr w:type="spellStart"/>
+      <w:r>
+        <w:t>System.out.println</w:t>
+      </w:r>
+      <w:proofErr w:type="spellEnd"/>
+      <w:r>
+        <w:t>("After updating ID 103: "</w:t>
+      </w:r>
+    </w:p>
+    <w:p>
+      <w:r>
+        <w:t xml:space="preserve">                + students);</w:t>
+      </w:r>
+    </w:p>
+    <w:p/>
+    <w:p>
+      <w:r>
+        <w:t xml:space="preserve">        </w:t>
+      </w:r>
+      <w:proofErr w:type="spellStart"/>
+      <w:r>
+        <w:t>students.remove</w:t>
+      </w:r>
+      <w:proofErr w:type="spellEnd"/>
+      <w:r>
+        <w:t>(105);</w:t>
+      </w:r>
+    </w:p>
+    <w:p/>
+    <w:p>
+      <w:r>
+        <w:t xml:space="preserve">        </w:t>
+      </w:r>
+      <w:proofErr w:type="spellStart"/>
+      <w:r>
+        <w:t>System.out.println</w:t>
+      </w:r>
+      <w:proofErr w:type="spellEnd"/>
+      <w:r>
+        <w:t>("After removing ID 105: "</w:t>
+      </w:r>
+    </w:p>
+    <w:p>
+      <w:r>
+        <w:t xml:space="preserve">                + students);</w:t>
+      </w:r>
+    </w:p>
+    <w:p/>
+    <w:p>
+      <w:r>
+        <w:t xml:space="preserve">        </w:t>
+      </w:r>
+      <w:proofErr w:type="spellStart"/>
+      <w:r>
+        <w:t>System.out.println</w:t>
+      </w:r>
+      <w:proofErr w:type="spellEnd"/>
+      <w:r>
+        <w:t>("Contains Key 102: "</w:t>
+      </w:r>
+    </w:p>
+    <w:p>
+      <w:r>
+        <w:t xml:space="preserve">                + </w:t>
+      </w:r>
+      <w:proofErr w:type="spellStart"/>
+      <w:r>
+        <w:t>students.containsKey</w:t>
+      </w:r>
+      <w:proofErr w:type="spellEnd"/>
+      <w:r>
+        <w:t>(102));</w:t>
+      </w:r>
+    </w:p>
+    <w:p/>
+    <w:p>
+      <w:r>
+        <w:t xml:space="preserve">        </w:t>
+      </w:r>
+      <w:proofErr w:type="spellStart"/>
+      <w:r>
+        <w:t>System.out.println</w:t>
+      </w:r>
+      <w:proofErr w:type="spellEnd"/>
+      <w:r>
+        <w:t>("Contains Value Sita: "</w:t>
+      </w:r>
+    </w:p>
+    <w:p>
+      <w:r>
+        <w:t xml:space="preserve">                + </w:t>
+      </w:r>
+      <w:proofErr w:type="spellStart"/>
+      <w:r>
+        <w:t>students.containsValue</w:t>
+      </w:r>
+      <w:proofErr w:type="spellEnd"/>
+      <w:r>
+        <w:t>("Sita"));</w:t>
+      </w:r>
+    </w:p>
+    <w:p/>
+    <w:p>
+      <w:r>
+        <w:lastRenderedPageBreak/>
+        <w:t xml:space="preserve">        </w:t>
+      </w:r>
+      <w:proofErr w:type="spellStart"/>
+      <w:r>
+        <w:t>System.out.println</w:t>
+      </w:r>
+      <w:proofErr w:type="spellEnd"/>
+      <w:r>
+        <w:t>("Number of Students: "</w:t>
+      </w:r>
+    </w:p>
+    <w:p>
+      <w:r>
+        <w:t xml:space="preserve">                + </w:t>
+      </w:r>
+      <w:proofErr w:type="spellStart"/>
+      <w:r>
+        <w:t>students.size</w:t>
+      </w:r>
+      <w:proofErr w:type="spellEnd"/>
+      <w:r>
+        <w:t>());</w:t>
+      </w:r>
+    </w:p>
+    <w:p/>
+    <w:p>
+      <w:r>
+        <w:t xml:space="preserve">        </w:t>
+      </w:r>
+      <w:proofErr w:type="spellStart"/>
+      <w:r>
+        <w:t>System.out.println</w:t>
+      </w:r>
+      <w:proofErr w:type="spellEnd"/>
+      <w:r>
+        <w:t>("\</w:t>
+      </w:r>
+      <w:proofErr w:type="spellStart"/>
+      <w:r>
+        <w:t>nKeys</w:t>
+      </w:r>
+      <w:proofErr w:type="spellEnd"/>
+      <w:r>
+        <w:t>:");</w:t>
+      </w:r>
+    </w:p>
+    <w:p/>
+    <w:p>
+      <w:r>
+        <w:t xml:space="preserve">        for (Integer id : </w:t>
+      </w:r>
+      <w:proofErr w:type="spellStart"/>
+      <w:r>
+        <w:t>students.keySet</w:t>
+      </w:r>
+      <w:proofErr w:type="spellEnd"/>
+      <w:r>
+        <w:t>()) {</w:t>
+      </w:r>
+    </w:p>
+    <w:p>
+      <w:r>
+        <w:t xml:space="preserve">            </w:t>
+      </w:r>
+      <w:proofErr w:type="spellStart"/>
+      <w:r>
+        <w:t>System.out.println</w:t>
+      </w:r>
+      <w:proofErr w:type="spellEnd"/>
+      <w:r>
+        <w:t>(id);</w:t>
+      </w:r>
+    </w:p>
+    <w:p>
+      <w:r>
+        <w:t xml:space="preserve">        }</w:t>
+      </w:r>
+    </w:p>
+    <w:p/>
+    <w:p>
+      <w:r>
+        <w:t xml:space="preserve">        </w:t>
+      </w:r>
+      <w:proofErr w:type="spellStart"/>
+      <w:r>
+        <w:t>System.out.println</w:t>
+      </w:r>
+      <w:proofErr w:type="spellEnd"/>
+      <w:r>
+        <w:t>("\</w:t>
+      </w:r>
+      <w:proofErr w:type="spellStart"/>
+      <w:r>
+        <w:t>nValues</w:t>
+      </w:r>
+      <w:proofErr w:type="spellEnd"/>
+      <w:r>
+        <w:t>:");</w:t>
+      </w:r>
+    </w:p>
+    <w:p/>
+    <w:p>
+      <w:r>
+        <w:t xml:space="preserve">        for (String name : </w:t>
+      </w:r>
+      <w:proofErr w:type="spellStart"/>
+      <w:r>
+        <w:t>students.values</w:t>
+      </w:r>
+      <w:proofErr w:type="spellEnd"/>
+      <w:r>
+        <w:t>()) {</w:t>
+      </w:r>
+    </w:p>
+    <w:p>
+      <w:r>
+        <w:t xml:space="preserve">            </w:t>
+      </w:r>
+      <w:proofErr w:type="spellStart"/>
+      <w:r>
+        <w:t>System.out.println</w:t>
+      </w:r>
+      <w:proofErr w:type="spellEnd"/>
+      <w:r>
+        <w:t>(name);</w:t>
+      </w:r>
+    </w:p>
+    <w:p>
+      <w:r>
+        <w:t xml:space="preserve">        }</w:t>
+      </w:r>
+    </w:p>
+    <w:p/>
+    <w:p>
+      <w:r>
+        <w:t xml:space="preserve">        </w:t>
+      </w:r>
+      <w:proofErr w:type="spellStart"/>
+      <w:r>
+        <w:t>System.out.println</w:t>
+      </w:r>
+      <w:proofErr w:type="spellEnd"/>
+      <w:r>
+        <w:t>("\</w:t>
+      </w:r>
+      <w:proofErr w:type="spellStart"/>
+      <w:r>
+        <w:t>nKey</w:t>
+      </w:r>
+      <w:proofErr w:type="spellEnd"/>
+      <w:r>
+        <w:t>-Value Pairs:");</w:t>
+      </w:r>
+    </w:p>
+    <w:p/>
+    <w:p>
+      <w:r>
+        <w:t xml:space="preserve">        for (</w:t>
+      </w:r>
+      <w:proofErr w:type="spellStart"/>
+      <w:r>
+        <w:t>Map.Entry</w:t>
+      </w:r>
+      <w:proofErr w:type="spellEnd"/>
+      <w:r>
+        <w:t>&lt;Integer, String&gt; entry</w:t>
+      </w:r>
+    </w:p>
+    <w:p>
+      <w:r>
+        <w:t xml:space="preserve">                : </w:t>
+      </w:r>
+      <w:proofErr w:type="spellStart"/>
+      <w:r>
+        <w:t>students.entrySet</w:t>
+      </w:r>
+      <w:proofErr w:type="spellEnd"/>
+      <w:r>
+        <w:t>()) {</w:t>
+      </w:r>
+    </w:p>
+    <w:p/>
+    <w:p>
+      <w:r>
+        <w:t xml:space="preserve">            </w:t>
+      </w:r>
+      <w:proofErr w:type="spellStart"/>
+      <w:r>
+        <w:t>System.out.println</w:t>
+      </w:r>
+      <w:proofErr w:type="spellEnd"/>
+      <w:r>
+        <w:t>(</w:t>
+      </w:r>
+    </w:p>
+    <w:p>
+      <w:r>
+        <w:t xml:space="preserve">                    </w:t>
+      </w:r>
+      <w:proofErr w:type="spellStart"/>
+      <w:r>
+        <w:t>entry.getKey</w:t>
+      </w:r>
+      <w:proofErr w:type="spellEnd"/>
+      <w:r>
+        <w:t>() + " -&gt; "</w:t>
+      </w:r>
+    </w:p>
+    <w:p>
+      <w:r>
+        <w:t xml:space="preserve">                    + </w:t>
+      </w:r>
+      <w:proofErr w:type="spellStart"/>
+      <w:r>
+        <w:t>entry.getValue</w:t>
+      </w:r>
+      <w:proofErr w:type="spellEnd"/>
+      <w:r>
+        <w:t>());</w:t>
+      </w:r>
+    </w:p>
+    <w:p>
+      <w:r>
+        <w:t xml:space="preserve">        }</w:t>
+      </w:r>
+    </w:p>
+    <w:p>
+      <w:r>
+        <w:t xml:space="preserve">    }</w:t>
+      </w:r>
+    </w:p>
+    <w:p>
+      <w:r>
+        <w:t>}</w:t>
+      </w:r>
+    </w:p>
+    <w:p>
+      <w:pPr>
+        <w:rPr>
+          <w:noProof/>
+        </w:rPr>
+      </w:pPr>
+    </w:p>
+    <w:p>
+      <w:pPr>
+        <w:rPr>
+          <w:noProof/>
+        </w:rPr>
+      </w:pPr>
+      <w:r>
+        <w:rPr>
+          <w:noProof/>
+        </w:rPr>
+        <w:lastRenderedPageBreak/>
         <w:t xml:space="preserve"> </w:t>
       </w:r>
       <w:r>
@@ -3935,7 +7129,6 @@
                 <w:bCs/>
                 <w:noProof/>
               </w:rPr>
-              <w:lastRenderedPageBreak/>
               <w:t>Operation</w:t>
             </w:r>
           </w:p>
@@ -4480,6 +7673,7 @@
               <w:rPr>
                 <w:noProof/>
               </w:rPr>
+              <w:lastRenderedPageBreak/>
               <w:t>pollLastEntry()</w:t>
             </w:r>
           </w:p>
@@ -4596,6 +7790,959 @@
         </w:tc>
       </w:tr>
     </w:tbl>
+    <w:p>
+      <w:pPr>
+        <w:rPr>
+          <w:noProof/>
+        </w:rPr>
+      </w:pPr>
+      <w:r>
+        <w:rPr>
+          <w:b/>
+          <w:bCs/>
+          <w:noProof/>
+        </w:rPr>
+        <w:t>Code:</w:t>
+      </w:r>
+    </w:p>
+    <w:p>
+      <w:pPr>
+        <w:rPr>
+          <w:noProof/>
+        </w:rPr>
+      </w:pPr>
+      <w:r>
+        <w:rPr>
+          <w:b/>
+          <w:bCs/>
+          <w:noProof/>
+        </w:rPr>
+        <w:t>i</w:t>
+      </w:r>
+      <w:r>
+        <w:rPr>
+          <w:b/>
+          <w:bCs/>
+          <w:noProof/>
+        </w:rPr>
+        <w:t>mport</w:t>
+      </w:r>
+      <w:r>
+        <w:rPr>
+          <w:noProof/>
+        </w:rPr>
+        <w:t xml:space="preserve"> java.util.NavigableMap;</w:t>
+      </w:r>
+    </w:p>
+    <w:p>
+      <w:pPr>
+        <w:rPr>
+          <w:noProof/>
+        </w:rPr>
+      </w:pPr>
+      <w:r>
+        <w:rPr>
+          <w:b/>
+          <w:bCs/>
+          <w:noProof/>
+        </w:rPr>
+        <w:t>import</w:t>
+      </w:r>
+      <w:r>
+        <w:rPr>
+          <w:noProof/>
+        </w:rPr>
+        <w:t xml:space="preserve"> java.util.TreeMap;</w:t>
+      </w:r>
+    </w:p>
+    <w:p>
+      <w:pPr>
+        <w:rPr>
+          <w:noProof/>
+        </w:rPr>
+      </w:pPr>
+    </w:p>
+    <w:p>
+      <w:pPr>
+        <w:rPr>
+          <w:noProof/>
+        </w:rPr>
+      </w:pPr>
+      <w:r>
+        <w:rPr>
+          <w:b/>
+          <w:bCs/>
+          <w:noProof/>
+        </w:rPr>
+        <w:t>public</w:t>
+      </w:r>
+      <w:r>
+        <w:rPr>
+          <w:noProof/>
+        </w:rPr>
+        <w:t xml:space="preserve"> </w:t>
+      </w:r>
+      <w:r>
+        <w:rPr>
+          <w:b/>
+          <w:bCs/>
+          <w:noProof/>
+        </w:rPr>
+        <w:t>class</w:t>
+      </w:r>
+      <w:r>
+        <w:rPr>
+          <w:noProof/>
+        </w:rPr>
+        <w:t xml:space="preserve"> NavigableMapInterface {</w:t>
+      </w:r>
+    </w:p>
+    <w:p>
+      <w:pPr>
+        <w:rPr>
+          <w:noProof/>
+        </w:rPr>
+      </w:pPr>
+      <w:r>
+        <w:rPr>
+          <w:noProof/>
+        </w:rPr>
+        <w:t xml:space="preserve">    </w:t>
+      </w:r>
+      <w:r>
+        <w:rPr>
+          <w:b/>
+          <w:bCs/>
+          <w:noProof/>
+        </w:rPr>
+        <w:t>public</w:t>
+      </w:r>
+      <w:r>
+        <w:rPr>
+          <w:noProof/>
+        </w:rPr>
+        <w:t xml:space="preserve"> </w:t>
+      </w:r>
+      <w:r>
+        <w:rPr>
+          <w:b/>
+          <w:bCs/>
+          <w:noProof/>
+        </w:rPr>
+        <w:t>static</w:t>
+      </w:r>
+      <w:r>
+        <w:rPr>
+          <w:noProof/>
+        </w:rPr>
+        <w:t xml:space="preserve"> </w:t>
+      </w:r>
+      <w:r>
+        <w:rPr>
+          <w:b/>
+          <w:bCs/>
+          <w:noProof/>
+        </w:rPr>
+        <w:t>void</w:t>
+      </w:r>
+      <w:r>
+        <w:rPr>
+          <w:noProof/>
+        </w:rPr>
+        <w:t xml:space="preserve"> main(String[] args) {</w:t>
+      </w:r>
+    </w:p>
+    <w:p>
+      <w:pPr>
+        <w:rPr>
+          <w:noProof/>
+        </w:rPr>
+      </w:pPr>
+    </w:p>
+    <w:p>
+      <w:pPr>
+        <w:rPr>
+          <w:noProof/>
+        </w:rPr>
+      </w:pPr>
+      <w:r>
+        <w:rPr>
+          <w:noProof/>
+        </w:rPr>
+        <w:t xml:space="preserve">        NavigableMap&lt;Integer, String&gt; marks =</w:t>
+      </w:r>
+    </w:p>
+    <w:p>
+      <w:pPr>
+        <w:rPr>
+          <w:noProof/>
+        </w:rPr>
+      </w:pPr>
+      <w:r>
+        <w:rPr>
+          <w:noProof/>
+        </w:rPr>
+        <w:t xml:space="preserve">                </w:t>
+      </w:r>
+      <w:r>
+        <w:rPr>
+          <w:b/>
+          <w:bCs/>
+          <w:noProof/>
+        </w:rPr>
+        <w:t>new</w:t>
+      </w:r>
+      <w:r>
+        <w:rPr>
+          <w:noProof/>
+        </w:rPr>
+        <w:t xml:space="preserve"> TreeMap&lt;&gt;();</w:t>
+      </w:r>
+    </w:p>
+    <w:p>
+      <w:pPr>
+        <w:rPr>
+          <w:noProof/>
+        </w:rPr>
+      </w:pPr>
+    </w:p>
+    <w:p>
+      <w:pPr>
+        <w:rPr>
+          <w:noProof/>
+        </w:rPr>
+      </w:pPr>
+      <w:r>
+        <w:rPr>
+          <w:noProof/>
+        </w:rPr>
+        <w:t xml:space="preserve">        marks.put(50, "Fail");</w:t>
+      </w:r>
+    </w:p>
+    <w:p>
+      <w:pPr>
+        <w:rPr>
+          <w:noProof/>
+        </w:rPr>
+      </w:pPr>
+      <w:r>
+        <w:rPr>
+          <w:noProof/>
+        </w:rPr>
+        <w:t xml:space="preserve">        marks.put(60, "Pass");</w:t>
+      </w:r>
+    </w:p>
+    <w:p>
+      <w:pPr>
+        <w:rPr>
+          <w:noProof/>
+        </w:rPr>
+      </w:pPr>
+      <w:r>
+        <w:rPr>
+          <w:noProof/>
+        </w:rPr>
+        <w:t xml:space="preserve">        marks.put(70, "First Class");</w:t>
+      </w:r>
+    </w:p>
+    <w:p>
+      <w:pPr>
+        <w:rPr>
+          <w:noProof/>
+        </w:rPr>
+      </w:pPr>
+      <w:r>
+        <w:rPr>
+          <w:noProof/>
+        </w:rPr>
+        <w:t xml:space="preserve">        marks.put(80, "Distinction");</w:t>
+      </w:r>
+    </w:p>
+    <w:p>
+      <w:pPr>
+        <w:rPr>
+          <w:noProof/>
+        </w:rPr>
+      </w:pPr>
+      <w:r>
+        <w:rPr>
+          <w:noProof/>
+        </w:rPr>
+        <w:t xml:space="preserve">        marks.put(90, "Excellent");</w:t>
+      </w:r>
+    </w:p>
+    <w:p>
+      <w:pPr>
+        <w:rPr>
+          <w:noProof/>
+        </w:rPr>
+      </w:pPr>
+    </w:p>
+    <w:p>
+      <w:pPr>
+        <w:rPr>
+          <w:noProof/>
+        </w:rPr>
+      </w:pPr>
+      <w:r>
+        <w:rPr>
+          <w:noProof/>
+        </w:rPr>
+        <w:t xml:space="preserve">        System.</w:t>
+      </w:r>
+      <w:r>
+        <w:rPr>
+          <w:b/>
+          <w:bCs/>
+          <w:i/>
+          <w:iCs/>
+          <w:noProof/>
+        </w:rPr>
+        <w:t>out</w:t>
+      </w:r>
+      <w:r>
+        <w:rPr>
+          <w:noProof/>
+        </w:rPr>
+        <w:t>.println("Marks Map: "</w:t>
+      </w:r>
+    </w:p>
+    <w:p>
+      <w:pPr>
+        <w:rPr>
+          <w:noProof/>
+        </w:rPr>
+      </w:pPr>
+      <w:r>
+        <w:rPr>
+          <w:noProof/>
+        </w:rPr>
+        <w:t xml:space="preserve">                + marks);</w:t>
+      </w:r>
+    </w:p>
+    <w:p>
+      <w:pPr>
+        <w:rPr>
+          <w:noProof/>
+        </w:rPr>
+      </w:pPr>
+    </w:p>
+    <w:p>
+      <w:pPr>
+        <w:rPr>
+          <w:noProof/>
+        </w:rPr>
+      </w:pPr>
+      <w:r>
+        <w:rPr>
+          <w:noProof/>
+        </w:rPr>
+        <w:t xml:space="preserve">        System.</w:t>
+      </w:r>
+      <w:r>
+        <w:rPr>
+          <w:b/>
+          <w:bCs/>
+          <w:i/>
+          <w:iCs/>
+          <w:noProof/>
+        </w:rPr>
+        <w:t>out</w:t>
+      </w:r>
+      <w:r>
+        <w:rPr>
+          <w:noProof/>
+        </w:rPr>
+        <w:t>.println("First Key: "</w:t>
+      </w:r>
+    </w:p>
+    <w:p>
+      <w:pPr>
+        <w:rPr>
+          <w:noProof/>
+        </w:rPr>
+      </w:pPr>
+      <w:r>
+        <w:rPr>
+          <w:noProof/>
+        </w:rPr>
+        <w:t xml:space="preserve">                + marks.firstKey());</w:t>
+      </w:r>
+    </w:p>
+    <w:p>
+      <w:pPr>
+        <w:rPr>
+          <w:noProof/>
+        </w:rPr>
+      </w:pPr>
+    </w:p>
+    <w:p>
+      <w:pPr>
+        <w:rPr>
+          <w:noProof/>
+        </w:rPr>
+      </w:pPr>
+      <w:r>
+        <w:rPr>
+          <w:noProof/>
+        </w:rPr>
+        <w:t xml:space="preserve">        System.</w:t>
+      </w:r>
+      <w:r>
+        <w:rPr>
+          <w:b/>
+          <w:bCs/>
+          <w:i/>
+          <w:iCs/>
+          <w:noProof/>
+        </w:rPr>
+        <w:t>out</w:t>
+      </w:r>
+      <w:r>
+        <w:rPr>
+          <w:noProof/>
+        </w:rPr>
+        <w:t>.println("Last Key: "</w:t>
+      </w:r>
+    </w:p>
+    <w:p>
+      <w:pPr>
+        <w:rPr>
+          <w:noProof/>
+        </w:rPr>
+      </w:pPr>
+      <w:r>
+        <w:rPr>
+          <w:noProof/>
+        </w:rPr>
+        <w:lastRenderedPageBreak/>
+        <w:t xml:space="preserve">                + marks.lastKey());</w:t>
+      </w:r>
+    </w:p>
+    <w:p>
+      <w:pPr>
+        <w:rPr>
+          <w:noProof/>
+        </w:rPr>
+      </w:pPr>
+    </w:p>
+    <w:p>
+      <w:pPr>
+        <w:rPr>
+          <w:noProof/>
+        </w:rPr>
+      </w:pPr>
+      <w:r>
+        <w:rPr>
+          <w:noProof/>
+        </w:rPr>
+        <w:t xml:space="preserve">        System.</w:t>
+      </w:r>
+      <w:r>
+        <w:rPr>
+          <w:b/>
+          <w:bCs/>
+          <w:i/>
+          <w:iCs/>
+          <w:noProof/>
+        </w:rPr>
+        <w:t>out</w:t>
+      </w:r>
+      <w:r>
+        <w:rPr>
+          <w:noProof/>
+        </w:rPr>
+        <w:t>.println("Lower Key of 80: "</w:t>
+      </w:r>
+    </w:p>
+    <w:p>
+      <w:pPr>
+        <w:rPr>
+          <w:noProof/>
+        </w:rPr>
+      </w:pPr>
+      <w:r>
+        <w:rPr>
+          <w:noProof/>
+        </w:rPr>
+        <w:t xml:space="preserve">                + marks.lowerKey(80));</w:t>
+      </w:r>
+    </w:p>
+    <w:p>
+      <w:pPr>
+        <w:rPr>
+          <w:noProof/>
+        </w:rPr>
+      </w:pPr>
+    </w:p>
+    <w:p>
+      <w:pPr>
+        <w:rPr>
+          <w:noProof/>
+        </w:rPr>
+      </w:pPr>
+      <w:r>
+        <w:rPr>
+          <w:noProof/>
+        </w:rPr>
+        <w:t xml:space="preserve">        System.</w:t>
+      </w:r>
+      <w:r>
+        <w:rPr>
+          <w:b/>
+          <w:bCs/>
+          <w:i/>
+          <w:iCs/>
+          <w:noProof/>
+        </w:rPr>
+        <w:t>out</w:t>
+      </w:r>
+      <w:r>
+        <w:rPr>
+          <w:noProof/>
+        </w:rPr>
+        <w:t>.println("Higher Key of 80: "</w:t>
+      </w:r>
+    </w:p>
+    <w:p>
+      <w:pPr>
+        <w:rPr>
+          <w:noProof/>
+        </w:rPr>
+      </w:pPr>
+      <w:r>
+        <w:rPr>
+          <w:noProof/>
+        </w:rPr>
+        <w:t xml:space="preserve">                + marks.higherKey(80));</w:t>
+      </w:r>
+    </w:p>
+    <w:p>
+      <w:pPr>
+        <w:rPr>
+          <w:noProof/>
+        </w:rPr>
+      </w:pPr>
+    </w:p>
+    <w:p>
+      <w:pPr>
+        <w:rPr>
+          <w:noProof/>
+        </w:rPr>
+      </w:pPr>
+      <w:r>
+        <w:rPr>
+          <w:noProof/>
+        </w:rPr>
+        <w:t xml:space="preserve">        System.</w:t>
+      </w:r>
+      <w:r>
+        <w:rPr>
+          <w:b/>
+          <w:bCs/>
+          <w:i/>
+          <w:iCs/>
+          <w:noProof/>
+        </w:rPr>
+        <w:t>out</w:t>
+      </w:r>
+      <w:r>
+        <w:rPr>
+          <w:noProof/>
+        </w:rPr>
+        <w:t>.println("Floor Key of 75: "</w:t>
+      </w:r>
+    </w:p>
+    <w:p>
+      <w:pPr>
+        <w:rPr>
+          <w:noProof/>
+        </w:rPr>
+      </w:pPr>
+      <w:r>
+        <w:rPr>
+          <w:noProof/>
+        </w:rPr>
+        <w:t xml:space="preserve">                + marks.floorKey(75));</w:t>
+      </w:r>
+    </w:p>
+    <w:p>
+      <w:pPr>
+        <w:rPr>
+          <w:noProof/>
+        </w:rPr>
+      </w:pPr>
+    </w:p>
+    <w:p>
+      <w:pPr>
+        <w:rPr>
+          <w:noProof/>
+        </w:rPr>
+      </w:pPr>
+      <w:r>
+        <w:rPr>
+          <w:noProof/>
+        </w:rPr>
+        <w:t xml:space="preserve">        System.</w:t>
+      </w:r>
+      <w:r>
+        <w:rPr>
+          <w:b/>
+          <w:bCs/>
+          <w:i/>
+          <w:iCs/>
+          <w:noProof/>
+        </w:rPr>
+        <w:t>out</w:t>
+      </w:r>
+      <w:r>
+        <w:rPr>
+          <w:noProof/>
+        </w:rPr>
+        <w:t>.println("Ceiling Key of 75: "</w:t>
+      </w:r>
+    </w:p>
+    <w:p>
+      <w:pPr>
+        <w:rPr>
+          <w:noProof/>
+        </w:rPr>
+      </w:pPr>
+      <w:r>
+        <w:rPr>
+          <w:noProof/>
+        </w:rPr>
+        <w:t xml:space="preserve">                + marks.ceilingKey(75));</w:t>
+      </w:r>
+    </w:p>
+    <w:p>
+      <w:pPr>
+        <w:rPr>
+          <w:noProof/>
+        </w:rPr>
+      </w:pPr>
+    </w:p>
+    <w:p>
+      <w:pPr>
+        <w:rPr>
+          <w:noProof/>
+        </w:rPr>
+      </w:pPr>
+      <w:r>
+        <w:rPr>
+          <w:noProof/>
+        </w:rPr>
+        <w:t xml:space="preserve">        System.</w:t>
+      </w:r>
+      <w:r>
+        <w:rPr>
+          <w:b/>
+          <w:bCs/>
+          <w:i/>
+          <w:iCs/>
+          <w:noProof/>
+        </w:rPr>
+        <w:t>out</w:t>
+      </w:r>
+      <w:r>
+        <w:rPr>
+          <w:noProof/>
+        </w:rPr>
+        <w:t>.println("First Entry: "</w:t>
+      </w:r>
+    </w:p>
+    <w:p>
+      <w:pPr>
+        <w:rPr>
+          <w:noProof/>
+        </w:rPr>
+      </w:pPr>
+      <w:r>
+        <w:rPr>
+          <w:noProof/>
+        </w:rPr>
+        <w:t xml:space="preserve">                + marks.firstEntry());</w:t>
+      </w:r>
+    </w:p>
+    <w:p>
+      <w:pPr>
+        <w:rPr>
+          <w:noProof/>
+        </w:rPr>
+      </w:pPr>
+    </w:p>
+    <w:p>
+      <w:pPr>
+        <w:rPr>
+          <w:noProof/>
+        </w:rPr>
+      </w:pPr>
+      <w:r>
+        <w:rPr>
+          <w:noProof/>
+        </w:rPr>
+        <w:t xml:space="preserve">        System.</w:t>
+      </w:r>
+      <w:r>
+        <w:rPr>
+          <w:b/>
+          <w:bCs/>
+          <w:i/>
+          <w:iCs/>
+          <w:noProof/>
+        </w:rPr>
+        <w:t>out</w:t>
+      </w:r>
+      <w:r>
+        <w:rPr>
+          <w:noProof/>
+        </w:rPr>
+        <w:t>.println("Last Entry: "</w:t>
+      </w:r>
+    </w:p>
+    <w:p>
+      <w:pPr>
+        <w:rPr>
+          <w:noProof/>
+        </w:rPr>
+      </w:pPr>
+      <w:r>
+        <w:rPr>
+          <w:noProof/>
+        </w:rPr>
+        <w:t xml:space="preserve">                + marks.lastEntry());</w:t>
+      </w:r>
+    </w:p>
+    <w:p>
+      <w:pPr>
+        <w:rPr>
+          <w:noProof/>
+        </w:rPr>
+      </w:pPr>
+    </w:p>
+    <w:p>
+      <w:pPr>
+        <w:rPr>
+          <w:noProof/>
+        </w:rPr>
+      </w:pPr>
+      <w:r>
+        <w:rPr>
+          <w:noProof/>
+        </w:rPr>
+        <w:t xml:space="preserve">        System.</w:t>
+      </w:r>
+      <w:r>
+        <w:rPr>
+          <w:b/>
+          <w:bCs/>
+          <w:i/>
+          <w:iCs/>
+          <w:noProof/>
+        </w:rPr>
+        <w:t>out</w:t>
+      </w:r>
+      <w:r>
+        <w:rPr>
+          <w:noProof/>
+        </w:rPr>
+        <w:t>.println("\nDescending Map:");</w:t>
+      </w:r>
+    </w:p>
+    <w:p>
+      <w:pPr>
+        <w:rPr>
+          <w:noProof/>
+        </w:rPr>
+      </w:pPr>
+    </w:p>
+    <w:p>
+      <w:pPr>
+        <w:rPr>
+          <w:noProof/>
+        </w:rPr>
+      </w:pPr>
+      <w:r>
+        <w:rPr>
+          <w:noProof/>
+        </w:rPr>
+        <w:t xml:space="preserve">        System.</w:t>
+      </w:r>
+      <w:r>
+        <w:rPr>
+          <w:b/>
+          <w:bCs/>
+          <w:i/>
+          <w:iCs/>
+          <w:noProof/>
+        </w:rPr>
+        <w:t>out</w:t>
+      </w:r>
+      <w:r>
+        <w:rPr>
+          <w:noProof/>
+        </w:rPr>
+        <w:t>.println(marks.descendingMap());</w:t>
+      </w:r>
+    </w:p>
+    <w:p>
+      <w:pPr>
+        <w:rPr>
+          <w:noProof/>
+        </w:rPr>
+      </w:pPr>
+    </w:p>
+    <w:p>
+      <w:pPr>
+        <w:rPr>
+          <w:noProof/>
+        </w:rPr>
+      </w:pPr>
+      <w:r>
+        <w:rPr>
+          <w:noProof/>
+        </w:rPr>
+        <w:t xml:space="preserve">        System.</w:t>
+      </w:r>
+      <w:r>
+        <w:rPr>
+          <w:b/>
+          <w:bCs/>
+          <w:i/>
+          <w:iCs/>
+          <w:noProof/>
+        </w:rPr>
+        <w:t>out</w:t>
+      </w:r>
+      <w:r>
+        <w:rPr>
+          <w:noProof/>
+        </w:rPr>
+        <w:t>.println("\nDescending Keys:");</w:t>
+      </w:r>
+    </w:p>
+    <w:p>
+      <w:pPr>
+        <w:rPr>
+          <w:noProof/>
+        </w:rPr>
+      </w:pPr>
+    </w:p>
+    <w:p>
+      <w:pPr>
+        <w:rPr>
+          <w:noProof/>
+        </w:rPr>
+      </w:pPr>
+      <w:r>
+        <w:rPr>
+          <w:noProof/>
+        </w:rPr>
+        <w:t xml:space="preserve">        </w:t>
+      </w:r>
+      <w:r>
+        <w:rPr>
+          <w:b/>
+          <w:bCs/>
+          <w:noProof/>
+        </w:rPr>
+        <w:t>for</w:t>
+      </w:r>
+      <w:r>
+        <w:rPr>
+          <w:noProof/>
+        </w:rPr>
+        <w:t xml:space="preserve"> (Integer key :</w:t>
+      </w:r>
+    </w:p>
+    <w:p>
+      <w:pPr>
+        <w:rPr>
+          <w:noProof/>
+        </w:rPr>
+      </w:pPr>
+      <w:r>
+        <w:rPr>
+          <w:noProof/>
+        </w:rPr>
+        <w:t xml:space="preserve">                marks.descendingKeySet()) {</w:t>
+      </w:r>
+    </w:p>
+    <w:p>
+      <w:pPr>
+        <w:rPr>
+          <w:noProof/>
+        </w:rPr>
+      </w:pPr>
+    </w:p>
+    <w:p>
+      <w:pPr>
+        <w:rPr>
+          <w:noProof/>
+        </w:rPr>
+      </w:pPr>
+      <w:r>
+        <w:rPr>
+          <w:noProof/>
+        </w:rPr>
+        <w:t xml:space="preserve">            System.</w:t>
+      </w:r>
+      <w:r>
+        <w:rPr>
+          <w:b/>
+          <w:bCs/>
+          <w:i/>
+          <w:iCs/>
+          <w:noProof/>
+        </w:rPr>
+        <w:t>out</w:t>
+      </w:r>
+      <w:r>
+        <w:rPr>
+          <w:noProof/>
+        </w:rPr>
+        <w:t>.println(key);</w:t>
+      </w:r>
+    </w:p>
+    <w:p>
+      <w:pPr>
+        <w:rPr>
+          <w:noProof/>
+        </w:rPr>
+      </w:pPr>
+      <w:r>
+        <w:rPr>
+          <w:noProof/>
+        </w:rPr>
+        <w:t xml:space="preserve">        }</w:t>
+      </w:r>
+    </w:p>
+    <w:p>
+      <w:pPr>
+        <w:rPr>
+          <w:noProof/>
+        </w:rPr>
+      </w:pPr>
+      <w:r>
+        <w:rPr>
+          <w:noProof/>
+        </w:rPr>
+        <w:t xml:space="preserve">    }</w:t>
+      </w:r>
+    </w:p>
+    <w:p>
+      <w:pPr>
+        <w:rPr>
+          <w:noProof/>
+        </w:rPr>
+      </w:pPr>
+      <w:r>
+        <w:rPr>
+          <w:noProof/>
+        </w:rPr>
+        <w:t>}</w:t>
+      </w:r>
+    </w:p>
     <w:p>
       <w:pPr>
         <w:rPr>
@@ -4721,7 +8868,6 @@
                 <w:b/>
                 <w:bCs/>
               </w:rPr>
-              <w:lastRenderedPageBreak/>
               <w:t>Operation</w:t>
             </w:r>
           </w:p>
@@ -4760,13 +8906,8 @@
             <w:hideMark/>
           </w:tcPr>
           <w:p>
-            <w:proofErr w:type="gramStart"/>
-            <w:r>
-              <w:t>add(</w:t>
-            </w:r>
-            <w:proofErr w:type="gramEnd"/>
-            <w:r>
-              <w:t>E e)</w:t>
+            <w:r>
+              <w:t>add(E e)</w:t>
             </w:r>
           </w:p>
         </w:tc>
@@ -4794,13 +8935,8 @@
             <w:hideMark/>
           </w:tcPr>
           <w:p>
-            <w:proofErr w:type="gramStart"/>
-            <w:r>
-              <w:t>offer(</w:t>
-            </w:r>
-            <w:proofErr w:type="gramEnd"/>
-            <w:r>
-              <w:t>E e)</w:t>
+            <w:r>
+              <w:t>offer(E e)</w:t>
             </w:r>
           </w:p>
         </w:tc>
@@ -4828,13 +8964,8 @@
             <w:hideMark/>
           </w:tcPr>
           <w:p>
-            <w:proofErr w:type="gramStart"/>
-            <w:r>
-              <w:t>remove(</w:t>
-            </w:r>
-            <w:proofErr w:type="gramEnd"/>
-            <w:r>
-              <w:t>)</w:t>
+            <w:r>
+              <w:t>remove()</w:t>
             </w:r>
           </w:p>
         </w:tc>
@@ -4862,13 +8993,8 @@
             <w:hideMark/>
           </w:tcPr>
           <w:p>
-            <w:proofErr w:type="gramStart"/>
-            <w:r>
-              <w:t>poll(</w:t>
-            </w:r>
-            <w:proofErr w:type="gramEnd"/>
-            <w:r>
-              <w:t>)</w:t>
+            <w:r>
+              <w:t>poll()</w:t>
             </w:r>
           </w:p>
         </w:tc>
@@ -4896,13 +9022,8 @@
             <w:hideMark/>
           </w:tcPr>
           <w:p>
-            <w:proofErr w:type="gramStart"/>
-            <w:r>
-              <w:t>element(</w:t>
-            </w:r>
-            <w:proofErr w:type="gramEnd"/>
-            <w:r>
-              <w:t>)</w:t>
+            <w:r>
+              <w:t>element()</w:t>
             </w:r>
           </w:p>
         </w:tc>
@@ -4930,13 +9051,8 @@
             <w:hideMark/>
           </w:tcPr>
           <w:p>
-            <w:proofErr w:type="gramStart"/>
-            <w:r>
-              <w:t>peek(</w:t>
-            </w:r>
-            <w:proofErr w:type="gramEnd"/>
-            <w:r>
-              <w:t>)</w:t>
+            <w:r>
+              <w:t>peek()</w:t>
             </w:r>
           </w:p>
         </w:tc>
@@ -4954,12 +9070,468 @@
         </w:tc>
       </w:tr>
     </w:tbl>
-    <w:p/>
-    <w:p>
-      <w:r>
-        <w:rPr>
-          <w:noProof/>
-        </w:rPr>
+    <w:p>
+      <w:pPr>
+        <w:rPr>
+          <w:b/>
+          <w:bCs/>
+        </w:rPr>
+      </w:pPr>
+      <w:r>
+        <w:rPr>
+          <w:b/>
+          <w:bCs/>
+        </w:rPr>
+        <w:t>Code:</w:t>
+      </w:r>
+    </w:p>
+    <w:p>
+      <w:r>
+        <w:t xml:space="preserve">import </w:t>
+      </w:r>
+      <w:proofErr w:type="spellStart"/>
+      <w:r>
+        <w:t>java.util.Queue</w:t>
+      </w:r>
+      <w:proofErr w:type="spellEnd"/>
+      <w:r>
+        <w:t>;</w:t>
+      </w:r>
+    </w:p>
+    <w:p>
+      <w:r>
+        <w:t xml:space="preserve">import </w:t>
+      </w:r>
+      <w:proofErr w:type="spellStart"/>
+      <w:r>
+        <w:t>java.util.LinkedList</w:t>
+      </w:r>
+      <w:proofErr w:type="spellEnd"/>
+      <w:r>
+        <w:t>;</w:t>
+      </w:r>
+    </w:p>
+    <w:p/>
+    <w:p>
+      <w:r>
+        <w:t xml:space="preserve">public class </w:t>
+      </w:r>
+      <w:proofErr w:type="spellStart"/>
+      <w:r>
+        <w:t>QueueInterface</w:t>
+      </w:r>
+      <w:proofErr w:type="spellEnd"/>
+      <w:r>
+        <w:t xml:space="preserve"> {</w:t>
+      </w:r>
+    </w:p>
+    <w:p>
+      <w:r>
+        <w:lastRenderedPageBreak/>
+        <w:t xml:space="preserve">    public static void main(String[] </w:t>
+      </w:r>
+      <w:proofErr w:type="spellStart"/>
+      <w:r>
+        <w:t>args</w:t>
+      </w:r>
+      <w:proofErr w:type="spellEnd"/>
+      <w:r>
+        <w:t>) {</w:t>
+      </w:r>
+    </w:p>
+    <w:p/>
+    <w:p>
+      <w:r>
+        <w:t xml:space="preserve">        Queue&lt;String&gt; students =</w:t>
+      </w:r>
+    </w:p>
+    <w:p>
+      <w:r>
+        <w:t xml:space="preserve">                new LinkedList&lt;&gt;();</w:t>
+      </w:r>
+    </w:p>
+    <w:p/>
+    <w:p>
+      <w:r>
+        <w:t xml:space="preserve">        </w:t>
+      </w:r>
+      <w:proofErr w:type="spellStart"/>
+      <w:r>
+        <w:t>students.add</w:t>
+      </w:r>
+      <w:proofErr w:type="spellEnd"/>
+      <w:r>
+        <w:t>("Manu");</w:t>
+      </w:r>
+    </w:p>
+    <w:p>
+      <w:r>
+        <w:t xml:space="preserve">        </w:t>
+      </w:r>
+      <w:proofErr w:type="spellStart"/>
+      <w:r>
+        <w:t>students.add</w:t>
+      </w:r>
+      <w:proofErr w:type="spellEnd"/>
+      <w:r>
+        <w:t>("Anu");</w:t>
+      </w:r>
+    </w:p>
+    <w:p>
+      <w:r>
+        <w:t xml:space="preserve">        </w:t>
+      </w:r>
+      <w:proofErr w:type="spellStart"/>
+      <w:r>
+        <w:t>students.add</w:t>
+      </w:r>
+      <w:proofErr w:type="spellEnd"/>
+      <w:r>
+        <w:t>("Ravi");</w:t>
+      </w:r>
+    </w:p>
+    <w:p>
+      <w:r>
+        <w:t xml:space="preserve">        </w:t>
+      </w:r>
+      <w:proofErr w:type="spellStart"/>
+      <w:r>
+        <w:t>students.add</w:t>
+      </w:r>
+      <w:proofErr w:type="spellEnd"/>
+      <w:r>
+        <w:t>("Kiran");</w:t>
+      </w:r>
+    </w:p>
+    <w:p>
+      <w:r>
+        <w:t xml:space="preserve">        </w:t>
+      </w:r>
+      <w:proofErr w:type="spellStart"/>
+      <w:r>
+        <w:t>students.add</w:t>
+      </w:r>
+      <w:proofErr w:type="spellEnd"/>
+      <w:r>
+        <w:t>("Priya");</w:t>
+      </w:r>
+    </w:p>
+    <w:p/>
+    <w:p>
+      <w:r>
+        <w:t xml:space="preserve">        </w:t>
+      </w:r>
+      <w:proofErr w:type="spellStart"/>
+      <w:r>
+        <w:t>System.out.println</w:t>
+      </w:r>
+      <w:proofErr w:type="spellEnd"/>
+      <w:r>
+        <w:t>("Queue: "</w:t>
+      </w:r>
+    </w:p>
+    <w:p>
+      <w:r>
+        <w:t xml:space="preserve">                + students);</w:t>
+      </w:r>
+    </w:p>
+    <w:p/>
+    <w:p>
+      <w:r>
+        <w:t xml:space="preserve">        </w:t>
+      </w:r>
+      <w:proofErr w:type="spellStart"/>
+      <w:r>
+        <w:t>System.out.println</w:t>
+      </w:r>
+      <w:proofErr w:type="spellEnd"/>
+      <w:r>
+        <w:t>("Head Element: "</w:t>
+      </w:r>
+    </w:p>
+    <w:p>
+      <w:r>
+        <w:t xml:space="preserve">                + </w:t>
+      </w:r>
+      <w:proofErr w:type="spellStart"/>
+      <w:r>
+        <w:t>students.peek</w:t>
+      </w:r>
+      <w:proofErr w:type="spellEnd"/>
+      <w:r>
+        <w:t>());</w:t>
+      </w:r>
+    </w:p>
+    <w:p/>
+    <w:p>
+      <w:r>
+        <w:t xml:space="preserve">        </w:t>
+      </w:r>
+      <w:proofErr w:type="spellStart"/>
+      <w:r>
+        <w:t>System.out.println</w:t>
+      </w:r>
+      <w:proofErr w:type="spellEnd"/>
+      <w:r>
+        <w:t>("Removed Element: "</w:t>
+      </w:r>
+    </w:p>
+    <w:p>
+      <w:r>
+        <w:t xml:space="preserve">                + </w:t>
+      </w:r>
+      <w:proofErr w:type="spellStart"/>
+      <w:r>
+        <w:t>students.remove</w:t>
+      </w:r>
+      <w:proofErr w:type="spellEnd"/>
+      <w:r>
+        <w:t>());</w:t>
+      </w:r>
+    </w:p>
+    <w:p/>
+    <w:p>
+      <w:r>
+        <w:t xml:space="preserve">        </w:t>
+      </w:r>
+      <w:proofErr w:type="spellStart"/>
+      <w:r>
+        <w:t>System.out.println</w:t>
+      </w:r>
+      <w:proofErr w:type="spellEnd"/>
+      <w:r>
+        <w:t>("Queue after remove: "</w:t>
+      </w:r>
+    </w:p>
+    <w:p>
+      <w:r>
+        <w:t xml:space="preserve">                + students);</w:t>
+      </w:r>
+    </w:p>
+    <w:p/>
+    <w:p>
+      <w:r>
+        <w:t xml:space="preserve">        </w:t>
+      </w:r>
+      <w:proofErr w:type="spellStart"/>
+      <w:r>
+        <w:t>students.offer</w:t>
+      </w:r>
+      <w:proofErr w:type="spellEnd"/>
+      <w:r>
+        <w:t>("Rahul");</w:t>
+      </w:r>
+    </w:p>
+    <w:p/>
+    <w:p>
+      <w:r>
+        <w:t xml:space="preserve">        </w:t>
+      </w:r>
+      <w:proofErr w:type="spellStart"/>
+      <w:r>
+        <w:t>System.out.println</w:t>
+      </w:r>
+      <w:proofErr w:type="spellEnd"/>
+      <w:r>
+        <w:t>("After offer Rahul: "</w:t>
+      </w:r>
+    </w:p>
+    <w:p>
+      <w:r>
+        <w:t xml:space="preserve">                + students);</w:t>
+      </w:r>
+    </w:p>
+    <w:p/>
+    <w:p>
+      <w:r>
+        <w:lastRenderedPageBreak/>
+        <w:t xml:space="preserve">        </w:t>
+      </w:r>
+      <w:proofErr w:type="spellStart"/>
+      <w:r>
+        <w:t>System.out.println</w:t>
+      </w:r>
+      <w:proofErr w:type="spellEnd"/>
+      <w:r>
+        <w:t>("Head Element: "</w:t>
+      </w:r>
+    </w:p>
+    <w:p>
+      <w:r>
+        <w:t xml:space="preserve">                + </w:t>
+      </w:r>
+      <w:proofErr w:type="spellStart"/>
+      <w:r>
+        <w:t>students.element</w:t>
+      </w:r>
+      <w:proofErr w:type="spellEnd"/>
+      <w:r>
+        <w:t>());</w:t>
+      </w:r>
+    </w:p>
+    <w:p/>
+    <w:p>
+      <w:r>
+        <w:t xml:space="preserve">        </w:t>
+      </w:r>
+      <w:proofErr w:type="spellStart"/>
+      <w:r>
+        <w:t>System.out.println</w:t>
+      </w:r>
+      <w:proofErr w:type="spellEnd"/>
+      <w:r>
+        <w:t>("Queue Size: "</w:t>
+      </w:r>
+    </w:p>
+    <w:p>
+      <w:r>
+        <w:t xml:space="preserve">                + </w:t>
+      </w:r>
+      <w:proofErr w:type="spellStart"/>
+      <w:r>
+        <w:t>students.size</w:t>
+      </w:r>
+      <w:proofErr w:type="spellEnd"/>
+      <w:r>
+        <w:t>());</w:t>
+      </w:r>
+    </w:p>
+    <w:p/>
+    <w:p>
+      <w:r>
+        <w:t xml:space="preserve">        </w:t>
+      </w:r>
+      <w:proofErr w:type="spellStart"/>
+      <w:r>
+        <w:t>System.out.println</w:t>
+      </w:r>
+      <w:proofErr w:type="spellEnd"/>
+      <w:r>
+        <w:t>("\</w:t>
+      </w:r>
+      <w:proofErr w:type="spellStart"/>
+      <w:r>
+        <w:t>nProcessing</w:t>
+      </w:r>
+      <w:proofErr w:type="spellEnd"/>
+      <w:r>
+        <w:t xml:space="preserve"> Queue:");</w:t>
+      </w:r>
+    </w:p>
+    <w:p/>
+    <w:p>
+      <w:r>
+        <w:t xml:space="preserve">        while (!</w:t>
+      </w:r>
+      <w:proofErr w:type="spellStart"/>
+      <w:r>
+        <w:t>students.isEmpty</w:t>
+      </w:r>
+      <w:proofErr w:type="spellEnd"/>
+      <w:r>
+        <w:t>()) {</w:t>
+      </w:r>
+    </w:p>
+    <w:p/>
+    <w:p>
+      <w:r>
+        <w:t xml:space="preserve">            </w:t>
+      </w:r>
+      <w:proofErr w:type="spellStart"/>
+      <w:r>
+        <w:t>System.out.println</w:t>
+      </w:r>
+      <w:proofErr w:type="spellEnd"/>
+      <w:r>
+        <w:t>(</w:t>
+      </w:r>
+    </w:p>
+    <w:p>
+      <w:r>
+        <w:t xml:space="preserve">                    "Processing: " + </w:t>
+      </w:r>
+      <w:proofErr w:type="spellStart"/>
+      <w:r>
+        <w:t>students.poll</w:t>
+      </w:r>
+      <w:proofErr w:type="spellEnd"/>
+      <w:r>
+        <w:t>());</w:t>
+      </w:r>
+    </w:p>
+    <w:p>
+      <w:r>
+        <w:t xml:space="preserve">        }</w:t>
+      </w:r>
+    </w:p>
+    <w:p/>
+    <w:p>
+      <w:r>
+        <w:t xml:space="preserve">        </w:t>
+      </w:r>
+      <w:proofErr w:type="spellStart"/>
+      <w:r>
+        <w:t>System.out.println</w:t>
+      </w:r>
+      <w:proofErr w:type="spellEnd"/>
+      <w:r>
+        <w:t>(</w:t>
+      </w:r>
+    </w:p>
+    <w:p>
+      <w:r>
+        <w:t xml:space="preserve">                "Queue after processing: "</w:t>
+      </w:r>
+    </w:p>
+    <w:p>
+      <w:r>
+        <w:t xml:space="preserve">                + students);</w:t>
+      </w:r>
+    </w:p>
+    <w:p/>
+    <w:p>
+      <w:r>
+        <w:t xml:space="preserve">        </w:t>
+      </w:r>
+      <w:proofErr w:type="spellStart"/>
+      <w:r>
+        <w:t>System.out.println</w:t>
+      </w:r>
+      <w:proofErr w:type="spellEnd"/>
+      <w:r>
+        <w:t>("Is Queue Empty: "</w:t>
+      </w:r>
+    </w:p>
+    <w:p>
+      <w:r>
+        <w:t xml:space="preserve">                + </w:t>
+      </w:r>
+      <w:proofErr w:type="spellStart"/>
+      <w:r>
+        <w:t>students.isEmpty</w:t>
+      </w:r>
+      <w:proofErr w:type="spellEnd"/>
+      <w:r>
+        <w:t>());</w:t>
+      </w:r>
+    </w:p>
+    <w:p>
+      <w:r>
+        <w:t xml:space="preserve">    }</w:t>
+      </w:r>
+    </w:p>
+    <w:p>
+      <w:r>
+        <w:t>}</w:t>
+      </w:r>
+    </w:p>
+    <w:p/>
+    <w:p>
+      <w:r>
+        <w:rPr>
+          <w:noProof/>
+        </w:rPr>
+        <w:lastRenderedPageBreak/>
         <w:drawing>
           <wp:inline distT="0" distB="0" distL="0" distR="0" wp14:anchorId="34A2716A" wp14:editId="3777018D">
             <wp:extent cx="4610100" cy="2844800"/>
@@ -5111,13 +9683,8 @@
             <w:hideMark/>
           </w:tcPr>
           <w:p>
-            <w:proofErr w:type="gramStart"/>
-            <w:r>
-              <w:t>add(</w:t>
-            </w:r>
-            <w:proofErr w:type="gramEnd"/>
-            <w:r>
-              <w:t>E e)</w:t>
+            <w:r>
+              <w:t>add(E e)</w:t>
             </w:r>
           </w:p>
         </w:tc>
@@ -5146,17 +9713,12 @@
           </w:tcPr>
           <w:p>
             <w:proofErr w:type="spellStart"/>
-            <w:proofErr w:type="gramStart"/>
             <w:r>
               <w:t>addAll</w:t>
             </w:r>
             <w:proofErr w:type="spellEnd"/>
             <w:r>
-              <w:t>(</w:t>
-            </w:r>
-            <w:proofErr w:type="gramEnd"/>
-            <w:r>
-              <w:t>Collection c)</w:t>
+              <w:t>(Collection c)</w:t>
             </w:r>
           </w:p>
         </w:tc>
@@ -5184,13 +9746,8 @@
             <w:hideMark/>
           </w:tcPr>
           <w:p>
-            <w:proofErr w:type="gramStart"/>
-            <w:r>
-              <w:t>remove(</w:t>
-            </w:r>
-            <w:proofErr w:type="gramEnd"/>
-            <w:r>
-              <w:t>Object o)</w:t>
+            <w:r>
+              <w:t>remove(Object o)</w:t>
             </w:r>
           </w:p>
         </w:tc>
@@ -5219,17 +9776,12 @@
           </w:tcPr>
           <w:p>
             <w:proofErr w:type="spellStart"/>
-            <w:proofErr w:type="gramStart"/>
             <w:r>
               <w:t>removeAll</w:t>
             </w:r>
             <w:proofErr w:type="spellEnd"/>
             <w:r>
-              <w:t>(</w:t>
-            </w:r>
-            <w:proofErr w:type="gramEnd"/>
-            <w:r>
-              <w:t>Collection c)</w:t>
+              <w:t>(Collection c)</w:t>
             </w:r>
           </w:p>
         </w:tc>
@@ -5258,17 +9810,12 @@
           </w:tcPr>
           <w:p>
             <w:proofErr w:type="spellStart"/>
-            <w:proofErr w:type="gramStart"/>
             <w:r>
               <w:t>retainAll</w:t>
             </w:r>
             <w:proofErr w:type="spellEnd"/>
             <w:r>
-              <w:t>(</w:t>
-            </w:r>
-            <w:proofErr w:type="gramEnd"/>
-            <w:r>
-              <w:t>Collection c)</w:t>
+              <w:t>(Collection c)</w:t>
             </w:r>
           </w:p>
         </w:tc>
@@ -5296,13 +9843,8 @@
             <w:hideMark/>
           </w:tcPr>
           <w:p>
-            <w:proofErr w:type="gramStart"/>
-            <w:r>
-              <w:t>contains(</w:t>
-            </w:r>
-            <w:proofErr w:type="gramEnd"/>
-            <w:r>
-              <w:t>Object o)</w:t>
+            <w:r>
+              <w:t>contains(Object o)</w:t>
             </w:r>
           </w:p>
         </w:tc>
@@ -5331,18 +9873,12 @@
           </w:tcPr>
           <w:p>
             <w:proofErr w:type="spellStart"/>
-            <w:proofErr w:type="gramStart"/>
-            <w:r>
-              <w:lastRenderedPageBreak/>
+            <w:r>
               <w:t>containsAll</w:t>
             </w:r>
             <w:proofErr w:type="spellEnd"/>
             <w:r>
-              <w:t>(</w:t>
-            </w:r>
-            <w:proofErr w:type="gramEnd"/>
-            <w:r>
-              <w:t>Collection c)</w:t>
+              <w:t>(Collection c)</w:t>
             </w:r>
           </w:p>
         </w:tc>
@@ -5370,13 +9906,8 @@
             <w:hideMark/>
           </w:tcPr>
           <w:p>
-            <w:proofErr w:type="gramStart"/>
-            <w:r>
-              <w:t>size(</w:t>
-            </w:r>
-            <w:proofErr w:type="gramEnd"/>
-            <w:r>
-              <w:t>)</w:t>
+            <w:r>
+              <w:t>size()</w:t>
             </w:r>
           </w:p>
         </w:tc>
@@ -5405,17 +9936,12 @@
           </w:tcPr>
           <w:p>
             <w:proofErr w:type="spellStart"/>
-            <w:proofErr w:type="gramStart"/>
             <w:r>
               <w:t>isEmpty</w:t>
             </w:r>
             <w:proofErr w:type="spellEnd"/>
             <w:r>
-              <w:t>(</w:t>
-            </w:r>
-            <w:proofErr w:type="gramEnd"/>
-            <w:r>
-              <w:t>)</w:t>
+              <w:t>()</w:t>
             </w:r>
           </w:p>
         </w:tc>
@@ -5443,13 +9969,8 @@
             <w:hideMark/>
           </w:tcPr>
           <w:p>
-            <w:proofErr w:type="gramStart"/>
-            <w:r>
-              <w:t>clear(</w:t>
-            </w:r>
-            <w:proofErr w:type="gramEnd"/>
-            <w:r>
-              <w:t>)</w:t>
+            <w:r>
+              <w:t>clear()</w:t>
             </w:r>
           </w:p>
         </w:tc>
@@ -5477,13 +9998,8 @@
             <w:hideMark/>
           </w:tcPr>
           <w:p>
-            <w:proofErr w:type="gramStart"/>
-            <w:r>
-              <w:t>iterator(</w:t>
-            </w:r>
-            <w:proofErr w:type="gramEnd"/>
-            <w:r>
-              <w:t>)</w:t>
+            <w:r>
+              <w:t>iterator()</w:t>
             </w:r>
           </w:p>
         </w:tc>
@@ -5501,7 +10017,731 @@
         </w:tc>
       </w:tr>
     </w:tbl>
-    <w:p/>
+    <w:p>
+      <w:pPr>
+        <w:rPr>
+          <w:b/>
+          <w:bCs/>
+        </w:rPr>
+      </w:pPr>
+      <w:r>
+        <w:rPr>
+          <w:b/>
+          <w:bCs/>
+        </w:rPr>
+        <w:t>Code:</w:t>
+      </w:r>
+    </w:p>
+    <w:p>
+      <w:r>
+        <w:rPr>
+          <w:b/>
+          <w:bCs/>
+        </w:rPr>
+        <w:t>import</w:t>
+      </w:r>
+      <w:r>
+        <w:t xml:space="preserve"> </w:t>
+      </w:r>
+      <w:proofErr w:type="spellStart"/>
+      <w:r>
+        <w:t>java.util.Set</w:t>
+      </w:r>
+      <w:proofErr w:type="spellEnd"/>
+      <w:r>
+        <w:t>;</w:t>
+      </w:r>
+    </w:p>
+    <w:p>
+      <w:r>
+        <w:rPr>
+          <w:b/>
+          <w:bCs/>
+        </w:rPr>
+        <w:t>public</w:t>
+      </w:r>
+      <w:r>
+        <w:t xml:space="preserve"> </w:t>
+      </w:r>
+      <w:r>
+        <w:rPr>
+          <w:b/>
+          <w:bCs/>
+        </w:rPr>
+        <w:t>class</w:t>
+      </w:r>
+      <w:r>
+        <w:t xml:space="preserve"> </w:t>
+      </w:r>
+      <w:proofErr w:type="spellStart"/>
+      <w:r>
+        <w:t>SetInterface</w:t>
+      </w:r>
+      <w:proofErr w:type="spellEnd"/>
+      <w:r>
+        <w:t xml:space="preserve"> {</w:t>
+      </w:r>
+    </w:p>
+    <w:p>
+      <w:r>
+        <w:t xml:space="preserve">    </w:t>
+      </w:r>
+      <w:r>
+        <w:rPr>
+          <w:b/>
+          <w:bCs/>
+        </w:rPr>
+        <w:t>public</w:t>
+      </w:r>
+      <w:r>
+        <w:t xml:space="preserve"> </w:t>
+      </w:r>
+      <w:r>
+        <w:rPr>
+          <w:b/>
+          <w:bCs/>
+        </w:rPr>
+        <w:t>static</w:t>
+      </w:r>
+      <w:r>
+        <w:t xml:space="preserve"> </w:t>
+      </w:r>
+      <w:r>
+        <w:rPr>
+          <w:b/>
+          <w:bCs/>
+        </w:rPr>
+        <w:t>void</w:t>
+      </w:r>
+      <w:r>
+        <w:t xml:space="preserve"> main(String[] </w:t>
+      </w:r>
+      <w:proofErr w:type="spellStart"/>
+      <w:r>
+        <w:t>args</w:t>
+      </w:r>
+      <w:proofErr w:type="spellEnd"/>
+      <w:r>
+        <w:t>) {</w:t>
+      </w:r>
+    </w:p>
+    <w:p/>
+    <w:p>
+      <w:r>
+        <w:t xml:space="preserve">        Set&lt;Integer&gt; numbers =</w:t>
+      </w:r>
+    </w:p>
+    <w:p>
+      <w:r>
+        <w:t xml:space="preserve">                </w:t>
+      </w:r>
+      <w:r>
+        <w:rPr>
+          <w:b/>
+          <w:bCs/>
+        </w:rPr>
+        <w:t>new</w:t>
+      </w:r>
+      <w:r>
+        <w:t xml:space="preserve"> HashSet&lt;&gt;();</w:t>
+      </w:r>
+    </w:p>
+    <w:p/>
+    <w:p>
+      <w:r>
+        <w:t xml:space="preserve">        </w:t>
+      </w:r>
+      <w:proofErr w:type="spellStart"/>
+      <w:r>
+        <w:t>numbers.add</w:t>
+      </w:r>
+      <w:proofErr w:type="spellEnd"/>
+      <w:r>
+        <w:t>(10);</w:t>
+      </w:r>
+    </w:p>
+    <w:p>
+      <w:r>
+        <w:t xml:space="preserve">        </w:t>
+      </w:r>
+      <w:proofErr w:type="spellStart"/>
+      <w:r>
+        <w:t>numbers.add</w:t>
+      </w:r>
+      <w:proofErr w:type="spellEnd"/>
+      <w:r>
+        <w:t>(20);</w:t>
+      </w:r>
+    </w:p>
+    <w:p>
+      <w:r>
+        <w:t xml:space="preserve">        </w:t>
+      </w:r>
+      <w:proofErr w:type="spellStart"/>
+      <w:r>
+        <w:t>numbers.add</w:t>
+      </w:r>
+      <w:proofErr w:type="spellEnd"/>
+      <w:r>
+        <w:t>(30);</w:t>
+      </w:r>
+    </w:p>
+    <w:p>
+      <w:r>
+        <w:t xml:space="preserve">        </w:t>
+      </w:r>
+      <w:proofErr w:type="spellStart"/>
+      <w:r>
+        <w:t>numbers.add</w:t>
+      </w:r>
+      <w:proofErr w:type="spellEnd"/>
+      <w:r>
+        <w:t>(40);</w:t>
+      </w:r>
+    </w:p>
+    <w:p>
+      <w:r>
+        <w:t xml:space="preserve">        </w:t>
+      </w:r>
+      <w:proofErr w:type="spellStart"/>
+      <w:r>
+        <w:t>numbers.add</w:t>
+      </w:r>
+      <w:proofErr w:type="spellEnd"/>
+      <w:r>
+        <w:t>(20);</w:t>
+      </w:r>
+    </w:p>
+    <w:p>
+      <w:r>
+        <w:t xml:space="preserve">        </w:t>
+      </w:r>
+      <w:proofErr w:type="spellStart"/>
+      <w:r>
+        <w:t>numbers.add</w:t>
+      </w:r>
+      <w:proofErr w:type="spellEnd"/>
+      <w:r>
+        <w:t>(30);</w:t>
+      </w:r>
+    </w:p>
+    <w:p/>
+    <w:p>
+      <w:r>
+        <w:t xml:space="preserve">        </w:t>
+      </w:r>
+      <w:proofErr w:type="spellStart"/>
+      <w:r>
+        <w:t>System.</w:t>
+      </w:r>
+      <w:r>
+        <w:rPr>
+          <w:b/>
+          <w:bCs/>
+          <w:i/>
+          <w:iCs/>
+        </w:rPr>
+        <w:t>out</w:t>
+      </w:r>
+      <w:r>
+        <w:t>.println</w:t>
+      </w:r>
+      <w:proofErr w:type="spellEnd"/>
+      <w:r>
+        <w:t>("Set: "</w:t>
+      </w:r>
+    </w:p>
+    <w:p>
+      <w:r>
+        <w:t xml:space="preserve">                + numbers);</w:t>
+      </w:r>
+    </w:p>
+    <w:p/>
+    <w:p>
+      <w:r>
+        <w:t xml:space="preserve">        </w:t>
+      </w:r>
+      <w:proofErr w:type="spellStart"/>
+      <w:r>
+        <w:t>System.</w:t>
+      </w:r>
+      <w:r>
+        <w:rPr>
+          <w:b/>
+          <w:bCs/>
+          <w:i/>
+          <w:iCs/>
+        </w:rPr>
+        <w:t>out</w:t>
+      </w:r>
+      <w:r>
+        <w:t>.println</w:t>
+      </w:r>
+      <w:proofErr w:type="spellEnd"/>
+      <w:r>
+        <w:t>("Size: "</w:t>
+      </w:r>
+    </w:p>
+    <w:p>
+      <w:r>
+        <w:t xml:space="preserve">                + </w:t>
+      </w:r>
+      <w:proofErr w:type="spellStart"/>
+      <w:r>
+        <w:t>numbers.size</w:t>
+      </w:r>
+      <w:proofErr w:type="spellEnd"/>
+      <w:r>
+        <w:t>());</w:t>
+      </w:r>
+    </w:p>
+    <w:p/>
+    <w:p>
+      <w:r>
+        <w:t xml:space="preserve">        </w:t>
+      </w:r>
+      <w:proofErr w:type="spellStart"/>
+      <w:r>
+        <w:t>System.</w:t>
+      </w:r>
+      <w:r>
+        <w:rPr>
+          <w:b/>
+          <w:bCs/>
+          <w:i/>
+          <w:iCs/>
+        </w:rPr>
+        <w:t>out</w:t>
+      </w:r>
+      <w:r>
+        <w:t>.println</w:t>
+      </w:r>
+      <w:proofErr w:type="spellEnd"/>
+      <w:r>
+        <w:t>("Contains 20: "</w:t>
+      </w:r>
+    </w:p>
+    <w:p>
+      <w:r>
+        <w:t xml:space="preserve">                + </w:t>
+      </w:r>
+      <w:proofErr w:type="spellStart"/>
+      <w:r>
+        <w:t>numbers.contains</w:t>
+      </w:r>
+      <w:proofErr w:type="spellEnd"/>
+      <w:r>
+        <w:t>(20));</w:t>
+      </w:r>
+    </w:p>
+    <w:p/>
+    <w:p>
+      <w:r>
+        <w:t xml:space="preserve">        </w:t>
+      </w:r>
+      <w:proofErr w:type="spellStart"/>
+      <w:r>
+        <w:t>numbers.remove</w:t>
+      </w:r>
+      <w:proofErr w:type="spellEnd"/>
+      <w:r>
+        <w:t>(10);</w:t>
+      </w:r>
+    </w:p>
+    <w:p/>
+    <w:p>
+      <w:r>
+        <w:t xml:space="preserve">        </w:t>
+      </w:r>
+      <w:proofErr w:type="spellStart"/>
+      <w:r>
+        <w:t>System.</w:t>
+      </w:r>
+      <w:r>
+        <w:rPr>
+          <w:b/>
+          <w:bCs/>
+          <w:i/>
+          <w:iCs/>
+        </w:rPr>
+        <w:t>out</w:t>
+      </w:r>
+      <w:r>
+        <w:t>.println</w:t>
+      </w:r>
+      <w:proofErr w:type="spellEnd"/>
+      <w:r>
+        <w:t>("After removing 10: "</w:t>
+      </w:r>
+    </w:p>
+    <w:p>
+      <w:r>
+        <w:t xml:space="preserve">                + numbers);</w:t>
+      </w:r>
+    </w:p>
+    <w:p/>
+    <w:p>
+      <w:r>
+        <w:t xml:space="preserve">        Set&lt;Integer&gt; extra =</w:t>
+      </w:r>
+    </w:p>
+    <w:p>
+      <w:r>
+        <w:t xml:space="preserve">                </w:t>
+      </w:r>
+      <w:r>
+        <w:rPr>
+          <w:b/>
+          <w:bCs/>
+        </w:rPr>
+        <w:t>new</w:t>
+      </w:r>
+      <w:r>
+        <w:t xml:space="preserve"> HashSet&lt;&gt;();</w:t>
+      </w:r>
+    </w:p>
+    <w:p/>
+    <w:p>
+      <w:r>
+        <w:lastRenderedPageBreak/>
+        <w:t xml:space="preserve">        </w:t>
+      </w:r>
+      <w:proofErr w:type="spellStart"/>
+      <w:r>
+        <w:t>extra.add</w:t>
+      </w:r>
+      <w:proofErr w:type="spellEnd"/>
+      <w:r>
+        <w:t>(50);</w:t>
+      </w:r>
+    </w:p>
+    <w:p>
+      <w:r>
+        <w:t xml:space="preserve">        </w:t>
+      </w:r>
+      <w:proofErr w:type="spellStart"/>
+      <w:r>
+        <w:t>extra.add</w:t>
+      </w:r>
+      <w:proofErr w:type="spellEnd"/>
+      <w:r>
+        <w:t>(60);</w:t>
+      </w:r>
+    </w:p>
+    <w:p/>
+    <w:p>
+      <w:r>
+        <w:t xml:space="preserve">        </w:t>
+      </w:r>
+      <w:proofErr w:type="spellStart"/>
+      <w:r>
+        <w:t>numbers.addAll</w:t>
+      </w:r>
+      <w:proofErr w:type="spellEnd"/>
+      <w:r>
+        <w:t>(extra);</w:t>
+      </w:r>
+    </w:p>
+    <w:p/>
+    <w:p>
+      <w:r>
+        <w:t xml:space="preserve">        </w:t>
+      </w:r>
+      <w:proofErr w:type="spellStart"/>
+      <w:r>
+        <w:t>System.</w:t>
+      </w:r>
+      <w:r>
+        <w:rPr>
+          <w:b/>
+          <w:bCs/>
+          <w:i/>
+          <w:iCs/>
+        </w:rPr>
+        <w:t>out</w:t>
+      </w:r>
+      <w:r>
+        <w:t>.println</w:t>
+      </w:r>
+      <w:proofErr w:type="spellEnd"/>
+      <w:r>
+        <w:t xml:space="preserve">("After </w:t>
+      </w:r>
+      <w:proofErr w:type="spellStart"/>
+      <w:r>
+        <w:t>addAll</w:t>
+      </w:r>
+      <w:proofErr w:type="spellEnd"/>
+      <w:r>
+        <w:t>: "</w:t>
+      </w:r>
+    </w:p>
+    <w:p>
+      <w:r>
+        <w:t xml:space="preserve">                + numbers);</w:t>
+      </w:r>
+    </w:p>
+    <w:p/>
+    <w:p>
+      <w:r>
+        <w:t xml:space="preserve">        </w:t>
+      </w:r>
+      <w:proofErr w:type="spellStart"/>
+      <w:r>
+        <w:t>System.</w:t>
+      </w:r>
+      <w:r>
+        <w:rPr>
+          <w:b/>
+          <w:bCs/>
+          <w:i/>
+          <w:iCs/>
+        </w:rPr>
+        <w:t>out</w:t>
+      </w:r>
+      <w:r>
+        <w:t>.println</w:t>
+      </w:r>
+      <w:proofErr w:type="spellEnd"/>
+      <w:r>
+        <w:t>("\</w:t>
+      </w:r>
+      <w:proofErr w:type="spellStart"/>
+      <w:r>
+        <w:t>nUsing</w:t>
+      </w:r>
+      <w:proofErr w:type="spellEnd"/>
+      <w:r>
+        <w:t xml:space="preserve"> for-each:");</w:t>
+      </w:r>
+    </w:p>
+    <w:p/>
+    <w:p>
+      <w:r>
+        <w:t xml:space="preserve">        </w:t>
+      </w:r>
+      <w:r>
+        <w:rPr>
+          <w:b/>
+          <w:bCs/>
+        </w:rPr>
+        <w:t>for</w:t>
+      </w:r>
+      <w:r>
+        <w:t xml:space="preserve"> (Integer number : numbers) {</w:t>
+      </w:r>
+    </w:p>
+    <w:p>
+      <w:r>
+        <w:t xml:space="preserve">            </w:t>
+      </w:r>
+      <w:proofErr w:type="spellStart"/>
+      <w:r>
+        <w:t>System.</w:t>
+      </w:r>
+      <w:r>
+        <w:rPr>
+          <w:b/>
+          <w:bCs/>
+          <w:i/>
+          <w:iCs/>
+        </w:rPr>
+        <w:t>out</w:t>
+      </w:r>
+      <w:r>
+        <w:t>.println</w:t>
+      </w:r>
+      <w:proofErr w:type="spellEnd"/>
+      <w:r>
+        <w:t>(number);</w:t>
+      </w:r>
+    </w:p>
+    <w:p>
+      <w:r>
+        <w:t xml:space="preserve">        }</w:t>
+      </w:r>
+    </w:p>
+    <w:p/>
+    <w:p>
+      <w:r>
+        <w:t xml:space="preserve">        </w:t>
+      </w:r>
+      <w:proofErr w:type="spellStart"/>
+      <w:r>
+        <w:t>System.</w:t>
+      </w:r>
+      <w:r>
+        <w:rPr>
+          <w:b/>
+          <w:bCs/>
+          <w:i/>
+          <w:iCs/>
+        </w:rPr>
+        <w:t>out</w:t>
+      </w:r>
+      <w:r>
+        <w:t>.println</w:t>
+      </w:r>
+      <w:proofErr w:type="spellEnd"/>
+      <w:r>
+        <w:t>("\</w:t>
+      </w:r>
+      <w:proofErr w:type="spellStart"/>
+      <w:r>
+        <w:t>nContains</w:t>
+      </w:r>
+      <w:proofErr w:type="spellEnd"/>
+      <w:r>
+        <w:t xml:space="preserve"> 50: "</w:t>
+      </w:r>
+    </w:p>
+    <w:p>
+      <w:r>
+        <w:t xml:space="preserve">                + </w:t>
+      </w:r>
+      <w:proofErr w:type="spellStart"/>
+      <w:r>
+        <w:t>numbers.contains</w:t>
+      </w:r>
+      <w:proofErr w:type="spellEnd"/>
+      <w:r>
+        <w:t>(50));</w:t>
+      </w:r>
+    </w:p>
+    <w:p/>
+    <w:p>
+      <w:r>
+        <w:t xml:space="preserve">        </w:t>
+      </w:r>
+      <w:proofErr w:type="spellStart"/>
+      <w:r>
+        <w:t>System.</w:t>
+      </w:r>
+      <w:r>
+        <w:rPr>
+          <w:b/>
+          <w:bCs/>
+          <w:i/>
+          <w:iCs/>
+        </w:rPr>
+        <w:t>out</w:t>
+      </w:r>
+      <w:r>
+        <w:t>.println</w:t>
+      </w:r>
+      <w:proofErr w:type="spellEnd"/>
+      <w:r>
+        <w:t>("Is Empty: "</w:t>
+      </w:r>
+    </w:p>
+    <w:p>
+      <w:r>
+        <w:t xml:space="preserve">                + </w:t>
+      </w:r>
+      <w:proofErr w:type="spellStart"/>
+      <w:r>
+        <w:t>numbers.isEmpty</w:t>
+      </w:r>
+      <w:proofErr w:type="spellEnd"/>
+      <w:r>
+        <w:t>());</w:t>
+      </w:r>
+    </w:p>
+    <w:p/>
+    <w:p>
+      <w:r>
+        <w:t xml:space="preserve">        </w:t>
+      </w:r>
+      <w:proofErr w:type="spellStart"/>
+      <w:r>
+        <w:t>numbers.clear</w:t>
+      </w:r>
+      <w:proofErr w:type="spellEnd"/>
+      <w:r>
+        <w:t>();</w:t>
+      </w:r>
+    </w:p>
+    <w:p/>
+    <w:p>
+      <w:r>
+        <w:t xml:space="preserve">        </w:t>
+      </w:r>
+      <w:proofErr w:type="spellStart"/>
+      <w:r>
+        <w:t>System.</w:t>
+      </w:r>
+      <w:r>
+        <w:rPr>
+          <w:b/>
+          <w:bCs/>
+          <w:i/>
+          <w:iCs/>
+        </w:rPr>
+        <w:t>out</w:t>
+      </w:r>
+      <w:r>
+        <w:t>.println</w:t>
+      </w:r>
+      <w:proofErr w:type="spellEnd"/>
+      <w:r>
+        <w:t>("After clear: "</w:t>
+      </w:r>
+    </w:p>
+    <w:p>
+      <w:r>
+        <w:t xml:space="preserve">                + numbers);</w:t>
+      </w:r>
+    </w:p>
+    <w:p/>
+    <w:p>
+      <w:r>
+        <w:t xml:space="preserve">        </w:t>
+      </w:r>
+      <w:proofErr w:type="spellStart"/>
+      <w:r>
+        <w:t>System.</w:t>
+      </w:r>
+      <w:r>
+        <w:rPr>
+          <w:b/>
+          <w:bCs/>
+          <w:i/>
+          <w:iCs/>
+        </w:rPr>
+        <w:t>out</w:t>
+      </w:r>
+      <w:r>
+        <w:t>.println</w:t>
+      </w:r>
+      <w:proofErr w:type="spellEnd"/>
+      <w:r>
+        <w:t>("Is Empty Now: "</w:t>
+      </w:r>
+    </w:p>
+    <w:p>
+      <w:r>
+        <w:t xml:space="preserve">                + </w:t>
+      </w:r>
+      <w:proofErr w:type="spellStart"/>
+      <w:r>
+        <w:t>numbers.isEmpty</w:t>
+      </w:r>
+      <w:proofErr w:type="spellEnd"/>
+      <w:r>
+        <w:t>());</w:t>
+      </w:r>
+    </w:p>
+    <w:p>
+      <w:r>
+        <w:t xml:space="preserve">    }</w:t>
+      </w:r>
+    </w:p>
+    <w:p>
+      <w:r>
+        <w:lastRenderedPageBreak/>
+        <w:t>}</w:t>
+      </w:r>
+    </w:p>
     <w:p>
       <w:r>
         <w:rPr>
@@ -5659,17 +10899,12 @@
           </w:tcPr>
           <w:p>
             <w:proofErr w:type="spellStart"/>
-            <w:proofErr w:type="gramStart"/>
             <w:r>
               <w:t>firstKey</w:t>
             </w:r>
             <w:proofErr w:type="spellEnd"/>
             <w:r>
-              <w:t>(</w:t>
-            </w:r>
-            <w:proofErr w:type="gramEnd"/>
-            <w:r>
-              <w:t>)</w:t>
+              <w:t>()</w:t>
             </w:r>
           </w:p>
         </w:tc>
@@ -5698,17 +10933,12 @@
           </w:tcPr>
           <w:p>
             <w:proofErr w:type="spellStart"/>
-            <w:proofErr w:type="gramStart"/>
             <w:r>
               <w:t>lastKey</w:t>
             </w:r>
             <w:proofErr w:type="spellEnd"/>
             <w:r>
-              <w:t>(</w:t>
-            </w:r>
-            <w:proofErr w:type="gramEnd"/>
-            <w:r>
-              <w:t>)</w:t>
+              <w:t>()</w:t>
             </w:r>
           </w:p>
         </w:tc>
@@ -5737,17 +10967,12 @@
           </w:tcPr>
           <w:p>
             <w:proofErr w:type="spellStart"/>
-            <w:proofErr w:type="gramStart"/>
             <w:r>
               <w:t>headMap</w:t>
             </w:r>
             <w:proofErr w:type="spellEnd"/>
             <w:r>
-              <w:t>(</w:t>
-            </w:r>
-            <w:proofErr w:type="gramEnd"/>
-            <w:r>
-              <w:t>K key)</w:t>
+              <w:t>(K key)</w:t>
             </w:r>
           </w:p>
         </w:tc>
@@ -5776,17 +11001,12 @@
           </w:tcPr>
           <w:p>
             <w:proofErr w:type="spellStart"/>
-            <w:proofErr w:type="gramStart"/>
             <w:r>
               <w:t>tailMap</w:t>
             </w:r>
             <w:proofErr w:type="spellEnd"/>
             <w:r>
-              <w:t>(</w:t>
-            </w:r>
-            <w:proofErr w:type="gramEnd"/>
-            <w:r>
-              <w:t>K key)</w:t>
+              <w:t>(K key)</w:t>
             </w:r>
           </w:p>
         </w:tc>
@@ -5815,17 +11035,12 @@
           </w:tcPr>
           <w:p>
             <w:proofErr w:type="spellStart"/>
-            <w:proofErr w:type="gramStart"/>
             <w:r>
               <w:t>subMap</w:t>
             </w:r>
             <w:proofErr w:type="spellEnd"/>
             <w:r>
-              <w:t>(</w:t>
-            </w:r>
-            <w:proofErr w:type="gramEnd"/>
-            <w:r>
-              <w:t xml:space="preserve">K </w:t>
+              <w:t xml:space="preserve">(K </w:t>
             </w:r>
             <w:proofErr w:type="spellStart"/>
             <w:r>
@@ -5869,13 +11084,8 @@
             <w:hideMark/>
           </w:tcPr>
           <w:p>
-            <w:proofErr w:type="gramStart"/>
-            <w:r>
-              <w:t>comparator(</w:t>
-            </w:r>
-            <w:proofErr w:type="gramEnd"/>
-            <w:r>
-              <w:t>)</w:t>
+            <w:r>
+              <w:t>comparator()</w:t>
             </w:r>
           </w:p>
         </w:tc>
@@ -5904,18 +11114,12 @@
           </w:tcPr>
           <w:p>
             <w:proofErr w:type="spellStart"/>
-            <w:proofErr w:type="gramStart"/>
-            <w:r>
-              <w:lastRenderedPageBreak/>
+            <w:r>
               <w:t>keySet</w:t>
             </w:r>
             <w:proofErr w:type="spellEnd"/>
             <w:r>
-              <w:t>(</w:t>
-            </w:r>
-            <w:proofErr w:type="gramEnd"/>
-            <w:r>
-              <w:t>)</w:t>
+              <w:t>()</w:t>
             </w:r>
           </w:p>
         </w:tc>
@@ -5943,13 +11147,8 @@
             <w:hideMark/>
           </w:tcPr>
           <w:p>
-            <w:proofErr w:type="gramStart"/>
-            <w:r>
-              <w:t>values(</w:t>
-            </w:r>
-            <w:proofErr w:type="gramEnd"/>
-            <w:r>
-              <w:t>)</w:t>
+            <w:r>
+              <w:t>values()</w:t>
             </w:r>
           </w:p>
         </w:tc>
@@ -5978,17 +11177,12 @@
           </w:tcPr>
           <w:p>
             <w:proofErr w:type="spellStart"/>
-            <w:proofErr w:type="gramStart"/>
             <w:r>
               <w:t>entrySet</w:t>
             </w:r>
             <w:proofErr w:type="spellEnd"/>
             <w:r>
-              <w:t>(</w:t>
-            </w:r>
-            <w:proofErr w:type="gramEnd"/>
-            <w:r>
-              <w:t>)</w:t>
+              <w:t>()</w:t>
             </w:r>
           </w:p>
         </w:tc>
@@ -6006,6 +11200,563 @@
         </w:tc>
       </w:tr>
     </w:tbl>
+    <w:p>
+      <w:r>
+        <w:rPr>
+          <w:b/>
+          <w:bCs/>
+        </w:rPr>
+        <w:t>Code:</w:t>
+      </w:r>
+    </w:p>
+    <w:p>
+      <w:r>
+        <w:t xml:space="preserve">import </w:t>
+      </w:r>
+      <w:proofErr w:type="spellStart"/>
+      <w:r>
+        <w:t>java.util.SortedMap</w:t>
+      </w:r>
+      <w:proofErr w:type="spellEnd"/>
+      <w:r>
+        <w:t>;</w:t>
+      </w:r>
+    </w:p>
+    <w:p>
+      <w:r>
+        <w:t xml:space="preserve">import </w:t>
+      </w:r>
+      <w:proofErr w:type="spellStart"/>
+      <w:r>
+        <w:t>java.util.TreeMap</w:t>
+      </w:r>
+      <w:proofErr w:type="spellEnd"/>
+      <w:r>
+        <w:t>;</w:t>
+      </w:r>
+    </w:p>
+    <w:p>
+      <w:r>
+        <w:t xml:space="preserve">import </w:t>
+      </w:r>
+      <w:proofErr w:type="spellStart"/>
+      <w:r>
+        <w:t>java.util.Map</w:t>
+      </w:r>
+      <w:proofErr w:type="spellEnd"/>
+      <w:r>
+        <w:t>;</w:t>
+      </w:r>
+    </w:p>
+    <w:p/>
+    <w:p>
+      <w:r>
+        <w:t xml:space="preserve">public class </w:t>
+      </w:r>
+      <w:proofErr w:type="spellStart"/>
+      <w:r>
+        <w:t>SortedMapInterface</w:t>
+      </w:r>
+      <w:proofErr w:type="spellEnd"/>
+      <w:r>
+        <w:t xml:space="preserve"> {</w:t>
+      </w:r>
+    </w:p>
+    <w:p>
+      <w:r>
+        <w:t xml:space="preserve">    public static void main(String[] </w:t>
+      </w:r>
+      <w:proofErr w:type="spellStart"/>
+      <w:r>
+        <w:t>args</w:t>
+      </w:r>
+      <w:proofErr w:type="spellEnd"/>
+      <w:r>
+        <w:t>) {</w:t>
+      </w:r>
+    </w:p>
+    <w:p/>
+    <w:p>
+      <w:r>
+        <w:t xml:space="preserve">        </w:t>
+      </w:r>
+      <w:proofErr w:type="spellStart"/>
+      <w:r>
+        <w:t>SortedMap</w:t>
+      </w:r>
+      <w:proofErr w:type="spellEnd"/>
+      <w:r>
+        <w:t>&lt;Integer, String&gt; students =</w:t>
+      </w:r>
+    </w:p>
+    <w:p>
+      <w:r>
+        <w:t xml:space="preserve">                new </w:t>
+      </w:r>
+      <w:proofErr w:type="spellStart"/>
+      <w:r>
+        <w:t>TreeMap</w:t>
+      </w:r>
+      <w:proofErr w:type="spellEnd"/>
+      <w:r>
+        <w:t>&lt;&gt;();</w:t>
+      </w:r>
+    </w:p>
+    <w:p/>
+    <w:p>
+      <w:r>
+        <w:t xml:space="preserve">        </w:t>
+      </w:r>
+      <w:proofErr w:type="spellStart"/>
+      <w:r>
+        <w:t>students.put</w:t>
+      </w:r>
+      <w:proofErr w:type="spellEnd"/>
+      <w:r>
+        <w:t>(104, "Kiran");</w:t>
+      </w:r>
+    </w:p>
+    <w:p>
+      <w:r>
+        <w:t xml:space="preserve">        </w:t>
+      </w:r>
+      <w:proofErr w:type="spellStart"/>
+      <w:r>
+        <w:t>students.put</w:t>
+      </w:r>
+      <w:proofErr w:type="spellEnd"/>
+      <w:r>
+        <w:t>(101, "Sita");</w:t>
+      </w:r>
+    </w:p>
+    <w:p>
+      <w:r>
+        <w:t xml:space="preserve">        </w:t>
+      </w:r>
+      <w:proofErr w:type="spellStart"/>
+      <w:r>
+        <w:t>students.put</w:t>
+      </w:r>
+      <w:proofErr w:type="spellEnd"/>
+      <w:r>
+        <w:t>(103, "Ravi");</w:t>
+      </w:r>
+    </w:p>
+    <w:p>
+      <w:r>
+        <w:t xml:space="preserve">        </w:t>
+      </w:r>
+      <w:proofErr w:type="spellStart"/>
+      <w:r>
+        <w:t>students.put</w:t>
+      </w:r>
+      <w:proofErr w:type="spellEnd"/>
+      <w:r>
+        <w:t>(102, "Anu");</w:t>
+      </w:r>
+    </w:p>
+    <w:p>
+      <w:r>
+        <w:t xml:space="preserve">        </w:t>
+      </w:r>
+      <w:proofErr w:type="spellStart"/>
+      <w:r>
+        <w:t>students.put</w:t>
+      </w:r>
+      <w:proofErr w:type="spellEnd"/>
+      <w:r>
+        <w:t>(105, "Priya");</w:t>
+      </w:r>
+    </w:p>
+    <w:p/>
+    <w:p>
+      <w:r>
+        <w:t xml:space="preserve">        </w:t>
+      </w:r>
+      <w:proofErr w:type="spellStart"/>
+      <w:r>
+        <w:t>System.out.println</w:t>
+      </w:r>
+      <w:proofErr w:type="spellEnd"/>
+      <w:r>
+        <w:t>("Sorted Map: "</w:t>
+      </w:r>
+    </w:p>
+    <w:p>
+      <w:r>
+        <w:t xml:space="preserve">                + students);</w:t>
+      </w:r>
+    </w:p>
+    <w:p/>
+    <w:p>
+      <w:r>
+        <w:t xml:space="preserve">        </w:t>
+      </w:r>
+      <w:proofErr w:type="spellStart"/>
+      <w:r>
+        <w:t>System.out.println</w:t>
+      </w:r>
+      <w:proofErr w:type="spellEnd"/>
+      <w:r>
+        <w:t>("First Key: "</w:t>
+      </w:r>
+    </w:p>
+    <w:p>
+      <w:r>
+        <w:t xml:space="preserve">                + </w:t>
+      </w:r>
+      <w:proofErr w:type="spellStart"/>
+      <w:r>
+        <w:t>students.firstKey</w:t>
+      </w:r>
+      <w:proofErr w:type="spellEnd"/>
+      <w:r>
+        <w:t>());</w:t>
+      </w:r>
+    </w:p>
+    <w:p/>
+    <w:p>
+      <w:r>
+        <w:t xml:space="preserve">        </w:t>
+      </w:r>
+      <w:proofErr w:type="spellStart"/>
+      <w:r>
+        <w:t>System.out.println</w:t>
+      </w:r>
+      <w:proofErr w:type="spellEnd"/>
+      <w:r>
+        <w:t>("Last Key: "</w:t>
+      </w:r>
+    </w:p>
+    <w:p>
+      <w:r>
+        <w:t xml:space="preserve">                + </w:t>
+      </w:r>
+      <w:proofErr w:type="spellStart"/>
+      <w:r>
+        <w:t>students.lastKey</w:t>
+      </w:r>
+      <w:proofErr w:type="spellEnd"/>
+      <w:r>
+        <w:t>());</w:t>
+      </w:r>
+    </w:p>
+    <w:p/>
+    <w:p>
+      <w:r>
+        <w:t xml:space="preserve">        </w:t>
+      </w:r>
+      <w:proofErr w:type="spellStart"/>
+      <w:r>
+        <w:t>System.out.println</w:t>
+      </w:r>
+      <w:proofErr w:type="spellEnd"/>
+      <w:r>
+        <w:t>("First Student: "</w:t>
+      </w:r>
+    </w:p>
+    <w:p>
+      <w:r>
+        <w:t xml:space="preserve">                + </w:t>
+      </w:r>
+      <w:proofErr w:type="spellStart"/>
+      <w:r>
+        <w:t>students.get</w:t>
+      </w:r>
+      <w:proofErr w:type="spellEnd"/>
+      <w:r>
+        <w:t>(</w:t>
+      </w:r>
+    </w:p>
+    <w:p>
+      <w:r>
+        <w:t xml:space="preserve">                </w:t>
+      </w:r>
+      <w:proofErr w:type="spellStart"/>
+      <w:r>
+        <w:t>students.firstKey</w:t>
+      </w:r>
+      <w:proofErr w:type="spellEnd"/>
+      <w:r>
+        <w:t>()));</w:t>
+      </w:r>
+    </w:p>
+    <w:p/>
+    <w:p>
+      <w:r>
+        <w:t xml:space="preserve">        </w:t>
+      </w:r>
+      <w:proofErr w:type="spellStart"/>
+      <w:r>
+        <w:t>System.out.println</w:t>
+      </w:r>
+      <w:proofErr w:type="spellEnd"/>
+      <w:r>
+        <w:t>("Last Student: "</w:t>
+      </w:r>
+    </w:p>
+    <w:p>
+      <w:r>
+        <w:t xml:space="preserve">                + </w:t>
+      </w:r>
+      <w:proofErr w:type="spellStart"/>
+      <w:r>
+        <w:t>students.get</w:t>
+      </w:r>
+      <w:proofErr w:type="spellEnd"/>
+      <w:r>
+        <w:t>(</w:t>
+      </w:r>
+    </w:p>
+    <w:p>
+      <w:r>
+        <w:lastRenderedPageBreak/>
+        <w:t xml:space="preserve">                </w:t>
+      </w:r>
+      <w:proofErr w:type="spellStart"/>
+      <w:r>
+        <w:t>students.lastKey</w:t>
+      </w:r>
+      <w:proofErr w:type="spellEnd"/>
+      <w:r>
+        <w:t>()));</w:t>
+      </w:r>
+    </w:p>
+    <w:p/>
+    <w:p>
+      <w:r>
+        <w:t xml:space="preserve">        </w:t>
+      </w:r>
+      <w:proofErr w:type="spellStart"/>
+      <w:r>
+        <w:t>System.out.println</w:t>
+      </w:r>
+      <w:proofErr w:type="spellEnd"/>
+      <w:r>
+        <w:t>("Head Map: "</w:t>
+      </w:r>
+    </w:p>
+    <w:p>
+      <w:r>
+        <w:t xml:space="preserve">                + </w:t>
+      </w:r>
+      <w:proofErr w:type="spellStart"/>
+      <w:r>
+        <w:t>students.headMap</w:t>
+      </w:r>
+      <w:proofErr w:type="spellEnd"/>
+      <w:r>
+        <w:t>(104));</w:t>
+      </w:r>
+    </w:p>
+    <w:p/>
+    <w:p>
+      <w:r>
+        <w:t xml:space="preserve">        </w:t>
+      </w:r>
+      <w:proofErr w:type="spellStart"/>
+      <w:r>
+        <w:t>System.out.println</w:t>
+      </w:r>
+      <w:proofErr w:type="spellEnd"/>
+      <w:r>
+        <w:t>("Tail Map: "</w:t>
+      </w:r>
+    </w:p>
+    <w:p>
+      <w:r>
+        <w:t xml:space="preserve">                + </w:t>
+      </w:r>
+      <w:proofErr w:type="spellStart"/>
+      <w:r>
+        <w:t>students.tailMap</w:t>
+      </w:r>
+      <w:proofErr w:type="spellEnd"/>
+      <w:r>
+        <w:t>(103));</w:t>
+      </w:r>
+    </w:p>
+    <w:p/>
+    <w:p>
+      <w:r>
+        <w:t xml:space="preserve">        </w:t>
+      </w:r>
+      <w:proofErr w:type="spellStart"/>
+      <w:r>
+        <w:t>System.out.println</w:t>
+      </w:r>
+      <w:proofErr w:type="spellEnd"/>
+      <w:r>
+        <w:t>("Sub Map: "</w:t>
+      </w:r>
+    </w:p>
+    <w:p>
+      <w:r>
+        <w:t xml:space="preserve">                + </w:t>
+      </w:r>
+      <w:proofErr w:type="spellStart"/>
+      <w:r>
+        <w:t>students.subMap</w:t>
+      </w:r>
+      <w:proofErr w:type="spellEnd"/>
+      <w:r>
+        <w:t>(102, 105));</w:t>
+      </w:r>
+    </w:p>
+    <w:p/>
+    <w:p>
+      <w:r>
+        <w:t xml:space="preserve">        </w:t>
+      </w:r>
+      <w:proofErr w:type="spellStart"/>
+      <w:r>
+        <w:t>System.out.println</w:t>
+      </w:r>
+      <w:proofErr w:type="spellEnd"/>
+      <w:r>
+        <w:t>("\</w:t>
+      </w:r>
+      <w:proofErr w:type="spellStart"/>
+      <w:r>
+        <w:t>nAll</w:t>
+      </w:r>
+      <w:proofErr w:type="spellEnd"/>
+      <w:r>
+        <w:t xml:space="preserve"> Students:");</w:t>
+      </w:r>
+    </w:p>
+    <w:p/>
+    <w:p>
+      <w:r>
+        <w:t xml:space="preserve">        for (</w:t>
+      </w:r>
+      <w:proofErr w:type="spellStart"/>
+      <w:r>
+        <w:t>Map.Entry</w:t>
+      </w:r>
+      <w:proofErr w:type="spellEnd"/>
+      <w:r>
+        <w:t>&lt;Integer, String&gt; entry</w:t>
+      </w:r>
+    </w:p>
+    <w:p>
+      <w:r>
+        <w:t xml:space="preserve">                : </w:t>
+      </w:r>
+      <w:proofErr w:type="spellStart"/>
+      <w:r>
+        <w:t>students.entrySet</w:t>
+      </w:r>
+      <w:proofErr w:type="spellEnd"/>
+      <w:r>
+        <w:t>()) {</w:t>
+      </w:r>
+    </w:p>
+    <w:p/>
+    <w:p>
+      <w:r>
+        <w:t xml:space="preserve">            </w:t>
+      </w:r>
+      <w:proofErr w:type="spellStart"/>
+      <w:r>
+        <w:t>System.out.println</w:t>
+      </w:r>
+      <w:proofErr w:type="spellEnd"/>
+      <w:r>
+        <w:t>(</w:t>
+      </w:r>
+    </w:p>
+    <w:p>
+      <w:r>
+        <w:t xml:space="preserve">                    </w:t>
+      </w:r>
+      <w:proofErr w:type="spellStart"/>
+      <w:r>
+        <w:t>entry.getKey</w:t>
+      </w:r>
+      <w:proofErr w:type="spellEnd"/>
+      <w:r>
+        <w:t>() + " -&gt; "</w:t>
+      </w:r>
+    </w:p>
+    <w:p>
+      <w:r>
+        <w:t xml:space="preserve">                    + </w:t>
+      </w:r>
+      <w:proofErr w:type="spellStart"/>
+      <w:r>
+        <w:t>entry.getValue</w:t>
+      </w:r>
+      <w:proofErr w:type="spellEnd"/>
+      <w:r>
+        <w:t>());</w:t>
+      </w:r>
+    </w:p>
+    <w:p>
+      <w:r>
+        <w:t xml:space="preserve">        }</w:t>
+      </w:r>
+    </w:p>
+    <w:p/>
+    <w:p>
+      <w:r>
+        <w:t xml:space="preserve">        </w:t>
+      </w:r>
+      <w:proofErr w:type="spellStart"/>
+      <w:r>
+        <w:t>students.remove</w:t>
+      </w:r>
+      <w:proofErr w:type="spellEnd"/>
+      <w:r>
+        <w:t>(103);</w:t>
+      </w:r>
+    </w:p>
+    <w:p/>
+    <w:p>
+      <w:r>
+        <w:t xml:space="preserve">        </w:t>
+      </w:r>
+      <w:proofErr w:type="spellStart"/>
+      <w:r>
+        <w:t>System.out.println</w:t>
+      </w:r>
+      <w:proofErr w:type="spellEnd"/>
+      <w:r>
+        <w:t>("\</w:t>
+      </w:r>
+      <w:proofErr w:type="spellStart"/>
+      <w:r>
+        <w:t>nAfter</w:t>
+      </w:r>
+      <w:proofErr w:type="spellEnd"/>
+      <w:r>
+        <w:t xml:space="preserve"> removing ID 103:");</w:t>
+      </w:r>
+    </w:p>
+    <w:p/>
+    <w:p>
+      <w:r>
+        <w:t xml:space="preserve">        </w:t>
+      </w:r>
+      <w:proofErr w:type="spellStart"/>
+      <w:r>
+        <w:t>System.out.println</w:t>
+      </w:r>
+      <w:proofErr w:type="spellEnd"/>
+      <w:r>
+        <w:t>(students);</w:t>
+      </w:r>
+    </w:p>
+    <w:p>
+      <w:r>
+        <w:t xml:space="preserve">    }</w:t>
+      </w:r>
+    </w:p>
+    <w:p>
+      <w:r>
+        <w:t>}</w:t>
+      </w:r>
+    </w:p>
     <w:p/>
     <w:p>
       <w:r>
@@ -6163,13 +11914,8 @@
             <w:hideMark/>
           </w:tcPr>
           <w:p>
-            <w:proofErr w:type="gramStart"/>
-            <w:r>
-              <w:t>first(</w:t>
-            </w:r>
-            <w:proofErr w:type="gramEnd"/>
-            <w:r>
-              <w:t>)</w:t>
+            <w:r>
+              <w:t>first()</w:t>
             </w:r>
           </w:p>
         </w:tc>
@@ -6197,13 +11943,8 @@
             <w:hideMark/>
           </w:tcPr>
           <w:p>
-            <w:proofErr w:type="gramStart"/>
-            <w:r>
-              <w:t>last(</w:t>
-            </w:r>
-            <w:proofErr w:type="gramEnd"/>
-            <w:r>
-              <w:t>)</w:t>
+            <w:r>
+              <w:t>last()</w:t>
             </w:r>
           </w:p>
         </w:tc>
@@ -6232,17 +11973,12 @@
           </w:tcPr>
           <w:p>
             <w:proofErr w:type="spellStart"/>
-            <w:proofErr w:type="gramStart"/>
             <w:r>
               <w:t>headSet</w:t>
             </w:r>
             <w:proofErr w:type="spellEnd"/>
             <w:r>
-              <w:t>(</w:t>
-            </w:r>
-            <w:proofErr w:type="gramEnd"/>
-            <w:r>
-              <w:t>E e)</w:t>
+              <w:t>(E e)</w:t>
             </w:r>
           </w:p>
         </w:tc>
@@ -6271,17 +12007,12 @@
           </w:tcPr>
           <w:p>
             <w:proofErr w:type="spellStart"/>
-            <w:proofErr w:type="gramStart"/>
             <w:r>
               <w:t>tailSet</w:t>
             </w:r>
             <w:proofErr w:type="spellEnd"/>
             <w:r>
-              <w:t>(</w:t>
-            </w:r>
-            <w:proofErr w:type="gramEnd"/>
-            <w:r>
-              <w:t>E e)</w:t>
+              <w:t>(E e)</w:t>
             </w:r>
           </w:p>
         </w:tc>
@@ -6310,17 +12041,12 @@
           </w:tcPr>
           <w:p>
             <w:proofErr w:type="spellStart"/>
-            <w:proofErr w:type="gramStart"/>
             <w:r>
               <w:t>subSet</w:t>
             </w:r>
             <w:proofErr w:type="spellEnd"/>
             <w:r>
-              <w:t>(</w:t>
-            </w:r>
-            <w:proofErr w:type="gramEnd"/>
-            <w:r>
-              <w:t>E from, E to)</w:t>
+              <w:t>(E from, E to)</w:t>
             </w:r>
           </w:p>
         </w:tc>
@@ -6348,13 +12074,8 @@
             <w:hideMark/>
           </w:tcPr>
           <w:p>
-            <w:proofErr w:type="gramStart"/>
-            <w:r>
-              <w:t>comparator(</w:t>
-            </w:r>
-            <w:proofErr w:type="gramEnd"/>
-            <w:r>
-              <w:t>)</w:t>
+            <w:r>
+              <w:t>comparator()</w:t>
             </w:r>
           </w:p>
         </w:tc>
@@ -6382,13 +12103,8 @@
             <w:hideMark/>
           </w:tcPr>
           <w:p>
-            <w:proofErr w:type="gramStart"/>
-            <w:r>
-              <w:t>add(</w:t>
-            </w:r>
-            <w:proofErr w:type="gramEnd"/>
-            <w:r>
-              <w:t>E e)</w:t>
+            <w:r>
+              <w:t>add(E e)</w:t>
             </w:r>
           </w:p>
         </w:tc>
@@ -6416,14 +12132,8 @@
             <w:hideMark/>
           </w:tcPr>
           <w:p>
-            <w:proofErr w:type="gramStart"/>
-            <w:r>
-              <w:lastRenderedPageBreak/>
-              <w:t>remove(</w:t>
-            </w:r>
-            <w:proofErr w:type="gramEnd"/>
-            <w:r>
-              <w:t>Object o)</w:t>
+            <w:r>
+              <w:t>remove(Object o)</w:t>
             </w:r>
           </w:p>
         </w:tc>
@@ -6451,13 +12161,8 @@
             <w:hideMark/>
           </w:tcPr>
           <w:p>
-            <w:proofErr w:type="gramStart"/>
-            <w:r>
-              <w:t>contains(</w:t>
-            </w:r>
-            <w:proofErr w:type="gramEnd"/>
-            <w:r>
-              <w:t>Object o)</w:t>
+            <w:r>
+              <w:t>contains(Object o)</w:t>
             </w:r>
           </w:p>
         </w:tc>
@@ -6485,13 +12190,8 @@
             <w:hideMark/>
           </w:tcPr>
           <w:p>
-            <w:proofErr w:type="gramStart"/>
-            <w:r>
-              <w:t>size(</w:t>
-            </w:r>
-            <w:proofErr w:type="gramEnd"/>
-            <w:r>
-              <w:t>)</w:t>
+            <w:r>
+              <w:t>size()</w:t>
             </w:r>
           </w:p>
         </w:tc>
@@ -6520,17 +12220,12 @@
           </w:tcPr>
           <w:p>
             <w:proofErr w:type="spellStart"/>
-            <w:proofErr w:type="gramStart"/>
             <w:r>
               <w:t>isEmpty</w:t>
             </w:r>
             <w:proofErr w:type="spellEnd"/>
             <w:r>
-              <w:t>(</w:t>
-            </w:r>
-            <w:proofErr w:type="gramEnd"/>
-            <w:r>
-              <w:t>)</w:t>
+              <w:t>()</w:t>
             </w:r>
           </w:p>
         </w:tc>
@@ -6558,13 +12253,9 @@
             <w:hideMark/>
           </w:tcPr>
           <w:p>
-            <w:proofErr w:type="gramStart"/>
-            <w:r>
-              <w:t>clear(</w:t>
-            </w:r>
-            <w:proofErr w:type="gramEnd"/>
-            <w:r>
-              <w:t>)</w:t>
+            <w:r>
+              <w:lastRenderedPageBreak/>
+              <w:t>clear()</w:t>
             </w:r>
           </w:p>
         </w:tc>
@@ -6592,13 +12283,8 @@
             <w:hideMark/>
           </w:tcPr>
           <w:p>
-            <w:proofErr w:type="gramStart"/>
-            <w:r>
-              <w:t>iterator(</w:t>
-            </w:r>
-            <w:proofErr w:type="gramEnd"/>
-            <w:r>
-              <w:t>)</w:t>
+            <w:r>
+              <w:t>iterator()</w:t>
             </w:r>
           </w:p>
         </w:tc>
@@ -6616,7 +12302,535 @@
         </w:tc>
       </w:tr>
     </w:tbl>
-    <w:p/>
+    <w:p>
+      <w:r>
+        <w:rPr>
+          <w:b/>
+          <w:bCs/>
+        </w:rPr>
+        <w:t>Code:</w:t>
+      </w:r>
+    </w:p>
+    <w:p>
+      <w:r>
+        <w:t xml:space="preserve">import </w:t>
+      </w:r>
+      <w:proofErr w:type="spellStart"/>
+      <w:r>
+        <w:t>java.util.SortedSet</w:t>
+      </w:r>
+      <w:proofErr w:type="spellEnd"/>
+      <w:r>
+        <w:t>;</w:t>
+      </w:r>
+    </w:p>
+    <w:p>
+      <w:r>
+        <w:t xml:space="preserve">import </w:t>
+      </w:r>
+      <w:proofErr w:type="spellStart"/>
+      <w:r>
+        <w:t>java.util.TreeSet</w:t>
+      </w:r>
+      <w:proofErr w:type="spellEnd"/>
+      <w:r>
+        <w:t>;</w:t>
+      </w:r>
+    </w:p>
+    <w:p/>
+    <w:p>
+      <w:r>
+        <w:t xml:space="preserve">public class </w:t>
+      </w:r>
+      <w:proofErr w:type="spellStart"/>
+      <w:r>
+        <w:t>SortedSetInterface</w:t>
+      </w:r>
+      <w:proofErr w:type="spellEnd"/>
+      <w:r>
+        <w:t xml:space="preserve"> {</w:t>
+      </w:r>
+    </w:p>
+    <w:p>
+      <w:r>
+        <w:t xml:space="preserve">    public static void main(String[] </w:t>
+      </w:r>
+      <w:proofErr w:type="spellStart"/>
+      <w:r>
+        <w:t>args</w:t>
+      </w:r>
+      <w:proofErr w:type="spellEnd"/>
+      <w:r>
+        <w:t>) {</w:t>
+      </w:r>
+    </w:p>
+    <w:p/>
+    <w:p>
+      <w:r>
+        <w:t xml:space="preserve">        </w:t>
+      </w:r>
+      <w:proofErr w:type="spellStart"/>
+      <w:r>
+        <w:t>SortedSet</w:t>
+      </w:r>
+      <w:proofErr w:type="spellEnd"/>
+      <w:r>
+        <w:t>&lt;Integer&gt; marks =</w:t>
+      </w:r>
+    </w:p>
+    <w:p>
+      <w:r>
+        <w:t xml:space="preserve">                new </w:t>
+      </w:r>
+      <w:proofErr w:type="spellStart"/>
+      <w:r>
+        <w:t>TreeSet</w:t>
+      </w:r>
+      <w:proofErr w:type="spellEnd"/>
+      <w:r>
+        <w:t>&lt;&gt;();</w:t>
+      </w:r>
+    </w:p>
+    <w:p/>
+    <w:p>
+      <w:r>
+        <w:t xml:space="preserve">        </w:t>
+      </w:r>
+      <w:proofErr w:type="spellStart"/>
+      <w:r>
+        <w:t>marks.add</w:t>
+      </w:r>
+      <w:proofErr w:type="spellEnd"/>
+      <w:r>
+        <w:t>(85);</w:t>
+      </w:r>
+    </w:p>
+    <w:p>
+      <w:r>
+        <w:t xml:space="preserve">        </w:t>
+      </w:r>
+      <w:proofErr w:type="spellStart"/>
+      <w:r>
+        <w:t>marks.add</w:t>
+      </w:r>
+      <w:proofErr w:type="spellEnd"/>
+      <w:r>
+        <w:t>(65);</w:t>
+      </w:r>
+    </w:p>
+    <w:p>
+      <w:r>
+        <w:t xml:space="preserve">        </w:t>
+      </w:r>
+      <w:proofErr w:type="spellStart"/>
+      <w:r>
+        <w:t>marks.add</w:t>
+      </w:r>
+      <w:proofErr w:type="spellEnd"/>
+      <w:r>
+        <w:t>(95);</w:t>
+      </w:r>
+    </w:p>
+    <w:p>
+      <w:r>
+        <w:t xml:space="preserve">        </w:t>
+      </w:r>
+      <w:proofErr w:type="spellStart"/>
+      <w:r>
+        <w:t>marks.add</w:t>
+      </w:r>
+      <w:proofErr w:type="spellEnd"/>
+      <w:r>
+        <w:t>(75);</w:t>
+      </w:r>
+    </w:p>
+    <w:p>
+      <w:r>
+        <w:t xml:space="preserve">        </w:t>
+      </w:r>
+      <w:proofErr w:type="spellStart"/>
+      <w:r>
+        <w:t>marks.add</w:t>
+      </w:r>
+      <w:proofErr w:type="spellEnd"/>
+      <w:r>
+        <w:t>(55);</w:t>
+      </w:r>
+    </w:p>
+    <w:p>
+      <w:r>
+        <w:t xml:space="preserve">        </w:t>
+      </w:r>
+      <w:proofErr w:type="spellStart"/>
+      <w:r>
+        <w:t>marks.add</w:t>
+      </w:r>
+      <w:proofErr w:type="spellEnd"/>
+      <w:r>
+        <w:t>(85);</w:t>
+      </w:r>
+    </w:p>
+    <w:p/>
+    <w:p>
+      <w:r>
+        <w:t xml:space="preserve">        </w:t>
+      </w:r>
+      <w:proofErr w:type="spellStart"/>
+      <w:r>
+        <w:t>System.out.println</w:t>
+      </w:r>
+      <w:proofErr w:type="spellEnd"/>
+      <w:r>
+        <w:t>("Sorted Marks: "</w:t>
+      </w:r>
+    </w:p>
+    <w:p>
+      <w:r>
+        <w:t xml:space="preserve">                + marks);</w:t>
+      </w:r>
+    </w:p>
+    <w:p/>
+    <w:p>
+      <w:r>
+        <w:t xml:space="preserve">        </w:t>
+      </w:r>
+      <w:proofErr w:type="spellStart"/>
+      <w:r>
+        <w:t>System.out.println</w:t>
+      </w:r>
+      <w:proofErr w:type="spellEnd"/>
+      <w:r>
+        <w:t>("First Mark: "</w:t>
+      </w:r>
+    </w:p>
+    <w:p>
+      <w:r>
+        <w:t xml:space="preserve">                + </w:t>
+      </w:r>
+      <w:proofErr w:type="spellStart"/>
+      <w:r>
+        <w:t>marks.first</w:t>
+      </w:r>
+      <w:proofErr w:type="spellEnd"/>
+      <w:r>
+        <w:t>());</w:t>
+      </w:r>
+    </w:p>
+    <w:p/>
+    <w:p>
+      <w:r>
+        <w:t xml:space="preserve">        </w:t>
+      </w:r>
+      <w:proofErr w:type="spellStart"/>
+      <w:r>
+        <w:t>System.out.println</w:t>
+      </w:r>
+      <w:proofErr w:type="spellEnd"/>
+      <w:r>
+        <w:t>("Last Mark: "</w:t>
+      </w:r>
+    </w:p>
+    <w:p>
+      <w:r>
+        <w:lastRenderedPageBreak/>
+        <w:t xml:space="preserve">                + </w:t>
+      </w:r>
+      <w:proofErr w:type="spellStart"/>
+      <w:r>
+        <w:t>marks.last</w:t>
+      </w:r>
+      <w:proofErr w:type="spellEnd"/>
+      <w:r>
+        <w:t>());</w:t>
+      </w:r>
+    </w:p>
+    <w:p/>
+    <w:p>
+      <w:r>
+        <w:t xml:space="preserve">        </w:t>
+      </w:r>
+      <w:proofErr w:type="spellStart"/>
+      <w:r>
+        <w:t>System.out.println</w:t>
+      </w:r>
+      <w:proofErr w:type="spellEnd"/>
+      <w:r>
+        <w:t>("Size: "</w:t>
+      </w:r>
+    </w:p>
+    <w:p>
+      <w:r>
+        <w:t xml:space="preserve">                + </w:t>
+      </w:r>
+      <w:proofErr w:type="spellStart"/>
+      <w:r>
+        <w:t>marks.size</w:t>
+      </w:r>
+      <w:proofErr w:type="spellEnd"/>
+      <w:r>
+        <w:t>());</w:t>
+      </w:r>
+    </w:p>
+    <w:p/>
+    <w:p>
+      <w:r>
+        <w:t xml:space="preserve">        </w:t>
+      </w:r>
+      <w:proofErr w:type="spellStart"/>
+      <w:r>
+        <w:t>System.out.println</w:t>
+      </w:r>
+      <w:proofErr w:type="spellEnd"/>
+      <w:r>
+        <w:t>("Head Set: "</w:t>
+      </w:r>
+    </w:p>
+    <w:p>
+      <w:r>
+        <w:t xml:space="preserve">                + </w:t>
+      </w:r>
+      <w:proofErr w:type="spellStart"/>
+      <w:r>
+        <w:t>marks.headSet</w:t>
+      </w:r>
+      <w:proofErr w:type="spellEnd"/>
+      <w:r>
+        <w:t>(85));</w:t>
+      </w:r>
+    </w:p>
+    <w:p/>
+    <w:p>
+      <w:r>
+        <w:t xml:space="preserve">        </w:t>
+      </w:r>
+      <w:proofErr w:type="spellStart"/>
+      <w:r>
+        <w:t>System.out.println</w:t>
+      </w:r>
+      <w:proofErr w:type="spellEnd"/>
+      <w:r>
+        <w:t>("Tail Set: "</w:t>
+      </w:r>
+    </w:p>
+    <w:p>
+      <w:r>
+        <w:t xml:space="preserve">                + </w:t>
+      </w:r>
+      <w:proofErr w:type="spellStart"/>
+      <w:r>
+        <w:t>marks.tailSet</w:t>
+      </w:r>
+      <w:proofErr w:type="spellEnd"/>
+      <w:r>
+        <w:t>(75));</w:t>
+      </w:r>
+    </w:p>
+    <w:p/>
+    <w:p>
+      <w:r>
+        <w:t xml:space="preserve">        </w:t>
+      </w:r>
+      <w:proofErr w:type="spellStart"/>
+      <w:r>
+        <w:t>System.out.println</w:t>
+      </w:r>
+      <w:proofErr w:type="spellEnd"/>
+      <w:r>
+        <w:t>("Sub Set: "</w:t>
+      </w:r>
+    </w:p>
+    <w:p>
+      <w:r>
+        <w:t xml:space="preserve">                + </w:t>
+      </w:r>
+      <w:proofErr w:type="spellStart"/>
+      <w:r>
+        <w:t>marks.subSet</w:t>
+      </w:r>
+      <w:proofErr w:type="spellEnd"/>
+      <w:r>
+        <w:t>(65, 95));</w:t>
+      </w:r>
+    </w:p>
+    <w:p/>
+    <w:p>
+      <w:r>
+        <w:t xml:space="preserve">        </w:t>
+      </w:r>
+      <w:proofErr w:type="spellStart"/>
+      <w:r>
+        <w:t>System.out.println</w:t>
+      </w:r>
+      <w:proofErr w:type="spellEnd"/>
+      <w:r>
+        <w:t>("\</w:t>
+      </w:r>
+      <w:proofErr w:type="spellStart"/>
+      <w:r>
+        <w:t>nMarks</w:t>
+      </w:r>
+      <w:proofErr w:type="spellEnd"/>
+      <w:r>
+        <w:t xml:space="preserve"> using for-each:");</w:t>
+      </w:r>
+    </w:p>
+    <w:p/>
+    <w:p>
+      <w:r>
+        <w:t xml:space="preserve">        for (Integer mark : marks) {</w:t>
+      </w:r>
+    </w:p>
+    <w:p>
+      <w:r>
+        <w:t xml:space="preserve">            </w:t>
+      </w:r>
+      <w:proofErr w:type="spellStart"/>
+      <w:r>
+        <w:t>System.out.println</w:t>
+      </w:r>
+      <w:proofErr w:type="spellEnd"/>
+      <w:r>
+        <w:t>(mark);</w:t>
+      </w:r>
+    </w:p>
+    <w:p>
+      <w:r>
+        <w:t xml:space="preserve">        }</w:t>
+      </w:r>
+    </w:p>
+    <w:p/>
+    <w:p>
+      <w:r>
+        <w:t xml:space="preserve">        </w:t>
+      </w:r>
+      <w:proofErr w:type="spellStart"/>
+      <w:r>
+        <w:t>System.out.println</w:t>
+      </w:r>
+      <w:proofErr w:type="spellEnd"/>
+      <w:r>
+        <w:t>("\</w:t>
+      </w:r>
+      <w:proofErr w:type="spellStart"/>
+      <w:r>
+        <w:t>nContains</w:t>
+      </w:r>
+      <w:proofErr w:type="spellEnd"/>
+      <w:r>
+        <w:t xml:space="preserve"> 75: "</w:t>
+      </w:r>
+    </w:p>
+    <w:p>
+      <w:r>
+        <w:t xml:space="preserve">                + </w:t>
+      </w:r>
+      <w:proofErr w:type="spellStart"/>
+      <w:r>
+        <w:t>marks.contains</w:t>
+      </w:r>
+      <w:proofErr w:type="spellEnd"/>
+      <w:r>
+        <w:t>(75));</w:t>
+      </w:r>
+    </w:p>
+    <w:p/>
+    <w:p>
+      <w:r>
+        <w:t xml:space="preserve">        </w:t>
+      </w:r>
+      <w:proofErr w:type="spellStart"/>
+      <w:r>
+        <w:t>marks.remove</w:t>
+      </w:r>
+      <w:proofErr w:type="spellEnd"/>
+      <w:r>
+        <w:t>(55);</w:t>
+      </w:r>
+    </w:p>
+    <w:p/>
+    <w:p>
+      <w:r>
+        <w:t xml:space="preserve">        </w:t>
+      </w:r>
+      <w:proofErr w:type="spellStart"/>
+      <w:r>
+        <w:t>System.out.println</w:t>
+      </w:r>
+      <w:proofErr w:type="spellEnd"/>
+      <w:r>
+        <w:t>("After removing 55: "</w:t>
+      </w:r>
+    </w:p>
+    <w:p>
+      <w:r>
+        <w:t xml:space="preserve">                + marks);</w:t>
+      </w:r>
+    </w:p>
+    <w:p/>
+    <w:p>
+      <w:r>
+        <w:lastRenderedPageBreak/>
+        <w:t xml:space="preserve">        </w:t>
+      </w:r>
+      <w:proofErr w:type="spellStart"/>
+      <w:r>
+        <w:t>System.out.println</w:t>
+      </w:r>
+      <w:proofErr w:type="spellEnd"/>
+      <w:r>
+        <w:t>("First Mark After Removal: "</w:t>
+      </w:r>
+    </w:p>
+    <w:p>
+      <w:r>
+        <w:t xml:space="preserve">                + </w:t>
+      </w:r>
+      <w:proofErr w:type="spellStart"/>
+      <w:r>
+        <w:t>marks.first</w:t>
+      </w:r>
+      <w:proofErr w:type="spellEnd"/>
+      <w:r>
+        <w:t>());</w:t>
+      </w:r>
+    </w:p>
+    <w:p/>
+    <w:p>
+      <w:r>
+        <w:t xml:space="preserve">        </w:t>
+      </w:r>
+      <w:proofErr w:type="spellStart"/>
+      <w:r>
+        <w:t>System.out.println</w:t>
+      </w:r>
+      <w:proofErr w:type="spellEnd"/>
+      <w:r>
+        <w:t>("Last Mark After Removal: "</w:t>
+      </w:r>
+    </w:p>
+    <w:p>
+      <w:r>
+        <w:t xml:space="preserve">                + </w:t>
+      </w:r>
+      <w:proofErr w:type="spellStart"/>
+      <w:r>
+        <w:t>marks.last</w:t>
+      </w:r>
+      <w:proofErr w:type="spellEnd"/>
+      <w:r>
+        <w:t>());</w:t>
+      </w:r>
+    </w:p>
+    <w:p>
+      <w:r>
+        <w:t xml:space="preserve">    }</w:t>
+      </w:r>
+    </w:p>
+    <w:p>
+      <w:r>
+        <w:t>}</w:t>
+      </w:r>
+    </w:p>
     <w:p>
       <w:r>
         <w:rPr>
@@ -7285,7 +13499,6 @@
   <w:style w:type="character" w:default="1" w:styleId="DefaultParagraphFont">
     <w:name w:val="Default Paragraph Font"/>
     <w:uiPriority w:val="1"/>
-    <w:semiHidden/>
     <w:unhideWhenUsed/>
   </w:style>
   <w:style w:type="table" w:default="1" w:styleId="TableNormal">
